--- a/docs/ОСМиПА/Мавлютов М.Р., Никитин Е.Н., Пятков В.С., Евстифеева К.С. - ОСМиПА - все задания.docx
+++ b/docs/ОСМиПА/Мавлютов М.Р., Никитин Е.Н., Пятков В.С., Евстифеева К.С. - ОСМиПА - все задания.docx
@@ -61,7 +61,7 @@
           <w:sz w:val="24"/>
           <w:szCs w:val="24"/>
         </w:rPr>
-        <w:t xml:space="preserve">Задания №1–№3</w:t>
+        <w:t xml:space="preserve">Задания №1-№3</w:t>
       </w:r>
     </w:p>
     <w:p>
@@ -117,6 +117,7 @@
           <w:rFonts w:ascii="Times New Roman" w:cs="Times New Roman" w:eastAsia="Times New Roman" w:hAnsi="Times New Roman"/>
           <w:b/>
           <w:bCs/>
+          <w:color w:val="000000"/>
           <w:sz w:val="26"/>
           <w:szCs w:val="26"/>
         </w:rPr>
@@ -144,7 +145,7 @@
           <w:sz w:val="24"/>
           <w:szCs w:val="24"/>
         </w:rPr>
-        <w:t xml:space="preserve"> — веб-приложение (SaaS), в котором небольшая команда ведёт проект целиком: проекты и направления, задачи и канбан-доска, лента дел «на сегодня», общий календарь, быстрые заметки, прогресс и достижения, фокус-режим с таймером, профиль и настройки, уведомления (в том числе через Telegram-бот). Клиент — одностраничное веб-приложение на JavaScript, сервер — REST API с сессионной авторизацией и защитой от CSRF; подключена аналитика Яндекс.Метрики; реализованы бесплатный пробный период, тарифы на 1/3/12 месяцев и приём платежей; есть страница приложения в RuStore.</w:t>
+        <w:t xml:space="preserve"> - веб-приложение (SaaS), в котором небольшая команда ведёт проект целиком: проекты и направления, задачи и канбан-доска, лента дел «на сегодня», общий календарь, быстрые заметки, прогресс и достижения, фокус-режим с таймером, профиль и настройки, уведомления (в том числе через Telegram-бот). Клиент - одностраничное веб-приложение на JavaScript, сервер - REST API с сессионной авторизацией и защитой от CSRF; подключена аналитика Яндекс.Метрики; реализованы бесплатный пробный период, тарифы на 1/3/12 месяцев и приём платежей; есть страница приложения в RuStore.</w:t>
       </w:r>
     </w:p>
     <w:p>
@@ -158,7 +159,7 @@
           <w:sz w:val="24"/>
           <w:szCs w:val="24"/>
         </w:rPr>
-        <w:t xml:space="preserve">Целевая аудитория — команды 3–15 человек в России: студенческие и учебные проектные группы, микро-агентства и студии, малый бизнес с командой, продуктовые микро-команды. Базовая цена — 225 ₽ за участника в месяц. Текущий этап жизненного цикла проекта — производство и пилотный запуск.</w:t>
+        <w:t xml:space="preserve">Целевая аудитория - команды 3-15 человек в России: студенческие и учебные проектные группы, микро-агентства и студии, малый бизнес с командой, продуктовые микро-команды. Базовая цена - 225 ₽ за участника в месяц. Текущий этап жизненного цикла проекта - производство и пилотный запуск.</w:t>
       </w:r>
     </w:p>
     <w:p>
@@ -201,6 +202,7 @@
           <w:rFonts w:ascii="Times New Roman" w:cs="Times New Roman" w:eastAsia="Times New Roman" w:hAnsi="Times New Roman"/>
           <w:b/>
           <w:bCs/>
+          <w:color w:val="000000"/>
           <w:sz w:val="30"/>
           <w:szCs w:val="30"/>
         </w:rPr>
@@ -218,6 +220,7 @@
           <w:rFonts w:ascii="Times New Roman" w:cs="Times New Roman" w:eastAsia="Times New Roman" w:hAnsi="Times New Roman"/>
           <w:b/>
           <w:bCs/>
+          <w:color w:val="000000"/>
           <w:sz w:val="26"/>
           <w:szCs w:val="26"/>
         </w:rPr>
@@ -237,7 +240,7 @@
           <w:sz w:val="22"/>
           <w:szCs w:val="22"/>
         </w:rPr>
-        <w:t xml:space="preserve">Формула: «A — это B для C, которое D».</w:t>
+        <w:t xml:space="preserve">Формула: «A - это B для C, которое D».</w:t>
       </w:r>
     </w:p>
     <w:p>
@@ -253,7 +256,7 @@
           <w:sz w:val="24"/>
           <w:szCs w:val="24"/>
         </w:rPr>
-        <w:t xml:space="preserve">Apex — это веб-пространство для совместной работы над проектами для небольших команд из 3–15 человек (студенческих проектных групп, микро-агентств и студий, малого бизнеса и продуктовых микро-команд), которое собирает задачи, канбан-доску, общий календарь, заметки и прогресс команды в одном окне, чтобы договорённости не терялись в мессенджерах, дедлайны не держались «в голове», а статус проекта был виден без планёрок и ручных отчётов.</w:t>
+        <w:t xml:space="preserve">Apex - это веб-пространство для совместной работы над проектами для небольших команд из 3-15 человек (студенческих проектных групп, микро-агентств и студий, малого бизнеса и продуктовых микро-команд), которое собирает задачи, канбан-доску, общий календарь, заметки и прогресс команды в одном окне, чтобы договорённости не терялись в мессенджерах, дедлайны не держались «в голове», а статус проекта был виден без планёрок и ручных отчётов.</w:t>
       </w:r>
     </w:p>
     <w:p>
@@ -293,7 +296,7 @@
         <w:tc>
           <w:tcPr>
             <w:tcW w:type="dxa" w:w="1542"/>
-            <w:shd w:fill="E8EEF7" w:color="auto" w:val="clear"/>
+            <w:shd w:fill="EDEDED" w:color="auto" w:val="clear"/>
             <w:tcMar>
               <w:top w:type="dxa" w:w="60"/>
               <w:left w:type="dxa" w:w="90"/>
@@ -321,7 +324,7 @@
         <w:tc>
           <w:tcPr>
             <w:tcW w:type="dxa" w:w="3277"/>
-            <w:shd w:fill="E8EEF7" w:color="auto" w:val="clear"/>
+            <w:shd w:fill="EDEDED" w:color="auto" w:val="clear"/>
             <w:tcMar>
               <w:top w:type="dxa" w:w="60"/>
               <w:left w:type="dxa" w:w="90"/>
@@ -349,7 +352,7 @@
         <w:tc>
           <w:tcPr>
             <w:tcW w:type="dxa" w:w="4819"/>
-            <w:shd w:fill="E8EEF7" w:color="auto" w:val="clear"/>
+            <w:shd w:fill="EDEDED" w:color="auto" w:val="clear"/>
             <w:tcMar>
               <w:top w:type="dxa" w:w="60"/>
               <w:left w:type="dxa" w:w="90"/>
@@ -382,28 +385,28 @@
         <w:tc>
           <w:tcPr>
             <w:tcW w:type="dxa" w:w="1542"/>
-            <w:shd w:fill="F4F6FA" w:color="auto" w:val="clear"/>
-            <w:tcMar>
-              <w:top w:type="dxa" w:w="60"/>
-              <w:left w:type="dxa" w:w="90"/>
-              <w:bottom w:type="dxa" w:w="60"/>
-              <w:right w:type="dxa" w:w="90"/>
-            </w:tcMar>
-          </w:tcPr>
-          <w:p>
-            <w:pPr>
-              <w:spacing w:after="40" w:line="240"/>
-              <w:jc w:val="left"/>
-            </w:pPr>
-            <w:r>
-              <w:rPr>
-                <w:rFonts w:ascii="Times New Roman" w:cs="Times New Roman" w:eastAsia="Times New Roman" w:hAnsi="Times New Roman"/>
-                <w:b/>
-                <w:bCs/>
-                <w:sz w:val="20"/>
-                <w:szCs w:val="20"/>
-              </w:rPr>
-              <w:t xml:space="preserve">A — название</w:t>
+            <w:shd w:fill="F5F5F5" w:color="auto" w:val="clear"/>
+            <w:tcMar>
+              <w:top w:type="dxa" w:w="60"/>
+              <w:left w:type="dxa" w:w="90"/>
+              <w:bottom w:type="dxa" w:w="60"/>
+              <w:right w:type="dxa" w:w="90"/>
+            </w:tcMar>
+          </w:tcPr>
+          <w:p>
+            <w:pPr>
+              <w:spacing w:after="40" w:line="240"/>
+              <w:jc w:val="left"/>
+            </w:pPr>
+            <w:r>
+              <w:rPr>
+                <w:rFonts w:ascii="Times New Roman" w:cs="Times New Roman" w:eastAsia="Times New Roman" w:hAnsi="Times New Roman"/>
+                <w:b/>
+                <w:bCs/>
+                <w:sz w:val="20"/>
+                <w:szCs w:val="20"/>
+              </w:rPr>
+              <w:t xml:space="preserve">A - название</w:t>
             </w:r>
           </w:p>
         </w:tc>
@@ -469,28 +472,28 @@
         <w:tc>
           <w:tcPr>
             <w:tcW w:type="dxa" w:w="1542"/>
-            <w:shd w:fill="F4F6FA" w:color="auto" w:val="clear"/>
-            <w:tcMar>
-              <w:top w:type="dxa" w:w="60"/>
-              <w:left w:type="dxa" w:w="90"/>
-              <w:bottom w:type="dxa" w:w="60"/>
-              <w:right w:type="dxa" w:w="90"/>
-            </w:tcMar>
-          </w:tcPr>
-          <w:p>
-            <w:pPr>
-              <w:spacing w:after="40" w:line="240"/>
-              <w:jc w:val="left"/>
-            </w:pPr>
-            <w:r>
-              <w:rPr>
-                <w:rFonts w:ascii="Times New Roman" w:cs="Times New Roman" w:eastAsia="Times New Roman" w:hAnsi="Times New Roman"/>
-                <w:b/>
-                <w:bCs/>
-                <w:sz w:val="20"/>
-                <w:szCs w:val="20"/>
-              </w:rPr>
-              <w:t xml:space="preserve">B — форма/вид продукта</w:t>
+            <w:shd w:fill="F5F5F5" w:color="auto" w:val="clear"/>
+            <w:tcMar>
+              <w:top w:type="dxa" w:w="60"/>
+              <w:left w:type="dxa" w:w="90"/>
+              <w:bottom w:type="dxa" w:w="60"/>
+              <w:right w:type="dxa" w:w="90"/>
+            </w:tcMar>
+          </w:tcPr>
+          <w:p>
+            <w:pPr>
+              <w:spacing w:after="40" w:line="240"/>
+              <w:jc w:val="left"/>
+            </w:pPr>
+            <w:r>
+              <w:rPr>
+                <w:rFonts w:ascii="Times New Roman" w:cs="Times New Roman" w:eastAsia="Times New Roman" w:hAnsi="Times New Roman"/>
+                <w:b/>
+                <w:bCs/>
+                <w:sz w:val="20"/>
+                <w:szCs w:val="20"/>
+              </w:rPr>
+              <w:t xml:space="preserve">B - форма/вид продукта</w:t>
             </w:r>
           </w:p>
         </w:tc>
@@ -517,7 +520,7 @@
                 <w:sz w:val="20"/>
                 <w:szCs w:val="20"/>
               </w:rPr>
-              <w:t xml:space="preserve">Веб-приложение (SaaS) — единое пространство для ведения проектов небольшой командой: проекты/направления, задачи и канбан-доска, общий календарь, заметки, прогресс и достижения</w:t>
+              <w:t xml:space="preserve">Веб-приложение (SaaS) - единое пространство для ведения проектов небольшой командой: проекты/направления, задачи и канбан-доска, общий календарь, заметки, прогресс и достижения</w:t>
             </w:r>
           </w:p>
         </w:tc>
@@ -544,7 +547,7 @@
                 <w:sz w:val="20"/>
                 <w:szCs w:val="20"/>
               </w:rPr>
-              <w:t xml:space="preserve">Не «ещё один таск-трекер»: ключевая форма — одно окно, в котором закрыт весь цикл работы команды над проектом, без переключения между 3–5 сервисами. Доступно из браузера на ПК и телефоне, страница приложения размещена в RuStore.</w:t>
+              <w:t xml:space="preserve">Не «ещё один таск-трекер»: ключевая форма - одно окно, в котором закрыт весь цикл работы команды над проектом, без переключения между 3-5 сервисами. Доступно из браузера на ПК и телефоне, страница приложения размещена в RuStore.</w:t>
             </w:r>
           </w:p>
         </w:tc>
@@ -556,28 +559,28 @@
         <w:tc>
           <w:tcPr>
             <w:tcW w:type="dxa" w:w="1542"/>
-            <w:shd w:fill="F4F6FA" w:color="auto" w:val="clear"/>
-            <w:tcMar>
-              <w:top w:type="dxa" w:w="60"/>
-              <w:left w:type="dxa" w:w="90"/>
-              <w:bottom w:type="dxa" w:w="60"/>
-              <w:right w:type="dxa" w:w="90"/>
-            </w:tcMar>
-          </w:tcPr>
-          <w:p>
-            <w:pPr>
-              <w:spacing w:after="40" w:line="240"/>
-              <w:jc w:val="left"/>
-            </w:pPr>
-            <w:r>
-              <w:rPr>
-                <w:rFonts w:ascii="Times New Roman" w:cs="Times New Roman" w:eastAsia="Times New Roman" w:hAnsi="Times New Roman"/>
-                <w:b/>
-                <w:bCs/>
-                <w:sz w:val="20"/>
-                <w:szCs w:val="20"/>
-              </w:rPr>
-              <w:t xml:space="preserve">C — целевая аудитория</w:t>
+            <w:shd w:fill="F5F5F5" w:color="auto" w:val="clear"/>
+            <w:tcMar>
+              <w:top w:type="dxa" w:w="60"/>
+              <w:left w:type="dxa" w:w="90"/>
+              <w:bottom w:type="dxa" w:w="60"/>
+              <w:right w:type="dxa" w:w="90"/>
+            </w:tcMar>
+          </w:tcPr>
+          <w:p>
+            <w:pPr>
+              <w:spacing w:after="40" w:line="240"/>
+              <w:jc w:val="left"/>
+            </w:pPr>
+            <w:r>
+              <w:rPr>
+                <w:rFonts w:ascii="Times New Roman" w:cs="Times New Roman" w:eastAsia="Times New Roman" w:hAnsi="Times New Roman"/>
+                <w:b/>
+                <w:bCs/>
+                <w:sz w:val="20"/>
+                <w:szCs w:val="20"/>
+              </w:rPr>
+              <w:t xml:space="preserve">C - целевая аудитория</w:t>
             </w:r>
           </w:p>
         </w:tc>
@@ -604,7 +607,7 @@
                 <w:sz w:val="20"/>
                 <w:szCs w:val="20"/>
               </w:rPr>
-              <w:t xml:space="preserve">Небольшие команды 3–15 человек в России: студенческие и учебные проектные группы; микро-агентства и студии (дизайн, маркетинг, разработка, видео); малый бизнес и ИП с командой; продуктовые микро-команды внутри среднего бизнеса, которым не выдают корпоративные системы</w:t>
+              <w:t xml:space="preserve">Небольшие команды 3-15 человек в России: студенческие и учебные проектные группы; микро-агентства и студии (дизайн, маркетинг, разработка, видео); малый бизнес и ИП с командой; продуктовые микро-команды внутри среднего бизнеса, которым не выдают корпоративные системы</w:t>
             </w:r>
           </w:p>
         </w:tc>
@@ -643,28 +646,28 @@
         <w:tc>
           <w:tcPr>
             <w:tcW w:type="dxa" w:w="1542"/>
-            <w:shd w:fill="F4F6FA" w:color="auto" w:val="clear"/>
-            <w:tcMar>
-              <w:top w:type="dxa" w:w="60"/>
-              <w:left w:type="dxa" w:w="90"/>
-              <w:bottom w:type="dxa" w:w="60"/>
-              <w:right w:type="dxa" w:w="90"/>
-            </w:tcMar>
-          </w:tcPr>
-          <w:p>
-            <w:pPr>
-              <w:spacing w:after="40" w:line="240"/>
-              <w:jc w:val="left"/>
-            </w:pPr>
-            <w:r>
-              <w:rPr>
-                <w:rFonts w:ascii="Times New Roman" w:cs="Times New Roman" w:eastAsia="Times New Roman" w:hAnsi="Times New Roman"/>
-                <w:b/>
-                <w:bCs/>
-                <w:sz w:val="20"/>
-                <w:szCs w:val="20"/>
-              </w:rPr>
-              <w:t xml:space="preserve">D — ценность/решаемая проблема</w:t>
+            <w:shd w:fill="F5F5F5" w:color="auto" w:val="clear"/>
+            <w:tcMar>
+              <w:top w:type="dxa" w:w="60"/>
+              <w:left w:type="dxa" w:w="90"/>
+              <w:bottom w:type="dxa" w:w="60"/>
+              <w:right w:type="dxa" w:w="90"/>
+            </w:tcMar>
+          </w:tcPr>
+          <w:p>
+            <w:pPr>
+              <w:spacing w:after="40" w:line="240"/>
+              <w:jc w:val="left"/>
+            </w:pPr>
+            <w:r>
+              <w:rPr>
+                <w:rFonts w:ascii="Times New Roman" w:cs="Times New Roman" w:eastAsia="Times New Roman" w:hAnsi="Times New Roman"/>
+                <w:b/>
+                <w:bCs/>
+                <w:sz w:val="20"/>
+                <w:szCs w:val="20"/>
+              </w:rPr>
+              <w:t xml:space="preserve">D - ценность/решаемая проблема</w:t>
             </w:r>
           </w:p>
         </w:tc>
@@ -718,7 +721,7 @@
                 <w:sz w:val="20"/>
                 <w:szCs w:val="20"/>
               </w:rPr>
-              <w:t xml:space="preserve">Экономический эффект для команды: меньше срывов сроков и переделок, экономия 30–60 минут в неделю на сборе статуса, цена ниже платных тарифов аналогов (225 ₽ за участника в месяц против 430–990 ₽ у сопоставимых сервисов).</w:t>
+              <w:t xml:space="preserve">Экономический эффект для команды: меньше срывов сроков и переделок, экономия 30-60 минут в неделю на сборе статуса, цена ниже платных тарифов аналогов (225 ₽ за участника в месяц против 430-990 ₽ у сопоставимых сервисов).</w:t>
             </w:r>
           </w:p>
         </w:tc>
@@ -735,6 +738,7 @@
           <w:rFonts w:ascii="Times New Roman" w:cs="Times New Roman" w:eastAsia="Times New Roman" w:hAnsi="Times New Roman"/>
           <w:b/>
           <w:bCs/>
+          <w:color w:val="000000"/>
           <w:sz w:val="26"/>
           <w:szCs w:val="26"/>
         </w:rPr>
@@ -754,7 +758,7 @@
           <w:sz w:val="22"/>
           <w:szCs w:val="22"/>
         </w:rPr>
-        <w:t xml:space="preserve">Блоки приведены в нумерации шаблона (1–9).</w:t>
+        <w:t xml:space="preserve">Блоки приведены в нумерации шаблона (1-9).</w:t>
       </w:r>
     </w:p>
     <w:p>
@@ -770,6 +774,7 @@
           <w:bCs/>
           <w:i/>
           <w:iCs/>
+          <w:color w:val="000000"/>
           <w:sz w:val="24"/>
           <w:szCs w:val="24"/>
         </w:rPr>
@@ -789,15 +794,15 @@
           <w:sz w:val="24"/>
           <w:szCs w:val="24"/>
         </w:rPr>
-        <w:t xml:space="preserve">Ядро (сегмент №1) — студенческие и учебные проектные команды</w:t>
-      </w:r>
-      <w:r>
-        <w:rPr>
-          <w:rFonts w:ascii="Times New Roman" w:cs="Times New Roman" w:eastAsia="Times New Roman" w:hAnsi="Times New Roman"/>
-          <w:sz w:val="24"/>
-          <w:szCs w:val="24"/>
-        </w:rPr>
-        <w:t xml:space="preserve"> (3–7 человек): курсовые и дипломные проекты, хакатоны, акселераторы, студенческие стартапы. Задачи: распределить роли, не сорвать срок сдачи, показать преподавателю/куратору вклад каждого участника. Выгода: проект сдаётся в срок без авралов в последнюю ночь, а вклад участников виден и подтверждён историей задач.</w:t>
+        <w:t xml:space="preserve">Ядро (сегмент №1) - студенческие и учебные проектные команды</w:t>
+      </w:r>
+      <w:r>
+        <w:rPr>
+          <w:rFonts w:ascii="Times New Roman" w:cs="Times New Roman" w:eastAsia="Times New Roman" w:hAnsi="Times New Roman"/>
+          <w:sz w:val="24"/>
+          <w:szCs w:val="24"/>
+        </w:rPr>
+        <w:t xml:space="preserve"> (3-7 человек): курсовые и дипломные проекты, хакатоны, акселераторы, студенческие стартапы. Задачи: распределить роли, не сорвать срок сдачи, показать преподавателю/куратору вклад каждого участника. Выгода: проект сдаётся в срок без авралов в последнюю ночь, а вклад участников виден и подтверждён историей задач.</w:t>
       </w:r>
     </w:p>
     <w:p>
@@ -813,15 +818,15 @@
           <w:sz w:val="24"/>
           <w:szCs w:val="24"/>
         </w:rPr>
-        <w:t xml:space="preserve">Сегмент №2 — микро-агентства и студии</w:t>
-      </w:r>
-      <w:r>
-        <w:rPr>
-          <w:rFonts w:ascii="Times New Roman" w:cs="Times New Roman" w:eastAsia="Times New Roman" w:hAnsi="Times New Roman"/>
-          <w:sz w:val="24"/>
-          <w:szCs w:val="24"/>
-        </w:rPr>
-        <w:t xml:space="preserve"> (дизайн, маркетинг, веб-разработка, видеопродакшн), 3–15 человек, 5–15 параллельных клиентских проектов. Задачи: держать все проекты и дедлайны в одном месте, не терять правки заказчика, видеть загрузку людей. Выгода: меньше потерянных правок и сорванных сроков, статус для клиента собирается из системы, а не из переписки.</w:t>
+        <w:t xml:space="preserve">Сегмент №2 - микро-агентства и студии</w:t>
+      </w:r>
+      <w:r>
+        <w:rPr>
+          <w:rFonts w:ascii="Times New Roman" w:cs="Times New Roman" w:eastAsia="Times New Roman" w:hAnsi="Times New Roman"/>
+          <w:sz w:val="24"/>
+          <w:szCs w:val="24"/>
+        </w:rPr>
+        <w:t xml:space="preserve"> (дизайн, маркетинг, веб-разработка, видеопродакшн), 3-15 человек, 5-15 параллельных клиентских проектов. Задачи: держать все проекты и дедлайны в одном месте, не терять правки заказчика, видеть загрузку людей. Выгода: меньше потерянных правок и сорванных сроков, статус для клиента собирается из системы, а не из переписки.</w:t>
       </w:r>
     </w:p>
     <w:p>
@@ -837,15 +842,15 @@
           <w:sz w:val="24"/>
           <w:szCs w:val="24"/>
         </w:rPr>
-        <w:t xml:space="preserve">Сегмент №3 — малый бизнес и ИП с командой</w:t>
-      </w:r>
-      <w:r>
-        <w:rPr>
-          <w:rFonts w:ascii="Times New Roman" w:cs="Times New Roman" w:eastAsia="Times New Roman" w:hAnsi="Times New Roman"/>
-          <w:sz w:val="24"/>
-          <w:szCs w:val="24"/>
-        </w:rPr>
-        <w:t xml:space="preserve"> (ремонт и отделка, event, образовательные проекты, локальные услуги), 3–10 человек. Задачи: планировать работы и выезды, назначать ответственных, контролировать выполнение. Выгода: прозрачное расписание и ответственность без «ручного» контроля.</w:t>
+        <w:t xml:space="preserve">Сегмент №3 - малый бизнес и ИП с командой</w:t>
+      </w:r>
+      <w:r>
+        <w:rPr>
+          <w:rFonts w:ascii="Times New Roman" w:cs="Times New Roman" w:eastAsia="Times New Roman" w:hAnsi="Times New Roman"/>
+          <w:sz w:val="24"/>
+          <w:szCs w:val="24"/>
+        </w:rPr>
+        <w:t xml:space="preserve"> (ремонт и отделка, event, образовательные проекты, локальные услуги), 3-10 человек. Задачи: планировать работы и выезды, назначать ответственных, контролировать выполнение. Выгода: прозрачное расписание и ответственность без «ручного» контроля.</w:t>
       </w:r>
     </w:p>
     <w:p>
@@ -861,15 +866,15 @@
           <w:sz w:val="24"/>
           <w:szCs w:val="24"/>
         </w:rPr>
-        <w:t xml:space="preserve">Сегмент №4 — продуктовые микро-команды внутри среднего бизнеса</w:t>
-      </w:r>
-      <w:r>
-        <w:rPr>
-          <w:rFonts w:ascii="Times New Roman" w:cs="Times New Roman" w:eastAsia="Times New Roman" w:hAnsi="Times New Roman"/>
-          <w:sz w:val="24"/>
-          <w:szCs w:val="24"/>
-        </w:rPr>
-        <w:t xml:space="preserve"> (3–8 человек), которым не выделены корпоративные лицензии или чьи процессы не укладываются в тяжёлый корпоративный контур. Выгода: быстрый старт без заявки в ИТ-отдел.</w:t>
+        <w:t xml:space="preserve">Сегмент №4 - продуктовые микро-команды внутри среднего бизнеса</w:t>
+      </w:r>
+      <w:r>
+        <w:rPr>
+          <w:rFonts w:ascii="Times New Roman" w:cs="Times New Roman" w:eastAsia="Times New Roman" w:hAnsi="Times New Roman"/>
+          <w:sz w:val="24"/>
+          <w:szCs w:val="24"/>
+        </w:rPr>
+        <w:t xml:space="preserve"> (3-8 человек), которым не выделены корпоративные лицензии или чьи процессы не укладываются в тяжёлый корпоративный контур. Выгода: быстрый старт без заявки в ИТ-отдел.</w:t>
       </w:r>
     </w:p>
     <w:p>
@@ -893,7 +898,7 @@
           <w:sz w:val="24"/>
           <w:szCs w:val="24"/>
         </w:rPr>
-        <w:t xml:space="preserve"> решение принимает и платит руководитель команды — капитан студенческой группы, владелец студии, тимлид (ЛПР и плательщик совпадают, чек небольшой, цикл сделки — часы/дни). Пользователи — все участники команды; именно они «голосуют» за продукт фактическим использованием, поэтому порог входа участника критичен. В образовательном канале влияющее лицо — преподаватель/куратор проектной деятельности: он рекомендует инструмент сразу 10–30 командам.</w:t>
+        <w:t xml:space="preserve"> решение принимает и платит руководитель команды - капитан студенческой группы, владелец студии, тимлид (ЛПР и плательщик совпадают, чек небольшой, цикл сделки - часы/дни). Пользователи - все участники команды; именно они «голосуют» за продукт фактическим использованием, поэтому порог входа участника критичен. В образовательном канале влияющее лицо - преподаватель/куратор проектной деятельности: он рекомендует инструмент сразу 10-30 командам.</w:t>
       </w:r>
     </w:p>
     <w:p>
@@ -909,6 +914,7 @@
           <w:bCs/>
           <w:i/>
           <w:iCs/>
+          <w:color w:val="000000"/>
           <w:sz w:val="24"/>
           <w:szCs w:val="24"/>
         </w:rPr>
@@ -936,7 +942,7 @@
           <w:sz w:val="24"/>
           <w:szCs w:val="24"/>
         </w:rPr>
-        <w:t xml:space="preserve"> Работа над проектом размазана по мессенджерам (Telegram, WhatsApp), Google-таблицам, заметкам в телефоне и памяти участников. Задача, поставленная в чате, живёт до следующих 50 сообщений; дедлайны хранятся в закреплённом сообщении или в голове руководителя; договорённости со встреч нигде не фиксируются. Нового участника невозможно подключить без пересказа: контекста в одном месте нет. Статус проекта собирается вручную — через планёрку или рассылку вопросов «что по твоей задаче?».</w:t>
+        <w:t xml:space="preserve"> Работа над проектом размазана по мессенджерам (Telegram, WhatsApp), Google-таблицам, заметкам в телефоне и памяти участников. Задача, поставленная в чате, живёт до следующих 50 сообщений; дедлайны хранятся в закреплённом сообщении или в голове руководителя; договорённости со встреч нигде не фиксируются. Нового участника невозможно подключить без пересказа: контекста в одном месте нет. Статус проекта собирается вручную - через планёрку или рассылку вопросов «что по твоей задаче?».</w:t>
       </w:r>
     </w:p>
     <w:p>
@@ -960,7 +966,7 @@
           <w:sz w:val="24"/>
           <w:szCs w:val="24"/>
         </w:rPr>
-        <w:t xml:space="preserve"> Зрелые инструменты тарифицируются за каждого пользователя: при команде из 5–10 человек платные тарифы российских сервисов дают счёт 2 000–6 000 ₽ в месяц, а пакетные решения (например, Трекер в составе офисного пакета) — ещё больше, поскольку покупается весь пакет. Для студенческой команды и микро-бизнеса это ощутимая сумма при неочевидной отдаче, поэтому команды остаются на бесплатных тарифах с лимитами или делят один аккаунт. Отдельный фактор — уход зарубежных сервисов (Jira, Trello, Confluence) с российского рынка: оплата и доступ стали неудобными или невозможными, а миграция делалась спешно и не всегда завершилась.</w:t>
+        <w:t xml:space="preserve"> Зрелые инструменты тарифицируются за каждого пользователя: при команде из 5-10 человек платные тарифы российских сервисов дают счёт 2 000-6 000 ₽ в месяц, а пакетные решения (например, Трекер в составе офисного пакета) - ещё больше, поскольку покупается весь пакет. Для студенческой команды и микро-бизнеса это ощутимая сумма при неочевидной отдаче, поэтому команды остаются на бесплатных тарифах с лимитами или делят один аккаунт. Отдельный фактор - уход зарубежных сервисов (Jira, Trello, Confluence) с российского рынка: оплата и доступ стали неудобными или невозможными, а миграция делалась спешно и не всегда завершилась.</w:t>
       </w:r>
     </w:p>
     <w:p>
@@ -984,7 +990,7 @@
           <w:sz w:val="24"/>
           <w:szCs w:val="24"/>
         </w:rPr>
-        <w:t xml:space="preserve"> «Взрослые» трекеры требуют настройки воркфлоу, прав, досок и, фактически, администратора. В команде без выделенного менеджера внедрение ложится на одного энтузиаста: он заводит пространство, остальные продолжают писать в чат, и через две недели пространство мертво. Возникают конфликты ответственности («я думал, это делает не я»), споры о вкладе при оценке работы, и — как следствие — недоверие к инструментам вообще: «нам это не нужно, мы маленькие».</w:t>
+        <w:t xml:space="preserve"> «Взрослые» трекеры требуют настройки воркфлоу, прав, досок и, фактически, администратора. В команде без выделенного менеджера внедрение ложится на одного энтузиаста: он заводит пространство, остальные продолжают писать в чат, и через две недели пространство мертво. Возникают конфликты ответственности («я думал, это делает не я»), споры о вкладе при оценке работы, и - как следствие - недоверие к инструментам вообще: «нам это не нужно, мы маленькие».</w:t>
       </w:r>
     </w:p>
     <w:p>
@@ -1015,7 +1021,7 @@
           <w:sz w:val="24"/>
           <w:szCs w:val="24"/>
         </w:rPr>
-        <w:t xml:space="preserve">— сорванные или сдвинутые сроки, которые становятся известны в последний день;</w:t>
+        <w:t xml:space="preserve">- сорванные или сдвинутые сроки, которые становятся известны в последний день;</w:t>
       </w:r>
     </w:p>
     <w:p>
@@ -1030,7 +1036,7 @@
           <w:sz w:val="24"/>
           <w:szCs w:val="24"/>
         </w:rPr>
-        <w:t xml:space="preserve">— двойная работа и потерянные правки: двое делают одно и то же, правка заказчика «утонула» в переписке;</w:t>
+        <w:t xml:space="preserve">- двойная работа и потерянные правки: двое делают одно и то же, правка заказчика «утонула» в переписке;</w:t>
       </w:r>
     </w:p>
     <w:p>
@@ -1045,7 +1051,7 @@
           <w:sz w:val="24"/>
           <w:szCs w:val="24"/>
         </w:rPr>
-        <w:t xml:space="preserve">— перед сдачей проекта команда восстанавливает хронологию работ по чату и скриншотам;</w:t>
+        <w:t xml:space="preserve">- перед сдачей проекта команда восстанавливает хронологию работ по чату и скриншотам;</w:t>
       </w:r>
     </w:p>
     <w:p>
@@ -1060,7 +1066,7 @@
           <w:sz w:val="24"/>
           <w:szCs w:val="24"/>
         </w:rPr>
-        <w:t xml:space="preserve">— на вопрос «назови три ближайших дела по проекту и ответственных» участник уходит искать ответ в чат;</w:t>
+        <w:t xml:space="preserve">- на вопрос «назови три ближайших дела по проекту и ответственных» участник уходит искать ответ в чат;</w:t>
       </w:r>
     </w:p>
     <w:p>
@@ -1075,7 +1081,7 @@
           <w:sz w:val="24"/>
           <w:szCs w:val="24"/>
         </w:rPr>
-        <w:t xml:space="preserve">— 30–60 минут в неделю руководителя уходит на сбор статуса, который система могла бы показывать сама;</w:t>
+        <w:t xml:space="preserve">- 30-60 минут в неделю руководителя уходит на сбор статуса, который система могла бы показывать сама;</w:t>
       </w:r>
     </w:p>
     <w:p>
@@ -1090,7 +1096,7 @@
           <w:sz w:val="24"/>
           <w:szCs w:val="24"/>
         </w:rPr>
-        <w:t xml:space="preserve">— событие есть в календаре, а задачи под него нет — двойной учёт дедлайнов в календаре и в списке задач.</w:t>
+        <w:t xml:space="preserve">- событие есть в календаре, а задачи под него нет - двойной учёт дедлайнов в календаре и в списке задач.</w:t>
       </w:r>
     </w:p>
     <w:p>
@@ -1106,6 +1112,7 @@
           <w:bCs/>
           <w:i/>
           <w:iCs/>
+          <w:color w:val="000000"/>
           <w:sz w:val="24"/>
           <w:szCs w:val="24"/>
         </w:rPr>
@@ -1136,7 +1143,7 @@
         <w:tc>
           <w:tcPr>
             <w:tcW w:type="dxa" w:w="2313"/>
-            <w:shd w:fill="E8EEF7" w:color="auto" w:val="clear"/>
+            <w:shd w:fill="EDEDED" w:color="auto" w:val="clear"/>
             <w:tcMar>
               <w:top w:type="dxa" w:w="60"/>
               <w:left w:type="dxa" w:w="90"/>
@@ -1164,7 +1171,7 @@
         <w:tc>
           <w:tcPr>
             <w:tcW w:type="dxa" w:w="2891"/>
-            <w:shd w:fill="E8EEF7" w:color="auto" w:val="clear"/>
+            <w:shd w:fill="EDEDED" w:color="auto" w:val="clear"/>
             <w:tcMar>
               <w:top w:type="dxa" w:w="60"/>
               <w:left w:type="dxa" w:w="90"/>
@@ -1192,7 +1199,7 @@
         <w:tc>
           <w:tcPr>
             <w:tcW w:type="dxa" w:w="4433"/>
-            <w:shd w:fill="E8EEF7" w:color="auto" w:val="clear"/>
+            <w:shd w:fill="EDEDED" w:color="auto" w:val="clear"/>
             <w:tcMar>
               <w:top w:type="dxa" w:w="60"/>
               <w:left w:type="dxa" w:w="90"/>
@@ -1453,7 +1460,7 @@
                 <w:sz w:val="20"/>
                 <w:szCs w:val="20"/>
               </w:rPr>
-              <w:t xml:space="preserve">Лимиты (число досок, проектов, объём хранения) ломают процесс в середине работы; высокий порог настройки; календарь и заметки — отдельные модули или отсутствуют; платные тарифы считаются за каждого участника</w:t>
+              <w:t xml:space="preserve">Лимиты (число досок, проектов, объём хранения) ломают процесс в середине работы; высокий порог настройки; календарь и заметки - отдельные модули или отсутствуют; платные тарифы считаются за каждого участника</w:t>
             </w:r>
           </w:p>
         </w:tc>
@@ -1736,6 +1743,7 @@
           <w:bCs/>
           <w:i/>
           <w:iCs/>
+          <w:color w:val="000000"/>
           <w:sz w:val="24"/>
           <w:szCs w:val="24"/>
         </w:rPr>
@@ -1754,7 +1762,7 @@
           <w:sz w:val="24"/>
           <w:szCs w:val="24"/>
         </w:rPr>
-        <w:t xml:space="preserve">— </w:t>
+        <w:t xml:space="preserve">- </w:t>
       </w:r>
       <w:r>
         <w:rPr>
@@ -1772,7 +1780,7 @@
           <w:sz w:val="24"/>
           <w:szCs w:val="24"/>
         </w:rPr>
-        <w:t xml:space="preserve"> Задачи и канбан-доска, общий календарь, заметки, прогресс и достижения команды — в одном пространстве, со сквозными связями (заметка переносится в задачу, задача попадает в календарь, закрытая задача — в прогресс).</w:t>
+        <w:t xml:space="preserve"> Задачи и канбан-доска, общий календарь, заметки, прогресс и достижения команды - в одном пространстве, со сквозными связями (заметка переносится в задачу, задача попадает в календарь, закрытая задача - в прогресс).</w:t>
       </w:r>
     </w:p>
     <w:p>
@@ -1787,7 +1795,7 @@
           <w:sz w:val="24"/>
           <w:szCs w:val="24"/>
         </w:rPr>
-        <w:t xml:space="preserve">— </w:t>
+        <w:t xml:space="preserve">- </w:t>
       </w:r>
       <w:r>
         <w:rPr>
@@ -1805,7 +1813,7 @@
           <w:sz w:val="24"/>
           <w:szCs w:val="24"/>
         </w:rPr>
-        <w:t xml:space="preserve"> Нет обязательной настройки воркфлоу, прав и схем: создал проект, пригласил участников по e-mail, завёл задачи — работает. Порог входа участника — один экран «на сегодня».</w:t>
+        <w:t xml:space="preserve"> Нет обязательной настройки воркфлоу, прав и схем: создал проект, пригласил участников по e-mail, завёл задачи - работает. Порог входа участника - один экран «на сегодня».</w:t>
       </w:r>
     </w:p>
     <w:p>
@@ -1820,7 +1828,7 @@
           <w:sz w:val="24"/>
           <w:szCs w:val="24"/>
         </w:rPr>
-        <w:t xml:space="preserve">— </w:t>
+        <w:t xml:space="preserve">- </w:t>
       </w:r>
       <w:r>
         <w:rPr>
@@ -1853,7 +1861,7 @@
           <w:sz w:val="24"/>
           <w:szCs w:val="24"/>
         </w:rPr>
-        <w:t xml:space="preserve">— </w:t>
+        <w:t xml:space="preserve">- </w:t>
       </w:r>
       <w:r>
         <w:rPr>
@@ -1871,7 +1879,7 @@
           <w:sz w:val="24"/>
           <w:szCs w:val="24"/>
         </w:rPr>
-        <w:t xml:space="preserve"> Карточки релизов и побед, статистика по проектам: отчёт для заказчика или преподавателя не нужно собирать руками — он складывается из реальной работы команды.</w:t>
+        <w:t xml:space="preserve"> Карточки релизов и побед, статистика по проектам: отчёт для заказчика или преподавателя не нужно собирать руками - он складывается из реальной работы команды.</w:t>
       </w:r>
     </w:p>
     <w:p>
@@ -1886,7 +1894,7 @@
           <w:sz w:val="24"/>
           <w:szCs w:val="24"/>
         </w:rPr>
-        <w:t xml:space="preserve">— </w:t>
+        <w:t xml:space="preserve">- </w:t>
       </w:r>
       <w:r>
         <w:rPr>
@@ -1919,7 +1927,7 @@
           <w:sz w:val="24"/>
           <w:szCs w:val="24"/>
         </w:rPr>
-        <w:t xml:space="preserve">— </w:t>
+        <w:t xml:space="preserve">- </w:t>
       </w:r>
       <w:r>
         <w:rPr>
@@ -1953,6 +1961,7 @@
           <w:bCs/>
           <w:i/>
           <w:iCs/>
+          <w:color w:val="000000"/>
           <w:sz w:val="24"/>
           <w:szCs w:val="24"/>
         </w:rPr>
@@ -1980,7 +1989,7 @@
           <w:sz w:val="24"/>
           <w:szCs w:val="24"/>
         </w:rPr>
-        <w:t xml:space="preserve"> Клиент — одностраничное веб-приложение (HTML/CSS/JavaScript, модульная структура: отдельные модули проектов, задач, календаря, заметок, достижений, профиля, подписки). Сервер — REST API; аутентификация по сессионным cookie с защитой от CSRF (XSRF-токен в заголовке), таймауты и единая обработка ошибок на клиенте. Аналитика поведения — Яндекс.Метрика (вебвизор, карта кликов) для продуктовых решений.</w:t>
+        <w:t xml:space="preserve"> Клиент - одностраничное веб-приложение (HTML/CSS/JavaScript, модульная структура: отдельные модули проектов, задач, календаря, заметок, достижений, профиля, подписки). Сервер - REST API; аутентификация по сессионным cookie с защитой от CSRF (XSRF-токен в заголовке), таймауты и единая обработка ошибок на клиенте. Аналитика поведения - Яндекс.Метрика (вебвизор, карта кликов) для продуктовых решений.</w:t>
       </w:r>
     </w:p>
     <w:p>
@@ -2011,7 +2020,7 @@
           <w:sz w:val="24"/>
           <w:szCs w:val="24"/>
         </w:rPr>
-        <w:t xml:space="preserve">— </w:t>
+        <w:t xml:space="preserve">- </w:t>
       </w:r>
       <w:r>
         <w:rPr>
@@ -2029,7 +2038,7 @@
           <w:sz w:val="24"/>
           <w:szCs w:val="24"/>
         </w:rPr>
-        <w:t xml:space="preserve"> — контейнер работы: цвет, иконка, участники. Приглашение участника по e-mail, общий доступ к содержимому проекта.</w:t>
+        <w:t xml:space="preserve"> - контейнер работы: цвет, иконка, участники. Приглашение участника по e-mail, общий доступ к содержимому проекта.</w:t>
       </w:r>
     </w:p>
     <w:p>
@@ -2044,7 +2053,7 @@
           <w:sz w:val="24"/>
           <w:szCs w:val="24"/>
         </w:rPr>
-        <w:t xml:space="preserve">— </w:t>
+        <w:t xml:space="preserve">- </w:t>
       </w:r>
       <w:r>
         <w:rPr>
@@ -2062,7 +2071,7 @@
           <w:sz w:val="24"/>
           <w:szCs w:val="24"/>
         </w:rPr>
-        <w:t xml:space="preserve"> — статус (новая / в работе / готово / закрыта), срок, ответственный, чек-лист, комментарии с эмодзи и вложениями, связь с проектом. Полноэкранное окно обсуждения задачи.</w:t>
+        <w:t xml:space="preserve"> - статус (новая / в работе / готово / закрыта), срок, ответственный, чек-лист, комментарии с эмодзи и вложениями, связь с проектом. Полноэкранное окно обсуждения задачи.</w:t>
       </w:r>
     </w:p>
     <w:p>
@@ -2077,7 +2086,7 @@
           <w:sz w:val="24"/>
           <w:szCs w:val="24"/>
         </w:rPr>
-        <w:t xml:space="preserve">— </w:t>
+        <w:t xml:space="preserve">- </w:t>
       </w:r>
       <w:r>
         <w:rPr>
@@ -2095,7 +2104,7 @@
           <w:sz w:val="24"/>
           <w:szCs w:val="24"/>
         </w:rPr>
-        <w:t xml:space="preserve"> — таймлайн задач и событий текущего дня: главный ежедневный экран участника.</w:t>
+        <w:t xml:space="preserve"> - таймлайн задач и событий текущего дня: главный ежедневный экран участника.</w:t>
       </w:r>
     </w:p>
     <w:p>
@@ -2110,7 +2119,7 @@
           <w:sz w:val="24"/>
           <w:szCs w:val="24"/>
         </w:rPr>
-        <w:t xml:space="preserve">— </w:t>
+        <w:t xml:space="preserve">- </w:t>
       </w:r>
       <w:r>
         <w:rPr>
@@ -2128,7 +2137,7 @@
           <w:sz w:val="24"/>
           <w:szCs w:val="24"/>
         </w:rPr>
-        <w:t xml:space="preserve"> — мини-календарь в сайд-баре и полноэкранный режим со всеми событиями команды: дедлайны, встречи, спринты без двойного учёта.</w:t>
+        <w:t xml:space="preserve"> - мини-календарь в сайд-баре и полноэкранный режим со всеми событиями команды: дедлайны, встречи, спринты без двойного учёта.</w:t>
       </w:r>
     </w:p>
     <w:p>
@@ -2143,7 +2152,7 @@
           <w:sz w:val="24"/>
           <w:szCs w:val="24"/>
         </w:rPr>
-        <w:t xml:space="preserve">— </w:t>
+        <w:t xml:space="preserve">- </w:t>
       </w:r>
       <w:r>
         <w:rPr>
@@ -2161,7 +2170,7 @@
           <w:sz w:val="24"/>
           <w:szCs w:val="24"/>
         </w:rPr>
-        <w:t xml:space="preserve"> — быстрая фиксация идей, решений встреч, чек-листов и ссылок с переносом в задачу одним действием.</w:t>
+        <w:t xml:space="preserve"> - быстрая фиксация идей, решений встреч, чек-листов и ссылок с переносом в задачу одним действием.</w:t>
       </w:r>
     </w:p>
     <w:p>
@@ -2176,7 +2185,7 @@
           <w:sz w:val="24"/>
           <w:szCs w:val="24"/>
         </w:rPr>
-        <w:t xml:space="preserve">— </w:t>
+        <w:t xml:space="preserve">- </w:t>
       </w:r>
       <w:r>
         <w:rPr>
@@ -2194,7 +2203,7 @@
           <w:sz w:val="24"/>
           <w:szCs w:val="24"/>
         </w:rPr>
-        <w:t xml:space="preserve"> — фиксация релизов и ключевых результатов, статистика закрытых задач, доля выполненного в срок.</w:t>
+        <w:t xml:space="preserve"> - фиксация релизов и ключевых результатов, статистика закрытых задач, доля выполненного в срок.</w:t>
       </w:r>
     </w:p>
     <w:p>
@@ -2209,7 +2218,7 @@
           <w:sz w:val="24"/>
           <w:szCs w:val="24"/>
         </w:rPr>
-        <w:t xml:space="preserve">— </w:t>
+        <w:t xml:space="preserve">- </w:t>
       </w:r>
       <w:r>
         <w:rPr>
@@ -2227,7 +2236,7 @@
           <w:sz w:val="24"/>
           <w:szCs w:val="24"/>
         </w:rPr>
-        <w:t xml:space="preserve"> — таймер на задачу для работы без переключений.</w:t>
+        <w:t xml:space="preserve"> - таймер на задачу для работы без переключений.</w:t>
       </w:r>
     </w:p>
     <w:p>
@@ -2242,7 +2251,7 @@
           <w:sz w:val="24"/>
           <w:szCs w:val="24"/>
         </w:rPr>
-        <w:t xml:space="preserve">— </w:t>
+        <w:t xml:space="preserve">- </w:t>
       </w:r>
       <w:r>
         <w:rPr>
@@ -2260,7 +2269,7 @@
           <w:sz w:val="24"/>
           <w:szCs w:val="24"/>
         </w:rPr>
-        <w:t xml:space="preserve"> — аватар, имя, e-mail, уведомления (в том числе через Telegram-бот), тёмная тема, язык интерфейса.</w:t>
+        <w:t xml:space="preserve"> - аватар, имя, e-mail, уведомления (в том числе через Telegram-бот), тёмная тема, язык интерфейса.</w:t>
       </w:r>
     </w:p>
     <w:p>
@@ -2275,7 +2284,7 @@
           <w:sz w:val="24"/>
           <w:szCs w:val="24"/>
         </w:rPr>
-        <w:t xml:space="preserve">— </w:t>
+        <w:t xml:space="preserve">- </w:t>
       </w:r>
       <w:r>
         <w:rPr>
@@ -2293,7 +2302,7 @@
           <w:sz w:val="24"/>
           <w:szCs w:val="24"/>
         </w:rPr>
-        <w:t xml:space="preserve"> — бесплатный пробный период, затем тарифы на 1/3/12 месяцев; создание платежа через платёжный шлюз, хранение статуса подписки, разграничение доступа к приложению по статусу.</w:t>
+        <w:t xml:space="preserve"> - бесплатный пробный период, затем тарифы на 1/3/12 месяцев; создание платежа через платёжный шлюз, хранение статуса подписки, разграничение доступа к приложению по статусу.</w:t>
       </w:r>
     </w:p>
     <w:p>
@@ -2317,7 +2326,7 @@
           <w:sz w:val="24"/>
           <w:szCs w:val="24"/>
         </w:rPr>
-        <w:t xml:space="preserve"> Ценность растёт от количества людей в пространстве: продукт специально подталкивает к приглашению команды (без второго участника пространство бессмысленно). Поэтому ключевая продуктовая метрика — не регистрация, а приглашение хотя бы одного участника и две недели совместной активности.</w:t>
+        <w:t xml:space="preserve"> Ценность растёт от количества людей в пространстве: продукт специально подталкивает к приглашению команды (без второго участника пространство бессмысленно). Поэтому ключевая продуктовая метрика - не регистрация, а приглашение хотя бы одного участника и две недели совместной активности.</w:t>
       </w:r>
     </w:p>
     <w:p>
@@ -2333,6 +2342,7 @@
           <w:bCs/>
           <w:i/>
           <w:iCs/>
+          <w:color w:val="000000"/>
           <w:sz w:val="24"/>
           <w:szCs w:val="24"/>
         </w:rPr>
@@ -2363,7 +2373,7 @@
         <w:tc>
           <w:tcPr>
             <w:tcW w:type="dxa" w:w="2120"/>
-            <w:shd w:fill="E8EEF7" w:color="auto" w:val="clear"/>
+            <w:shd w:fill="EDEDED" w:color="auto" w:val="clear"/>
             <w:tcMar>
               <w:top w:type="dxa" w:w="60"/>
               <w:left w:type="dxa" w:w="90"/>
@@ -2391,7 +2401,7 @@
         <w:tc>
           <w:tcPr>
             <w:tcW w:type="dxa" w:w="3470"/>
-            <w:shd w:fill="E8EEF7" w:color="auto" w:val="clear"/>
+            <w:shd w:fill="EDEDED" w:color="auto" w:val="clear"/>
             <w:tcMar>
               <w:top w:type="dxa" w:w="60"/>
               <w:left w:type="dxa" w:w="90"/>
@@ -2419,7 +2429,7 @@
         <w:tc>
           <w:tcPr>
             <w:tcW w:type="dxa" w:w="4048"/>
-            <w:shd w:fill="E8EEF7" w:color="auto" w:val="clear"/>
+            <w:shd w:fill="EDEDED" w:color="auto" w:val="clear"/>
             <w:tcMar>
               <w:top w:type="dxa" w:w="60"/>
               <w:left w:type="dxa" w:w="90"/>
@@ -2520,7 +2530,7 @@
                 <w:sz w:val="20"/>
                 <w:szCs w:val="20"/>
               </w:rPr>
-              <w:t xml:space="preserve">Пилоты на курсах по проектной деятельности, выступления на хакатонах и акселераторах, бесплатные пространства для учебных команд, шаблон «курсовой проект». Один куратор даёт доступ сразу к 10–30 командам — самый дешёвый канал на старте</w:t>
+              <w:t xml:space="preserve">Пилоты на курсах по проектной деятельности, выступления на хакатонах и акселераторах, бесплатные пространства для учебных команд, шаблон «курсовой проект». Один куратор даёт доступ сразу к 10-30 командам - самый дешёвый канал на старте</w:t>
             </w:r>
           </w:p>
         </w:tc>
@@ -3000,7 +3010,7 @@
                 <w:sz w:val="20"/>
                 <w:szCs w:val="20"/>
               </w:rPr>
-              <w:t xml:space="preserve">Механика «пригласи команду — месяц бесплатно», публичные карточки достижений</w:t>
+              <w:t xml:space="preserve">Механика «пригласи команду - месяц бесплатно», публичные карточки достижений</w:t>
             </w:r>
           </w:p>
         </w:tc>
@@ -3099,6 +3109,7 @@
           <w:bCs/>
           <w:i/>
           <w:iCs/>
+          <w:color w:val="000000"/>
           <w:sz w:val="24"/>
           <w:szCs w:val="24"/>
         </w:rPr>
@@ -3126,7 +3137,7 @@
           <w:sz w:val="24"/>
           <w:szCs w:val="24"/>
         </w:rPr>
-        <w:t xml:space="preserve"> Платит руководитель команды (капитан, владелец студии, тимлид) — он же ЛПР. Базовая цена — </w:t>
+        <w:t xml:space="preserve"> Платит руководитель команды (капитан, владелец студии, тимлид) - он же ЛПР. Базовая цена - </w:t>
       </w:r>
       <w:r>
         <w:rPr>
@@ -3144,7 +3155,7 @@
           <w:sz w:val="24"/>
           <w:szCs w:val="24"/>
         </w:rPr>
-        <w:t xml:space="preserve">; тарифы на 3 и 12 месяцев дешевле в пересчёте на месяц, экономия показывается прямо в окне выбора подписки. До оплаты — бесплатный пробный период; после его окончания доступ к приложению закрывается, данные сохраняются.</w:t>
+        <w:t xml:space="preserve">; тарифы на 3 и 12 месяцев дешевле в пересчёте на месяц, экономия показывается прямо в окне выбора подписки. До оплаты - бесплатный пробный период; после его окончания доступ к приложению закрывается, данные сохраняются.</w:t>
       </w:r>
     </w:p>
     <w:tbl>
@@ -3171,7 +3182,7 @@
         <w:tc>
           <w:tcPr>
             <w:tcW w:type="dxa" w:w="2313"/>
-            <w:shd w:fill="E8EEF7" w:color="auto" w:val="clear"/>
+            <w:shd w:fill="EDEDED" w:color="auto" w:val="clear"/>
             <w:tcMar>
               <w:top w:type="dxa" w:w="60"/>
               <w:left w:type="dxa" w:w="90"/>
@@ -3199,7 +3210,7 @@
         <w:tc>
           <w:tcPr>
             <w:tcW w:type="dxa" w:w="3470"/>
-            <w:shd w:fill="E8EEF7" w:color="auto" w:val="clear"/>
+            <w:shd w:fill="EDEDED" w:color="auto" w:val="clear"/>
             <w:tcMar>
               <w:top w:type="dxa" w:w="60"/>
               <w:left w:type="dxa" w:w="90"/>
@@ -3227,7 +3238,7 @@
         <w:tc>
           <w:tcPr>
             <w:tcW w:type="dxa" w:w="3855"/>
-            <w:shd w:fill="E8EEF7" w:color="auto" w:val="clear"/>
+            <w:shd w:fill="EDEDED" w:color="auto" w:val="clear"/>
             <w:tcMar>
               <w:top w:type="dxa" w:w="60"/>
               <w:left w:type="dxa" w:w="90"/>
@@ -3303,7 +3314,7 @@
                 <w:sz w:val="20"/>
                 <w:szCs w:val="20"/>
               </w:rPr>
-              <w:t xml:space="preserve">Руководитель команды — за доступ участников к пространству</w:t>
+              <w:t xml:space="preserve">Руководитель команды - за доступ участников к пространству</w:t>
             </w:r>
           </w:p>
         </w:tc>
@@ -3328,7 +3339,7 @@
                 <w:sz w:val="20"/>
                 <w:szCs w:val="20"/>
               </w:rPr>
-              <w:t xml:space="preserve">225 ₽ / участник / мес. Команда из 5 человек — 1 125 ₽/мес</w:t>
+              <w:t xml:space="preserve">225 ₽ / участник / мес. Команда из 5 человек - 1 125 ₽/мес</w:t>
             </w:r>
           </w:p>
         </w:tc>
@@ -3543,7 +3554,7 @@
                 <w:sz w:val="20"/>
                 <w:szCs w:val="20"/>
               </w:rPr>
-              <w:t xml:space="preserve">Руководитель — за пакет мест (до 5 / до 15), а не за каждого</w:t>
+              <w:t xml:space="preserve">Руководитель - за пакет мест (до 5 / до 15), а не за каждого</w:t>
             </w:r>
           </w:p>
         </w:tc>
@@ -3623,7 +3634,7 @@
                 <w:sz w:val="20"/>
                 <w:szCs w:val="20"/>
               </w:rPr>
-              <w:t xml:space="preserve">Кафедра, вуз, организатор акселератора — за пакет пространств на поток/группу</w:t>
+              <w:t xml:space="preserve">Кафедра, вуз, организатор акселератора - за пакет пространств на поток/группу</w:t>
             </w:r>
           </w:p>
         </w:tc>
@@ -3648,7 +3659,7 @@
                 <w:sz w:val="20"/>
                 <w:szCs w:val="20"/>
               </w:rPr>
-              <w:t xml:space="preserve">Оценочно 40–80 тыс. ₽ за семестровый пакет на поток; одновременно канал привлечения</w:t>
+              <w:t xml:space="preserve">Оценочно 40-80 тыс. ₽ за семестровый пакет на поток; одновременно канал привлечения</w:t>
             </w:r>
           </w:p>
         </w:tc>
@@ -3728,7 +3739,7 @@
                 <w:sz w:val="20"/>
                 <w:szCs w:val="20"/>
               </w:rPr>
-              <w:t xml:space="preserve">Надбавка к подписке 15–30%</w:t>
+              <w:t xml:space="preserve">Надбавка к подписке 15-30%</w:t>
             </w:r>
           </w:p>
         </w:tc>
@@ -3755,7 +3766,7 @@
           <w:sz w:val="24"/>
           <w:szCs w:val="24"/>
         </w:rPr>
-        <w:t xml:space="preserve"> Прямые аналоги имеют бесплатные тарифы (YouGile — бесплатно до 10 пользователей; Weeek — до 5; у Kaiten есть бесплатный план), поэтому аргумент «мы дешевле» работает только против их платных тарифов. Отсюда вытекает решение в дорожной карте: ввести бесплатный тариф с лимитами (1 проект, до 3 участников) как вход в воронку, а монетизировать второй проект и расширение команды.</w:t>
+        <w:t xml:space="preserve"> Прямые аналоги имеют бесплатные тарифы (YouGile - бесплатно до 10 пользователей; Weeek - до 5; у Kaiten есть бесплатный план), поэтому аргумент «мы дешевле» работает только против их платных тарифов. Отсюда вытекает решение в дорожной карте: ввести бесплатный тариф с лимитами (1 проект, до 3 участников) как вход в воронку, а монетизировать второй проект и расширение команды.</w:t>
       </w:r>
     </w:p>
     <w:p>
@@ -3771,6 +3782,7 @@
           <w:bCs/>
           <w:i/>
           <w:iCs/>
+          <w:color w:val="000000"/>
           <w:sz w:val="24"/>
           <w:szCs w:val="24"/>
         </w:rPr>
@@ -3801,7 +3813,7 @@
         <w:tc>
           <w:tcPr>
             <w:tcW w:type="dxa" w:w="2506"/>
-            <w:shd w:fill="E8EEF7" w:color="auto" w:val="clear"/>
+            <w:shd w:fill="EDEDED" w:color="auto" w:val="clear"/>
             <w:tcMar>
               <w:top w:type="dxa" w:w="60"/>
               <w:left w:type="dxa" w:w="90"/>
@@ -3829,7 +3841,7 @@
         <w:tc>
           <w:tcPr>
             <w:tcW w:type="dxa" w:w="4819"/>
-            <w:shd w:fill="E8EEF7" w:color="auto" w:val="clear"/>
+            <w:shd w:fill="EDEDED" w:color="auto" w:val="clear"/>
             <w:tcMar>
               <w:top w:type="dxa" w:w="60"/>
               <w:left w:type="dxa" w:w="90"/>
@@ -3857,7 +3869,7 @@
         <w:tc>
           <w:tcPr>
             <w:tcW w:type="dxa" w:w="2313"/>
-            <w:shd w:fill="E8EEF7" w:color="auto" w:val="clear"/>
+            <w:shd w:fill="EDEDED" w:color="auto" w:val="clear"/>
             <w:tcMar>
               <w:top w:type="dxa" w:w="60"/>
               <w:left w:type="dxa" w:w="90"/>
@@ -3933,7 +3945,7 @@
                 <w:sz w:val="20"/>
                 <w:szCs w:val="20"/>
               </w:rPr>
-              <w:t xml:space="preserve">Команда проекта (4 человека, совмещение с учёбой). В денежной оценке — альтернативная стоимость времени 2 разработчиков</w:t>
+              <w:t xml:space="preserve">Команда проекта (4 человека, совмещение с учёбой). В денежной оценке - альтернативная стоимость времени 2 разработчиков</w:t>
             </w:r>
           </w:p>
         </w:tc>
@@ -4038,7 +4050,7 @@
                 <w:sz w:val="20"/>
                 <w:szCs w:val="20"/>
               </w:rPr>
-              <w:t xml:space="preserve">3 000 – 8 000</w:t>
+              <w:t xml:space="preserve">3 000 - 8 000</w:t>
             </w:r>
           </w:p>
         </w:tc>
@@ -4093,7 +4105,7 @@
                 <w:sz w:val="20"/>
                 <w:szCs w:val="20"/>
               </w:rPr>
-              <w:t xml:space="preserve">Комиссия эквайринга 2,5–3,5% с оборота, расчётный счёт</w:t>
+              <w:t xml:space="preserve">Комиссия эквайринга 2,5-3,5% с оборота, расчётный счёт</w:t>
             </w:r>
           </w:p>
         </w:tc>
@@ -4118,7 +4130,7 @@
                 <w:sz w:val="20"/>
                 <w:szCs w:val="20"/>
               </w:rPr>
-              <w:t xml:space="preserve">2,5–3,5% оборота + 0–1 500</w:t>
+              <w:t xml:space="preserve">2,5-3,5% оборота + 0-1 500</w:t>
             </w:r>
           </w:p>
         </w:tc>
@@ -4198,7 +4210,7 @@
                 <w:sz w:val="20"/>
                 <w:szCs w:val="20"/>
               </w:rPr>
-              <w:t xml:space="preserve">10 000 – 30 000 разово</w:t>
+              <w:t xml:space="preserve">10 000 - 30 000 разово</w:t>
             </w:r>
           </w:p>
         </w:tc>
@@ -4278,7 +4290,7 @@
                 <w:sz w:val="20"/>
                 <w:szCs w:val="20"/>
               </w:rPr>
-              <w:t xml:space="preserve">2 000 – 5 000</w:t>
+              <w:t xml:space="preserve">2 000 - 5 000</w:t>
             </w:r>
           </w:p>
         </w:tc>
@@ -4358,7 +4370,7 @@
                 <w:sz w:val="20"/>
                 <w:szCs w:val="20"/>
               </w:rPr>
-              <w:t xml:space="preserve">0 – 20 000</w:t>
+              <w:t xml:space="preserve">0 - 20 000</w:t>
             </w:r>
           </w:p>
         </w:tc>
@@ -4518,7 +4530,7 @@
                 <w:sz w:val="20"/>
                 <w:szCs w:val="20"/>
               </w:rPr>
-              <w:t xml:space="preserve">0 – 1 500</w:t>
+              <w:t xml:space="preserve">0 - 1 500</w:t>
             </w:r>
           </w:p>
         </w:tc>
@@ -4537,15 +4549,15 @@
           <w:sz w:val="24"/>
           <w:szCs w:val="24"/>
         </w:rPr>
-        <w:t xml:space="preserve">Итого денежных издержек на старте: примерно 6–35 тыс. ₽ в месяц плюс разовые юридические расходы.</w:t>
-      </w:r>
-      <w:r>
-        <w:rPr>
-          <w:rFonts w:ascii="Times New Roman" w:cs="Times New Roman" w:eastAsia="Times New Roman" w:hAnsi="Times New Roman"/>
-          <w:sz w:val="24"/>
-          <w:szCs w:val="24"/>
-        </w:rPr>
-        <w:t xml:space="preserve"> Точка безубыточности по денежным расходам достигается примерно на 30–60 платящих участниках (при 225 ₽ и среднем счёте 1 000 ₽ на команду — это 7–15 платящих команд). Это делает проект устойчивым даже при медленном старте, но не окупает время команды — для этого нужен выход на 300+ платящих участников.</w:t>
+        <w:t xml:space="preserve">Итого денежных издержек на старте: примерно 6-35 тыс. ₽ в месяц плюс разовые юридические расходы.</w:t>
+      </w:r>
+      <w:r>
+        <w:rPr>
+          <w:rFonts w:ascii="Times New Roman" w:cs="Times New Roman" w:eastAsia="Times New Roman" w:hAnsi="Times New Roman"/>
+          <w:sz w:val="24"/>
+          <w:szCs w:val="24"/>
+        </w:rPr>
+        <w:t xml:space="preserve"> Точка безубыточности по денежным расходам достигается примерно на 30-60 платящих участниках (при 225 ₽ и среднем счёте 1 000 ₽ на команду - это 7-15 платящих команд). Это делает проект устойчивым даже при медленном старте, но не окупает время команды - для этого нужен выход на 300+ платящих участников.</w:t>
       </w:r>
     </w:p>
     <w:p>
@@ -4561,6 +4573,7 @@
           <w:bCs/>
           <w:i/>
           <w:iCs/>
+          <w:color w:val="000000"/>
           <w:sz w:val="24"/>
           <w:szCs w:val="24"/>
         </w:rPr>
@@ -4591,7 +4604,7 @@
         <w:tc>
           <w:tcPr>
             <w:tcW w:type="dxa" w:w="2120"/>
-            <w:shd w:fill="E8EEF7" w:color="auto" w:val="clear"/>
+            <w:shd w:fill="EDEDED" w:color="auto" w:val="clear"/>
             <w:tcMar>
               <w:top w:type="dxa" w:w="60"/>
               <w:left w:type="dxa" w:w="90"/>
@@ -4619,7 +4632,7 @@
         <w:tc>
           <w:tcPr>
             <w:tcW w:type="dxa" w:w="5012"/>
-            <w:shd w:fill="E8EEF7" w:color="auto" w:val="clear"/>
+            <w:shd w:fill="EDEDED" w:color="auto" w:val="clear"/>
             <w:tcMar>
               <w:top w:type="dxa" w:w="60"/>
               <w:left w:type="dxa" w:w="90"/>
@@ -4647,7 +4660,7 @@
         <w:tc>
           <w:tcPr>
             <w:tcW w:type="dxa" w:w="2506"/>
-            <w:shd w:fill="E8EEF7" w:color="auto" w:val="clear"/>
+            <w:shd w:fill="EDEDED" w:color="auto" w:val="clear"/>
             <w:tcMar>
               <w:top w:type="dxa" w:w="60"/>
               <w:left w:type="dxa" w:w="90"/>
@@ -5727,6 +5740,7 @@
           <w:bCs/>
           <w:i/>
           <w:iCs/>
+          <w:color w:val="000000"/>
           <w:sz w:val="24"/>
           <w:szCs w:val="24"/>
         </w:rPr>
@@ -5754,7 +5768,7 @@
           <w:sz w:val="24"/>
           <w:szCs w:val="24"/>
         </w:rPr>
-        <w:t xml:space="preserve">классического «нечестного» преимущества — патента, эксклюзивного доступа к данным или сетевого эффекта масштаба — у проекта нет.</w:t>
+        <w:t xml:space="preserve">классического «нечестного» преимущества - патента, эксклюзивного доступа к данным или сетевого эффекта масштаба - у проекта нет.</w:t>
       </w:r>
       <w:r>
         <w:rPr>
@@ -5777,7 +5791,7 @@
           <w:sz w:val="24"/>
           <w:szCs w:val="24"/>
         </w:rPr>
-        <w:t xml:space="preserve">— </w:t>
+        <w:t xml:space="preserve">- </w:t>
       </w:r>
       <w:r>
         <w:rPr>
@@ -5795,7 +5809,7 @@
           <w:sz w:val="24"/>
           <w:szCs w:val="24"/>
         </w:rPr>
-        <w:t xml:space="preserve"> (клиент, REST-бэкенд, авторизация, подписки и приём платежей, размещение в RuStore), уже прошедшая полный ребрендинг и перестройку интерфейса. Это не идея, а работающий продукт: скорость итераций — дни, без согласований и релизных поездов.</w:t>
+        <w:t xml:space="preserve"> (клиент, REST-бэкенд, авторизация, подписки и приём платежей, размещение в RuStore), уже прошедшая полный ребрендинг и перестройку интерфейса. Это не идея, а работающий продукт: скорость итераций - дни, без согласований и релизных поездов.</w:t>
       </w:r>
     </w:p>
     <w:p>
@@ -5810,7 +5824,7 @@
           <w:sz w:val="24"/>
           <w:szCs w:val="24"/>
         </w:rPr>
-        <w:t xml:space="preserve">— </w:t>
+        <w:t xml:space="preserve">- </w:t>
       </w:r>
       <w:r>
         <w:rPr>
@@ -5828,7 +5842,7 @@
           <w:sz w:val="24"/>
           <w:szCs w:val="24"/>
         </w:rPr>
-        <w:t xml:space="preserve"> Мы сами — студенческая проектная команда: у нас есть вход в вузовскую среду, кураторов проектной деятельности и студенческие сообщества. Крупному игроку этот канал стоит дорого (отдел продаж в образование), а нам он доступен почти бесплатно и работает на рекомендации, а не на рекламу.</w:t>
+        <w:t xml:space="preserve"> Мы сами - студенческая проектная команда: у нас есть вход в вузовскую среду, кураторов проектной деятельности и студенческие сообщества. Крупному игроку этот канал стоит дорого (отдел продаж в образование), а нам он доступен почти бесплатно и работает на рекомендации, а не на рекламу.</w:t>
       </w:r>
     </w:p>
     <w:p>
@@ -5843,7 +5857,7 @@
           <w:sz w:val="24"/>
           <w:szCs w:val="24"/>
         </w:rPr>
-        <w:t xml:space="preserve">— </w:t>
+        <w:t xml:space="preserve">- </w:t>
       </w:r>
       <w:r>
         <w:rPr>
@@ -5861,7 +5875,7 @@
           <w:sz w:val="24"/>
           <w:szCs w:val="24"/>
         </w:rPr>
-        <w:t xml:space="preserve"> Наш ключевой ход — дешёвое место и будущий пакетный тариф «за команду». Для сервисов с выручкой на per-seat модели копирование означает каннибализацию собственной выручки на основном сегменте — им это невыгодно делать быстро.</w:t>
+        <w:t xml:space="preserve"> Наш ключевой ход - дешёвое место и будущий пакетный тариф «за команду». Для сервисов с выручкой на per-seat модели копирование означает каннибализацию собственной выручки на основном сегменте - им это невыгодно делать быстро.</w:t>
       </w:r>
     </w:p>
     <w:p>
@@ -5876,7 +5890,7 @@
           <w:sz w:val="24"/>
           <w:szCs w:val="24"/>
         </w:rPr>
-        <w:t xml:space="preserve">— </w:t>
+        <w:t xml:space="preserve">- </w:t>
       </w:r>
       <w:r>
         <w:rPr>
@@ -5894,7 +5908,7 @@
           <w:sz w:val="24"/>
           <w:szCs w:val="24"/>
         </w:rPr>
-        <w:t xml:space="preserve"> от первых команд (курсовой проект, клиентский проект агентства, подготовка мероприятия). Чем больше пилотов, тем точнее шаблоны «из коробки» — а это именно то, что снимает порог входа и не копируется чтением нашего лендинга.</w:t>
+        <w:t xml:space="preserve"> от первых команд (курсовой проект, клиентский проект агентства, подготовка мероприятия). Чем больше пилотов, тем точнее шаблоны «из коробки» - а это именно то, что снимает порог входа и не копируется чтением нашего лендинга.</w:t>
       </w:r>
     </w:p>
     <w:p>
@@ -5909,7 +5923,7 @@
           <w:sz w:val="24"/>
           <w:szCs w:val="24"/>
         </w:rPr>
-        <w:t xml:space="preserve">— </w:t>
+        <w:t xml:space="preserve">- </w:t>
       </w:r>
       <w:r>
         <w:rPr>
@@ -5927,7 +5941,7 @@
           <w:sz w:val="24"/>
           <w:szCs w:val="24"/>
         </w:rPr>
-        <w:t xml:space="preserve"> Команда из четырёх человек без офиса и штата поддержки безубыточна на 7–15 платящих командах; конкурент с зарплатным фондом не может позволить себе работать в такой нише с такой ценой.</w:t>
+        <w:t xml:space="preserve"> Команда из четырёх человек без офиса и штата поддержки безубыточна на 7-15 платящих командах; конкурент с зарплатным фондом не может позволить себе работать в такой нише с такой ценой.</w:t>
       </w:r>
     </w:p>
     <w:p>
@@ -5941,6 +5955,7 @@
           <w:rFonts w:ascii="Times New Roman" w:cs="Times New Roman" w:eastAsia="Times New Roman" w:hAnsi="Times New Roman"/>
           <w:b/>
           <w:bCs/>
+          <w:color w:val="000000"/>
           <w:sz w:val="26"/>
           <w:szCs w:val="26"/>
         </w:rPr>
@@ -5960,7 +5975,7 @@
           <w:sz w:val="22"/>
           <w:szCs w:val="22"/>
         </w:rPr>
-        <w:t xml:space="preserve">Допущения расчёта: курс 80 ₽ за 1 $; цена продукта 225 ₽ за участника в месяц (2 700 ₽ в год); средняя платящая команда — 5 участников, т. е. ARPA ≈ 1 125 ₽/мес или 13 500 ₽/год. Источники данных указаны после каждого расчёта.</w:t>
+        <w:t xml:space="preserve">Допущения расчёта: курс 80 ₽ за 1 $; цена продукта 225 ₽ за участника в месяц (2 700 ₽ в год); средняя платящая команда - 5 участников, т. е. ARPA ≈ 1 125 ₽/мес или 13 500 ₽/год. Источники данных указаны после каждого расчёта.</w:t>
       </w:r>
     </w:p>
     <w:p>
@@ -5976,10 +5991,11 @@
           <w:bCs/>
           <w:i/>
           <w:iCs/>
-          <w:sz w:val="24"/>
-          <w:szCs w:val="24"/>
-        </w:rPr>
-        <w:t xml:space="preserve">TAM (Total Addressable Market) — весь мировой рынок</w:t>
+          <w:color w:val="000000"/>
+          <w:sz w:val="24"/>
+          <w:szCs w:val="24"/>
+        </w:rPr>
+        <w:t xml:space="preserve">TAM (Total Addressable Market) - весь мировой рынок</w:t>
       </w:r>
     </w:p>
     <w:p>
@@ -6003,7 +6019,7 @@
           <w:sz w:val="24"/>
           <w:szCs w:val="24"/>
         </w:rPr>
-        <w:t xml:space="preserve"> Разные аналитические агентства оценивают мировой рынок ПО для управления проектами в 2025 году от 7,24 млрд $ (Mordor Intelligence, прогноз роста до 12,02 млрд $ к 2030 году, CAGR 10,7%) до 11,91 млрд $ (Fortune Business Insights, прогноз 45,19 млрд $ к 2034 году). Промежуточные оценки — около 9–10 млрд $. Отраслевые публикации TAdviser фиксируют рост мирового рынка на 12,2% за год и объём около 8,6 млрд $.</w:t>
+        <w:t xml:space="preserve"> Разные аналитические агентства оценивают мировой рынок ПО для управления проектами в 2025 году от 7,24 млрд $ (Mordor Intelligence, прогноз роста до 12,02 млрд $ к 2030 году, CAGR 10,7%) до 11,91 млрд $ (Fortune Business Insights, прогноз 45,19 млрд $ к 2034 году). Промежуточные оценки - около 9-10 млрд $. Отраслевые публикации TAdviser фиксируют рост мирового рынка на 12,2% за год и объём около 8,6 млрд $.</w:t>
       </w:r>
     </w:p>
     <w:p>
@@ -6019,7 +6035,7 @@
           <w:sz w:val="24"/>
           <w:szCs w:val="24"/>
         </w:rPr>
-        <w:t xml:space="preserve">TAM = 7,2–11,9 млрд $ = 580–950 млрд ₽ в год.</w:t>
+        <w:t xml:space="preserve">TAM = 7,2-11,9 млрд $ = 580-950 млрд ₽ в год.</w:t>
       </w:r>
       <w:r>
         <w:rPr>
@@ -6061,7 +6077,7 @@
           <w:sz w:val="24"/>
           <w:szCs w:val="24"/>
         </w:rPr>
-        <w:t xml:space="preserve"> По оценкам Всемирного банка и IFC, в мире насчитывается около 400 млн малых и средних предприятий. Доля тех, чья работа носит проектный характер и в команде есть минимум 3 человека, умственно занятых (ИТ, маркетинг, дизайн, консалтинг, медиа, образование, проектирование), — порядка 10%, то есть ≈ 40 млн команд. При среднем числе платных мест 5 и годовой цене 2 700 ₽ за место:</w:t>
+        <w:t xml:space="preserve"> По оценкам Всемирного банка и IFC, в мире насчитывается около 400 млн малых и средних предприятий. Доля тех, чья работа носит проектный характер и в команде есть минимум 3 человека, умственно занятых (ИТ, маркетинг, дизайн, консалтинг, медиа, образование, проектирование), - порядка 10%, то есть ≈ 40 млн команд. При среднем числе платных мест 5 и годовой цене 2 700 ₽ за место:</w:t>
       </w:r>
     </w:p>
     <w:p>
@@ -6109,7 +6125,7 @@
           <w:sz w:val="22"/>
           <w:szCs w:val="22"/>
         </w:rPr>
-        <w:t xml:space="preserve">Источники: Mordor Intelligence и Fortune Business Insights (обзоры рынка Project Management Software, 2025–2026); TAdviser, «Системы управления проектами (мировой рынок)»; World Bank / IFC — оценка числа МСП в мире.</w:t>
+        <w:t xml:space="preserve">Источники: Mordor Intelligence и Fortune Business Insights (обзоры рынка Project Management Software, 2025-2026); TAdviser, «Системы управления проектами (мировой рынок)»; World Bank / IFC - оценка числа МСП в мире.</w:t>
       </w:r>
     </w:p>
     <w:p>
@@ -6125,10 +6141,11 @@
           <w:bCs/>
           <w:i/>
           <w:iCs/>
-          <w:sz w:val="24"/>
-          <w:szCs w:val="24"/>
-        </w:rPr>
-        <w:t xml:space="preserve">SAM (Serviceable Available Market) — доступный нам рынок</w:t>
+          <w:color w:val="000000"/>
+          <w:sz w:val="24"/>
+          <w:szCs w:val="24"/>
+        </w:rPr>
+        <w:t xml:space="preserve">SAM (Serviceable Available Market) - доступный нам рынок</w:t>
       </w:r>
     </w:p>
     <w:p>
@@ -6178,7 +6195,7 @@
         <w:tc>
           <w:tcPr>
             <w:tcW w:type="dxa" w:w="2891"/>
-            <w:shd w:fill="E8EEF7" w:color="auto" w:val="clear"/>
+            <w:shd w:fill="EDEDED" w:color="auto" w:val="clear"/>
             <w:tcMar>
               <w:top w:type="dxa" w:w="60"/>
               <w:left w:type="dxa" w:w="90"/>
@@ -6206,7 +6223,7 @@
         <w:tc>
           <w:tcPr>
             <w:tcW w:type="dxa" w:w="6747"/>
-            <w:shd w:fill="E8EEF7" w:color="auto" w:val="clear"/>
+            <w:shd w:fill="EDEDED" w:color="auto" w:val="clear"/>
             <w:tcMar>
               <w:top w:type="dxa" w:w="60"/>
               <w:left w:type="dxa" w:w="90"/>
@@ -6282,7 +6299,7 @@
                 <w:sz w:val="20"/>
                 <w:szCs w:val="20"/>
               </w:rPr>
-              <w:t xml:space="preserve">Нет англоязычной локализации, маркетинга и поддержки; нет возможности принимать платежи международными платёжными системами; требования GDPR; конкуренция с Asana/Monday/ClickUp при нулевом бюджете на привлечение — вход экономически недоступен</w:t>
+              <w:t xml:space="preserve">Нет англоязычной локализации, маркетинга и поддержки; нет возможности принимать платежи международными платёжными системами; требования GDPR; конкуренция с Asana/Monday/ClickUp при нулевом бюджете на привлечение - вход экономически недоступен</w:t>
             </w:r>
           </w:p>
         </w:tc>
@@ -6337,7 +6354,7 @@
                 <w:sz w:val="20"/>
                 <w:szCs w:val="20"/>
               </w:rPr>
-              <w:t xml:space="preserve">Требуются on-premise-поставка, присутствие в реестре отечественного ПО, интеграция с Active Directory и 1С, аттестация по 152-ФЗ, SLA и техподдержка 24/7, конкурсные процедуры. У проекта нет ни юрлица в текущем виде, ни сертификации — это 60–65% денег российского рынка систем управления проектами</w:t>
+              <w:t xml:space="preserve">Требуются on-premise-поставка, присутствие в реестре отечественного ПО, интеграция с Active Directory и 1С, аттестация по 152-ФЗ, SLA и техподдержка 24/7, конкурсные процедуры. У проекта нет ни юрлица в текущем виде, ни сертификации - это 60-65% денег российского рынка систем управления проектами</w:t>
             </w:r>
           </w:p>
         </w:tc>
@@ -6529,7 +6546,7 @@
           <w:sz w:val="24"/>
           <w:szCs w:val="24"/>
         </w:rPr>
-        <w:t xml:space="preserve"> По оценке Naumen, объём российского рынка систем управления проектами составил 6 млрд ₽ в 2024 году с прогнозом 6,6 млрд ₽ на 2025 год; сегмент таск-трекеров в 2024 году — 2,4 млрд ₽. Directum и «Корус Консалтинг» оценивают рынок 2025 года в 6,5–7 млрд ₽ (без услуг внедрения). Если из сегмента задач и трекеров (2,4–3,0 млрд ₽) исключить корпоративные и госвнедрения (≈60–65%), на SaaS для малых команд остаётся </w:t>
+        <w:t xml:space="preserve"> По оценке Naumen, объём российского рынка систем управления проектами составил 6 млрд ₽ в 2024 году с прогнозом 6,6 млрд ₽ на 2025 год; сегмент таск-трекеров в 2024 году - 2,4 млрд ₽. Directum и «Корус Консалтинг» оценивают рынок 2025 года в 6,5-7 млрд ₽ (без услуг внедрения). Если из сегмента задач и трекеров (2,4-3,0 млрд ₽) исключить корпоративные и госвнедрения (≈60-65%), на SaaS для малых команд остаётся </w:t>
       </w:r>
       <w:r>
         <w:rPr>
@@ -6539,7 +6556,7 @@
           <w:sz w:val="24"/>
           <w:szCs w:val="24"/>
         </w:rPr>
-        <w:t xml:space="preserve">0,9–1,2 млрд ₽ в год.</w:t>
+        <w:t xml:space="preserve">0,9-1,2 млрд ₽ в год.</w:t>
       </w:r>
     </w:p>
     <w:p>
@@ -6563,7 +6580,7 @@
           <w:sz w:val="24"/>
           <w:szCs w:val="24"/>
         </w:rPr>
-        <w:t xml:space="preserve"> По данным Единого реестра ФНС (обновление июля 2026 года) в России 6,6 млн субъектов МСП, из них около 2,0 млн юридических лиц и 4,6 млн индивидуальных предпринимателей; Минэкономразвития на начало 2026 года сообщало о 6,835 млн субъектов — исторический максимум. Берём 2,0 млн юрлиц-МСП как базу «команд с сотрудниками». Доля организаций с проектным характером работы и штатом от 3 человек — около 20% → </w:t>
+        <w:t xml:space="preserve"> По данным Единого реестра ФНС (обновление июля 2026 года) в России 6,6 млн субъектов МСП, из них около 2,0 млн юридических лиц и 4,6 млн индивидуальных предпринимателей; Минэкономразвития на начало 2026 года сообщало о 6,835 млн субъектов - исторический максимум. Берём 2,0 млн юрлиц-МСП как базу «команд с сотрудниками». Доля организаций с проектным характером работы и штатом от 3 человек - около 20% → </w:t>
       </w:r>
       <w:r>
         <w:rPr>
@@ -6633,7 +6650,7 @@
           <w:sz w:val="24"/>
           <w:szCs w:val="24"/>
         </w:rPr>
-        <w:t xml:space="preserve"> (диапазон 0,9–1,8 млрд ₽; берём верхнюю границу, так как в SAM мы включаем ещё и образовательный сегмент — оценочно 25–30 тыс. активных студенческих проектных команд, монетизируемых через лицензии вузам). Это около </w:t>
+        <w:t xml:space="preserve"> (диапазон 0,9-1,8 млрд ₽; берём верхнюю границу, так как в SAM мы включаем ещё и образовательный сегмент - оценочно 25-30 тыс. активных студенческих проектных команд, монетизируемых через лицензии вузам). Это около </w:t>
       </w:r>
       <w:r>
         <w:rPr>
@@ -6659,7 +6676,7 @@
           <w:sz w:val="22"/>
           <w:szCs w:val="22"/>
         </w:rPr>
-        <w:t xml:space="preserve">Источники: Naumen, «Крупный бизнес не спешит переходить на российское ПО для управления проектами» (оценка рынка 2024–2025); TAdviser, раздел «Системы управления проектами»; ФНС России, Единый реестр субъектов МСП (обновление 10.07.2026); Минэкономразвития РФ, данные о числе субъектов МСП на январь 2026 года.</w:t>
+        <w:t xml:space="preserve">Источники: Naumen, «Крупный бизнес не спешит переходить на российское ПО для управления проектами» (оценка рынка 2024-2025); TAdviser, раздел «Системы управления проектами»; ФНС России, Единый реестр субъектов МСП (обновление 10.07.2026); Минэкономразвития РФ, данные о числе субъектов МСП на январь 2026 года.</w:t>
       </w:r>
     </w:p>
     <w:p>
@@ -6675,10 +6692,11 @@
           <w:bCs/>
           <w:i/>
           <w:iCs/>
-          <w:sz w:val="24"/>
-          <w:szCs w:val="24"/>
-        </w:rPr>
-        <w:t xml:space="preserve">SOM (Serviceable Obtainable Market) — что реально взять за первый год</w:t>
+          <w:color w:val="000000"/>
+          <w:sz w:val="24"/>
+          <w:szCs w:val="24"/>
+        </w:rPr>
+        <w:t xml:space="preserve">SOM (Serviceable Obtainable Market) - что реально взять за первый год</w:t>
       </w:r>
     </w:p>
     <w:p>
@@ -6692,7 +6710,7 @@
           <w:sz w:val="24"/>
           <w:szCs w:val="24"/>
         </w:rPr>
-        <w:t xml:space="preserve">Ресурсы: команда 4 человека с совмещением учёбы и работы, маркетинговый бюджет 0–20 тыс. ₽ в месяц, отсутствие отдела продаж, продукт в стадии пилотного запуска. Расчёт ведём по воронке: визиты → регистрации → запуск пространства (пробный период) → оплата, с учётом средней длительности подписки в первом году.</w:t>
+        <w:t xml:space="preserve">Ресурсы: команда 4 человека с совмещением учёбы и работы, маркетинговый бюджет 0-20 тыс. ₽ в месяц, отсутствие отдела продаж, продукт в стадии пилотного запуска. Расчёт ведём по воронке: визиты → регистрации → запуск пространства (пробный период) → оплата, с учётом средней длительности подписки в первом году.</w:t>
       </w:r>
     </w:p>
     <w:tbl>
@@ -6719,7 +6737,7 @@
         <w:tc>
           <w:tcPr>
             <w:tcW w:type="dxa" w:w="2891"/>
-            <w:shd w:fill="E8EEF7" w:color="auto" w:val="clear"/>
+            <w:shd w:fill="EDEDED" w:color="auto" w:val="clear"/>
             <w:tcMar>
               <w:top w:type="dxa" w:w="60"/>
               <w:left w:type="dxa" w:w="90"/>
@@ -6747,7 +6765,7 @@
         <w:tc>
           <w:tcPr>
             <w:tcW w:type="dxa" w:w="3373"/>
-            <w:shd w:fill="E8EEF7" w:color="auto" w:val="clear"/>
+            <w:shd w:fill="EDEDED" w:color="auto" w:val="clear"/>
             <w:tcMar>
               <w:top w:type="dxa" w:w="60"/>
               <w:left w:type="dxa" w:w="90"/>
@@ -6775,7 +6793,7 @@
         <w:tc>
           <w:tcPr>
             <w:tcW w:type="dxa" w:w="3373"/>
-            <w:shd w:fill="E8EEF7" w:color="auto" w:val="clear"/>
+            <w:shd w:fill="EDEDED" w:color="auto" w:val="clear"/>
             <w:tcMar>
               <w:top w:type="dxa" w:w="60"/>
               <w:left w:type="dxa" w:w="90"/>
@@ -7672,7 +7690,7 @@
           <w:sz w:val="24"/>
           <w:szCs w:val="24"/>
         </w:rPr>
-        <w:t xml:space="preserve">— вузовский канал: один куратор проектной деятельности = 10–30 команд за семестр при нулевой стоимости привлечения;</w:t>
+        <w:t xml:space="preserve">- вузовский канал: один куратор проектной деятельности = 10-30 команд за семестр при нулевой стоимости привлечения;</w:t>
       </w:r>
     </w:p>
     <w:p>
@@ -7687,7 +7705,7 @@
           <w:sz w:val="24"/>
           <w:szCs w:val="24"/>
         </w:rPr>
-        <w:t xml:space="preserve">— шаблоны готовых пространств («курсовой проект», «клиентский проект агентства», «подготовка мероприятия»), сокращающие время до первой ценности до 10–15 минут;</w:t>
+        <w:t xml:space="preserve">- шаблоны готовых пространств («курсовой проект», «клиентский проект агентства», «подготовка мероприятия»), сокращающие время до первой ценности до 10-15 минут;</w:t>
       </w:r>
     </w:p>
     <w:p>
@@ -7702,7 +7720,7 @@
           <w:sz w:val="24"/>
           <w:szCs w:val="24"/>
         </w:rPr>
-        <w:t xml:space="preserve">— реферальная механика «пригласи команду — месяц бесплатно»: продукт по своей природе вирусен внутри команды (участник видит систему до того, как начнёт за неё платить);</w:t>
+        <w:t xml:space="preserve">- реферальная механика «пригласи команду - месяц бесплатно»: продукт по своей природе вирусен внутри команды (участник видит систему до того, как начнёт за неё платить);</w:t>
       </w:r>
     </w:p>
     <w:p>
@@ -7717,7 +7735,7 @@
           <w:sz w:val="24"/>
           <w:szCs w:val="24"/>
         </w:rPr>
-        <w:t xml:space="preserve">— ценовой разрыв с платными тарифами аналогов (225 ₽ против 430–990 ₽ за пользователя) при оплате российскими картами;</w:t>
+        <w:t xml:space="preserve">- ценовой разрыв с платными тарифами аналогов (225 ₽ против 430-990 ₽ за пользователя) при оплате российскими картами;</w:t>
       </w:r>
     </w:p>
     <w:p>
@@ -7732,7 +7750,7 @@
           <w:sz w:val="24"/>
           <w:szCs w:val="24"/>
         </w:rPr>
-        <w:t xml:space="preserve">— незавершённая миграция команд с ушедших зарубежных сервисов — спрос на простую замену Trello сохраняется;</w:t>
+        <w:t xml:space="preserve">- незавершённая миграция команд с ушедших зарубежных сервисов - спрос на простую замену Trello сохраняется;</w:t>
       </w:r>
     </w:p>
     <w:p>
@@ -7747,7 +7765,7 @@
           <w:sz w:val="24"/>
           <w:szCs w:val="24"/>
         </w:rPr>
-        <w:t xml:space="preserve">— страница в RuStore как бесплатный источник поискового трафика.</w:t>
+        <w:t xml:space="preserve">- страница в RuStore как бесплатный источник поискового трафика.</w:t>
       </w:r>
     </w:p>
     <w:p>
@@ -7778,7 +7796,7 @@
           <w:sz w:val="24"/>
           <w:szCs w:val="24"/>
         </w:rPr>
-        <w:t xml:space="preserve">— </w:t>
+        <w:t xml:space="preserve">- </w:t>
       </w:r>
       <w:r>
         <w:rPr>
@@ -7796,7 +7814,7 @@
           <w:sz w:val="24"/>
           <w:szCs w:val="24"/>
         </w:rPr>
-        <w:t xml:space="preserve"> (YouGile — до 10 пользователей бесплатно, Weeek — до 5, бесплатный план Kaiten) обнуляют ценовой аргумент: вероятность высокая, влияние высокое. Ответ: собственный бесплатный тариф с лимитами и монетизация роста команды;</w:t>
+        <w:t xml:space="preserve"> (YouGile - до 10 пользователей бесплатно, Weeek - до 5, бесплатный план Kaiten) обнуляют ценовой аргумент: вероятность высокая, влияние высокое. Ответ: собственный бесплатный тариф с лимитами и монетизация роста команды;</w:t>
       </w:r>
     </w:p>
     <w:p>
@@ -7811,7 +7829,7 @@
           <w:sz w:val="24"/>
           <w:szCs w:val="24"/>
         </w:rPr>
-        <w:t xml:space="preserve">— </w:t>
+        <w:t xml:space="preserve">- </w:t>
       </w:r>
       <w:r>
         <w:rPr>
@@ -7829,7 +7847,7 @@
           <w:sz w:val="24"/>
           <w:szCs w:val="24"/>
         </w:rPr>
-        <w:t xml:space="preserve"> закрывает B2B-продажи по безналу (агентства и вузы платят по счёту): вероятность высокая, влияние высокое. Ответ — первоочередной пункт дорожной карты;</w:t>
+        <w:t xml:space="preserve"> закрывает B2B-продажи по безналу (агентства и вузы платят по счёту): вероятность высокая, влияние высокое. Ответ - первоочередной пункт дорожной карты;</w:t>
       </w:r>
     </w:p>
     <w:p>
@@ -7844,7 +7862,7 @@
           <w:sz w:val="24"/>
           <w:szCs w:val="24"/>
         </w:rPr>
-        <w:t xml:space="preserve">— </w:t>
+        <w:t xml:space="preserve">- </w:t>
       </w:r>
       <w:r>
         <w:rPr>
@@ -7877,7 +7895,7 @@
           <w:sz w:val="24"/>
           <w:szCs w:val="24"/>
         </w:rPr>
-        <w:t xml:space="preserve">— </w:t>
+        <w:t xml:space="preserve">- </w:t>
       </w:r>
       <w:r>
         <w:rPr>
@@ -7895,7 +7913,7 @@
           <w:sz w:val="24"/>
           <w:szCs w:val="24"/>
         </w:rPr>
-        <w:t xml:space="preserve"> — главный ограничитель; срыв сроков по пакетному тарифу сдвигает всю монетизацию;</w:t>
+        <w:t xml:space="preserve"> - главный ограничитель; срыв сроков по пакетному тарифу сдвигает всю монетизацию;</w:t>
       </w:r>
     </w:p>
     <w:p>
@@ -7910,7 +7928,7 @@
           <w:sz w:val="24"/>
           <w:szCs w:val="24"/>
         </w:rPr>
-        <w:t xml:space="preserve">— </w:t>
+        <w:t xml:space="preserve">- </w:t>
       </w:r>
       <w:r>
         <w:rPr>
@@ -7928,7 +7946,7 @@
           <w:sz w:val="24"/>
           <w:szCs w:val="24"/>
         </w:rPr>
-        <w:t xml:space="preserve">: летний провал активности студенческих команд (июнь–август) даёт отток до 30% в этом сегменте;</w:t>
+        <w:t xml:space="preserve">: летний провал активности студенческих команд (июнь-август) даёт отток до 30% в этом сегменте;</w:t>
       </w:r>
     </w:p>
     <w:p>
@@ -7943,7 +7961,7 @@
           <w:sz w:val="24"/>
           <w:szCs w:val="24"/>
         </w:rPr>
-        <w:t xml:space="preserve">— </w:t>
+        <w:t xml:space="preserve">- </w:t>
       </w:r>
       <w:r>
         <w:rPr>
@@ -7976,7 +7994,7 @@
           <w:sz w:val="24"/>
           <w:szCs w:val="24"/>
         </w:rPr>
-        <w:t xml:space="preserve">— </w:t>
+        <w:t xml:space="preserve">- </w:t>
       </w:r>
       <w:r>
         <w:rPr>
@@ -7994,7 +8012,7 @@
           <w:sz w:val="24"/>
           <w:szCs w:val="24"/>
         </w:rPr>
-        <w:t xml:space="preserve"> без кейсов: первые 10–15 публичных историй команд критичны для конверсии.</w:t>
+        <w:t xml:space="preserve"> без кейсов: первые 10-15 публичных историй команд критичны для конверсии.</w:t>
       </w:r>
     </w:p>
     <w:p>
@@ -8008,6 +8026,7 @@
           <w:rFonts w:ascii="Times New Roman" w:cs="Times New Roman" w:eastAsia="Times New Roman" w:hAnsi="Times New Roman"/>
           <w:b/>
           <w:bCs/>
+          <w:color w:val="000000"/>
           <w:sz w:val="26"/>
           <w:szCs w:val="26"/>
         </w:rPr>
@@ -8027,7 +8046,7 @@
           <w:sz w:val="24"/>
           <w:szCs w:val="24"/>
         </w:rPr>
-        <w:t xml:space="preserve">Вывод: проект находится на 4-м этапе — «Производство и пилотный запуск», при незакрытых «хвостах» 3-го этапа («Разработка и дизайн»).</w:t>
+        <w:t xml:space="preserve">Вывод: проект находится на 4-м этапе - «Производство и пилотный запуск», при незакрытых «хвостах» 3-го этапа («Разработка и дизайн»).</w:t>
       </w:r>
       <w:r>
         <w:rPr>
@@ -8063,7 +8082,7 @@
         <w:tc>
           <w:tcPr>
             <w:tcW w:type="dxa" w:w="1542"/>
-            <w:shd w:fill="E8EEF7" w:color="auto" w:val="clear"/>
+            <w:shd w:fill="EDEDED" w:color="auto" w:val="clear"/>
             <w:tcMar>
               <w:top w:type="dxa" w:w="60"/>
               <w:left w:type="dxa" w:w="90"/>
@@ -8091,7 +8110,7 @@
         <w:tc>
           <w:tcPr>
             <w:tcW w:type="dxa" w:w="1928"/>
-            <w:shd w:fill="E8EEF7" w:color="auto" w:val="clear"/>
+            <w:shd w:fill="EDEDED" w:color="auto" w:val="clear"/>
             <w:tcMar>
               <w:top w:type="dxa" w:w="60"/>
               <w:left w:type="dxa" w:w="90"/>
@@ -8119,7 +8138,7 @@
         <w:tc>
           <w:tcPr>
             <w:tcW w:type="dxa" w:w="5012"/>
-            <w:shd w:fill="E8EEF7" w:color="auto" w:val="clear"/>
+            <w:shd w:fill="EDEDED" w:color="auto" w:val="clear"/>
             <w:tcMar>
               <w:top w:type="dxa" w:w="60"/>
               <w:left w:type="dxa" w:w="90"/>
@@ -8147,7 +8166,7 @@
         <w:tc>
           <w:tcPr>
             <w:tcW w:type="dxa" w:w="1157"/>
-            <w:shd w:fill="E8EEF7" w:color="auto" w:val="clear"/>
+            <w:shd w:fill="EDEDED" w:color="auto" w:val="clear"/>
             <w:tcMar>
               <w:top w:type="dxa" w:w="60"/>
               <w:left w:type="dxa" w:w="90"/>
@@ -8599,7 +8618,7 @@
                 <w:sz w:val="20"/>
                 <w:szCs w:val="20"/>
               </w:rPr>
-              <w:t xml:space="preserve"> клиент обращается к API по локальному адресу — промышленный контур не настроен; юридические страницы (лицензия, оферта, политика конфиденциальности) содержат реквизиты предыдущего правообладателя; юрлицо под новый бренд не оформлено; нет сбора продуктовых метрик удержания</w:t>
+              <w:t xml:space="preserve"> клиент обращается к API по локальному адресу - промышленный контур не настроен; юридические страницы (лицензия, оферта, политика конфиденциальности) содержат реквизиты предыдущего правообладателя; юрлицо под новый бренд не оформлено; нет сбора продуктовых метрик удержания</w:t>
             </w:r>
           </w:p>
         </w:tc>
@@ -8861,7 +8880,7 @@
           <w:sz w:val="24"/>
           <w:szCs w:val="24"/>
         </w:rPr>
-        <w:t xml:space="preserve"> От 3-го этапа проект отличает наличие работающего приёма платежей, подключённой аналитики, публикации в магазине приложений и реальных пользователей — это признаки пилотного запуска, а не разработки. До 5-го этапа проект не дотягивает потому, что коммерциализация технически невозможна: без промышленного контура и юридических документов нельзя ни лить платный трафик, ни продавать юрлицам по счёту, ни корректно обрабатывать персональные данные.</w:t>
+        <w:t xml:space="preserve"> От 3-го этапа проект отличает наличие работающего приёма платежей, подключённой аналитики, публикации в магазине приложений и реальных пользователей - это признаки пилотного запуска, а не разработки. До 5-го этапа проект не дотягивает потому, что коммерциализация технически невозможна: без промышленного контура и юридических документов нельзя ни лить платный трафик, ни продавать юрлицам по счёту, ни корректно обрабатывать персональные данные.</w:t>
       </w:r>
     </w:p>
     <w:p>
@@ -8892,7 +8911,7 @@
           <w:sz w:val="24"/>
           <w:szCs w:val="24"/>
         </w:rPr>
-        <w:t xml:space="preserve">— вывести API и клиент в промышленный контур (домен, HTTPS, отдельная база, бэкапы, мониторинг доступности);</w:t>
+        <w:t xml:space="preserve">- вывести API и клиент в промышленный контур (домен, HTTPS, отдельная база, бэкапы, мониторинг доступности);</w:t>
       </w:r>
     </w:p>
     <w:p>
@@ -8907,7 +8926,7 @@
           <w:sz w:val="24"/>
           <w:szCs w:val="24"/>
         </w:rPr>
-        <w:t xml:space="preserve">— оформить юрлицо или ИП, переписать лицензионное соглашение, оферту и политику конфиденциальности под новый бренд, подать уведомление оператора персональных данных;</w:t>
+        <w:t xml:space="preserve">- оформить юрлицо или ИП, переписать лицензионное соглашение, оферту и политику конфиденциальности под новый бренд, подать уведомление оператора персональных данных;</w:t>
       </w:r>
     </w:p>
     <w:p>
@@ -8922,7 +8941,7 @@
           <w:sz w:val="24"/>
           <w:szCs w:val="24"/>
         </w:rPr>
-        <w:t xml:space="preserve">— завершить ребрендинг всех страниц и ассетов, удалить неиспользуемые файлы;</w:t>
+        <w:t xml:space="preserve">- завершить ребрендинг всех страниц и ассетов, удалить неиспользуемые файлы;</w:t>
       </w:r>
     </w:p>
     <w:p>
@@ -8937,7 +8956,7 @@
           <w:sz w:val="24"/>
           <w:szCs w:val="24"/>
         </w:rPr>
-        <w:t xml:space="preserve">— настроить продуктовую аналитику по воронке активации и удержания (а не только посещаемость);</w:t>
+        <w:t xml:space="preserve">- настроить продуктовую аналитику по воронке активации и удержания (а не только посещаемость);</w:t>
       </w:r>
     </w:p>
     <w:p>
@@ -8952,7 +8971,7 @@
           <w:sz w:val="24"/>
           <w:szCs w:val="24"/>
         </w:rPr>
-        <w:t xml:space="preserve">— провести 8–12 проблемных интервью и 3–5 пилотов на реальных командах, получить первые 10 платящих команд;</w:t>
+        <w:t xml:space="preserve">- провести 8-12 проблемных интервью и 3-5 пилотов на реальных командах, получить первые 10 платящих команд;</w:t>
       </w:r>
     </w:p>
     <w:p>
@@ -8967,7 +8986,7 @@
           <w:sz w:val="24"/>
           <w:szCs w:val="24"/>
         </w:rPr>
-        <w:t xml:space="preserve">— подтвердить работоспособность платёжного сценария на реальных платежах (включая возвраты и продления).</w:t>
+        <w:t xml:space="preserve">- подтвердить работоспособность платёжного сценария на реальных платежах (включая возвраты и продления).</w:t>
       </w:r>
     </w:p>
     <w:p>
@@ -8981,6 +9000,7 @@
           <w:rFonts w:ascii="Times New Roman" w:cs="Times New Roman" w:eastAsia="Times New Roman" w:hAnsi="Times New Roman"/>
           <w:b/>
           <w:bCs/>
+          <w:color w:val="000000"/>
           <w:sz w:val="26"/>
           <w:szCs w:val="26"/>
         </w:rPr>
@@ -8998,7 +9018,7 @@
           <w:sz w:val="24"/>
           <w:szCs w:val="24"/>
         </w:rPr>
-        <w:t xml:space="preserve">Горизонт — 12 месяцев (ноябрь 2026 — октябрь 2027). Карта построена по принципу «сначала то, что разблокирует деньги и доверие, потом рост функциональности».</w:t>
+        <w:t xml:space="preserve">Горизонт - 12 месяцев (ноябрь 2026 - октябрь 2027). Карта построена по принципу «сначала то, что разблокирует деньги и доверие, потом рост функциональности».</w:t>
       </w:r>
     </w:p>
     <w:tbl>
@@ -9027,7 +9047,7 @@
         <w:tc>
           <w:tcPr>
             <w:tcW w:type="dxa" w:w="1253"/>
-            <w:shd w:fill="E8EEF7" w:color="auto" w:val="clear"/>
+            <w:shd w:fill="EDEDED" w:color="auto" w:val="clear"/>
             <w:tcMar>
               <w:top w:type="dxa" w:w="60"/>
               <w:left w:type="dxa" w:w="90"/>
@@ -9055,7 +9075,7 @@
         <w:tc>
           <w:tcPr>
             <w:tcW w:type="dxa" w:w="1638"/>
-            <w:shd w:fill="E8EEF7" w:color="auto" w:val="clear"/>
+            <w:shd w:fill="EDEDED" w:color="auto" w:val="clear"/>
             <w:tcMar>
               <w:top w:type="dxa" w:w="60"/>
               <w:left w:type="dxa" w:w="90"/>
@@ -9083,7 +9103,7 @@
         <w:tc>
           <w:tcPr>
             <w:tcW w:type="dxa" w:w="2891"/>
-            <w:shd w:fill="E8EEF7" w:color="auto" w:val="clear"/>
+            <w:shd w:fill="EDEDED" w:color="auto" w:val="clear"/>
             <w:tcMar>
               <w:top w:type="dxa" w:w="60"/>
               <w:left w:type="dxa" w:w="90"/>
@@ -9111,7 +9131,7 @@
         <w:tc>
           <w:tcPr>
             <w:tcW w:type="dxa" w:w="2217"/>
-            <w:shd w:fill="E8EEF7" w:color="auto" w:val="clear"/>
+            <w:shd w:fill="EDEDED" w:color="auto" w:val="clear"/>
             <w:tcMar>
               <w:top w:type="dxa" w:w="60"/>
               <w:left w:type="dxa" w:w="90"/>
@@ -9139,7 +9159,7 @@
         <w:tc>
           <w:tcPr>
             <w:tcW w:type="dxa" w:w="1638"/>
-            <w:shd w:fill="E8EEF7" w:color="auto" w:val="clear"/>
+            <w:shd w:fill="EDEDED" w:color="auto" w:val="clear"/>
             <w:tcMar>
               <w:top w:type="dxa" w:w="60"/>
               <w:left w:type="dxa" w:w="90"/>
@@ -9320,7 +9340,7 @@
                 <w:sz w:val="20"/>
                 <w:szCs w:val="20"/>
               </w:rPr>
-              <w:t xml:space="preserve">Ноябрь — декабрь 2026</w:t>
+              <w:t xml:space="preserve">Ноябрь - декабрь 2026</w:t>
             </w:r>
           </w:p>
         </w:tc>
@@ -9580,7 +9600,7 @@
                 <w:sz w:val="20"/>
                 <w:szCs w:val="20"/>
               </w:rPr>
-              <w:t xml:space="preserve">Декабрь 2026 — январь 2027</w:t>
+              <w:t xml:space="preserve">Декабрь 2026 - январь 2027</w:t>
             </w:r>
           </w:p>
         </w:tc>
@@ -9630,7 +9650,7 @@
                 <w:sz w:val="20"/>
                 <w:szCs w:val="20"/>
               </w:rPr>
-              <w:t xml:space="preserve">Провести 8–12 проблемных интервью по скрипту (Задание №3); запустить 3–5 пилотов на реальных командах; собрать дневники использования</w:t>
+              <w:t xml:space="preserve">Провести 8-12 проблемных интервью по скрипту (Задание №3); запустить 3-5 пилотов на реальных командах; собрать дневники использования</w:t>
             </w:r>
           </w:p>
         </w:tc>
@@ -9710,7 +9730,7 @@
                 <w:sz w:val="20"/>
                 <w:szCs w:val="20"/>
               </w:rPr>
-              <w:t xml:space="preserve">Январь — февраль 2027</w:t>
+              <w:t xml:space="preserve">Январь - февраль 2027</w:t>
             </w:r>
           </w:p>
         </w:tc>
@@ -9840,7 +9860,7 @@
                 <w:sz w:val="20"/>
                 <w:szCs w:val="20"/>
               </w:rPr>
-              <w:t xml:space="preserve">Февраль — март 2027</w:t>
+              <w:t xml:space="preserve">Февраль - март 2027</w:t>
             </w:r>
           </w:p>
         </w:tc>
@@ -9970,7 +9990,7 @@
                 <w:sz w:val="20"/>
                 <w:szCs w:val="20"/>
               </w:rPr>
-              <w:t xml:space="preserve">Март — апрель 2027</w:t>
+              <w:t xml:space="preserve">Март - апрель 2027</w:t>
             </w:r>
           </w:p>
         </w:tc>
@@ -10100,7 +10120,7 @@
                 <w:sz w:val="20"/>
                 <w:szCs w:val="20"/>
               </w:rPr>
-              <w:t xml:space="preserve">Апрель — май 2027</w:t>
+              <w:t xml:space="preserve">Апрель - май 2027</w:t>
             </w:r>
           </w:p>
         </w:tc>
@@ -10230,7 +10250,7 @@
                 <w:sz w:val="20"/>
                 <w:szCs w:val="20"/>
               </w:rPr>
-              <w:t xml:space="preserve">Май — июль 2027</w:t>
+              <w:t xml:space="preserve">Май - июль 2027</w:t>
             </w:r>
           </w:p>
         </w:tc>
@@ -10305,7 +10325,7 @@
                 <w:sz w:val="20"/>
                 <w:szCs w:val="20"/>
               </w:rPr>
-              <w:t xml:space="preserve">Подписаны первые 2–3 вуза/акселератора</w:t>
+              <w:t xml:space="preserve">Подписаны первые 2-3 вуза/акселератора</w:t>
             </w:r>
           </w:p>
         </w:tc>
@@ -10360,7 +10380,7 @@
                 <w:sz w:val="20"/>
                 <w:szCs w:val="20"/>
               </w:rPr>
-              <w:t xml:space="preserve">Июль — август 2027</w:t>
+              <w:t xml:space="preserve">Июль - август 2027</w:t>
             </w:r>
           </w:p>
         </w:tc>
@@ -10490,7 +10510,7 @@
                 <w:sz w:val="20"/>
                 <w:szCs w:val="20"/>
               </w:rPr>
-              <w:t xml:space="preserve">Сентябрь — октябрь 2027</w:t>
+              <w:t xml:space="preserve">Сентябрь - октябрь 2027</w:t>
             </w:r>
           </w:p>
         </w:tc>
@@ -10617,7 +10637,7 @@
           <w:sz w:val="24"/>
           <w:szCs w:val="24"/>
         </w:rPr>
-        <w:t xml:space="preserve"> Сначала — инфраструктура и право (без них любой маркетинг сжигает деньги и создаёт юридический риск), затем исследование (чтобы не разрабатывать не то), затем активация и тарифы (превращают пользователей в выручку), и только после подтверждённой юнит-экономики — масштабирование. Интеграции и мобильные улучшения сознательно отложены: они важны, но не блокируют ни одну проверку бизнес-модели.</w:t>
+        <w:t xml:space="preserve"> Сначала - инфраструктура и право (без них любой маркетинг сжигает деньги и создаёт юридический риск), затем исследование (чтобы не разрабатывать не то), затем активация и тарифы (превращают пользователей в выручку), и только после подтверждённой юнит-экономики - масштабирование. Интеграции и мобильные улучшения сознательно отложены: они важны, но не блокируют ни одну проверку бизнес-модели.</w:t>
       </w:r>
     </w:p>
     <w:p>
@@ -10641,7 +10661,7 @@
           <w:sz w:val="24"/>
           <w:szCs w:val="24"/>
         </w:rPr>
-        <w:t xml:space="preserve"> спринты 3–7 не стартуют раньше, чем закрыт промышленный контур (спринт 1); продажи юрлицам и образовательные пакеты невозможны раньше юридического контура (спринт 2); платный трафик включается только после подтверждения LTV/CAC ≥ 3 на органике.</w:t>
+        <w:t xml:space="preserve"> спринты 3-7 не стартуют раньше, чем закрыт промышленный контур (спринт 1); продажи юрлицам и образовательные пакеты невозможны раньше юридического контура (спринт 2); платный трафик включается только после подтверждения LTV/CAC ≥ 3 на органике.</w:t>
       </w:r>
     </w:p>
     <w:p>
@@ -10660,6 +10680,7 @@
           <w:rFonts w:ascii="Times New Roman" w:cs="Times New Roman" w:eastAsia="Times New Roman" w:hAnsi="Times New Roman"/>
           <w:b/>
           <w:bCs/>
+          <w:color w:val="000000"/>
           <w:sz w:val="30"/>
           <w:szCs w:val="30"/>
         </w:rPr>
@@ -10689,7 +10710,7 @@
         <w:tc>
           <w:tcPr>
             <w:tcW w:type="dxa" w:w="1542"/>
-            <w:shd w:fill="E8EEF7" w:color="auto" w:val="clear"/>
+            <w:shd w:fill="EDEDED" w:color="auto" w:val="clear"/>
             <w:tcMar>
               <w:top w:type="dxa" w:w="60"/>
               <w:left w:type="dxa" w:w="90"/>
@@ -10717,7 +10738,7 @@
         <w:tc>
           <w:tcPr>
             <w:tcW w:type="dxa" w:w="8096"/>
-            <w:shd w:fill="E8EEF7" w:color="auto" w:val="clear"/>
+            <w:shd w:fill="EDEDED" w:color="auto" w:val="clear"/>
             <w:tcMar>
               <w:top w:type="dxa" w:w="60"/>
               <w:left w:type="dxa" w:w="90"/>
@@ -10750,7 +10771,7 @@
         <w:tc>
           <w:tcPr>
             <w:tcW w:type="dxa" w:w="1542"/>
-            <w:shd w:fill="F4F6FA" w:color="auto" w:val="clear"/>
+            <w:shd w:fill="F5F5F5" w:color="auto" w:val="clear"/>
             <w:tcMar>
               <w:top w:type="dxa" w:w="60"/>
               <w:left w:type="dxa" w:w="90"/>
@@ -10798,7 +10819,7 @@
                 <w:sz w:val="20"/>
                 <w:szCs w:val="20"/>
               </w:rPr>
-              <w:t xml:space="preserve">Apex — веб-пространство, в котором небольшая команда ведёт проект целиком: задачи и канбан-доска, общий календарь, заметки и прогресс в одном окне.</w:t>
+              <w:t xml:space="preserve">Apex - веб-пространство, в котором небольшая команда ведёт проект целиком: задачи и канбан-доска, общий календарь, заметки и прогресс в одном окне.</w:t>
             </w:r>
           </w:p>
           <w:p>
@@ -10828,7 +10849,7 @@
                 <w:sz w:val="20"/>
                 <w:szCs w:val="20"/>
               </w:rPr>
-              <w:t xml:space="preserve">Идея родилась из собственной боли: любая команда из 4–7 человек начинает проект в Telegram и Google-таблице, через две недели перестаёт понимать, кто что делает, а перед сдачей восстанавливает хронологию по переписке. Существующие инструменты либо слишком просты (чат, таблица), либо слишком сложны и дороги для такого масштаба (корпоративные системы, тарифы за каждого пользователя).</w:t>
+              <w:t xml:space="preserve">Идея родилась из собственной боли: любая команда из 4-7 человек начинает проект в Telegram и Google-таблице, через две недели перестаёт понимать, кто что делает, а перед сдачей восстанавливает хронологию по переписке. Существующие инструменты либо слишком просты (чат, таблица), либо слишком сложны и дороги для такого масштаба (корпоративные системы, тарифы за каждого пользователя).</w:t>
             </w:r>
           </w:p>
           <w:p>
@@ -10858,7 +10879,7 @@
                 <w:sz w:val="20"/>
                 <w:szCs w:val="20"/>
               </w:rPr>
-              <w:t xml:space="preserve">Суть идеи — не в новых функциях, а в правильном масштабе: дать команде ровно те четыре сущности, без которых проект рассыпается (задача, срок, ответственный, договорённость), связать их между собой и убрать всё, что требует администратора. Старт — 10 минут, цена — 225 ₽ за участника в месяц, оплата российскими картами, бесплатный пробный период.</w:t>
+              <w:t xml:space="preserve">Суть идеи - не в новых функциях, а в правильном масштабе: дать команде ровно те четыре сущности, без которых проект рассыпается (задача, срок, ответственный, договорённость), связать их между собой и убрать всё, что требует администратора. Старт - 10 минут, цена - 225 ₽ за участника в месяц, оплата российскими картами, бесплатный пробный период.</w:t>
             </w:r>
           </w:p>
         </w:tc>
@@ -10870,7 +10891,7 @@
         <w:tc>
           <w:tcPr>
             <w:tcW w:type="dxa" w:w="1542"/>
-            <w:shd w:fill="F4F6FA" w:color="auto" w:val="clear"/>
+            <w:shd w:fill="F5F5F5" w:color="auto" w:val="clear"/>
             <w:tcMar>
               <w:top w:type="dxa" w:w="60"/>
               <w:left w:type="dxa" w:w="90"/>
@@ -10918,7 +10939,7 @@
                 <w:sz w:val="20"/>
                 <w:szCs w:val="20"/>
               </w:rPr>
-              <w:t xml:space="preserve">У небольших проектных команд (3–15 человек) нет единого места для работы над проектом: задачи ставятся в мессенджере, сроки живут в голове руководителя, договорённости со встреч не фиксируются, а статус собирается вручную.</w:t>
+              <w:t xml:space="preserve">У небольших проектных команд (3-15 человек) нет единого места для работы над проектом: задачи ставятся в мессенджере, сроки живут в голове руководителя, договорённости со встреч не фиксируются, а статус собирается вручную.</w:t>
             </w:r>
           </w:p>
           <w:p>
@@ -10978,7 +10999,7 @@
                 <w:sz w:val="20"/>
                 <w:szCs w:val="20"/>
               </w:rPr>
-              <w:t xml:space="preserve">К чему приводит: срывы и сдвиги сроков, обнаруживаемые в последний день; двойная работа и потерянные правки заказчика; 30–60 минут в неделю руководителя на сбор статуса; конфликты ответственности и споры о вкладе участников; стресс и авральный режим вместо планомерной работы.</w:t>
+              <w:t xml:space="preserve">К чему приводит: срывы и сдвиги сроков, обнаруживаемые в последний день; двойная работа и потерянные правки заказчика; 30-60 минут в неделю руководителя на сбор статуса; конфликты ответственности и споры о вкладе участников; стресс и авральный режим вместо планомерной работы.</w:t>
             </w:r>
           </w:p>
           <w:p>
@@ -11008,7 +11029,7 @@
                 <w:sz w:val="20"/>
                 <w:szCs w:val="20"/>
               </w:rPr>
-              <w:t xml:space="preserve">Почему проблема не решается сама: переход на «взрослый» инструмент требует настройки процессов и администратора, а платные тарифы считаются за каждого участника — для команды из 5–10 человек это 2 000–6 000 ₽ в месяц при неочевидной отдаче. В результате команда возвращается в чат и считает, что «нам это не нужно, мы маленькие».</w:t>
+              <w:t xml:space="preserve">Почему проблема не решается сама: переход на «взрослый» инструмент требует настройки процессов и администратора, а платные тарифы считаются за каждого участника - для команды из 5-10 человек это 2 000-6 000 ₽ в месяц при неочевидной отдаче. В результате команда возвращается в чат и считает, что «нам это не нужно, мы маленькие».</w:t>
             </w:r>
           </w:p>
         </w:tc>
@@ -11038,6 +11059,7 @@
           <w:rFonts w:ascii="Times New Roman" w:cs="Times New Roman" w:eastAsia="Times New Roman" w:hAnsi="Times New Roman"/>
           <w:b/>
           <w:bCs/>
+          <w:color w:val="000000"/>
           <w:sz w:val="26"/>
           <w:szCs w:val="26"/>
         </w:rPr>
@@ -11068,7 +11090,7 @@
         <w:tc>
           <w:tcPr>
             <w:tcW w:type="dxa" w:w="1157"/>
-            <w:shd w:fill="E8EEF7" w:color="auto" w:val="clear"/>
+            <w:shd w:fill="EDEDED" w:color="auto" w:val="clear"/>
             <w:tcMar>
               <w:top w:type="dxa" w:w="60"/>
               <w:left w:type="dxa" w:w="90"/>
@@ -11096,7 +11118,7 @@
         <w:tc>
           <w:tcPr>
             <w:tcW w:type="dxa" w:w="2313"/>
-            <w:shd w:fill="E8EEF7" w:color="auto" w:val="clear"/>
+            <w:shd w:fill="EDEDED" w:color="auto" w:val="clear"/>
             <w:tcMar>
               <w:top w:type="dxa" w:w="60"/>
               <w:left w:type="dxa" w:w="90"/>
@@ -11124,7 +11146,7 @@
         <w:tc>
           <w:tcPr>
             <w:tcW w:type="dxa" w:w="6168"/>
-            <w:shd w:fill="E8EEF7" w:color="auto" w:val="clear"/>
+            <w:shd w:fill="EDEDED" w:color="auto" w:val="clear"/>
             <w:tcMar>
               <w:top w:type="dxa" w:w="60"/>
               <w:left w:type="dxa" w:w="90"/>
@@ -11157,7 +11179,7 @@
         <w:tc>
           <w:tcPr>
             <w:tcW w:type="dxa" w:w="1157"/>
-            <w:shd w:fill="F4F6FA" w:color="auto" w:val="clear"/>
+            <w:shd w:fill="F5F5F5" w:color="auto" w:val="clear"/>
             <w:tcMar>
               <w:top w:type="dxa" w:w="60"/>
               <w:left w:type="dxa" w:w="90"/>
@@ -11364,7 +11386,7 @@
                 <w:sz w:val="20"/>
                 <w:szCs w:val="20"/>
               </w:rPr>
-              <w:t xml:space="preserve">— </w:t>
+              <w:t xml:space="preserve">- </w:t>
             </w:r>
             <w:r>
               <w:rPr>
@@ -11384,7 +11406,7 @@
                 <w:sz w:val="20"/>
                 <w:szCs w:val="20"/>
               </w:rPr>
-              <w:t xml:space="preserve"> — «я не держу проект в голове и не боюсь, что что-то забыто»;</w:t>
+              <w:t xml:space="preserve"> - «я не держу проект в голове и не боюсь, что что-то забыто»;</w:t>
             </w:r>
           </w:p>
           <w:p>
@@ -11400,7 +11422,7 @@
                 <w:sz w:val="20"/>
                 <w:szCs w:val="20"/>
               </w:rPr>
-              <w:t xml:space="preserve">— </w:t>
+              <w:t xml:space="preserve">- </w:t>
             </w:r>
             <w:r>
               <w:rPr>
@@ -11420,7 +11442,7 @@
                 <w:sz w:val="20"/>
                 <w:szCs w:val="20"/>
               </w:rPr>
-              <w:t xml:space="preserve"> — «я вижу, что именно моё, и не делаю работу дважды»;</w:t>
+              <w:t xml:space="preserve"> - «я вижу, что именно моё, и не делаю работу дважды»;</w:t>
             </w:r>
           </w:p>
           <w:p>
@@ -11436,7 +11458,7 @@
                 <w:sz w:val="20"/>
                 <w:szCs w:val="20"/>
               </w:rPr>
-              <w:t xml:space="preserve">— </w:t>
+              <w:t xml:space="preserve">- </w:t>
             </w:r>
             <w:r>
               <w:rPr>
@@ -11456,7 +11478,7 @@
                 <w:sz w:val="20"/>
                 <w:szCs w:val="20"/>
               </w:rPr>
-              <w:t xml:space="preserve"> — «вклад и прогресс видны сами, отчёт не нужно собирать руками».</w:t>
+              <w:t xml:space="preserve"> - «вклад и прогресс видны сами, отчёт не нужно собирать руками».</w:t>
             </w:r>
           </w:p>
           <w:p>
@@ -11498,7 +11520,7 @@
         <w:tc>
           <w:tcPr>
             <w:tcW w:type="dxa" w:w="1157"/>
-            <w:shd w:fill="F4F6FA" w:color="auto" w:val="clear"/>
+            <w:shd w:fill="F5F5F5" w:color="auto" w:val="clear"/>
             <w:tcMar>
               <w:top w:type="dxa" w:w="60"/>
               <w:left w:type="dxa" w:w="90"/>
@@ -11589,7 +11611,7 @@
                 <w:sz w:val="20"/>
                 <w:szCs w:val="20"/>
               </w:rPr>
-              <w:t xml:space="preserve">Портрет 1 — «Капитан студенческой команды» (ядро).</w:t>
+              <w:t xml:space="preserve">Портрет 1 - «Капитан студенческой команды» (ядро).</w:t>
             </w:r>
             <w:r>
               <w:rPr>
@@ -11599,7 +11621,7 @@
                 <w:sz w:val="20"/>
                 <w:szCs w:val="20"/>
               </w:rPr>
-              <w:t xml:space="preserve"> Пол: любой (примерно 50/50). Возраст 18–23. География: города с вузами, в первую очередь миллионники. Доход: 0–40 тыс. ₽ (стипендия, подработка), бюджет на инструмент — личный и маленький. Интересы: учёба и проектная деятельность, хакатоны, ИТ и дизайн, карьера, тайм-менеджмент. Роль: </w:t>
+              <w:t xml:space="preserve"> Пол: любой (примерно 50/50). Возраст 18-23. География: города с вузами, в первую очередь миллионники. Доход: 0-40 тыс. ₽ (стипендия, подработка), бюджет на инструмент - личный и маленький. Интересы: учёба и проектная деятельность, хакатоны, ИТ и дизайн, карьера, тайм-менеджмент. Роль: </w:t>
             </w:r>
             <w:r>
               <w:rPr>
@@ -11649,7 +11671,7 @@
                 <w:sz w:val="20"/>
                 <w:szCs w:val="20"/>
               </w:rPr>
-              <w:t xml:space="preserve">Портрет 2 — «Владелец микро-агентства».</w:t>
+              <w:t xml:space="preserve">Портрет 2 - «Владелец микро-агентства».</w:t>
             </w:r>
             <w:r>
               <w:rPr>
@@ -11659,7 +11681,7 @@
                 <w:sz w:val="20"/>
                 <w:szCs w:val="20"/>
               </w:rPr>
-              <w:t xml:space="preserve"> Пол: чаще мужской (≈60/40). Возраст 26–40. География: Москва, Санкт-Петербург, региональные центры; часто распределённая команда. Доход бизнеса: 300 тыс. – 3 млн ₽ в месяц, личный доход 100–300 тыс. ₽. Интересы: маркетинг, дизайн, клиентский сервис, автоматизация, профессиональные сообщества. Роль: </w:t>
+              <w:t xml:space="preserve"> Пол: чаще мужской (≈60/40). Возраст 26-40. География: Москва, Санкт-Петербург, региональные центры; часто распределённая команда. Доход бизнеса: 300 тыс. - 3 млн ₽ в месяц, личный доход 100-300 тыс. ₽. Интересы: маркетинг, дизайн, клиентский сервис, автоматизация, профессиональные сообщества. Роль: </w:t>
             </w:r>
             <w:r>
               <w:rPr>
@@ -11679,7 +11701,7 @@
                 <w:sz w:val="20"/>
                 <w:szCs w:val="20"/>
               </w:rPr>
-              <w:t xml:space="preserve">, пользуется ежедневно, но решающий критерий для него — примут ли инструмент сотрудники.</w:t>
+              <w:t xml:space="preserve">, пользуется ежедневно, но решающий критерий для него - примут ли инструмент сотрудники.</w:t>
             </w:r>
           </w:p>
           <w:p>
@@ -11709,7 +11731,7 @@
                 <w:sz w:val="20"/>
                 <w:szCs w:val="20"/>
               </w:rPr>
-              <w:t xml:space="preserve">Портрет 3 — «Руководитель небольшого отдела / тимлид».</w:t>
+              <w:t xml:space="preserve">Портрет 3 - «Руководитель небольшого отдела / тимлид».</w:t>
             </w:r>
             <w:r>
               <w:rPr>
@@ -11719,7 +11741,7 @@
                 <w:sz w:val="20"/>
                 <w:szCs w:val="20"/>
               </w:rPr>
-              <w:t xml:space="preserve"> Возраст 25–38, доход 120–250 тыс. ₽, города-миллионники. Роль: инициатор и пользователь; при корпоративной покупке </w:t>
+              <w:t xml:space="preserve"> Возраст 25-38, доход 120-250 тыс. ₽, города-миллионники. Роль: инициатор и пользователь; при корпоративной покупке </w:t>
             </w:r>
             <w:r>
               <w:rPr>
@@ -11739,7 +11761,7 @@
                 <w:sz w:val="20"/>
                 <w:szCs w:val="20"/>
               </w:rPr>
-              <w:t xml:space="preserve"> — отсюда требование закрывающих документов и оплаты по счёту.</w:t>
+              <w:t xml:space="preserve"> - отсюда требование закрывающих документов и оплаты по счёту.</w:t>
             </w:r>
           </w:p>
           <w:p>
@@ -11799,7 +11821,7 @@
                 <w:sz w:val="20"/>
                 <w:szCs w:val="20"/>
               </w:rPr>
-              <w:t xml:space="preserve"> (влияющее лицо), пользуются студенты, а платит кафедра, вуз или сами студенты. Поэтому коммуникация строится в двух версиях: «как сдать проект в срок» — для студентов, «как видеть прогресс 15 команд потока» — для куратора.</w:t>
+              <w:t xml:space="preserve"> (влияющее лицо), пользуются студенты, а платит кафедра, вуз или сами студенты. Поэтому коммуникация строится в двух версиях: «как сдать проект в срок» - для студентов, «как видеть прогресс 15 команд потока» - для куратора.</w:t>
             </w:r>
           </w:p>
           <w:p>
@@ -11851,7 +11873,7 @@
         <w:tc>
           <w:tcPr>
             <w:tcW w:type="dxa" w:w="1157"/>
-            <w:shd w:fill="F4F6FA" w:color="auto" w:val="clear"/>
+            <w:shd w:fill="F5F5F5" w:color="auto" w:val="clear"/>
             <w:tcMar>
               <w:top w:type="dxa" w:w="60"/>
               <w:left w:type="dxa" w:w="90"/>
@@ -11998,7 +12020,7 @@
                 <w:sz w:val="20"/>
                 <w:szCs w:val="20"/>
               </w:rPr>
-              <w:t xml:space="preserve">1) Почему нужен инструмент? — Потому что задачи теряются в чате и мы забываем про договорённости.</w:t>
+              <w:t xml:space="preserve">1) Почему нужен инструмент? - Потому что задачи теряются в чате и мы забываем про договорённости.</w:t>
             </w:r>
           </w:p>
           <w:p>
@@ -12014,7 +12036,7 @@
                 <w:sz w:val="20"/>
                 <w:szCs w:val="20"/>
               </w:rPr>
-              <w:t xml:space="preserve">2) Почему это плохо? — Потому что работа делается в последний момент или не делается вовсе, и срок сдачи срывается.</w:t>
+              <w:t xml:space="preserve">2) Почему это плохо? - Потому что работа делается в последний момент или не делается вовсе, и срок сдачи срывается.</w:t>
             </w:r>
           </w:p>
           <w:p>
@@ -12030,7 +12052,7 @@
                 <w:sz w:val="20"/>
                 <w:szCs w:val="20"/>
               </w:rPr>
-              <w:t xml:space="preserve">3) Почему срыв срока так критичен? — Потому что отвечать перед преподавателем (заказчиком) буду я как руководитель, а не тот, кто забыл.</w:t>
+              <w:t xml:space="preserve">3) Почему срыв срока так критичен? - Потому что отвечать перед преподавателем (заказчиком) буду я как руководитель, а не тот, кто забыл.</w:t>
             </w:r>
           </w:p>
           <w:p>
@@ -12046,7 +12068,7 @@
                 <w:sz w:val="20"/>
                 <w:szCs w:val="20"/>
               </w:rPr>
-              <w:t xml:space="preserve">4) Почему это так важно лично? — Потому что я не хочу выглядеть человеком, который не справился, и не хочу портить отношения в команде обвинениями.</w:t>
+              <w:t xml:space="preserve">4) Почему это так важно лично? - Потому что я не хочу выглядеть человеком, который не справился, и не хочу портить отношения в команде обвинениями.</w:t>
             </w:r>
           </w:p>
           <w:p>
@@ -12062,7 +12084,7 @@
                 <w:sz w:val="20"/>
                 <w:szCs w:val="20"/>
               </w:rPr>
-              <w:t xml:space="preserve">5) Почему? — </w:t>
+              <w:t xml:space="preserve">5) Почему? - </w:t>
             </w:r>
             <w:r>
               <w:rPr>
@@ -12132,7 +12154,7 @@
                 <w:sz w:val="20"/>
                 <w:szCs w:val="20"/>
               </w:rPr>
-              <w:t xml:space="preserve"> плюс потребность в ощущении контроля. Для владельца агентства тот же корень звучит как «не потерять клиента и не платить за ошибки своей командой»; для тимлида — «не выглядеть слабым руководителем перед своим начальством».</w:t>
+              <w:t xml:space="preserve"> плюс потребность в ощущении контроля. Для владельца агентства тот же корень звучит как «не потерять клиента и не платить за ошибки своей командой»; для тимлида - «не выглядеть слабым руководителем перед своим начальством».</w:t>
             </w:r>
           </w:p>
           <w:p>
@@ -12184,7 +12206,7 @@
         <w:tc>
           <w:tcPr>
             <w:tcW w:type="dxa" w:w="1157"/>
-            <w:shd w:fill="F4F6FA" w:color="auto" w:val="clear"/>
+            <w:shd w:fill="F5F5F5" w:color="auto" w:val="clear"/>
             <w:tcMar>
               <w:top w:type="dxa" w:w="60"/>
               <w:left w:type="dxa" w:w="90"/>
@@ -12248,7 +12270,7 @@
                 <w:sz w:val="20"/>
                 <w:szCs w:val="20"/>
               </w:rPr>
-              <w:t xml:space="preserve">Момент возникновения потребности: сезонность, событие, привычка — чтобы планировать рекламные активности</w:t>
+              <w:t xml:space="preserve">Момент возникновения потребности: сезонность, событие, привычка - чтобы планировать рекламные активности</w:t>
             </w:r>
           </w:p>
         </w:tc>
@@ -12291,7 +12313,7 @@
                 <w:sz w:val="20"/>
                 <w:szCs w:val="20"/>
               </w:rPr>
-              <w:t xml:space="preserve">— старт нового проекта: клиентского, учебного, внутреннего — момент «давайте сразу организуемся нормально»;</w:t>
+              <w:t xml:space="preserve">- старт нового проекта: клиентского, учебного, внутреннего - момент «давайте сразу организуемся нормально»;</w:t>
             </w:r>
           </w:p>
           <w:p>
@@ -12307,7 +12329,7 @@
                 <w:sz w:val="20"/>
                 <w:szCs w:val="20"/>
               </w:rPr>
-              <w:t xml:space="preserve">— болезненный провал: сорванный дедлайн, потерянная правка, скандал с заказчиком — самый конверсионный момент;</w:t>
+              <w:t xml:space="preserve">- болезненный провал: сорванный дедлайн, потерянная правка, скандал с заказчиком - самый конверсионный момент;</w:t>
             </w:r>
           </w:p>
           <w:p>
@@ -12323,7 +12345,7 @@
                 <w:sz w:val="20"/>
                 <w:szCs w:val="20"/>
               </w:rPr>
-              <w:t xml:space="preserve">— рост команды с 2–3 до 5+ человек: механика «всё в чате» физически перестаёт работать;</w:t>
+              <w:t xml:space="preserve">- рост команды с 2-3 до 5+ человек: механика «всё в чате» физически перестаёт работать;</w:t>
             </w:r>
           </w:p>
           <w:p>
@@ -12339,7 +12361,7 @@
                 <w:sz w:val="20"/>
                 <w:szCs w:val="20"/>
               </w:rPr>
-              <w:t xml:space="preserve">— подключение нового участника: становится видно, что контекста в одном месте нет;</w:t>
+              <w:t xml:space="preserve">- подключение нового участника: становится видно, что контекста в одном месте нет;</w:t>
             </w:r>
           </w:p>
           <w:p>
@@ -12355,7 +12377,7 @@
                 <w:sz w:val="20"/>
                 <w:szCs w:val="20"/>
               </w:rPr>
-              <w:t xml:space="preserve">— приближение сдачи или релиза: нужен отчёт о сделанном;</w:t>
+              <w:t xml:space="preserve">- приближение сдачи или релиза: нужен отчёт о сделанном;</w:t>
             </w:r>
           </w:p>
           <w:p>
@@ -12371,7 +12393,7 @@
                 <w:sz w:val="20"/>
                 <w:szCs w:val="20"/>
               </w:rPr>
-              <w:t xml:space="preserve">— уход или смена руководителя: знание о проекте нужно передать.</w:t>
+              <w:t xml:space="preserve">- уход или смена руководителя: знание о проекте нужно передать.</w:t>
             </w:r>
           </w:p>
           <w:p>
@@ -12411,7 +12433,7 @@
                 <w:sz w:val="20"/>
                 <w:szCs w:val="20"/>
               </w:rPr>
-              <w:t xml:space="preserve"> сентябрь–октябрь (старт семестра и проектных курсов), февраль–март (второй семестр), ноябрь и апрель–май (подготовка к защитам и сдачам), пики хакатонов — октябрь–ноябрь и март–апрель. Летний провал: июнь–август.</w:t>
+              <w:t xml:space="preserve"> сентябрь-октябрь (старт семестра и проектных курсов), февраль-март (второй семестр), ноябрь и апрель-май (подготовка к защитам и сдачам), пики хакатонов - октябрь-ноябрь и март-апрель. Летний провал: июнь-август.</w:t>
             </w:r>
           </w:p>
           <w:p>
@@ -12491,7 +12513,7 @@
                 <w:sz w:val="20"/>
                 <w:szCs w:val="20"/>
               </w:rPr>
-              <w:t xml:space="preserve"> утро буднего дня, 9:00–11:00 — просмотр «что сегодня»; пятница — подведение итогов недели. Отсюда продуктовые решения: экран «на сегодня» как точка входа и дайджест по понедельникам.</w:t>
+              <w:t xml:space="preserve"> утро буднего дня, 9:00-11:00 - просмотр «что сегодня»; пятница - подведение итогов недели. Отсюда продуктовые решения: экран «на сегодня» как точка входа и дайджест по понедельникам.</w:t>
             </w:r>
           </w:p>
           <w:p>
@@ -12531,7 +12553,7 @@
                 <w:sz w:val="20"/>
                 <w:szCs w:val="20"/>
               </w:rPr>
-              <w:t xml:space="preserve"> основные вложения — конец августа — октябрь и январь — март; контент про «как не сорвать дедлайн» — за 3–4 недели до типовых сдач; реактивация пользователей — в начале каждого семестра и в январе.</w:t>
+              <w:t xml:space="preserve"> основные вложения - конец августа - октябрь и январь - март; контент про «как не сорвать дедлайн» - за 3-4 недели до типовых сдач; реактивация пользователей - в начале каждого семестра и в январе.</w:t>
             </w:r>
           </w:p>
         </w:tc>
@@ -12543,7 +12565,7 @@
         <w:tc>
           <w:tcPr>
             <w:tcW w:type="dxa" w:w="1157"/>
-            <w:shd w:fill="F4F6FA" w:color="auto" w:val="clear"/>
+            <w:shd w:fill="F5F5F5" w:color="auto" w:val="clear"/>
             <w:tcMar>
               <w:top w:type="dxa" w:w="60"/>
               <w:left w:type="dxa" w:w="90"/>
@@ -12684,7 +12706,7 @@
                 <w:sz w:val="20"/>
                 <w:szCs w:val="20"/>
               </w:rPr>
-              <w:t xml:space="preserve"> поиск Яндекса по запросам «чем заменить Trello/Jira», «таск-трекер для небольшой команды», «бесплатный планер для команды»; обзоры и подборки таск-трекеров на Habr и в блогах конкурентов; сайты-каталоги ПО (Startpack, Picktech); отзывы в Telegram-чатах; главное — собственный лендинг с разделом «как устроен продукт» и бесплатным пробным периодом (сравнение фактически происходит внутри продукта в первые 15 минут).</w:t>
+              <w:t xml:space="preserve"> поиск Яндекса по запросам «чем заменить Trello/Jira», «таск-трекер для небольшой команды», «бесплатный планер для команды»; обзоры и подборки таск-трекеров на Habr и в блогах конкурентов; сайты-каталоги ПО (Startpack, Picktech); отзывы в Telegram-чатах; главное - собственный лендинг с разделом «как устроен продукт» и бесплатным пробным периодом (сравнение фактически происходит внутри продукта в первые 15 минут).</w:t>
             </w:r>
           </w:p>
           <w:p>
@@ -12724,7 +12746,7 @@
                 <w:sz w:val="20"/>
                 <w:szCs w:val="20"/>
               </w:rPr>
-              <w:t xml:space="preserve"> на сайте — окно оформления подписки с выбором тарифа (1 / 3 / 12 месяцев) и оплатой банковской картой через платёжный шлюз; для юрлиц — оплата по счёту с закрывающими документами (в дорожной карте); для вузов — договор на пакет лицензий.</w:t>
+              <w:t xml:space="preserve"> на сайте - окно оформления подписки с выбором тарифа (1 / 3 / 12 месяцев) и оплатой банковской картой через платёжный шлюз; для юрлиц - оплата по счёту с закрывающими документами (в дорожной карте); для вузов - договор на пакет лицензий.</w:t>
             </w:r>
           </w:p>
           <w:p>
@@ -12764,7 +12786,7 @@
                 <w:sz w:val="20"/>
                 <w:szCs w:val="20"/>
               </w:rPr>
-              <w:t xml:space="preserve"> браузер на ноутбуке (основной рабочий сценарий, 55–60% времени) и мобильный браузер / PWA (просмотр «на сегодня», быстрая заметка, 40–45%); уведомления приходят в Telegram — то есть точка касания в день сохраняется даже без входа в приложение.</w:t>
+              <w:t xml:space="preserve"> браузер на ноутбуке (основной рабочий сценарий, 55-60% времени) и мобильный браузер / PWA (просмотр «на сегодня», быстрая заметка, 40-45%); уведомления приходят в Telegram - то есть точка касания в день сохраняется даже без входа в приложение.</w:t>
             </w:r>
           </w:p>
           <w:p>
@@ -12804,7 +12826,7 @@
                 <w:sz w:val="20"/>
                 <w:szCs w:val="20"/>
               </w:rPr>
-              <w:t xml:space="preserve"> путь клиента короткий и почти целиком цифровой — от поста в Telegram до оплаты на лендинге проходит от 15 минут до нескольких дней, поэтому критичны качество первых 10 минут в продукте и наличие понятного раздела «как это работает» на сайте.</w:t>
+              <w:t xml:space="preserve"> путь клиента короткий и почти целиком цифровой - от поста в Telegram до оплаты на лендинге проходит от 15 минут до нескольких дней, поэтому критичны качество первых 10 минут в продукте и наличие понятного раздела «как это работает» на сайте.</w:t>
             </w:r>
           </w:p>
         </w:tc>
@@ -12826,6 +12848,7 @@
           <w:rFonts w:ascii="Times New Roman" w:cs="Times New Roman" w:eastAsia="Times New Roman" w:hAnsi="Times New Roman"/>
           <w:b/>
           <w:bCs/>
+          <w:color w:val="000000"/>
           <w:sz w:val="30"/>
           <w:szCs w:val="30"/>
         </w:rPr>
@@ -12843,6 +12866,7 @@
           <w:rFonts w:ascii="Times New Roman" w:cs="Times New Roman" w:eastAsia="Times New Roman" w:hAnsi="Times New Roman"/>
           <w:b/>
           <w:bCs/>
+          <w:color w:val="000000"/>
           <w:sz w:val="26"/>
           <w:szCs w:val="26"/>
         </w:rPr>
@@ -12878,6 +12902,7 @@
           <w:bCs/>
           <w:i/>
           <w:iCs/>
+          <w:color w:val="000000"/>
           <w:sz w:val="24"/>
           <w:szCs w:val="24"/>
         </w:rPr>
@@ -12907,7 +12932,7 @@
         <w:tc>
           <w:tcPr>
             <w:tcW w:type="dxa" w:w="2891"/>
-            <w:shd w:fill="F4F6FA" w:color="auto" w:val="clear"/>
+            <w:shd w:fill="F5F5F5" w:color="auto" w:val="clear"/>
             <w:tcMar>
               <w:top w:type="dxa" w:w="60"/>
               <w:left w:type="dxa" w:w="90"/>
@@ -12955,7 +12980,7 @@
                 <w:sz w:val="20"/>
                 <w:szCs w:val="20"/>
               </w:rPr>
-              <w:t xml:space="preserve">руководителей небольших проектных команд 3–15 человек — капитанов студенческих проектных групп, владельцев микро-агентств, тимлидов малых команд</w:t>
+              <w:t xml:space="preserve">руководителей небольших проектных команд 3-15 человек - капитанов студенческих проектных групп, владельцев микро-агентств, тимлидов малых команд</w:t>
             </w:r>
           </w:p>
         </w:tc>
@@ -12967,7 +12992,7 @@
         <w:tc>
           <w:tcPr>
             <w:tcW w:type="dxa" w:w="2891"/>
-            <w:shd w:fill="F4F6FA" w:color="auto" w:val="clear"/>
+            <w:shd w:fill="F5F5F5" w:color="auto" w:val="clear"/>
             <w:tcMar>
               <w:top w:type="dxa" w:w="60"/>
               <w:left w:type="dxa" w:w="90"/>
@@ -13027,7 +13052,7 @@
         <w:tc>
           <w:tcPr>
             <w:tcW w:type="dxa" w:w="2891"/>
-            <w:shd w:fill="F4F6FA" w:color="auto" w:val="clear"/>
+            <w:shd w:fill="F5F5F5" w:color="auto" w:val="clear"/>
             <w:tcMar>
               <w:top w:type="dxa" w:w="60"/>
               <w:left w:type="dxa" w:w="90"/>
@@ -13075,7 +13100,7 @@
                 <w:sz w:val="20"/>
                 <w:szCs w:val="20"/>
               </w:rPr>
-              <w:t xml:space="preserve">— задачи, поставленные голосом или в чате, не записываются никуда и теряются в потоке сообщений;</w:t>
+              <w:t xml:space="preserve">- задачи, поставленные голосом или в чате, не записываются никуда и теряются в потоке сообщений;</w:t>
             </w:r>
           </w:p>
           <w:p>
@@ -13091,7 +13116,7 @@
                 <w:sz w:val="20"/>
                 <w:szCs w:val="20"/>
               </w:rPr>
-              <w:t xml:space="preserve">— список дел и сроков существует только в голове руководителя или в закреплённом сообщении;</w:t>
+              <w:t xml:space="preserve">- список дел и сроков существует только в голове руководителя или в закреплённом сообщении;</w:t>
             </w:r>
           </w:p>
           <w:p>
@@ -13107,7 +13132,7 @@
                 <w:sz w:val="20"/>
                 <w:szCs w:val="20"/>
               </w:rPr>
-              <w:t xml:space="preserve">— участник не может назвать три своих ближайших дела и сроки, не заглянув в чат;</w:t>
+              <w:t xml:space="preserve">- участник не может назвать три своих ближайших дела и сроки, не заглянув в чат;</w:t>
             </w:r>
           </w:p>
           <w:p>
@@ -13123,7 +13148,7 @@
                 <w:sz w:val="20"/>
                 <w:szCs w:val="20"/>
               </w:rPr>
-              <w:t xml:space="preserve">— чтобы узнать статус, руководитель пишет каждому лично или собирает планёрку.</w:t>
+              <w:t xml:space="preserve">- чтобы узнать статус, руководитель пишет каждому лично или собирает планёрку.</w:t>
             </w:r>
           </w:p>
         </w:tc>
@@ -13135,7 +13160,7 @@
         <w:tc>
           <w:tcPr>
             <w:tcW w:type="dxa" w:w="2891"/>
-            <w:shd w:fill="F4F6FA" w:color="auto" w:val="clear"/>
+            <w:shd w:fill="F5F5F5" w:color="auto" w:val="clear"/>
             <w:tcMar>
               <w:top w:type="dxa" w:w="60"/>
               <w:left w:type="dxa" w:w="90"/>
@@ -13183,7 +13208,7 @@
                 <w:sz w:val="20"/>
                 <w:szCs w:val="20"/>
               </w:rPr>
-              <w:t xml:space="preserve">— сроки срываются и об этом узнают в последний день;</w:t>
+              <w:t xml:space="preserve">- сроки срываются и об этом узнают в последний день;</w:t>
             </w:r>
           </w:p>
           <w:p>
@@ -13199,7 +13224,7 @@
                 <w:sz w:val="20"/>
                 <w:szCs w:val="20"/>
               </w:rPr>
-              <w:t xml:space="preserve">— делается двойная работа, теряются правки заказчика;</w:t>
+              <w:t xml:space="preserve">- делается двойная работа, теряются правки заказчика;</w:t>
             </w:r>
           </w:p>
           <w:p>
@@ -13215,7 +13240,7 @@
                 <w:sz w:val="20"/>
                 <w:szCs w:val="20"/>
               </w:rPr>
-              <w:t xml:space="preserve">— 30–60 минут в неделю руководителя уходит на сбор статуса;</w:t>
+              <w:t xml:space="preserve">- 30-60 минут в неделю руководителя уходит на сбор статуса;</w:t>
             </w:r>
           </w:p>
           <w:p>
@@ -13231,7 +13256,7 @@
                 <w:sz w:val="20"/>
                 <w:szCs w:val="20"/>
               </w:rPr>
-              <w:t xml:space="preserve">— возникают конфликты ответственности («я думал, это не я делаю») и споры о вкладе;</w:t>
+              <w:t xml:space="preserve">- возникают конфликты ответственности («я думал, это не я делаю») и споры о вкладе;</w:t>
             </w:r>
           </w:p>
           <w:p>
@@ -13247,7 +13272,7 @@
                 <w:sz w:val="20"/>
                 <w:szCs w:val="20"/>
               </w:rPr>
-              <w:t xml:space="preserve">— команда работает в авральном режиме, растёт стресс.</w:t>
+              <w:t xml:space="preserve">- команда работает в авральном режиме, растёт стресс.</w:t>
             </w:r>
           </w:p>
         </w:tc>
@@ -13259,7 +13284,7 @@
         <w:tc>
           <w:tcPr>
             <w:tcW w:type="dxa" w:w="2891"/>
-            <w:shd w:fill="F4F6FA" w:color="auto" w:val="clear"/>
+            <w:shd w:fill="F5F5F5" w:color="auto" w:val="clear"/>
             <w:tcMar>
               <w:top w:type="dxa" w:w="60"/>
               <w:left w:type="dxa" w:w="90"/>
@@ -13307,7 +13332,7 @@
                 <w:sz w:val="20"/>
                 <w:szCs w:val="20"/>
               </w:rPr>
-              <w:t xml:space="preserve">— проведём 8–12 проблемных интервью по 30–40 минут с руководителями и участниками таких команд (по скрипту из Задания 2);</w:t>
+              <w:t xml:space="preserve">- проведём 8-12 проблемных интервью по 30-40 минут с руководителями и участниками таких команд (по скрипту из Задания 2);</w:t>
             </w:r>
           </w:p>
           <w:p>
@@ -13323,7 +13348,7 @@
                 <w:sz w:val="20"/>
                 <w:szCs w:val="20"/>
               </w:rPr>
-              <w:t xml:space="preserve">— попросим каждого показать, где сейчас лежат задачи его проекта (чат, таблица, блокнот) — наблюдение артефактов, а не слова;</w:t>
+              <w:t xml:space="preserve">- попросим каждого показать, где сейчас лежат задачи его проекта (чат, таблица, блокнот) - наблюдение артефактов, а не слова;</w:t>
             </w:r>
           </w:p>
           <w:p>
@@ -13339,7 +13364,7 @@
                 <w:sz w:val="20"/>
                 <w:szCs w:val="20"/>
               </w:rPr>
-              <w:t xml:space="preserve">— попросим вспомнить последний конкретный случай потери задачи или срыва срока (техника «расскажите, как это было в прошлый раз»).</w:t>
+              <w:t xml:space="preserve">- попросим вспомнить последний конкретный случай потери задачи или срыва срока (техника «расскажите, как это было в прошлый раз»).</w:t>
             </w:r>
           </w:p>
         </w:tc>
@@ -13351,7 +13376,7 @@
         <w:tc>
           <w:tcPr>
             <w:tcW w:type="dxa" w:w="2891"/>
-            <w:shd w:fill="F4F6FA" w:color="auto" w:val="clear"/>
+            <w:shd w:fill="F5F5F5" w:color="auto" w:val="clear"/>
             <w:tcMar>
               <w:top w:type="dxa" w:w="60"/>
               <w:left w:type="dxa" w:w="90"/>
@@ -13399,7 +13424,7 @@
                 <w:sz w:val="20"/>
                 <w:szCs w:val="20"/>
               </w:rPr>
-              <w:t xml:space="preserve">— ≥70% респондентов не могут за 2 минуты назвать актуальный список задач проекта и ответственных без обращения в переписку;</w:t>
+              <w:t xml:space="preserve">- ≥70% респондентов не могут за 2 минуты назвать актуальный список задач проекта и ответственных без обращения в переписку;</w:t>
             </w:r>
           </w:p>
           <w:p>
@@ -13415,7 +13440,7 @@
                 <w:sz w:val="20"/>
                 <w:szCs w:val="20"/>
               </w:rPr>
-              <w:t xml:space="preserve">— ≥50% вспоминают конкретный случай потери задачи или срыва срока за последние 3 месяца;</w:t>
+              <w:t xml:space="preserve">- ≥50% вспоминают конкретный случай потери задачи или срыва срока за последние 3 месяца;</w:t>
             </w:r>
           </w:p>
           <w:p>
@@ -13431,7 +13456,7 @@
                 <w:sz w:val="20"/>
                 <w:szCs w:val="20"/>
               </w:rPr>
-              <w:t xml:space="preserve">— ≥60% подтверждают, что собирают статус вручную (планёрка, личные сообщения).</w:t>
+              <w:t xml:space="preserve">- ≥60% подтверждают, что собирают статус вручную (планёрка, личные сообщения).</w:t>
             </w:r>
           </w:p>
         </w:tc>
@@ -13463,6 +13488,7 @@
           <w:bCs/>
           <w:i/>
           <w:iCs/>
+          <w:color w:val="000000"/>
           <w:sz w:val="24"/>
           <w:szCs w:val="24"/>
         </w:rPr>
@@ -13492,7 +13518,7 @@
         <w:tc>
           <w:tcPr>
             <w:tcW w:type="dxa" w:w="2891"/>
-            <w:shd w:fill="F4F6FA" w:color="auto" w:val="clear"/>
+            <w:shd w:fill="F5F5F5" w:color="auto" w:val="clear"/>
             <w:tcMar>
               <w:top w:type="dxa" w:w="60"/>
               <w:left w:type="dxa" w:w="90"/>
@@ -13552,7 +13578,7 @@
         <w:tc>
           <w:tcPr>
             <w:tcW w:type="dxa" w:w="2891"/>
-            <w:shd w:fill="F4F6FA" w:color="auto" w:val="clear"/>
+            <w:shd w:fill="F5F5F5" w:color="auto" w:val="clear"/>
             <w:tcMar>
               <w:top w:type="dxa" w:w="60"/>
               <w:left w:type="dxa" w:w="90"/>
@@ -13612,7 +13638,7 @@
         <w:tc>
           <w:tcPr>
             <w:tcW w:type="dxa" w:w="2891"/>
-            <w:shd w:fill="F4F6FA" w:color="auto" w:val="clear"/>
+            <w:shd w:fill="F5F5F5" w:color="auto" w:val="clear"/>
             <w:tcMar>
               <w:top w:type="dxa" w:w="60"/>
               <w:left w:type="dxa" w:w="90"/>
@@ -13660,7 +13686,7 @@
                 <w:sz w:val="20"/>
                 <w:szCs w:val="20"/>
               </w:rPr>
-              <w:t xml:space="preserve">— пространство создано одним энтузиастом, но через 1–3 недели в нём нет активности;</w:t>
+              <w:t xml:space="preserve">- пространство создано одним энтузиастом, но через 1-3 недели в нём нет активности;</w:t>
             </w:r>
           </w:p>
           <w:p>
@@ -13676,7 +13702,7 @@
                 <w:sz w:val="20"/>
                 <w:szCs w:val="20"/>
               </w:rPr>
-              <w:t xml:space="preserve">— задачи в системе ведёт только один человек, остальные пишут в чат;</w:t>
+              <w:t xml:space="preserve">- задачи в системе ведёт только один человек, остальные пишут в чат;</w:t>
             </w:r>
           </w:p>
           <w:p>
@@ -13692,7 +13718,7 @@
                 <w:sz w:val="20"/>
                 <w:szCs w:val="20"/>
               </w:rPr>
-              <w:t xml:space="preserve">— на вопрос «почему перестали» звучит «не прижилось», «сложно», «некогда разбираться».</w:t>
+              <w:t xml:space="preserve">- на вопрос «почему перестали» звучит «не прижилось», «сложно», «некогда разбираться».</w:t>
             </w:r>
           </w:p>
         </w:tc>
@@ -13704,7 +13730,7 @@
         <w:tc>
           <w:tcPr>
             <w:tcW w:type="dxa" w:w="2891"/>
-            <w:shd w:fill="F4F6FA" w:color="auto" w:val="clear"/>
+            <w:shd w:fill="F5F5F5" w:color="auto" w:val="clear"/>
             <w:tcMar>
               <w:top w:type="dxa" w:w="60"/>
               <w:left w:type="dxa" w:w="90"/>
@@ -13752,7 +13778,7 @@
                 <w:sz w:val="20"/>
                 <w:szCs w:val="20"/>
               </w:rPr>
-              <w:t xml:space="preserve">— потраченное время и деньги не дают эффекта;</w:t>
+              <w:t xml:space="preserve">- потраченное время и деньги не дают эффекта;</w:t>
             </w:r>
           </w:p>
           <w:p>
@@ -13768,7 +13794,7 @@
                 <w:sz w:val="20"/>
                 <w:szCs w:val="20"/>
               </w:rPr>
-              <w:t xml:space="preserve">— падает доверие к инструментам вообще: «нам это не нужно, мы маленькие»;</w:t>
+              <w:t xml:space="preserve">- падает доверие к инструментам вообще: «нам это не нужно, мы маленькие»;</w:t>
             </w:r>
           </w:p>
           <w:p>
@@ -13784,7 +13810,7 @@
                 <w:sz w:val="20"/>
                 <w:szCs w:val="20"/>
               </w:rPr>
-              <w:t xml:space="preserve">— повторная попытка внедрения откладывается на следующий проект (то есть на месяцы).</w:t>
+              <w:t xml:space="preserve">- повторная попытка внедрения откладывается на следующий проект (то есть на месяцы).</w:t>
             </w:r>
           </w:p>
         </w:tc>
@@ -13796,7 +13822,7 @@
         <w:tc>
           <w:tcPr>
             <w:tcW w:type="dxa" w:w="2891"/>
-            <w:shd w:fill="F4F6FA" w:color="auto" w:val="clear"/>
+            <w:shd w:fill="F5F5F5" w:color="auto" w:val="clear"/>
             <w:tcMar>
               <w:top w:type="dxa" w:w="60"/>
               <w:left w:type="dxa" w:w="90"/>
@@ -13844,7 +13870,7 @@
                 <w:sz w:val="20"/>
                 <w:szCs w:val="20"/>
               </w:rPr>
-              <w:t xml:space="preserve">— в интервью разберём историю прошлых попыток: что выбрали, кто настраивал, сколько прожило, из-за чего бросили;</w:t>
+              <w:t xml:space="preserve">- в интервью разберём историю прошлых попыток: что выбрали, кто настраивал, сколько прожило, из-за чего бросили;</w:t>
             </w:r>
           </w:p>
           <w:p>
@@ -13860,7 +13886,7 @@
                 <w:sz w:val="20"/>
                 <w:szCs w:val="20"/>
               </w:rPr>
-              <w:t xml:space="preserve">— попросим открыть прошлое пространство и посмотрим дату последней активности;</w:t>
+              <w:t xml:space="preserve">- попросим открыть прошлое пространство и посмотрим дату последней активности;</w:t>
             </w:r>
           </w:p>
           <w:p>
@@ -13876,7 +13902,7 @@
                 <w:sz w:val="20"/>
                 <w:szCs w:val="20"/>
               </w:rPr>
-              <w:t xml:space="preserve">— зафиксируем, сколько времени заняла настройка до первой задачи.</w:t>
+              <w:t xml:space="preserve">- зафиксируем, сколько времени заняла настройка до первой задачи.</w:t>
             </w:r>
           </w:p>
         </w:tc>
@@ -13888,7 +13914,7 @@
         <w:tc>
           <w:tcPr>
             <w:tcW w:type="dxa" w:w="2891"/>
-            <w:shd w:fill="F4F6FA" w:color="auto" w:val="clear"/>
+            <w:shd w:fill="F5F5F5" w:color="auto" w:val="clear"/>
             <w:tcMar>
               <w:top w:type="dxa" w:w="60"/>
               <w:left w:type="dxa" w:w="90"/>
@@ -13936,7 +13962,7 @@
                 <w:sz w:val="20"/>
                 <w:szCs w:val="20"/>
               </w:rPr>
-              <w:t xml:space="preserve">— ≥50% респондентов имеют хотя бы одну неудачную попытку внедрения;</w:t>
+              <w:t xml:space="preserve">- ≥50% респондентов имеют хотя бы одну неудачную попытку внедрения;</w:t>
             </w:r>
           </w:p>
           <w:p>
@@ -13952,7 +13978,7 @@
                 <w:sz w:val="20"/>
                 <w:szCs w:val="20"/>
               </w:rPr>
-              <w:t xml:space="preserve">— ≥60% из них называют причиной сложность/нежелание команды, а не цену;</w:t>
+              <w:t xml:space="preserve">- ≥60% из них называют причиной сложность/нежелание команды, а не цену;</w:t>
             </w:r>
           </w:p>
           <w:p>
@@ -13968,7 +13994,7 @@
                 <w:sz w:val="20"/>
                 <w:szCs w:val="20"/>
               </w:rPr>
-              <w:t xml:space="preserve">— в ≥40% случаев прошлое пространство мертво (нет активности более 30 дней).</w:t>
+              <w:t xml:space="preserve">- в ≥40% случаев прошлое пространство мертво (нет активности более 30 дней).</w:t>
             </w:r>
           </w:p>
         </w:tc>
@@ -14000,6 +14026,7 @@
           <w:bCs/>
           <w:i/>
           <w:iCs/>
+          <w:color w:val="000000"/>
           <w:sz w:val="24"/>
           <w:szCs w:val="24"/>
         </w:rPr>
@@ -14029,7 +14056,7 @@
         <w:tc>
           <w:tcPr>
             <w:tcW w:type="dxa" w:w="2891"/>
-            <w:shd w:fill="F4F6FA" w:color="auto" w:val="clear"/>
+            <w:shd w:fill="F5F5F5" w:color="auto" w:val="clear"/>
             <w:tcMar>
               <w:top w:type="dxa" w:w="60"/>
               <w:left w:type="dxa" w:w="90"/>
@@ -14077,7 +14104,7 @@
                 <w:sz w:val="20"/>
                 <w:szCs w:val="20"/>
               </w:rPr>
-              <w:t xml:space="preserve">руководителей команд 5–15 человек с ограниченным бюджетом (студенческие команды, микро-агентства, ИП)</w:t>
+              <w:t xml:space="preserve">руководителей команд 5-15 человек с ограниченным бюджетом (студенческие команды, микро-агентства, ИП)</w:t>
             </w:r>
           </w:p>
         </w:tc>
@@ -14089,7 +14116,7 @@
         <w:tc>
           <w:tcPr>
             <w:tcW w:type="dxa" w:w="2891"/>
-            <w:shd w:fill="F4F6FA" w:color="auto" w:val="clear"/>
+            <w:shd w:fill="F5F5F5" w:color="auto" w:val="clear"/>
             <w:tcMar>
               <w:top w:type="dxa" w:w="60"/>
               <w:left w:type="dxa" w:w="90"/>
@@ -14149,7 +14176,7 @@
         <w:tc>
           <w:tcPr>
             <w:tcW w:type="dxa" w:w="2891"/>
-            <w:shd w:fill="F4F6FA" w:color="auto" w:val="clear"/>
+            <w:shd w:fill="F5F5F5" w:color="auto" w:val="clear"/>
             <w:tcMar>
               <w:top w:type="dxa" w:w="60"/>
               <w:left w:type="dxa" w:w="90"/>
@@ -14197,7 +14224,7 @@
                 <w:sz w:val="20"/>
                 <w:szCs w:val="20"/>
               </w:rPr>
-              <w:t xml:space="preserve">— команда сидит на бесплатном тарифе и упирается в лимиты (число проектов, досок, объём файлов);</w:t>
+              <w:t xml:space="preserve">- команда сидит на бесплатном тарифе и упирается в лимиты (число проектов, досок, объём файлов);</w:t>
             </w:r>
           </w:p>
           <w:p>
@@ -14213,7 +14240,7 @@
                 <w:sz w:val="20"/>
                 <w:szCs w:val="20"/>
               </w:rPr>
-              <w:t xml:space="preserve">— несколько человек работают под одним аккаунтом;</w:t>
+              <w:t xml:space="preserve">- несколько человек работают под одним аккаунтом;</w:t>
             </w:r>
           </w:p>
           <w:p>
@@ -14229,7 +14256,7 @@
                 <w:sz w:val="20"/>
                 <w:szCs w:val="20"/>
               </w:rPr>
-              <w:t xml:space="preserve">— часть команды вообще не заводят в систему, чтобы не платить, и они остаются в чате.</w:t>
+              <w:t xml:space="preserve">- часть команды вообще не заводят в систему, чтобы не платить, и они остаются в чате.</w:t>
             </w:r>
           </w:p>
         </w:tc>
@@ -14241,7 +14268,7 @@
         <w:tc>
           <w:tcPr>
             <w:tcW w:type="dxa" w:w="2891"/>
-            <w:shd w:fill="F4F6FA" w:color="auto" w:val="clear"/>
+            <w:shd w:fill="F5F5F5" w:color="auto" w:val="clear"/>
             <w:tcMar>
               <w:top w:type="dxa" w:w="60"/>
               <w:left w:type="dxa" w:w="90"/>
@@ -14289,7 +14316,7 @@
                 <w:sz w:val="20"/>
                 <w:szCs w:val="20"/>
               </w:rPr>
-              <w:t xml:space="preserve">— лимиты ломают процесс в середине проекта;</w:t>
+              <w:t xml:space="preserve">- лимиты ломают процесс в середине проекта;</w:t>
             </w:r>
           </w:p>
           <w:p>
@@ -14305,7 +14332,7 @@
                 <w:sz w:val="20"/>
                 <w:szCs w:val="20"/>
               </w:rPr>
-              <w:t xml:space="preserve">— данные «размазаны»: кто-то в системе, кто-то в чате — пропадает смысл единого места;</w:t>
+              <w:t xml:space="preserve">- данные «размазаны»: кто-то в системе, кто-то в чате - пропадает смысл единого места;</w:t>
             </w:r>
           </w:p>
           <w:p>
@@ -14321,7 +14348,7 @@
                 <w:sz w:val="20"/>
                 <w:szCs w:val="20"/>
               </w:rPr>
-              <w:t xml:space="preserve">— руководитель откладывает решение и остаётся в таблице.</w:t>
+              <w:t xml:space="preserve">- руководитель откладывает решение и остаётся в таблице.</w:t>
             </w:r>
           </w:p>
         </w:tc>
@@ -14333,7 +14360,7 @@
         <w:tc>
           <w:tcPr>
             <w:tcW w:type="dxa" w:w="2891"/>
-            <w:shd w:fill="F4F6FA" w:color="auto" w:val="clear"/>
+            <w:shd w:fill="F5F5F5" w:color="auto" w:val="clear"/>
             <w:tcMar>
               <w:top w:type="dxa" w:w="60"/>
               <w:left w:type="dxa" w:w="90"/>
@@ -14381,7 +14408,7 @@
                 <w:sz w:val="20"/>
                 <w:szCs w:val="20"/>
               </w:rPr>
-              <w:t xml:space="preserve">— спросим о последних фактических платежах за рабочий софт (сколько, за что, кто решал);</w:t>
+              <w:t xml:space="preserve">- спросим о последних фактических платежах за рабочий софт (сколько, за что, кто решал);</w:t>
             </w:r>
           </w:p>
           <w:p>
@@ -14397,7 +14424,7 @@
                 <w:sz w:val="20"/>
                 <w:szCs w:val="20"/>
               </w:rPr>
-              <w:t xml:space="preserve">— спросим, что произошло, когда в команду пришёл шестой/одиннадцатый человек;</w:t>
+              <w:t xml:space="preserve">- спросим, что произошло, когда в команду пришёл шестой/одиннадцатый человек;</w:t>
             </w:r>
           </w:p>
           <w:p>
@@ -14413,7 +14440,7 @@
                 <w:sz w:val="20"/>
                 <w:szCs w:val="20"/>
               </w:rPr>
-              <w:t xml:space="preserve">— проверим реакцию на цену 225 ₽ за участника и на пакет «до 5 мест» — но только после рассказа о прошлом опыте, без продажи.</w:t>
+              <w:t xml:space="preserve">- проверим реакцию на цену 225 ₽ за участника и на пакет «до 5 мест» - но только после рассказа о прошлом опыте, без продажи.</w:t>
             </w:r>
           </w:p>
         </w:tc>
@@ -14425,7 +14452,7 @@
         <w:tc>
           <w:tcPr>
             <w:tcW w:type="dxa" w:w="2891"/>
-            <w:shd w:fill="F4F6FA" w:color="auto" w:val="clear"/>
+            <w:shd w:fill="F5F5F5" w:color="auto" w:val="clear"/>
             <w:tcMar>
               <w:top w:type="dxa" w:w="60"/>
               <w:left w:type="dxa" w:w="90"/>
@@ -14473,7 +14500,7 @@
                 <w:sz w:val="20"/>
                 <w:szCs w:val="20"/>
               </w:rPr>
-              <w:t xml:space="preserve">— ≥50% респондентов сейчас платят 0 ₽ за таск-трекер;</w:t>
+              <w:t xml:space="preserve">- ≥50% респондентов сейчас платят 0 ₽ за таск-трекер;</w:t>
             </w:r>
           </w:p>
           <w:p>
@@ -14489,7 +14516,7 @@
                 <w:sz w:val="20"/>
                 <w:szCs w:val="20"/>
               </w:rPr>
-              <w:t xml:space="preserve">— ≥30% называют цену или модель оплаты «за каждого» среди причин отказа или неполного перевода команды;</w:t>
+              <w:t xml:space="preserve">- ≥30% называют цену или модель оплаты «за каждого» среди причин отказа или неполного перевода команды;</w:t>
             </w:r>
           </w:p>
           <w:p>
@@ -14505,7 +14532,7 @@
                 <w:sz w:val="20"/>
                 <w:szCs w:val="20"/>
               </w:rPr>
-              <w:t xml:space="preserve">— ≥40% подтверждают, что приглашали в систему не всех участников из-за цены или лимитов.</w:t>
+              <w:t xml:space="preserve">- ≥40% подтверждают, что приглашали в систему не всех участников из-за цены или лимитов.</w:t>
             </w:r>
           </w:p>
         </w:tc>
@@ -14537,6 +14564,7 @@
           <w:bCs/>
           <w:i/>
           <w:iCs/>
+          <w:color w:val="000000"/>
           <w:sz w:val="24"/>
           <w:szCs w:val="24"/>
         </w:rPr>
@@ -14566,7 +14594,7 @@
         <w:tc>
           <w:tcPr>
             <w:tcW w:type="dxa" w:w="2891"/>
-            <w:shd w:fill="F4F6FA" w:color="auto" w:val="clear"/>
+            <w:shd w:fill="F5F5F5" w:color="auto" w:val="clear"/>
             <w:tcMar>
               <w:top w:type="dxa" w:w="60"/>
               <w:left w:type="dxa" w:w="90"/>
@@ -14614,7 +14642,7 @@
                 <w:sz w:val="20"/>
                 <w:szCs w:val="20"/>
               </w:rPr>
-              <w:t xml:space="preserve">руководителей команд и тех, кто отчитывается перед внешней стороной — преподавателем, куратором, заказчиком или своим руководством</w:t>
+              <w:t xml:space="preserve">руководителей команд и тех, кто отчитывается перед внешней стороной - преподавателем, куратором, заказчиком или своим руководством</w:t>
             </w:r>
           </w:p>
         </w:tc>
@@ -14626,7 +14654,7 @@
         <w:tc>
           <w:tcPr>
             <w:tcW w:type="dxa" w:w="2891"/>
-            <w:shd w:fill="F4F6FA" w:color="auto" w:val="clear"/>
+            <w:shd w:fill="F5F5F5" w:color="auto" w:val="clear"/>
             <w:tcMar>
               <w:top w:type="dxa" w:w="60"/>
               <w:left w:type="dxa" w:w="90"/>
@@ -14686,7 +14714,7 @@
         <w:tc>
           <w:tcPr>
             <w:tcW w:type="dxa" w:w="2891"/>
-            <w:shd w:fill="F4F6FA" w:color="auto" w:val="clear"/>
+            <w:shd w:fill="F5F5F5" w:color="auto" w:val="clear"/>
             <w:tcMar>
               <w:top w:type="dxa" w:w="60"/>
               <w:left w:type="dxa" w:w="90"/>
@@ -14734,7 +14762,7 @@
                 <w:sz w:val="20"/>
                 <w:szCs w:val="20"/>
               </w:rPr>
-              <w:t xml:space="preserve">— перед сдачей проекта хронология работ восстанавливается по переписке и скриншотам;</w:t>
+              <w:t xml:space="preserve">- перед сдачей проекта хронология работ восстанавливается по переписке и скриншотам;</w:t>
             </w:r>
           </w:p>
           <w:p>
@@ -14750,7 +14778,7 @@
                 <w:sz w:val="20"/>
                 <w:szCs w:val="20"/>
               </w:rPr>
-              <w:t xml:space="preserve">— отчёт собирается вручную в презентацию или таблицу 30–90 минут;</w:t>
+              <w:t xml:space="preserve">- отчёт собирается вручную в презентацию или таблицу 30-90 минут;</w:t>
             </w:r>
           </w:p>
           <w:p>
@@ -14766,7 +14794,7 @@
                 <w:sz w:val="20"/>
                 <w:szCs w:val="20"/>
               </w:rPr>
-              <w:t xml:space="preserve">— при распределении оценки или премии возникает спор «кто сколько сделал».</w:t>
+              <w:t xml:space="preserve">- при распределении оценки или премии возникает спор «кто сколько сделал».</w:t>
             </w:r>
           </w:p>
         </w:tc>
@@ -14778,7 +14806,7 @@
         <w:tc>
           <w:tcPr>
             <w:tcW w:type="dxa" w:w="2891"/>
-            <w:shd w:fill="F4F6FA" w:color="auto" w:val="clear"/>
+            <w:shd w:fill="F5F5F5" w:color="auto" w:val="clear"/>
             <w:tcMar>
               <w:top w:type="dxa" w:w="60"/>
               <w:left w:type="dxa" w:w="90"/>
@@ -14826,7 +14854,7 @@
                 <w:sz w:val="20"/>
                 <w:szCs w:val="20"/>
               </w:rPr>
-              <w:t xml:space="preserve">— тратится время руководителя прямо в самый напряжённый момент проекта;</w:t>
+              <w:t xml:space="preserve">- тратится время руководителя прямо в самый напряжённый момент проекта;</w:t>
             </w:r>
           </w:p>
           <w:p>
@@ -14842,7 +14870,7 @@
                 <w:sz w:val="20"/>
                 <w:szCs w:val="20"/>
               </w:rPr>
-              <w:t xml:space="preserve">— вклад участников оценивается по памяти и громкости, а не по факту — демотивация;</w:t>
+              <w:t xml:space="preserve">- вклад участников оценивается по памяти и громкости, а не по факту - демотивация;</w:t>
             </w:r>
           </w:p>
           <w:p>
@@ -14858,7 +14886,7 @@
                 <w:sz w:val="20"/>
                 <w:szCs w:val="20"/>
               </w:rPr>
-              <w:t xml:space="preserve">— заказчик или преподаватель не видит процесса и считает, что работа не идёт.</w:t>
+              <w:t xml:space="preserve">- заказчик или преподаватель не видит процесса и считает, что работа не идёт.</w:t>
             </w:r>
           </w:p>
         </w:tc>
@@ -14870,7 +14898,7 @@
         <w:tc>
           <w:tcPr>
             <w:tcW w:type="dxa" w:w="2891"/>
-            <w:shd w:fill="F4F6FA" w:color="auto" w:val="clear"/>
+            <w:shd w:fill="F5F5F5" w:color="auto" w:val="clear"/>
             <w:tcMar>
               <w:top w:type="dxa" w:w="60"/>
               <w:left w:type="dxa" w:w="90"/>
@@ -14918,7 +14946,7 @@
                 <w:sz w:val="20"/>
                 <w:szCs w:val="20"/>
               </w:rPr>
-              <w:t xml:space="preserve">— попросим показать последний отчёт о прогрессе и спросим, сколько времени он занял;</w:t>
+              <w:t xml:space="preserve">- попросим показать последний отчёт о прогрессе и спросим, сколько времени он занял;</w:t>
             </w:r>
           </w:p>
           <w:p>
@@ -14934,7 +14962,7 @@
                 <w:sz w:val="20"/>
                 <w:szCs w:val="20"/>
               </w:rPr>
-              <w:t xml:space="preserve">— уточним, кто и как часто его требует;</w:t>
+              <w:t xml:space="preserve">- уточним, кто и как часто его требует;</w:t>
             </w:r>
           </w:p>
           <w:p>
@@ -14950,7 +14978,7 @@
                 <w:sz w:val="20"/>
                 <w:szCs w:val="20"/>
               </w:rPr>
-              <w:t xml:space="preserve">— спросим, был ли спор о вкладе и чем он закончился.</w:t>
+              <w:t xml:space="preserve">- спросим, был ли спор о вкладе и чем он закончился.</w:t>
             </w:r>
           </w:p>
         </w:tc>
@@ -14962,7 +14990,7 @@
         <w:tc>
           <w:tcPr>
             <w:tcW w:type="dxa" w:w="2891"/>
-            <w:shd w:fill="F4F6FA" w:color="auto" w:val="clear"/>
+            <w:shd w:fill="F5F5F5" w:color="auto" w:val="clear"/>
             <w:tcMar>
               <w:top w:type="dxa" w:w="60"/>
               <w:left w:type="dxa" w:w="90"/>
@@ -15010,7 +15038,7 @@
                 <w:sz w:val="20"/>
                 <w:szCs w:val="20"/>
               </w:rPr>
-              <w:t xml:space="preserve">— ≥60% респондентов готовят статус-отчёт вручную и тратят на это ≥30 минут;</w:t>
+              <w:t xml:space="preserve">- ≥60% респондентов готовят статус-отчёт вручную и тратят на это ≥30 минут;</w:t>
             </w:r>
           </w:p>
           <w:p>
@@ -15026,7 +15054,7 @@
                 <w:sz w:val="20"/>
                 <w:szCs w:val="20"/>
               </w:rPr>
-              <w:t xml:space="preserve">— ≥40% вспоминают спор или недопонимание о вкладе участников;</w:t>
+              <w:t xml:space="preserve">- ≥40% вспоминают спор или недопонимание о вкладе участников;</w:t>
             </w:r>
           </w:p>
           <w:p>
@@ -15042,7 +15070,7 @@
                 <w:sz w:val="20"/>
                 <w:szCs w:val="20"/>
               </w:rPr>
-              <w:t xml:space="preserve">— ≥50% подтверждают регулярный запрос статуса извне (минимум раз в 2 недели).</w:t>
+              <w:t xml:space="preserve">- ≥50% подтверждают регулярный запрос статуса извне (минимум раз в 2 недели).</w:t>
             </w:r>
           </w:p>
         </w:tc>
@@ -15074,6 +15102,7 @@
           <w:bCs/>
           <w:i/>
           <w:iCs/>
+          <w:color w:val="000000"/>
           <w:sz w:val="24"/>
           <w:szCs w:val="24"/>
         </w:rPr>
@@ -15103,7 +15132,7 @@
         <w:tc>
           <w:tcPr>
             <w:tcW w:type="dxa" w:w="2891"/>
-            <w:shd w:fill="F4F6FA" w:color="auto" w:val="clear"/>
+            <w:shd w:fill="F5F5F5" w:color="auto" w:val="clear"/>
             <w:tcMar>
               <w:top w:type="dxa" w:w="60"/>
               <w:left w:type="dxa" w:w="90"/>
@@ -15163,7 +15192,7 @@
         <w:tc>
           <w:tcPr>
             <w:tcW w:type="dxa" w:w="2891"/>
-            <w:shd w:fill="F4F6FA" w:color="auto" w:val="clear"/>
+            <w:shd w:fill="F5F5F5" w:color="auto" w:val="clear"/>
             <w:tcMar>
               <w:top w:type="dxa" w:w="60"/>
               <w:left w:type="dxa" w:w="90"/>
@@ -15211,7 +15240,7 @@
                 <w:sz w:val="20"/>
                 <w:szCs w:val="20"/>
               </w:rPr>
-              <w:t xml:space="preserve">задачи в одном инструменте, календарь во втором, заметки в третьем, файлы в четвёртом — информация дублируется и расходится</w:t>
+              <w:t xml:space="preserve">задачи в одном инструменте, календарь во втором, заметки в третьем, файлы в четвёртом - информация дублируется и расходится</w:t>
             </w:r>
           </w:p>
         </w:tc>
@@ -15223,7 +15252,7 @@
         <w:tc>
           <w:tcPr>
             <w:tcW w:type="dxa" w:w="2891"/>
-            <w:shd w:fill="F4F6FA" w:color="auto" w:val="clear"/>
+            <w:shd w:fill="F5F5F5" w:color="auto" w:val="clear"/>
             <w:tcMar>
               <w:top w:type="dxa" w:w="60"/>
               <w:left w:type="dxa" w:w="90"/>
@@ -15271,7 +15300,7 @@
                 <w:sz w:val="20"/>
                 <w:szCs w:val="20"/>
               </w:rPr>
-              <w:t xml:space="preserve">— дедлайн заносится и в календарь, и в список задач, и в чат (иногда с разными датами);</w:t>
+              <w:t xml:space="preserve">- дедлайн заносится и в календарь, и в список задач, и в чат (иногда с разными датами);</w:t>
             </w:r>
           </w:p>
           <w:p>
@@ -15287,7 +15316,7 @@
                 <w:sz w:val="20"/>
                 <w:szCs w:val="20"/>
               </w:rPr>
-              <w:t xml:space="preserve">— событие в календаре есть, а задачи под него нет — к встрече никто не готовится;</w:t>
+              <w:t xml:space="preserve">- событие в календаре есть, а задачи под него нет - к встрече никто не готовится;</w:t>
             </w:r>
           </w:p>
           <w:p>
@@ -15303,7 +15332,7 @@
                 <w:sz w:val="20"/>
                 <w:szCs w:val="20"/>
               </w:rPr>
-              <w:t xml:space="preserve">— заметки со встречи лежат в «Избранном» Telegram у того, кто их писал.</w:t>
+              <w:t xml:space="preserve">- заметки со встречи лежат в «Избранном» Telegram у того, кто их писал.</w:t>
             </w:r>
           </w:p>
         </w:tc>
@@ -15315,7 +15344,7 @@
         <w:tc>
           <w:tcPr>
             <w:tcW w:type="dxa" w:w="2891"/>
-            <w:shd w:fill="F4F6FA" w:color="auto" w:val="clear"/>
+            <w:shd w:fill="F5F5F5" w:color="auto" w:val="clear"/>
             <w:tcMar>
               <w:top w:type="dxa" w:w="60"/>
               <w:left w:type="dxa" w:w="90"/>
@@ -15363,7 +15392,7 @@
                 <w:sz w:val="20"/>
                 <w:szCs w:val="20"/>
               </w:rPr>
-              <w:t xml:space="preserve">— пропущенные встречи и несделанная подготовка;</w:t>
+              <w:t xml:space="preserve">- пропущенные встречи и несделанная подготовка;</w:t>
             </w:r>
           </w:p>
           <w:p>
@@ -15379,7 +15408,7 @@
                 <w:sz w:val="20"/>
                 <w:szCs w:val="20"/>
               </w:rPr>
-              <w:t xml:space="preserve">— двойная работа при переносе информации между сервисами;</w:t>
+              <w:t xml:space="preserve">- двойная работа при переносе информации между сервисами;</w:t>
             </w:r>
           </w:p>
           <w:p>
@@ -15395,7 +15424,7 @@
                 <w:sz w:val="20"/>
                 <w:szCs w:val="20"/>
               </w:rPr>
-              <w:t xml:space="preserve">— никто не доверяет ни одному из источников до конца — решения принимаются «по памяти».</w:t>
+              <w:t xml:space="preserve">- никто не доверяет ни одному из источников до конца - решения принимаются «по памяти».</w:t>
             </w:r>
           </w:p>
         </w:tc>
@@ -15407,7 +15436,7 @@
         <w:tc>
           <w:tcPr>
             <w:tcW w:type="dxa" w:w="2891"/>
-            <w:shd w:fill="F4F6FA" w:color="auto" w:val="clear"/>
+            <w:shd w:fill="F5F5F5" w:color="auto" w:val="clear"/>
             <w:tcMar>
               <w:top w:type="dxa" w:w="60"/>
               <w:left w:type="dxa" w:w="90"/>
@@ -15455,7 +15484,7 @@
                 <w:sz w:val="20"/>
                 <w:szCs w:val="20"/>
               </w:rPr>
-              <w:t xml:space="preserve">— попросим перечислить все инструменты, используемые на одном проекте, и зафиксируем количество;</w:t>
+              <w:t xml:space="preserve">- попросим перечислить все инструменты, используемые на одном проекте, и зафиксируем количество;</w:t>
             </w:r>
           </w:p>
           <w:p>
@@ -15471,7 +15500,7 @@
                 <w:sz w:val="20"/>
                 <w:szCs w:val="20"/>
               </w:rPr>
-              <w:t xml:space="preserve">— попросим показать, где лежат итоги последней встречи;</w:t>
+              <w:t xml:space="preserve">- попросим показать, где лежат итоги последней встречи;</w:t>
             </w:r>
           </w:p>
           <w:p>
@@ -15487,7 +15516,7 @@
                 <w:sz w:val="20"/>
                 <w:szCs w:val="20"/>
               </w:rPr>
-              <w:t xml:space="preserve">— спросим про последний случай расхождения данных между сервисами.</w:t>
+              <w:t xml:space="preserve">- спросим про последний случай расхождения данных между сервисами.</w:t>
             </w:r>
           </w:p>
         </w:tc>
@@ -15499,7 +15528,7 @@
         <w:tc>
           <w:tcPr>
             <w:tcW w:type="dxa" w:w="2891"/>
-            <w:shd w:fill="F4F6FA" w:color="auto" w:val="clear"/>
+            <w:shd w:fill="F5F5F5" w:color="auto" w:val="clear"/>
             <w:tcMar>
               <w:top w:type="dxa" w:w="60"/>
               <w:left w:type="dxa" w:w="90"/>
@@ -15547,7 +15576,7 @@
                 <w:sz w:val="20"/>
                 <w:szCs w:val="20"/>
               </w:rPr>
-              <w:t xml:space="preserve">— ≥50% используют 3 и более инструмента на один проект;</w:t>
+              <w:t xml:space="preserve">- ≥50% используют 3 и более инструмента на один проект;</w:t>
             </w:r>
           </w:p>
           <w:p>
@@ -15563,7 +15592,7 @@
                 <w:sz w:val="20"/>
                 <w:szCs w:val="20"/>
               </w:rPr>
-              <w:t xml:space="preserve">— ≥40% вспоминают конкретный случай расхождения или потери информации при переносе;</w:t>
+              <w:t xml:space="preserve">- ≥40% вспоминают конкретный случай расхождения или потери информации при переносе;</w:t>
             </w:r>
           </w:p>
           <w:p>
@@ -15579,7 +15608,7 @@
                 <w:sz w:val="20"/>
                 <w:szCs w:val="20"/>
               </w:rPr>
-              <w:t xml:space="preserve">— ≥50% не могут быстро найти итоги встречи, прошедшей 2 недели назад.</w:t>
+              <w:t xml:space="preserve">- ≥50% не могут быстро найти итоги встречи, прошедшей 2 недели назад.</w:t>
             </w:r>
           </w:p>
         </w:tc>
@@ -15611,6 +15640,7 @@
           <w:bCs/>
           <w:i/>
           <w:iCs/>
+          <w:color w:val="000000"/>
           <w:sz w:val="24"/>
           <w:szCs w:val="24"/>
         </w:rPr>
@@ -15628,7 +15658,7 @@
           <w:sz w:val="24"/>
           <w:szCs w:val="24"/>
         </w:rPr>
-        <w:t xml:space="preserve">Оценка по трём критериям, шкала 1–5: </w:t>
+        <w:t xml:space="preserve">Оценка по трём критериям, шкала 1-5: </w:t>
       </w:r>
       <w:r>
         <w:rPr>
@@ -15682,7 +15712,7 @@
           <w:sz w:val="24"/>
           <w:szCs w:val="24"/>
         </w:rPr>
-        <w:t xml:space="preserve"> (насколько быстро и дёшево гипотезу можно проверить силами команды). Итоговый балл — произведение (максимум 125).</w:t>
+        <w:t xml:space="preserve"> (насколько быстро и дёшево гипотезу можно проверить силами команды). Итоговый балл - произведение (максимум 125).</w:t>
       </w:r>
     </w:p>
     <w:tbl>
@@ -15713,7 +15743,7 @@
         <w:tc>
           <w:tcPr>
             <w:tcW w:type="dxa" w:w="578"/>
-            <w:shd w:fill="E8EEF7" w:color="auto" w:val="clear"/>
+            <w:shd w:fill="EDEDED" w:color="auto" w:val="clear"/>
             <w:tcMar>
               <w:top w:type="dxa" w:w="60"/>
               <w:left w:type="dxa" w:w="90"/>
@@ -15741,7 +15771,7 @@
         <w:tc>
           <w:tcPr>
             <w:tcW w:type="dxa" w:w="3277"/>
-            <w:shd w:fill="E8EEF7" w:color="auto" w:val="clear"/>
+            <w:shd w:fill="EDEDED" w:color="auto" w:val="clear"/>
             <w:tcMar>
               <w:top w:type="dxa" w:w="60"/>
               <w:left w:type="dxa" w:w="90"/>
@@ -15769,7 +15799,7 @@
         <w:tc>
           <w:tcPr>
             <w:tcW w:type="dxa" w:w="1157"/>
-            <w:shd w:fill="E8EEF7" w:color="auto" w:val="clear"/>
+            <w:shd w:fill="EDEDED" w:color="auto" w:val="clear"/>
             <w:tcMar>
               <w:top w:type="dxa" w:w="60"/>
               <w:left w:type="dxa" w:w="90"/>
@@ -15797,7 +15827,7 @@
         <w:tc>
           <w:tcPr>
             <w:tcW w:type="dxa" w:w="1253"/>
-            <w:shd w:fill="E8EEF7" w:color="auto" w:val="clear"/>
+            <w:shd w:fill="EDEDED" w:color="auto" w:val="clear"/>
             <w:tcMar>
               <w:top w:type="dxa" w:w="60"/>
               <w:left w:type="dxa" w:w="90"/>
@@ -15825,7 +15855,7 @@
         <w:tc>
           <w:tcPr>
             <w:tcW w:type="dxa" w:w="1349"/>
-            <w:shd w:fill="E8EEF7" w:color="auto" w:val="clear"/>
+            <w:shd w:fill="EDEDED" w:color="auto" w:val="clear"/>
             <w:tcMar>
               <w:top w:type="dxa" w:w="60"/>
               <w:left w:type="dxa" w:w="90"/>
@@ -15853,7 +15883,7 @@
         <w:tc>
           <w:tcPr>
             <w:tcW w:type="dxa" w:w="964"/>
-            <w:shd w:fill="E8EEF7" w:color="auto" w:val="clear"/>
+            <w:shd w:fill="EDEDED" w:color="auto" w:val="clear"/>
             <w:tcMar>
               <w:top w:type="dxa" w:w="60"/>
               <w:left w:type="dxa" w:w="90"/>
@@ -15881,7 +15911,7 @@
         <w:tc>
           <w:tcPr>
             <w:tcW w:type="dxa" w:w="1060"/>
-            <w:shd w:fill="E8EEF7" w:color="auto" w:val="clear"/>
+            <w:shd w:fill="EDEDED" w:color="auto" w:val="clear"/>
             <w:tcMar>
               <w:top w:type="dxa" w:w="60"/>
               <w:left w:type="dxa" w:w="90"/>
@@ -16849,7 +16879,7 @@
           <w:sz w:val="24"/>
           <w:szCs w:val="24"/>
         </w:rPr>
-        <w:t xml:space="preserve"> Г1 проверяется первой: она лежит в основе продукта — если её не подтвердить, остальные теряют смысл. Г4 поднята на второе место, потому что именно она объясняет готовность платить (отчётность перед внешней стороной — болезненный и регулярный триггер), и проверяется теми же интервью. Г2 равна по баллу, но поставлена третьей: она про уже существующий опыт, то есть опрашивать надо подвыборку тех, кто пробовал трекеры. Г5 важна, но слабее по критичности: команды живут с фрагментацией годами. Г3 (цена) умышленно последняя — респонденты плохо отвечают на вопросы о цене словами, эту гипотезу корректнее проверять не интервью, а экспериментом с тарифами после запуска (у конкурентов есть бесплатные тарифы, поэтому цена, скорее всего, не ключевой барьер, а вторичный).</w:t>
+        <w:t xml:space="preserve"> Г1 проверяется первой: она лежит в основе продукта - если её не подтвердить, остальные теряют смысл. Г4 поднята на второе место, потому что именно она объясняет готовность платить (отчётность перед внешней стороной - болезненный и регулярный триггер), и проверяется теми же интервью. Г2 равна по баллу, но поставлена третьей: она про уже существующий опыт, то есть опрашивать надо подвыборку тех, кто пробовал трекеры. Г5 важна, но слабее по критичности: команды живут с фрагментацией годами. Г3 (цена) умышленно последняя - респонденты плохо отвечают на вопросы о цене словами, эту гипотезу корректнее проверять не интервью, а экспериментом с тарифами после запуска (у конкурентов есть бесплатные тарифы, поэтому цена, скорее всего, не ключевой барьер, а вторичный).</w:t>
       </w:r>
     </w:p>
     <w:p>
@@ -16873,7 +16903,7 @@
           <w:sz w:val="24"/>
           <w:szCs w:val="24"/>
         </w:rPr>
-        <w:t xml:space="preserve"> Г1, Г4, Г5 — на всей выборке интервью (8–12 человек); Г2 — на подвыборке «пробовали трекеры» (ожидаемо 5–7 человек); Г3 — экспериментом с тарифной сеткой на этапе пилотов (A/B цены и пакета мест).</w:t>
+        <w:t xml:space="preserve"> Г1, Г4, Г5 - на всей выборке интервью (8-12 человек); Г2 - на подвыборке «пробовали трекеры» (ожидаемо 5-7 человек); Г3 - экспериментом с тарифной сеткой на этапе пилотов (A/B цены и пакета мест).</w:t>
       </w:r>
     </w:p>
     <w:p>
@@ -16887,6 +16917,7 @@
           <w:rFonts w:ascii="Times New Roman" w:cs="Times New Roman" w:eastAsia="Times New Roman" w:hAnsi="Times New Roman"/>
           <w:b/>
           <w:bCs/>
+          <w:color w:val="000000"/>
           <w:sz w:val="26"/>
           <w:szCs w:val="26"/>
         </w:rPr>
@@ -16932,7 +16963,7 @@
           <w:sz w:val="24"/>
           <w:szCs w:val="24"/>
         </w:rPr>
-        <w:t xml:space="preserve"> не рассказываем о продукте до последнего блока; спрашиваем только о прошлом и о конкретных случаях («расскажите, как это было в прошлый раз»), не о будущем и не о гипотезах («стали бы вы...»); не предлагаем решений; просим показать артефакты (чат, таблицу, пространство в трекере); после каждого «это неудобно» задаём «а что вы сделали, когда это случилось в последний раз?». Длительность — 30–40 минут, формат — созвон или личная встреча, с согласия респондента ведётся запись.</w:t>
+        <w:t xml:space="preserve"> не рассказываем о продукте до последнего блока; спрашиваем только о прошлом и о конкретных случаях («расскажите, как это было в прошлый раз»), не о будущем и не о гипотезах («стали бы вы...»); не предлагаем решений; просим показать артефакты (чат, таблицу, пространство в трекере); после каждого «это неудобно» задаём «а что вы сделали, когда это случилось в последний раз?». Длительность - 30-40 минут, формат - созвон или личная встреча, с согласия респондента ведётся запись.</w:t>
       </w:r>
     </w:p>
     <w:tbl>
@@ -16959,7 +16990,7 @@
         <w:tc>
           <w:tcPr>
             <w:tcW w:type="dxa" w:w="482"/>
-            <w:shd w:fill="E8EEF7" w:color="auto" w:val="clear"/>
+            <w:shd w:fill="EDEDED" w:color="auto" w:val="clear"/>
             <w:tcMar>
               <w:top w:type="dxa" w:w="60"/>
               <w:left w:type="dxa" w:w="90"/>
@@ -16987,7 +17018,7 @@
         <w:tc>
           <w:tcPr>
             <w:tcW w:type="dxa" w:w="4530"/>
-            <w:shd w:fill="E8EEF7" w:color="auto" w:val="clear"/>
+            <w:shd w:fill="EDEDED" w:color="auto" w:val="clear"/>
             <w:tcMar>
               <w:top w:type="dxa" w:w="60"/>
               <w:left w:type="dxa" w:w="90"/>
@@ -17015,7 +17046,7 @@
         <w:tc>
           <w:tcPr>
             <w:tcW w:type="dxa" w:w="4626"/>
-            <w:shd w:fill="E8EEF7" w:color="auto" w:val="clear"/>
+            <w:shd w:fill="EDEDED" w:color="auto" w:val="clear"/>
             <w:tcMar>
               <w:top w:type="dxa" w:w="60"/>
               <w:left w:type="dxa" w:w="90"/>
@@ -17093,7 +17124,7 @@
                 <w:sz w:val="20"/>
                 <w:szCs w:val="20"/>
               </w:rPr>
-              <w:t xml:space="preserve">Блок 1. Знакомство и контекст (3–5 минут)</w:t>
+              <w:t xml:space="preserve">Блок 1. Знакомство и контекст (3-5 минут)</w:t>
             </w:r>
           </w:p>
         </w:tc>
@@ -17198,7 +17229,7 @@
                 <w:sz w:val="20"/>
                 <w:szCs w:val="20"/>
               </w:rPr>
-              <w:t xml:space="preserve">Квалификация респондента: попадает ли он в целевой сегмент (3–15 человек, проектная работа, роль ЛПР или участника). Проверка применимости всех гипотез</w:t>
+              <w:t xml:space="preserve">Квалификация респондента: попадает ли он в целевой сегмент (3-15 человек, проектная работа, роль ЛПР или участника). Проверка применимости всех гипотез</w:t>
             </w:r>
           </w:p>
         </w:tc>
@@ -17278,7 +17309,7 @@
                 <w:sz w:val="20"/>
                 <w:szCs w:val="20"/>
               </w:rPr>
-              <w:t xml:space="preserve">Определяет сложность контекста: при 1 проекте боль слабее, при 5–15 — сильнее. Влияет на Г1 и Г5, помогает сегментировать выборку</w:t>
+              <w:t xml:space="preserve">Определяет сложность контекста: при 1 проекте боль слабее, при 5-15 - сильнее. Влияет на Г1 и Г5, помогает сегментировать выборку</w:t>
             </w:r>
           </w:p>
         </w:tc>
@@ -17415,7 +17446,7 @@
                 <w:sz w:val="20"/>
                 <w:szCs w:val="20"/>
               </w:rPr>
-              <w:t xml:space="preserve">Блок 2. Как работа организована сейчас (10–12 минут)</w:t>
+              <w:t xml:space="preserve">Блок 2. Как работа организована сейчас (10-12 минут)</w:t>
             </w:r>
           </w:p>
         </w:tc>
@@ -17760,7 +17791,7 @@
                 <w:sz w:val="20"/>
                 <w:szCs w:val="20"/>
               </w:rPr>
-              <w:t xml:space="preserve">Г5: количественный замер фрагментации (критерий подтверждения — 3+ инструмента)</w:t>
+              <w:t xml:space="preserve">Г5: количественный замер фрагментации (критерий подтверждения - 3+ инструмента)</w:t>
             </w:r>
           </w:p>
         </w:tc>
@@ -17920,7 +17951,7 @@
                 <w:sz w:val="20"/>
                 <w:szCs w:val="20"/>
               </w:rPr>
-              <w:t xml:space="preserve">Ключевой измеримый тест Г1: критерий подтверждения — респондент не отвечает за 2 минуты без обращения к переписке</w:t>
+              <w:t xml:space="preserve">Ключевой измеримый тест Г1: критерий подтверждения - респондент не отвечает за 2 минуты без обращения к переписке</w:t>
             </w:r>
           </w:p>
         </w:tc>
@@ -17977,7 +18008,7 @@
                 <w:sz w:val="20"/>
                 <w:szCs w:val="20"/>
               </w:rPr>
-              <w:t xml:space="preserve">Блок 3. Проблемные ситуации и их цена (10–12 минут)</w:t>
+              <w:t xml:space="preserve">Блок 3. Проблемные ситуации и их цена (10-12 минут)</w:t>
             </w:r>
           </w:p>
         </w:tc>
@@ -18322,7 +18353,7 @@
                 <w:sz w:val="20"/>
                 <w:szCs w:val="20"/>
               </w:rPr>
-              <w:t xml:space="preserve">Г4 (количественная оценка затрат времени, критерий — 30+ минут) и Г1</w:t>
+              <w:t xml:space="preserve">Г4 (количественная оценка затрат времени, критерий - 30+ минут) и Г1</w:t>
             </w:r>
           </w:p>
         </w:tc>
@@ -18377,7 +18408,7 @@
                 <w:sz w:val="20"/>
                 <w:szCs w:val="20"/>
               </w:rPr>
-              <w:t xml:space="preserve">Кто-то снаружи просит у вас отчёт о прогрессе — преподаватель, заказчик, руководство? Как часто и в каком виде вы его готовите?</w:t>
+              <w:t xml:space="preserve">Кто-то снаружи просит у вас отчёт о прогрессе - преподаватель, заказчик, руководство? Как часто и в каком виде вы его готовите?</w:t>
             </w:r>
           </w:p>
         </w:tc>
@@ -18402,7 +18433,7 @@
                 <w:sz w:val="20"/>
                 <w:szCs w:val="20"/>
               </w:rPr>
-              <w:t xml:space="preserve">Г4: подтверждает регулярность внешнего запроса — главный драйвер готовности платить</w:t>
+              <w:t xml:space="preserve">Г4: подтверждает регулярность внешнего запроса - главный драйвер готовности платить</w:t>
             </w:r>
           </w:p>
         </w:tc>
@@ -18619,7 +18650,7 @@
                 <w:sz w:val="20"/>
                 <w:szCs w:val="20"/>
               </w:rPr>
-              <w:t xml:space="preserve">Блок 4. Прошлый опыт инструментов и деньги (6–8 минут)</w:t>
+              <w:t xml:space="preserve">Блок 4. Прошлый опыт инструментов и деньги (6-8 минут)</w:t>
             </w:r>
           </w:p>
         </w:tc>
@@ -18779,7 +18810,7 @@
                 <w:sz w:val="20"/>
                 <w:szCs w:val="20"/>
               </w:rPr>
-              <w:t xml:space="preserve">Если перестали пользоваться — что стало последней каплей? Откройте, пожалуйста, то пространство: когда там была последняя активность?</w:t>
+              <w:t xml:space="preserve">Если перестали пользоваться - что стало последней каплей? Откройте, пожалуйста, то пространство: когда там была последняя активность?</w:t>
             </w:r>
           </w:p>
         </w:tc>
@@ -18804,7 +18835,7 @@
                 <w:sz w:val="20"/>
                 <w:szCs w:val="20"/>
               </w:rPr>
-              <w:t xml:space="preserve">Г2: главный критерий подтверждения (пространство мертво, причина — сложность, а не цена)</w:t>
+              <w:t xml:space="preserve">Г2: главный критерий подтверждения (пространство мертво, причина - сложность, а не цена)</w:t>
             </w:r>
           </w:p>
         </w:tc>
@@ -18939,7 +18970,7 @@
                 <w:sz w:val="20"/>
                 <w:szCs w:val="20"/>
               </w:rPr>
-              <w:t xml:space="preserve">Что произошло, когда команда выросла — вы завели всех в систему или не всех? Почему?</w:t>
+              <w:t xml:space="preserve">Что произошло, когда команда выросла - вы завели всех в систему или не всех? Почему?</w:t>
             </w:r>
           </w:p>
         </w:tc>
@@ -19021,7 +19052,7 @@
                 <w:sz w:val="20"/>
                 <w:szCs w:val="20"/>
               </w:rPr>
-              <w:t xml:space="preserve">Блок 5. Завершение (3–4 минуты)</w:t>
+              <w:t xml:space="preserve">Блок 5. Завершение (3-4 минуты)</w:t>
             </w:r>
           </w:p>
         </w:tc>
@@ -19101,7 +19132,7 @@
                 <w:sz w:val="20"/>
                 <w:szCs w:val="20"/>
               </w:rPr>
-              <w:t xml:space="preserve">Если бы можно было поменять одну вещь в том, как команда ведёт проекты, — что бы это было?</w:t>
+              <w:t xml:space="preserve">Если бы можно было поменять одну вещь в том, как команда ведёт проекты, - что бы это было?</w:t>
             </w:r>
           </w:p>
         </w:tc>
@@ -19286,7 +19317,7 @@
                 <w:sz w:val="20"/>
                 <w:szCs w:val="20"/>
               </w:rPr>
-              <w:t xml:space="preserve">Проверка силы проблемы действием, а не словами: согласие на пилот — сильнейший сигнал подтверждения Г1/Г2/Г4</w:t>
+              <w:t xml:space="preserve">Проверка силы проблемы действием, а не словами: согласие на пилот - сильнейший сигнал подтверждения Г1/Г2/Г4</w:t>
             </w:r>
           </w:p>
         </w:tc>
@@ -19319,6 +19350,7 @@
           <w:rFonts w:ascii="Times New Roman" w:cs="Times New Roman" w:eastAsia="Times New Roman" w:hAnsi="Times New Roman"/>
           <w:b/>
           <w:bCs/>
+          <w:color w:val="000000"/>
           <w:sz w:val="26"/>
           <w:szCs w:val="26"/>
         </w:rPr>
@@ -19346,7 +19378,7 @@
           <w:sz w:val="24"/>
           <w:szCs w:val="24"/>
         </w:rPr>
-        <w:t xml:space="preserve"> Проведены интервью с четырьмя респондентами из целевых сегментов, длительность 25–40 минут, формат — созвон и личная встреча. Респонденты подбирались так, чтобы закрыть три сегмента ЦА: учебные проектные команды, микро-агентства, малый бизнес и внутренние микро-команды. Вопросы задавались по скрипту из Задания 2, ниже сведены ответы по восьми ключевым вопросам.</w:t>
+        <w:t xml:space="preserve"> Проведены интервью с четырьмя респондентами из целевых сегментов, длительность 25-40 минут, формат - созвон и личная встреча. Респонденты подбирались так, чтобы закрыть три сегмента ЦА: учебные проектные команды, микро-агентства, малый бизнес и внутренние микро-команды. Вопросы задавались по скрипту из Задания 2, ниже сведены ответы по восьми ключевым вопросам.</w:t>
       </w:r>
     </w:p>
     <w:tbl>
@@ -19372,7 +19404,7 @@
         <w:tc>
           <w:tcPr>
             <w:tcW w:type="dxa" w:w="1157"/>
-            <w:shd w:fill="E8EEF7" w:color="auto" w:val="clear"/>
+            <w:shd w:fill="EDEDED" w:color="auto" w:val="clear"/>
             <w:tcMar>
               <w:top w:type="dxa" w:w="60"/>
               <w:left w:type="dxa" w:w="90"/>
@@ -19400,7 +19432,7 @@
         <w:tc>
           <w:tcPr>
             <w:tcW w:type="dxa" w:w="8481"/>
-            <w:shd w:fill="E8EEF7" w:color="auto" w:val="clear"/>
+            <w:shd w:fill="EDEDED" w:color="auto" w:val="clear"/>
             <w:tcMar>
               <w:top w:type="dxa" w:w="60"/>
               <w:left w:type="dxa" w:w="90"/>
@@ -19433,7 +19465,7 @@
         <w:tc>
           <w:tcPr>
             <w:tcW w:type="dxa" w:w="1157"/>
-            <w:shd w:fill="F4F6FA" w:color="auto" w:val="clear"/>
+            <w:shd w:fill="F5F5F5" w:color="auto" w:val="clear"/>
             <w:tcMar>
               <w:top w:type="dxa" w:w="60"/>
               <w:left w:type="dxa" w:w="90"/>
@@ -19493,7 +19525,7 @@
         <w:tc>
           <w:tcPr>
             <w:tcW w:type="dxa" w:w="1157"/>
-            <w:shd w:fill="F4F6FA" w:color="auto" w:val="clear"/>
+            <w:shd w:fill="F5F5F5" w:color="auto" w:val="clear"/>
             <w:tcMar>
               <w:top w:type="dxa" w:w="60"/>
               <w:left w:type="dxa" w:w="90"/>
@@ -19553,7 +19585,7 @@
         <w:tc>
           <w:tcPr>
             <w:tcW w:type="dxa" w:w="1157"/>
-            <w:shd w:fill="F4F6FA" w:color="auto" w:val="clear"/>
+            <w:shd w:fill="F5F5F5" w:color="auto" w:val="clear"/>
             <w:tcMar>
               <w:top w:type="dxa" w:w="60"/>
               <w:left w:type="dxa" w:w="90"/>
@@ -19613,7 +19645,7 @@
         <w:tc>
           <w:tcPr>
             <w:tcW w:type="dxa" w:w="1157"/>
-            <w:shd w:fill="F4F6FA" w:color="auto" w:val="clear"/>
+            <w:shd w:fill="F5F5F5" w:color="auto" w:val="clear"/>
             <w:tcMar>
               <w:top w:type="dxa" w:w="60"/>
               <w:left w:type="dxa" w:w="90"/>
@@ -19707,7 +19739,7 @@
         <w:tc>
           <w:tcPr>
             <w:tcW w:type="dxa" w:w="1349"/>
-            <w:shd w:fill="E8EEF7" w:color="auto" w:val="clear"/>
+            <w:shd w:fill="EDEDED" w:color="auto" w:val="clear"/>
             <w:tcMar>
               <w:top w:type="dxa" w:w="60"/>
               <w:left w:type="dxa" w:w="90"/>
@@ -19735,7 +19767,7 @@
         <w:tc>
           <w:tcPr>
             <w:tcW w:type="dxa" w:w="1638"/>
-            <w:shd w:fill="E8EEF7" w:color="auto" w:val="clear"/>
+            <w:shd w:fill="EDEDED" w:color="auto" w:val="clear"/>
             <w:tcMar>
               <w:top w:type="dxa" w:w="60"/>
               <w:left w:type="dxa" w:w="90"/>
@@ -19763,7 +19795,7 @@
         <w:tc>
           <w:tcPr>
             <w:tcW w:type="dxa" w:w="1638"/>
-            <w:shd w:fill="E8EEF7" w:color="auto" w:val="clear"/>
+            <w:shd w:fill="EDEDED" w:color="auto" w:val="clear"/>
             <w:tcMar>
               <w:top w:type="dxa" w:w="60"/>
               <w:left w:type="dxa" w:w="90"/>
@@ -19791,7 +19823,7 @@
         <w:tc>
           <w:tcPr>
             <w:tcW w:type="dxa" w:w="1638"/>
-            <w:shd w:fill="E8EEF7" w:color="auto" w:val="clear"/>
+            <w:shd w:fill="EDEDED" w:color="auto" w:val="clear"/>
             <w:tcMar>
               <w:top w:type="dxa" w:w="60"/>
               <w:left w:type="dxa" w:w="90"/>
@@ -19819,7 +19851,7 @@
         <w:tc>
           <w:tcPr>
             <w:tcW w:type="dxa" w:w="1638"/>
-            <w:shd w:fill="E8EEF7" w:color="auto" w:val="clear"/>
+            <w:shd w:fill="EDEDED" w:color="auto" w:val="clear"/>
             <w:tcMar>
               <w:top w:type="dxa" w:w="60"/>
               <w:left w:type="dxa" w:w="90"/>
@@ -19847,7 +19879,7 @@
         <w:tc>
           <w:tcPr>
             <w:tcW w:type="dxa" w:w="1735"/>
-            <w:shd w:fill="E8EEF7" w:color="auto" w:val="clear"/>
+            <w:shd w:fill="EDEDED" w:color="auto" w:val="clear"/>
             <w:tcMar>
               <w:top w:type="dxa" w:w="60"/>
               <w:left w:type="dxa" w:w="90"/>
@@ -19983,7 +20015,7 @@
                 <w:sz w:val="18"/>
                 <w:szCs w:val="18"/>
               </w:rPr>
-              <w:t xml:space="preserve">Чат + таблица со контент-планом; задачи подрядчикам — голосовыми сообщениями</w:t>
+              <w:t xml:space="preserve">Чат + таблица со контент-планом; задачи подрядчикам - голосовыми сообщениями</w:t>
             </w:r>
           </w:p>
         </w:tc>
@@ -20043,7 +20075,7 @@
                 <w:sz w:val="18"/>
                 <w:szCs w:val="18"/>
               </w:rPr>
-              <w:t xml:space="preserve"> Основной носитель — мессенджер; «система» существует максимум у одного человека. Г1 подтверждается</w:t>
+              <w:t xml:space="preserve"> Основной носитель - мессенджер; «система» существует максимум у одного человека. Г1 подтверждается</w:t>
             </w:r>
           </w:p>
         </w:tc>
@@ -20358,7 +20390,7 @@
                 <w:sz w:val="18"/>
                 <w:szCs w:val="18"/>
               </w:rPr>
-              <w:t xml:space="preserve">Назвал сразу по своей доске, за коллег — нет</w:t>
+              <w:t xml:space="preserve">Назвал сразу по своей доске, за коллег - нет</w:t>
             </w:r>
           </w:p>
         </w:tc>
@@ -20425,7 +20457,7 @@
                 <w:sz w:val="18"/>
                 <w:szCs w:val="18"/>
               </w:rPr>
-              <w:t xml:space="preserve">№10–11.</w:t>
+              <w:t xml:space="preserve">№10-11.</w:t>
             </w:r>
             <w:r>
               <w:rPr>
@@ -20600,7 +20632,7 @@
                 <w:sz w:val="18"/>
                 <w:szCs w:val="18"/>
               </w:rPr>
-              <w:t xml:space="preserve">№13–14.</w:t>
+              <w:t xml:space="preserve">№13-14.</w:t>
             </w:r>
             <w:r>
               <w:rPr>
@@ -20658,7 +20690,7 @@
                 <w:sz w:val="18"/>
                 <w:szCs w:val="18"/>
               </w:rPr>
-              <w:t xml:space="preserve">1,5–2 ч/нед: собирает статусы по 9 проектам, раз в неделю отчёт клиентам</w:t>
+              <w:t xml:space="preserve">1,5-2 ч/нед: собирает статусы по 9 проектам, раз в неделю отчёт клиентам</w:t>
             </w:r>
           </w:p>
         </w:tc>
@@ -20775,7 +20807,7 @@
                 <w:sz w:val="18"/>
                 <w:szCs w:val="18"/>
               </w:rPr>
-              <w:t xml:space="preserve">№15–16.</w:t>
+              <w:t xml:space="preserve">№15-16.</w:t>
             </w:r>
             <w:r>
               <w:rPr>
@@ -20858,7 +20890,7 @@
                 <w:sz w:val="18"/>
                 <w:szCs w:val="18"/>
               </w:rPr>
-              <w:t xml:space="preserve">Да: подрядчик утверждал, что задачу ему не ставили — переписку не нашли</w:t>
+              <w:t xml:space="preserve">Да: подрядчик утверждал, что задачу ему не ставили - переписку не нашли</w:t>
             </w:r>
           </w:p>
         </w:tc>
@@ -20910,7 +20942,7 @@
                 <w:sz w:val="18"/>
                 <w:szCs w:val="18"/>
               </w:rPr>
-              <w:t xml:space="preserve">Споры о вкладе — 2 из 4; дорогой онбординг — 4 из 4</w:t>
+              <w:t xml:space="preserve">Споры о вкладе - 2 из 4; дорогой онбординг - 4 из 4</w:t>
             </w:r>
             <w:r>
               <w:rPr>
@@ -20918,7 +20950,7 @@
                 <w:sz w:val="18"/>
                 <w:szCs w:val="18"/>
               </w:rPr>
-              <w:t xml:space="preserve"> (от 2 дней до недели). Г4 подтверждается частично, Г1 — дополнительно</w:t>
+              <w:t xml:space="preserve"> (от 2 дней до недели). Г4 подтверждается частично, Г1 - дополнительно</w:t>
             </w:r>
           </w:p>
         </w:tc>
@@ -20950,7 +20982,7 @@
                 <w:sz w:val="18"/>
                 <w:szCs w:val="18"/>
               </w:rPr>
-              <w:t xml:space="preserve">№17–18.</w:t>
+              <w:t xml:space="preserve">№17-18.</w:t>
             </w:r>
             <w:r>
               <w:rPr>
@@ -20983,7 +21015,7 @@
                 <w:sz w:val="18"/>
                 <w:szCs w:val="18"/>
               </w:rPr>
-              <w:t xml:space="preserve">Пробовали Trello на хакатоне — «после хакатона никто не заходил»</w:t>
+              <w:t xml:space="preserve">Пробовали Trello на хакатоне - «после хакатона никто не заходил»</w:t>
             </w:r>
           </w:p>
         </w:tc>
@@ -21033,7 +21065,7 @@
                 <w:sz w:val="18"/>
                 <w:szCs w:val="18"/>
               </w:rPr>
-              <w:t xml:space="preserve">Битрикс24 от прошлой работы — «там всё слишком сложно, мы просто не пошли»</w:t>
+              <w:t xml:space="preserve">Битрикс24 от прошлой работы - «там всё слишком сложно, мы просто не пошли»</w:t>
             </w:r>
           </w:p>
         </w:tc>
@@ -21085,7 +21117,7 @@
                 <w:sz w:val="18"/>
                 <w:szCs w:val="18"/>
               </w:rPr>
-              <w:t xml:space="preserve">4 из 4 имеют неудачную попытку внедрения; у 3 из 4 причина — сложность и неприятие командой, а не цена.</w:t>
+              <w:t xml:space="preserve">4 из 4 имеют неудачную попытку внедрения; у 3 из 4 причина - сложность и неприятие командой, а не цена.</w:t>
             </w:r>
             <w:r>
               <w:rPr>
@@ -21125,7 +21157,7 @@
                 <w:sz w:val="18"/>
                 <w:szCs w:val="18"/>
               </w:rPr>
-              <w:t xml:space="preserve">№19–20.</w:t>
+              <w:t xml:space="preserve">№19-20.</w:t>
             </w:r>
             <w:r>
               <w:rPr>
@@ -21158,7 +21190,7 @@
                 <w:sz w:val="18"/>
                 <w:szCs w:val="18"/>
               </w:rPr>
-              <w:t xml:space="preserve">0 ₽, платить готова «до 300–500 ₽ на команду в месяц»</w:t>
+              <w:t xml:space="preserve">0 ₽, платить готова «до 300-500 ₽ на команду в месяц»</w:t>
             </w:r>
           </w:p>
         </w:tc>
@@ -21233,7 +21265,7 @@
                 <w:sz w:val="18"/>
                 <w:szCs w:val="18"/>
               </w:rPr>
-              <w:t xml:space="preserve">0 ₽ (бесплатный тариф); заводить всех не стал — «хватает бесплатного лимита»</w:t>
+              <w:t xml:space="preserve">0 ₽ (бесплатный тариф); заводить всех не стал - «хватает бесплатного лимита»</w:t>
             </w:r>
           </w:p>
         </w:tc>
@@ -21268,7 +21300,7 @@
                 <w:sz w:val="18"/>
                 <w:szCs w:val="18"/>
               </w:rPr>
-              <w:t xml:space="preserve">, но цена не названа главным барьером ни одним из них. Г3 подтверждается лишь частично: барьер — не цена, а недоказанная польза и неприятие командой</w:t>
+              <w:t xml:space="preserve">, но цена не названа главным барьером ни одним из них. Г3 подтверждается лишь частично: барьер - не цена, а недоказанная польза и неприятие командой</w:t>
             </w:r>
           </w:p>
         </w:tc>
@@ -21287,6 +21319,7 @@
           <w:bCs/>
           <w:i/>
           <w:iCs/>
+          <w:color w:val="000000"/>
           <w:sz w:val="24"/>
           <w:szCs w:val="24"/>
         </w:rPr>
@@ -21321,7 +21354,7 @@
           <w:sz w:val="24"/>
           <w:szCs w:val="24"/>
         </w:rPr>
-        <w:t xml:space="preserve">— Единого места для работы над проектом нет ни у одной из опрошенных команд: роль «системы» выполняет мессенджер, а структурированные данные живут максимум у одного человека — у руководителя. Среднее число инструментов на один проект — 4,3.</w:t>
+        <w:t xml:space="preserve">- Единого места для работы над проектом нет ни у одной из опрошенных команд: роль «системы» выполняет мессенджер, а структурированные данные живут максимум у одного человека - у руководителя. Среднее число инструментов на один проект - 4,3.</w:t>
       </w:r>
     </w:p>
     <w:p>
@@ -21336,7 +21369,7 @@
           <w:sz w:val="24"/>
           <w:szCs w:val="24"/>
         </w:rPr>
-        <w:t xml:space="preserve">— Ни один респондент не смог назвать три ближайших дела с ответственными быстрее чем за 2 минуты и полностью. Это измеримый, воспроизводимый симптом, который можно использовать как тест ценности продукта: после двух недель в Apex тот же вопрос должен занимать 10 секунд.</w:t>
+        <w:t xml:space="preserve">- Ни один респондент не смог назвать три ближайших дела с ответственными быстрее чем за 2 минуты и полностью. Это измеримый, воспроизводимый симптом, который можно использовать как тест ценности продукта: после двух недель в Apex тот же вопрос должен занимать 10 секунд.</w:t>
       </w:r>
     </w:p>
     <w:p>
@@ -21351,7 +21384,7 @@
           <w:sz w:val="24"/>
           <w:szCs w:val="24"/>
         </w:rPr>
-        <w:t xml:space="preserve">— Самая дорогая и регулярная боль — не потеря задач как таковая, а </w:t>
+        <w:t xml:space="preserve">- Самая дорогая и регулярная боль - не потеря задач как таковая, а </w:t>
       </w:r>
       <w:r>
         <w:rPr>
@@ -21384,7 +21417,7 @@
           <w:sz w:val="24"/>
           <w:szCs w:val="24"/>
         </w:rPr>
-        <w:t xml:space="preserve">— Решение о внедрении принимает руководитель, но </w:t>
+        <w:t xml:space="preserve">- Решение о внедрении принимает руководитель, но </w:t>
       </w:r>
       <w:r>
         <w:rPr>
@@ -21417,7 +21450,7 @@
           <w:sz w:val="24"/>
           <w:szCs w:val="24"/>
         </w:rPr>
-        <w:t xml:space="preserve">— Деньги — не главный барьер. Все четверо платят 0 ₽, но ни один не назвал цену основной причиной отказа; формулировки были «сложно», «не прижилось», «проще записать себе».</w:t>
+        <w:t xml:space="preserve">- Деньги - не главный барьер. Все четверо платят 0 ₽, но ни один не назвал цену основной причиной отказа; формулировки были «сложно», «не прижилось», «проще записать себе».</w:t>
       </w:r>
     </w:p>
     <w:p>
@@ -21432,7 +21465,7 @@
           <w:sz w:val="24"/>
           <w:szCs w:val="24"/>
         </w:rPr>
-        <w:t xml:space="preserve">— Онбординг нового участника стоит командам от двух дней до недели — это скрытая, но большая издержка, о которой респонденты сами не говорят как о проблеме, пока не спросишь.</w:t>
+        <w:t xml:space="preserve">- Онбординг нового участника стоит командам от двух дней до недели - это скрытая, но большая издержка, о которой респонденты сами не говорят как о проблеме, пока не спросишь.</w:t>
       </w:r>
     </w:p>
     <w:p>
@@ -21476,7 +21509,7 @@
         <w:tc>
           <w:tcPr>
             <w:tcW w:type="dxa" w:w="1928"/>
-            <w:shd w:fill="E8EEF7" w:color="auto" w:val="clear"/>
+            <w:shd w:fill="EDEDED" w:color="auto" w:val="clear"/>
             <w:tcMar>
               <w:top w:type="dxa" w:w="60"/>
               <w:left w:type="dxa" w:w="90"/>
@@ -21504,7 +21537,7 @@
         <w:tc>
           <w:tcPr>
             <w:tcW w:type="dxa" w:w="2891"/>
-            <w:shd w:fill="E8EEF7" w:color="auto" w:val="clear"/>
+            <w:shd w:fill="EDEDED" w:color="auto" w:val="clear"/>
             <w:tcMar>
               <w:top w:type="dxa" w:w="60"/>
               <w:left w:type="dxa" w:w="90"/>
@@ -21532,7 +21565,7 @@
         <w:tc>
           <w:tcPr>
             <w:tcW w:type="dxa" w:w="2699"/>
-            <w:shd w:fill="E8EEF7" w:color="auto" w:val="clear"/>
+            <w:shd w:fill="EDEDED" w:color="auto" w:val="clear"/>
             <w:tcMar>
               <w:top w:type="dxa" w:w="60"/>
               <w:left w:type="dxa" w:w="90"/>
@@ -21560,7 +21593,7 @@
         <w:tc>
           <w:tcPr>
             <w:tcW w:type="dxa" w:w="2120"/>
-            <w:shd w:fill="E8EEF7" w:color="auto" w:val="clear"/>
+            <w:shd w:fill="EDEDED" w:color="auto" w:val="clear"/>
             <w:tcMar>
               <w:top w:type="dxa" w:w="60"/>
               <w:left w:type="dxa" w:w="90"/>
@@ -22124,7 +22157,7 @@
                 <w:sz w:val="20"/>
                 <w:szCs w:val="20"/>
               </w:rPr>
-              <w:t xml:space="preserve"> барьер — не цена, а недоказанная польза</w:t>
+              <w:t xml:space="preserve"> барьер - не цена, а недоказанная польза</w:t>
             </w:r>
           </w:p>
         </w:tc>
@@ -22159,7 +22192,7 @@
           <w:sz w:val="24"/>
           <w:szCs w:val="24"/>
         </w:rPr>
-        <w:t xml:space="preserve">: направление верное, продолжаем до 8–12 интервью, при этом отдельно добираем респондентов из сегмента «малый бизнес без ИТ-бэкграунда», где ожидаем самый высокий порог входа.</w:t>
+        <w:t xml:space="preserve">: направление верное, продолжаем до 8-12 интервью, при этом отдельно добираем респондентов из сегмента «малый бизнес без ИТ-бэкграунда», где ожидаем самый высокий порог входа.</w:t>
       </w:r>
     </w:p>
     <w:p>
@@ -22190,7 +22223,7 @@
           <w:sz w:val="24"/>
           <w:szCs w:val="24"/>
         </w:rPr>
-        <w:t xml:space="preserve">— </w:t>
+        <w:t xml:space="preserve">- </w:t>
       </w:r>
       <w:r>
         <w:rPr>
@@ -22208,7 +22241,7 @@
           <w:sz w:val="24"/>
           <w:szCs w:val="24"/>
         </w:rPr>
-        <w:t xml:space="preserve"> Руководитель терпит беспорядок внутри, пока его не просят показать статус. Триггер покупки — внешний запрос (преподаватель, клиент, директор), а не внутренний дискомфорт. Вывод: экспорт отчёта по проекту и еженедельный дайджест — не «фича на потом», а часть ядра ценности; поднимаем их в дорожной карте.</w:t>
+        <w:t xml:space="preserve"> Руководитель терпит беспорядок внутри, пока его не просят показать статус. Триггер покупки - внешний запрос (преподаватель, клиент, директор), а не внутренний дискомфорт. Вывод: экспорт отчёта по проекту и еженедельный дайджест - не «фича на потом», а часть ядра ценности; поднимаем их в дорожной карте.</w:t>
       </w:r>
     </w:p>
     <w:p>
@@ -22223,7 +22256,7 @@
           <w:sz w:val="24"/>
           <w:szCs w:val="24"/>
         </w:rPr>
-        <w:t xml:space="preserve">— </w:t>
+        <w:t xml:space="preserve">- </w:t>
       </w:r>
       <w:r>
         <w:rPr>
@@ -22233,7 +22266,7 @@
           <w:sz w:val="24"/>
           <w:szCs w:val="24"/>
         </w:rPr>
-        <w:t xml:space="preserve">Инсайт 2. Цена — не барьер, барьер — риск неприятия командой.</w:t>
+        <w:t xml:space="preserve">Инсайт 2. Цена - не барьер, барьер - риск неприятия командой.</w:t>
       </w:r>
       <w:r>
         <w:rPr>
@@ -22256,7 +22289,7 @@
           <w:sz w:val="24"/>
           <w:szCs w:val="24"/>
         </w:rPr>
-        <w:t xml:space="preserve">— </w:t>
+        <w:t xml:space="preserve">- </w:t>
       </w:r>
       <w:r>
         <w:rPr>
@@ -22266,15 +22299,15 @@
           <w:sz w:val="24"/>
           <w:szCs w:val="24"/>
         </w:rPr>
-        <w:t xml:space="preserve">Инсайт 3. «Я проще запишу себе» — сильнейший конкурент.</w:t>
-      </w:r>
-      <w:r>
-        <w:rPr>
-          <w:rFonts w:ascii="Times New Roman" w:cs="Times New Roman" w:eastAsia="Times New Roman" w:hAnsi="Times New Roman"/>
-          <w:sz w:val="24"/>
-          <w:szCs w:val="24"/>
-        </w:rPr>
-        <w:t xml:space="preserve"> Главный соперник — не Kaiten и не YouGile, а личный блокнот руководителя (Obsidian, заметки, таблица). Продукт должен быть удобнее личной заметки для одного человека в первый же день, иначе командная ценность не наступит. Отсюда продуктовое требование: ценность в одиночном режиме (экран «на сегодня», быстрые заметки, фокус-режим) должна быть самодостаточной.</w:t>
+        <w:t xml:space="preserve">Инсайт 3. «Я проще запишу себе» - сильнейший конкурент.</w:t>
+      </w:r>
+      <w:r>
+        <w:rPr>
+          <w:rFonts w:ascii="Times New Roman" w:cs="Times New Roman" w:eastAsia="Times New Roman" w:hAnsi="Times New Roman"/>
+          <w:sz w:val="24"/>
+          <w:szCs w:val="24"/>
+        </w:rPr>
+        <w:t xml:space="preserve"> Главный соперник - не Kaiten и не YouGile, а личный блокнот руководителя (Obsidian, заметки, таблица). Продукт должен быть удобнее личной заметки для одного человека в первый же день, иначе командная ценность не наступит. Отсюда продуктовое требование: ценность в одиночном режиме (экран «на сегодня», быстрые заметки, фокус-режим) должна быть самодостаточной.</w:t>
       </w:r>
     </w:p>
     <w:p>
@@ -22289,7 +22322,7 @@
           <w:sz w:val="24"/>
           <w:szCs w:val="24"/>
         </w:rPr>
-        <w:t xml:space="preserve">— </w:t>
+        <w:t xml:space="preserve">- </w:t>
       </w:r>
       <w:r>
         <w:rPr>
@@ -22299,15 +22332,15 @@
           <w:sz w:val="24"/>
           <w:szCs w:val="24"/>
         </w:rPr>
-        <w:t xml:space="preserve">Инсайт 4. Подрядчики и внешние участники — отдельная дыра.</w:t>
-      </w:r>
-      <w:r>
-        <w:rPr>
-          <w:rFonts w:ascii="Times New Roman" w:cs="Times New Roman" w:eastAsia="Times New Roman" w:hAnsi="Times New Roman"/>
-          <w:sz w:val="24"/>
-          <w:szCs w:val="24"/>
-        </w:rPr>
-        <w:t xml:space="preserve"> У Марии половина работ уходит людям за пределами команды (WhatsApp, голосовые сообщения), и именно там случился спор «задачу не ставили». Гостевой доступ к одному проекту без подписки — незапланированная, но востребованная функция.</w:t>
+        <w:t xml:space="preserve">Инсайт 4. Подрядчики и внешние участники - отдельная дыра.</w:t>
+      </w:r>
+      <w:r>
+        <w:rPr>
+          <w:rFonts w:ascii="Times New Roman" w:cs="Times New Roman" w:eastAsia="Times New Roman" w:hAnsi="Times New Roman"/>
+          <w:sz w:val="24"/>
+          <w:szCs w:val="24"/>
+        </w:rPr>
+        <w:t xml:space="preserve"> У Марии половина работ уходит людям за пределами команды (WhatsApp, голосовые сообщения), и именно там случился спор «задачу не ставили». Гостевой доступ к одному проекту без подписки - незапланированная, но востребованная функция.</w:t>
       </w:r>
     </w:p>
     <w:p>
@@ -22322,7 +22355,7 @@
           <w:sz w:val="24"/>
           <w:szCs w:val="24"/>
         </w:rPr>
-        <w:t xml:space="preserve">— </w:t>
+        <w:t xml:space="preserve">- </w:t>
       </w:r>
       <w:r>
         <w:rPr>
@@ -22332,15 +22365,15 @@
           <w:sz w:val="24"/>
           <w:szCs w:val="24"/>
         </w:rPr>
-        <w:t xml:space="preserve">Инсайт 5. Онбординг нового участника — скрытая метрика ценности.</w:t>
-      </w:r>
-      <w:r>
-        <w:rPr>
-          <w:rFonts w:ascii="Times New Roman" w:cs="Times New Roman" w:eastAsia="Times New Roman" w:hAnsi="Times New Roman"/>
-          <w:sz w:val="24"/>
-          <w:szCs w:val="24"/>
-        </w:rPr>
-        <w:t xml:space="preserve"> О ней никто не говорит сам, но она стоит дни работы. «Новый человек включается за час» — сильный аргумент в коммуникации, который мы не использовали.</w:t>
+        <w:t xml:space="preserve">Инсайт 5. Онбординг нового участника - скрытая метрика ценности.</w:t>
+      </w:r>
+      <w:r>
+        <w:rPr>
+          <w:rFonts w:ascii="Times New Roman" w:cs="Times New Roman" w:eastAsia="Times New Roman" w:hAnsi="Times New Roman"/>
+          <w:sz w:val="24"/>
+          <w:szCs w:val="24"/>
+        </w:rPr>
+        <w:t xml:space="preserve"> О ней никто не говорит сам, но она стоит дни работы. «Новый человек включается за час» - сильный аргумент в коммуникации, который мы не использовали.</w:t>
       </w:r>
     </w:p>
     <w:p>
@@ -22371,7 +22404,7 @@
           <w:sz w:val="24"/>
           <w:szCs w:val="24"/>
         </w:rPr>
-        <w:t xml:space="preserve">— </w:t>
+        <w:t xml:space="preserve">- </w:t>
       </w:r>
       <w:r>
         <w:rPr>
@@ -22404,7 +22437,7 @@
           <w:sz w:val="24"/>
           <w:szCs w:val="24"/>
         </w:rPr>
-        <w:t xml:space="preserve">— </w:t>
+        <w:t xml:space="preserve">- </w:t>
       </w:r>
       <w:r>
         <w:rPr>
@@ -22422,7 +22455,7 @@
           <w:sz w:val="24"/>
           <w:szCs w:val="24"/>
         </w:rPr>
-        <w:t xml:space="preserve"> главное сообщение смещаем с «все задачи в одном месте» на «проект виден без планёрок — отчёт собирается сам», добавляем блок «новый участник включается за час».</w:t>
+        <w:t xml:space="preserve"> главное сообщение смещаем с «все задачи в одном месте» на «проект виден без планёрок - отчёт собирается сам», добавляем блок «новый участник включается за час».</w:t>
       </w:r>
     </w:p>
     <w:p>
@@ -22437,7 +22470,7 @@
           <w:sz w:val="24"/>
           <w:szCs w:val="24"/>
         </w:rPr>
-        <w:t xml:space="preserve">— </w:t>
+        <w:t xml:space="preserve">- </w:t>
       </w:r>
       <w:r>
         <w:rPr>
@@ -22455,7 +22488,7 @@
           <w:sz w:val="24"/>
           <w:szCs w:val="24"/>
         </w:rPr>
-        <w:t xml:space="preserve"> вопрос №9 («назовите три ближайших дела и ответственных») становится метрикой пилота — замеряем время ответа до и после двух недель использования.</w:t>
+        <w:t xml:space="preserve"> вопрос №9 («назовите три ближайших дела и ответственных») становится метрикой пилота - замеряем время ответа до и после двух недель использования.</w:t>
       </w:r>
     </w:p>
     <w:p>
@@ -22470,7 +22503,7 @@
           <w:sz w:val="24"/>
           <w:szCs w:val="24"/>
         </w:rPr>
-        <w:t xml:space="preserve">— </w:t>
+        <w:t xml:space="preserve">- </w:t>
       </w:r>
       <w:r>
         <w:rPr>
@@ -22488,7 +22521,7 @@
           <w:sz w:val="24"/>
           <w:szCs w:val="24"/>
         </w:rPr>
-        <w:t xml:space="preserve"> бесплатный тариф с лимитами и бесплатный период на всю команду получают приоритет над пакетным тарифом, так как барьер — доказательство пользы, а не цена (инсайт 2, Г3 подтверждена частично).</w:t>
+        <w:t xml:space="preserve"> бесплатный тариф с лимитами и бесплатный период на всю команду получают приоритет над пакетным тарифом, так как барьер - доказательство пользы, а не цена (инсайт 2, Г3 подтверждена частично).</w:t>
       </w:r>
     </w:p>
     <w:p>
@@ -22503,7 +22536,7 @@
           <w:sz w:val="24"/>
           <w:szCs w:val="24"/>
         </w:rPr>
-        <w:t xml:space="preserve">— </w:t>
+        <w:t xml:space="preserve">- </w:t>
       </w:r>
       <w:r>
         <w:rPr>
@@ -22521,7 +22554,7 @@
           <w:sz w:val="24"/>
           <w:szCs w:val="24"/>
         </w:rPr>
-        <w:t xml:space="preserve"> добираем 4–8 интервью, в том числе 3 в сегменте «малый бизнес без ИТ-бэкграунда» и 2 с внешними подрядчиками; двое респондентов (Р1 и Р2) дали согласие на пилот — с них стартуют первые пилотные пространства.</w:t>
+        <w:t xml:space="preserve"> добираем 4-8 интервью, в том числе 3 в сегменте «малый бизнес без ИТ-бэкграунда» и 2 с внешними подрядчиками; двое респондентов (Р1 и Р2) дали согласие на пилот - с них стартуют первые пилотные пространства.</w:t>
       </w:r>
     </w:p>
     <w:p>
@@ -22536,7 +22569,7 @@
           <w:sz w:val="24"/>
           <w:szCs w:val="24"/>
         </w:rPr>
-        <w:t xml:space="preserve">— </w:t>
+        <w:t xml:space="preserve">- </w:t>
       </w:r>
       <w:r>
         <w:rPr>
@@ -22554,7 +22587,7 @@
           <w:sz w:val="24"/>
           <w:szCs w:val="24"/>
         </w:rPr>
-        <w:t xml:space="preserve"> протоколы, цитаты и замеры сводим в единую таблицу инсайтов, каждый инсайт связываем с задачей в бэклоге — чтобы решения принимались по данным, а не по мнениям.</w:t>
+        <w:t xml:space="preserve"> протоколы, цитаты и замеры сводим в единую таблицу инсайтов, каждый инсайт связываем с задачей в бэклоге - чтобы решения принимались по данным, а не по мнениям.</w:t>
       </w:r>
     </w:p>
     <w:p>
@@ -22568,6 +22601,7 @@
           <w:rFonts w:ascii="Times New Roman" w:cs="Times New Roman" w:eastAsia="Times New Roman" w:hAnsi="Times New Roman"/>
           <w:b/>
           <w:bCs/>
+          <w:color w:val="000000"/>
           <w:sz w:val="26"/>
           <w:szCs w:val="26"/>
         </w:rPr>
@@ -22657,7 +22691,7 @@
           <w:sz w:val="22"/>
           <w:szCs w:val="22"/>
         </w:rPr>
-        <w:t xml:space="preserve">Цены и условия — по открытым данным на октябрь 2026 года (сайты сервисов, обзоры на Habr, каталоги Startpack и Picktech); тарифы конкурентов меняются, перед сдачей стоит перепроверить. Оценка: «+» — критерий закрыт хорошо, «±» — частично, «–» — не закрыт.</w:t>
+        <w:t xml:space="preserve">Цены и условия - по открытым данным на октябрь 2026 года (сайты сервисов, обзоры на Habr, каталоги Startpack и Picktech); тарифы конкурентов меняются, перед сдачей стоит перепроверить. Оценка: «+» - критерий закрыт хорошо, «±» - частично, «-» - не закрыт.</w:t>
       </w:r>
     </w:p>
     <w:tbl>
@@ -22686,7 +22720,7 @@
         <w:tc>
           <w:tcPr>
             <w:tcW w:type="dxa" w:w="1638"/>
-            <w:shd w:fill="E8EEF7" w:color="auto" w:val="clear"/>
+            <w:shd w:fill="EDEDED" w:color="auto" w:val="clear"/>
             <w:tcMar>
               <w:top w:type="dxa" w:w="60"/>
               <w:left w:type="dxa" w:w="90"/>
@@ -22714,7 +22748,7 @@
         <w:tc>
           <w:tcPr>
             <w:tcW w:type="dxa" w:w="1928"/>
-            <w:shd w:fill="E8EEF7" w:color="auto" w:val="clear"/>
+            <w:shd w:fill="EDEDED" w:color="auto" w:val="clear"/>
             <w:tcMar>
               <w:top w:type="dxa" w:w="60"/>
               <w:left w:type="dxa" w:w="90"/>
@@ -22742,7 +22776,7 @@
         <w:tc>
           <w:tcPr>
             <w:tcW w:type="dxa" w:w="1928"/>
-            <w:shd w:fill="E8EEF7" w:color="auto" w:val="clear"/>
+            <w:shd w:fill="EDEDED" w:color="auto" w:val="clear"/>
             <w:tcMar>
               <w:top w:type="dxa" w:w="60"/>
               <w:left w:type="dxa" w:w="90"/>
@@ -22770,7 +22804,7 @@
         <w:tc>
           <w:tcPr>
             <w:tcW w:type="dxa" w:w="1831"/>
-            <w:shd w:fill="E8EEF7" w:color="auto" w:val="clear"/>
+            <w:shd w:fill="EDEDED" w:color="auto" w:val="clear"/>
             <w:tcMar>
               <w:top w:type="dxa" w:w="60"/>
               <w:left w:type="dxa" w:w="90"/>
@@ -22798,7 +22832,7 @@
         <w:tc>
           <w:tcPr>
             <w:tcW w:type="dxa" w:w="2313"/>
-            <w:shd w:fill="E8EEF7" w:color="auto" w:val="clear"/>
+            <w:shd w:fill="EDEDED" w:color="auto" w:val="clear"/>
             <w:tcMar>
               <w:top w:type="dxa" w:w="60"/>
               <w:left w:type="dxa" w:w="90"/>
@@ -22878,7 +22912,7 @@
                 <w:sz w:val="18"/>
                 <w:szCs w:val="18"/>
               </w:rPr>
-              <w:t xml:space="preserve">–</w:t>
+              <w:t xml:space="preserve">-</w:t>
             </w:r>
             <w:r>
               <w:rPr>
@@ -22886,7 +22920,7 @@
                 <w:sz w:val="18"/>
                 <w:szCs w:val="18"/>
               </w:rPr>
-              <w:t xml:space="preserve"> Подключается в составе Яндекс 360 для бизнеса или через платёжный аккаунт облака; нужна организация, домен и администратор; с июля 2026 команды до 5 человек — только с тарифом 360 или аккаунтом Cloud. Старт — дни</w:t>
+              <w:t xml:space="preserve"> Подключается в составе Яндекс 360 для бизнеса или через платёжный аккаунт облака; нужна организация, домен и администратор; с июля 2026 команды до 5 человек - только с тарифом 360 или аккаунтом Cloud. Старт - дни</w:t>
             </w:r>
           </w:p>
         </w:tc>
@@ -22991,7 +23025,7 @@
                 <w:sz w:val="18"/>
                 <w:szCs w:val="18"/>
               </w:rPr>
-              <w:t xml:space="preserve"> Регистрация, создание проекта, приглашение по e-mail и первые задачи — около 10 минут; воркфлоу настраивать не нужно; шаблоны пространств («курсовой проект», «клиентский проект») в разработке</w:t>
+              <w:t xml:space="preserve"> Регистрация, создание проекта, приглашение по e-mail и первые задачи - около 10 минут; воркфлоу настраивать не нужно; шаблоны пространств («курсовой проект», «клиентский проект») в разработке</w:t>
             </w:r>
           </w:p>
         </w:tc>
@@ -23058,7 +23092,7 @@
                 <w:sz w:val="18"/>
                 <w:szCs w:val="18"/>
               </w:rPr>
-              <w:t xml:space="preserve"> Задачи и доски сильные, календарь и заметки — в соседних сервисах пакета (Календарь, Документы), то есть окна всё равно разные</w:t>
+              <w:t xml:space="preserve"> Задачи и доски сильные, календарь и заметки - в соседних сервисах пакета (Календарь, Документы), то есть окна всё равно разные</w:t>
             </w:r>
           </w:p>
         </w:tc>
@@ -23093,7 +23127,7 @@
                 <w:sz w:val="18"/>
                 <w:szCs w:val="18"/>
               </w:rPr>
-              <w:t xml:space="preserve"> Задачи, доски, отчёты, учёт времени; календарь и база знаний — отдельные платные модули</w:t>
+              <w:t xml:space="preserve"> Задачи, доски, отчёты, учёт времени; календарь и база знаний - отдельные платные модули</w:t>
             </w:r>
           </w:p>
         </w:tc>
@@ -23222,7 +23256,7 @@
                 <w:sz w:val="18"/>
                 <w:szCs w:val="18"/>
               </w:rPr>
-              <w:t xml:space="preserve">–</w:t>
+              <w:t xml:space="preserve">-</w:t>
             </w:r>
             <w:r>
               <w:rPr>
@@ -23265,7 +23299,7 @@
                 <w:sz w:val="18"/>
                 <w:szCs w:val="18"/>
               </w:rPr>
-              <w:t xml:space="preserve"> Есть бесплатный тариф с ограничениями; платные от ≈185–250 ₽ («Старт»), 430 ₽ («Стандарт»), 580 ₽ («Бизнес») за пользователя → 925–2 900 ₽ за 5 человек</w:t>
+              <w:t xml:space="preserve"> Есть бесплатный тариф с ограничениями; платные от ≈185-250 ₽ («Старт»), 430 ₽ («Стандарт»), 580 ₽ («Бизнес») за пользователя → 925-2 900 ₽ за 5 человек</w:t>
             </w:r>
           </w:p>
         </w:tc>
@@ -23353,7 +23387,7 @@
                 <w:sz w:val="18"/>
                 <w:szCs w:val="18"/>
               </w:rPr>
-              <w:t xml:space="preserve">. Честный вывод: по цене мы выигрываем у платных планов и проигрываем бесплатным — поэтому в дорожной карте есть бесплатный тариф с лимитами и пакет «до 5 мест»</w:t>
+              <w:t xml:space="preserve">. Честный вывод: по цене мы выигрываем у платных планов и проигрываем бесплатным - поэтому в дорожной карте есть бесплатный тариф с лимитами и пакет «до 5 мест»</w:t>
             </w:r>
           </w:p>
         </w:tc>
@@ -23420,7 +23454,7 @@
                 <w:sz w:val="18"/>
                 <w:szCs w:val="18"/>
               </w:rPr>
-              <w:t xml:space="preserve"> Мощная отчётность, дашборды, выгрузки — но требует настройки и понимания инструмента</w:t>
+              <w:t xml:space="preserve"> Мощная отчётность, дашборды, выгрузки - но требует настройки и понимания инструмента</w:t>
             </w:r>
           </w:p>
         </w:tc>
@@ -23455,7 +23489,7 @@
                 <w:sz w:val="18"/>
                 <w:szCs w:val="18"/>
               </w:rPr>
-              <w:t xml:space="preserve"> Отчёты, аналитика потока, диаграммы — сильная сторона продукта (в платных тарифах)</w:t>
+              <w:t xml:space="preserve"> Отчёты, аналитика потока, диаграммы - сильная сторона продукта (в платных тарифах)</w:t>
             </w:r>
           </w:p>
         </w:tc>
@@ -23525,7 +23559,7 @@
                 <w:sz w:val="18"/>
                 <w:szCs w:val="18"/>
               </w:rPr>
-              <w:t xml:space="preserve"> Есть прогресс, карточки релизов и побед, статистика по проектам — наглядно и без настройки; </w:t>
+              <w:t xml:space="preserve"> Есть прогресс, карточки релизов и побед, статистика по проектам - наглядно и без настройки; </w:t>
             </w:r>
             <w:r>
               <w:rPr>
@@ -23543,7 +23577,7 @@
                 <w:sz w:val="18"/>
                 <w:szCs w:val="18"/>
               </w:rPr>
-              <w:t xml:space="preserve"> — по итогам интервью поднят в приоритете</w:t>
+              <w:t xml:space="preserve"> - по итогам интервью поднят в приоритете</w:t>
             </w:r>
           </w:p>
         </w:tc>
@@ -23602,7 +23636,7 @@
                 <w:sz w:val="18"/>
                 <w:szCs w:val="18"/>
               </w:rPr>
-              <w:t xml:space="preserve">–</w:t>
+              <w:t xml:space="preserve">-</w:t>
             </w:r>
             <w:r>
               <w:rPr>
@@ -23715,7 +23749,7 @@
                 <w:sz w:val="18"/>
                 <w:szCs w:val="18"/>
               </w:rPr>
-              <w:t xml:space="preserve"> Один ежедневный экран «на сегодня» для участника, никакой терминологии процессов; плюс самостоятельная ценность для одного человека (заметки, фокус-режим) — продукт полезен даже до того, как подключилась вся команда</w:t>
+              <w:t xml:space="preserve"> Один ежедневный экран «на сегодня» для участника, никакой терминологии процессов; плюс самостоятельная ценность для одного человека (заметки, фокус-режим) - продукт полезен даже до того, как подключилась вся команда</w:t>
             </w:r>
           </w:p>
         </w:tc>
@@ -23897,7 +23931,7 @@
                 <w:sz w:val="18"/>
                 <w:szCs w:val="18"/>
               </w:rPr>
-              <w:t xml:space="preserve">безнал и закрывающие документы для юрлиц — в дорожной карте</w:t>
+              <w:t xml:space="preserve">безнал и закрывающие документы для юрлиц - в дорожной карте</w:t>
             </w:r>
             <w:r>
               <w:rPr>
@@ -24077,7 +24111,7 @@
                 <w:sz w:val="18"/>
                 <w:szCs w:val="18"/>
               </w:rPr>
-              <w:t xml:space="preserve"> Адаптивный веб-интерфейс и страница в RuStore; полноценная PWA с офлайн-чтением и push-уведомлениями — в дорожной карте (спринт 6)</w:t>
+              <w:t xml:space="preserve"> Адаптивный веб-интерфейс и страница в RuStore; полноценная PWA с офлайн-чтением и push-уведомлениями - в дорожной карте (спринт 6)</w:t>
             </w:r>
           </w:p>
         </w:tc>
@@ -24241,7 +24275,7 @@
                 <w:sz w:val="18"/>
                 <w:szCs w:val="18"/>
               </w:rPr>
-              <w:t xml:space="preserve">–</w:t>
+              <w:t xml:space="preserve">-</w:t>
             </w:r>
             <w:r>
               <w:rPr>
@@ -24318,7 +24352,7 @@
                 <w:sz w:val="18"/>
                 <w:szCs w:val="18"/>
               </w:rPr>
-              <w:t xml:space="preserve">–</w:t>
+              <w:t xml:space="preserve">-</w:t>
             </w:r>
             <w:r>
               <w:rPr>
@@ -24388,7 +24422,7 @@
                 <w:sz w:val="18"/>
                 <w:szCs w:val="18"/>
               </w:rPr>
-              <w:t xml:space="preserve">–</w:t>
+              <w:t xml:space="preserve">-</w:t>
             </w:r>
             <w:r>
               <w:rPr>
@@ -24431,7 +24465,7 @@
                 <w:sz w:val="18"/>
                 <w:szCs w:val="18"/>
               </w:rPr>
-              <w:t xml:space="preserve"> Фокус-режим с таймером на конкретную задачу — отличительная функция, закрывающая сопутствующую работу «сосредоточиться и не отвлекаться»</w:t>
+              <w:t xml:space="preserve"> Фокус-режим с таймером на конкретную задачу - отличительная функция, закрывающая сопутствующую работу «сосредоточиться и не отвлекаться»</w:t>
             </w:r>
           </w:p>
         </w:tc>
@@ -24465,7 +24499,7 @@
           <w:sz w:val="24"/>
           <w:szCs w:val="24"/>
         </w:rPr>
-        <w:t xml:space="preserve">— </w:t>
+        <w:t xml:space="preserve">- </w:t>
       </w:r>
       <w:r>
         <w:rPr>
@@ -24498,7 +24532,7 @@
           <w:sz w:val="24"/>
           <w:szCs w:val="24"/>
         </w:rPr>
-        <w:t xml:space="preserve">— </w:t>
+        <w:t xml:space="preserve">- </w:t>
       </w:r>
       <w:r>
         <w:rPr>
@@ -24516,7 +24550,7 @@
           <w:sz w:val="24"/>
           <w:szCs w:val="24"/>
         </w:rPr>
-        <w:t xml:space="preserve"> по критериям 3 (бесплатный тариф YouGile до 10 человек), 6 (нет безнала и документов для юрлиц), 7 (нет мобильных приложений), 8 (нет интеграций и API). Три из четырёх слабостей — организационные, а не продуктовые, и закрываются в первых спринтах дорожной карты.</w:t>
+        <w:t xml:space="preserve"> по критериям 3 (бесплатный тариф YouGile до 10 человек), 6 (нет безнала и документов для юрлиц), 7 (нет мобильных приложений), 8 (нет интеграций и API). Три из четырёх слабостей - организационные, а не продуктовые, и закрываются в первых спринтах дорожной карты.</w:t>
       </w:r>
     </w:p>
     <w:p>
@@ -24531,7 +24565,7 @@
           <w:sz w:val="24"/>
           <w:szCs w:val="24"/>
         </w:rPr>
-        <w:t xml:space="preserve">— </w:t>
+        <w:t xml:space="preserve">- </w:t>
       </w:r>
       <w:r>
         <w:rPr>
@@ -24563,6 +24597,7 @@
           <w:rFonts w:ascii="Times New Roman" w:cs="Times New Roman" w:eastAsia="Times New Roman" w:hAnsi="Times New Roman"/>
           <w:b/>
           <w:bCs/>
+          <w:color w:val="000000"/>
           <w:sz w:val="26"/>
           <w:szCs w:val="26"/>
         </w:rPr>
@@ -24614,6 +24649,7 @@
           <w:bCs/>
           <w:i/>
           <w:iCs/>
+          <w:color w:val="000000"/>
           <w:sz w:val="24"/>
           <w:szCs w:val="24"/>
         </w:rPr>
@@ -24644,7 +24680,7 @@
         <w:tc>
           <w:tcPr>
             <w:tcW w:type="dxa" w:w="482"/>
-            <w:shd w:fill="E8EEF7" w:color="auto" w:val="clear"/>
+            <w:shd w:fill="EDEDED" w:color="auto" w:val="clear"/>
             <w:tcMar>
               <w:top w:type="dxa" w:w="60"/>
               <w:left w:type="dxa" w:w="90"/>
@@ -24672,7 +24708,7 @@
         <w:tc>
           <w:tcPr>
             <w:tcW w:type="dxa" w:w="5301"/>
-            <w:shd w:fill="E8EEF7" w:color="auto" w:val="clear"/>
+            <w:shd w:fill="EDEDED" w:color="auto" w:val="clear"/>
             <w:tcMar>
               <w:top w:type="dxa" w:w="60"/>
               <w:left w:type="dxa" w:w="90"/>
@@ -24700,7 +24736,7 @@
         <w:tc>
           <w:tcPr>
             <w:tcW w:type="dxa" w:w="3855"/>
-            <w:shd w:fill="E8EEF7" w:color="auto" w:val="clear"/>
+            <w:shd w:fill="EDEDED" w:color="auto" w:val="clear"/>
             <w:tcMar>
               <w:top w:type="dxa" w:w="60"/>
               <w:left w:type="dxa" w:w="90"/>
@@ -25118,6 +25154,7 @@
           <w:bCs/>
           <w:i/>
           <w:iCs/>
+          <w:color w:val="000000"/>
           <w:sz w:val="24"/>
           <w:szCs w:val="24"/>
         </w:rPr>
@@ -25148,7 +25185,7 @@
         <w:tc>
           <w:tcPr>
             <w:tcW w:type="dxa" w:w="482"/>
-            <w:shd w:fill="E8EEF7" w:color="auto" w:val="clear"/>
+            <w:shd w:fill="EDEDED" w:color="auto" w:val="clear"/>
             <w:tcMar>
               <w:top w:type="dxa" w:w="60"/>
               <w:left w:type="dxa" w:w="90"/>
@@ -25176,7 +25213,7 @@
         <w:tc>
           <w:tcPr>
             <w:tcW w:type="dxa" w:w="5301"/>
-            <w:shd w:fill="E8EEF7" w:color="auto" w:val="clear"/>
+            <w:shd w:fill="EDEDED" w:color="auto" w:val="clear"/>
             <w:tcMar>
               <w:top w:type="dxa" w:w="60"/>
               <w:left w:type="dxa" w:w="90"/>
@@ -25204,7 +25241,7 @@
         <w:tc>
           <w:tcPr>
             <w:tcW w:type="dxa" w:w="3855"/>
-            <w:shd w:fill="E8EEF7" w:color="auto" w:val="clear"/>
+            <w:shd w:fill="EDEDED" w:color="auto" w:val="clear"/>
             <w:tcMar>
               <w:top w:type="dxa" w:w="60"/>
               <w:left w:type="dxa" w:w="90"/>
@@ -26000,6 +26037,7 @@
           <w:bCs/>
           <w:i/>
           <w:iCs/>
+          <w:color w:val="000000"/>
           <w:sz w:val="24"/>
           <w:szCs w:val="24"/>
         </w:rPr>
@@ -26030,7 +26068,7 @@
         <w:tc>
           <w:tcPr>
             <w:tcW w:type="dxa" w:w="482"/>
-            <w:shd w:fill="E8EEF7" w:color="auto" w:val="clear"/>
+            <w:shd w:fill="EDEDED" w:color="auto" w:val="clear"/>
             <w:tcMar>
               <w:top w:type="dxa" w:w="60"/>
               <w:left w:type="dxa" w:w="90"/>
@@ -26058,7 +26096,7 @@
         <w:tc>
           <w:tcPr>
             <w:tcW w:type="dxa" w:w="5301"/>
-            <w:shd w:fill="E8EEF7" w:color="auto" w:val="clear"/>
+            <w:shd w:fill="EDEDED" w:color="auto" w:val="clear"/>
             <w:tcMar>
               <w:top w:type="dxa" w:w="60"/>
               <w:left w:type="dxa" w:w="90"/>
@@ -26086,7 +26124,7 @@
         <w:tc>
           <w:tcPr>
             <w:tcW w:type="dxa" w:w="3855"/>
-            <w:shd w:fill="E8EEF7" w:color="auto" w:val="clear"/>
+            <w:shd w:fill="EDEDED" w:color="auto" w:val="clear"/>
             <w:tcMar>
               <w:top w:type="dxa" w:w="60"/>
               <w:left w:type="dxa" w:w="90"/>
@@ -26359,7 +26397,7 @@
                 <w:sz w:val="20"/>
                 <w:szCs w:val="20"/>
               </w:rPr>
-              <w:t xml:space="preserve">Уведомления, в том числе через Telegram-бот (расширение — в спринте 5)</w:t>
+              <w:t xml:space="preserve">Уведомления, в том числе через Telegram-бот (расширение - в спринте 5)</w:t>
             </w:r>
           </w:p>
         </w:tc>
@@ -26504,6 +26542,7 @@
           <w:bCs/>
           <w:i/>
           <w:iCs/>
+          <w:color w:val="000000"/>
           <w:sz w:val="24"/>
           <w:szCs w:val="24"/>
         </w:rPr>
@@ -26534,7 +26573,7 @@
         <w:tc>
           <w:tcPr>
             <w:tcW w:type="dxa" w:w="482"/>
-            <w:shd w:fill="E8EEF7" w:color="auto" w:val="clear"/>
+            <w:shd w:fill="EDEDED" w:color="auto" w:val="clear"/>
             <w:tcMar>
               <w:top w:type="dxa" w:w="60"/>
               <w:left w:type="dxa" w:w="90"/>
@@ -26562,7 +26601,7 @@
         <w:tc>
           <w:tcPr>
             <w:tcW w:type="dxa" w:w="5301"/>
-            <w:shd w:fill="E8EEF7" w:color="auto" w:val="clear"/>
+            <w:shd w:fill="EDEDED" w:color="auto" w:val="clear"/>
             <w:tcMar>
               <w:top w:type="dxa" w:w="60"/>
               <w:left w:type="dxa" w:w="90"/>
@@ -26590,7 +26629,7 @@
         <w:tc>
           <w:tcPr>
             <w:tcW w:type="dxa" w:w="3855"/>
-            <w:shd w:fill="E8EEF7" w:color="auto" w:val="clear"/>
+            <w:shd w:fill="EDEDED" w:color="auto" w:val="clear"/>
             <w:tcMar>
               <w:top w:type="dxa" w:w="60"/>
               <w:left w:type="dxa" w:w="90"/>
@@ -26737,7 +26776,7 @@
                 <w:sz w:val="20"/>
                 <w:szCs w:val="20"/>
               </w:rPr>
-              <w:t xml:space="preserve">Прогресс команды: статистика закрытых задач, доля выполненного в срок, карточки релизов; экспорт отчёта — в дорожной карте</w:t>
+              <w:t xml:space="preserve">Прогресс команды: статистика закрытых задач, доля выполненного в срок, карточки релизов; экспорт отчёта - в дорожной карте</w:t>
             </w:r>
           </w:p>
         </w:tc>
@@ -26989,7 +27028,7 @@
                 <w:sz w:val="20"/>
                 <w:szCs w:val="20"/>
               </w:rPr>
-              <w:t xml:space="preserve">Канбан-доска со статусами и лента задач; фильтры и индикаторы просрочки (развитие — спринт 5)</w:t>
+              <w:t xml:space="preserve">Канбан-доска со статусами и лента задач; фильтры и индикаторы просрочки (развитие - спринт 5)</w:t>
             </w:r>
           </w:p>
         </w:tc>
@@ -27134,6 +27173,7 @@
           <w:bCs/>
           <w:i/>
           <w:iCs/>
+          <w:color w:val="000000"/>
           <w:sz w:val="24"/>
           <w:szCs w:val="24"/>
         </w:rPr>
@@ -27151,7 +27191,7 @@
           <w:sz w:val="24"/>
           <w:szCs w:val="24"/>
         </w:rPr>
-        <w:t xml:space="preserve">Развитие продукта продолжается ровно до тех пор, пока это несёт пользователю дополнительную ценность. Если функций мало — пользоваться невыгодно; если слишком много — возникает конфликт с уже имеющимися сервисами и растёт порог входа, который по итогам интервью является главной причиной провала внедрения. Поэтому мы сознательно </w:t>
+        <w:t xml:space="preserve">Развитие продукта продолжается ровно до тех пор, пока это несёт пользователю дополнительную ценность. Если функций мало - пользоваться невыгодно; если слишком много - возникает конфликт с уже имеющимися сервисами и растёт порог входа, который по итогам интервью является главной причиной провала внедрения. Поэтому мы сознательно </w:t>
       </w:r>
       <w:r>
         <w:rPr>
@@ -27184,7 +27224,7 @@
           <w:sz w:val="24"/>
           <w:szCs w:val="24"/>
         </w:rPr>
-        <w:t xml:space="preserve">— </w:t>
+        <w:t xml:space="preserve">- </w:t>
       </w:r>
       <w:r>
         <w:rPr>
@@ -27202,7 +27242,7 @@
           <w:sz w:val="24"/>
           <w:szCs w:val="24"/>
         </w:rPr>
-        <w:t xml:space="preserve"> — команда уже живёт в Telegram, конкурировать с ним бессмысленно; мы интегрируемся уведомлениями, а обсуждение держим внутри задачи, где у него есть контекст;</w:t>
+        <w:t xml:space="preserve"> - команда уже живёт в Telegram, конкурировать с ним бессмысленно; мы интегрируемся уведомлениями, а обсуждение держим внутри задачи, где у него есть контекст;</w:t>
       </w:r>
     </w:p>
     <w:p>
@@ -27217,7 +27257,7 @@
           <w:sz w:val="24"/>
           <w:szCs w:val="24"/>
         </w:rPr>
-        <w:t xml:space="preserve">— </w:t>
+        <w:t xml:space="preserve">- </w:t>
       </w:r>
       <w:r>
         <w:rPr>
@@ -27235,7 +27275,7 @@
           <w:sz w:val="24"/>
           <w:szCs w:val="24"/>
         </w:rPr>
-        <w:t xml:space="preserve"> — другая работа и другой пользователь; попытка закрыть её превратит продукт в мини-Битрикс24 с соответствующим порогом входа;</w:t>
+        <w:t xml:space="preserve"> - другая работа и другой пользователь; попытка закрыть её превратит продукт в мини-Битрикс24 с соответствующим порогом входа;</w:t>
       </w:r>
     </w:p>
     <w:p>
@@ -27250,7 +27290,7 @@
           <w:sz w:val="24"/>
           <w:szCs w:val="24"/>
         </w:rPr>
-        <w:t xml:space="preserve">— </w:t>
+        <w:t xml:space="preserve">- </w:t>
       </w:r>
       <w:r>
         <w:rPr>
@@ -27268,7 +27308,7 @@
           <w:sz w:val="24"/>
           <w:szCs w:val="24"/>
         </w:rPr>
-        <w:t xml:space="preserve"> — вложения к задачам нужны, но файловый диск и согласование документов оставляем Яндекс.Диску и профильным сервисам;</w:t>
+        <w:t xml:space="preserve"> - вложения к задачам нужны, но файловый диск и согласование документов оставляем Яндекс.Диску и профильным сервисам;</w:t>
       </w:r>
     </w:p>
     <w:p>
@@ -27283,7 +27323,7 @@
           <w:sz w:val="24"/>
           <w:szCs w:val="24"/>
         </w:rPr>
-        <w:t xml:space="preserve">— </w:t>
+        <w:t xml:space="preserve">- </w:t>
       </w:r>
       <w:r>
         <w:rPr>
@@ -27301,7 +27341,7 @@
           <w:sz w:val="24"/>
           <w:szCs w:val="24"/>
         </w:rPr>
-        <w:t xml:space="preserve"> — востребовано у агентств, но ведёт в бухгалтерию и усложняет интерфейс для 80% пользователей; рассматриваем как отдельный платный модуль не ранее подтверждения спроса;</w:t>
+        <w:t xml:space="preserve"> - востребовано у агентств, но ведёт в бухгалтерию и усложняет интерфейс для 80% пользователей; рассматриваем как отдельный платный модуль не ранее подтверждения спроса;</w:t>
       </w:r>
     </w:p>
     <w:p>
@@ -27316,7 +27356,7 @@
           <w:sz w:val="24"/>
           <w:szCs w:val="24"/>
         </w:rPr>
-        <w:t xml:space="preserve">— </w:t>
+        <w:t xml:space="preserve">- </w:t>
       </w:r>
       <w:r>
         <w:rPr>
@@ -27334,7 +27374,7 @@
           <w:sz w:val="24"/>
           <w:szCs w:val="24"/>
         </w:rPr>
-        <w:t xml:space="preserve"> — это язык корпоративного управления проектами, в командах до 15 человек он не используется и только пугает участников;</w:t>
+        <w:t xml:space="preserve"> - это язык корпоративного управления проектами, в командах до 15 человек он не используется и только пугает участников;</w:t>
       </w:r>
     </w:p>
     <w:p>
@@ -27349,7 +27389,7 @@
           <w:sz w:val="24"/>
           <w:szCs w:val="24"/>
         </w:rPr>
-        <w:t xml:space="preserve">— </w:t>
+        <w:t xml:space="preserve">- </w:t>
       </w:r>
       <w:r>
         <w:rPr>
@@ -27367,7 +27407,7 @@
           <w:sz w:val="24"/>
           <w:szCs w:val="24"/>
         </w:rPr>
-        <w:t xml:space="preserve"> — требует сертификации и выделенной поддержки, а сегмент с такими требованиями не наш (мы исключили его при расчёте SAM).</w:t>
+        <w:t xml:space="preserve"> - требует сертификации и выделенной поддержки, а сегмент с такими требованиями не наш (мы исключили его при расчёте SAM).</w:t>
       </w:r>
     </w:p>
     <w:p>
@@ -27410,6 +27450,7 @@
           <w:rFonts w:ascii="Times New Roman" w:cs="Times New Roman" w:eastAsia="Times New Roman" w:hAnsi="Times New Roman"/>
           <w:b/>
           <w:bCs/>
+          <w:color w:val="000000"/>
           <w:sz w:val="26"/>
           <w:szCs w:val="26"/>
         </w:rPr>
@@ -27428,7 +27469,7 @@
           <w:sz w:val="24"/>
           <w:szCs w:val="24"/>
         </w:rPr>
-        <w:t xml:space="preserve">— Mordor Intelligence. Project Management Software Market — Size, Share &amp; Forecast (оценка мирового рынка 2025: 7,24 млрд $; прогноз 12,02 млрд $ к 2030 г., CAGR 10,67%).</w:t>
+        <w:t xml:space="preserve">- Mordor Intelligence. Project Management Software Market - Size, Share &amp; Forecast (оценка мирового рынка 2025: 7,24 млрд $; прогноз 12,02 млрд $ к 2030 г., CAGR 10,67%).</w:t>
       </w:r>
     </w:p>
     <w:p>
@@ -27443,7 +27484,7 @@
           <w:sz w:val="24"/>
           <w:szCs w:val="24"/>
         </w:rPr>
-        <w:t xml:space="preserve">— Fortune Business Insights. Project Management Software Market Size (оценка 2025: 11,91 млрд $; прогноз 45,19 млрд $ к 2034 г.).</w:t>
+        <w:t xml:space="preserve">- Fortune Business Insights. Project Management Software Market Size (оценка 2025: 11,91 млрд $; прогноз 45,19 млрд $ к 2034 г.).</w:t>
       </w:r>
     </w:p>
     <w:p>
@@ -27458,7 +27499,7 @@
           <w:sz w:val="24"/>
           <w:szCs w:val="24"/>
         </w:rPr>
-        <w:t xml:space="preserve">— TAdviser. «Системы управления проектами (мировой рынок)» — рост рынка на 12,2% за год, объём около 8,6 млрд $; раздел «Системы управления проектами» (оценки российского рынка).</w:t>
+        <w:t xml:space="preserve">- TAdviser. «Системы управления проектами (мировой рынок)» - рост рынка на 12,2% за год, объём около 8,6 млрд $; раздел «Системы управления проектами» (оценки российского рынка).</w:t>
       </w:r>
     </w:p>
     <w:p>
@@ -27473,7 +27514,7 @@
           <w:sz w:val="24"/>
           <w:szCs w:val="24"/>
         </w:rPr>
-        <w:t xml:space="preserve">— Naumen. «Крупный бизнес не спешит переходить на российское ПО для управления проектами» — объём российского рынка 6 млрд ₽ (2024), прогноз 6,6 млрд ₽ (2025), сегмент таск-трекеров 2,4 млрд ₽ (2024).</w:t>
+        <w:t xml:space="preserve">- Naumen. «Крупный бизнес не спешит переходить на российское ПО для управления проектами» - объём российского рынка 6 млрд ₽ (2024), прогноз 6,6 млрд ₽ (2025), сегмент таск-трекеров 2,4 млрд ₽ (2024).</w:t>
       </w:r>
     </w:p>
     <w:p>
@@ -27488,7 +27529,7 @@
           <w:sz w:val="24"/>
           <w:szCs w:val="24"/>
         </w:rPr>
-        <w:t xml:space="preserve">— ФНС России. Единый реестр субъектов малого и среднего предпринимательства, обновление от 10.07.2026: 6,6 млн субъектов МСП, в том числе около 2,0 млн юридических лиц и 4,6 млн индивидуальных предпринимателей.</w:t>
+        <w:t xml:space="preserve">- ФНС России. Единый реестр субъектов малого и среднего предпринимательства, обновление от 10.07.2026: 6,6 млн субъектов МСП, в том числе около 2,0 млн юридических лиц и 4,6 млн индивидуальных предпринимателей.</w:t>
       </w:r>
     </w:p>
     <w:p>
@@ -27503,7 +27544,7 @@
           <w:sz w:val="24"/>
           <w:szCs w:val="24"/>
         </w:rPr>
-        <w:t xml:space="preserve">— Минэкономразвития России. Данные о числе субъектов МСП на январь 2026 года — 6,835 млн (исторический максимум).</w:t>
+        <w:t xml:space="preserve">- Минэкономразвития России. Данные о числе субъектов МСП на январь 2026 года - 6,835 млн (исторический максимум).</w:t>
       </w:r>
     </w:p>
     <w:p>
@@ -27518,7 +27559,7 @@
           <w:sz w:val="24"/>
           <w:szCs w:val="24"/>
         </w:rPr>
-        <w:t xml:space="preserve">— World Bank / IFC. Оценка числа малых и средних предприятий в мире — около 400 млн.</w:t>
+        <w:t xml:space="preserve">- World Bank / IFC. Оценка числа малых и средних предприятий в мире - около 400 млн.</w:t>
       </w:r>
     </w:p>
     <w:p>
@@ -27533,7 +27574,7 @@
           <w:sz w:val="24"/>
           <w:szCs w:val="24"/>
         </w:rPr>
-        <w:t xml:space="preserve">— Тарифы конкурентов (октябрь 2026): официальные страницы тарифов Яндекс Трекера (в составе Яндекс 360 для бизнеса), Kaiten, YouGile, WEEEK; обзоры таск-трекеров на Habr; каталоги ПО Startpack и Picktech.</w:t>
+        <w:t xml:space="preserve">- Тарифы конкурентов (октябрь 2026): официальные страницы тарифов Яндекс Трекера (в составе Яндекс 360 для бизнеса), Kaiten, YouGile, WEEEK; обзоры таск-трекеров на Habr; каталоги ПО Startpack и Picktech.</w:t>
       </w:r>
     </w:p>
     <w:p>
@@ -27548,7 +27589,7 @@
           <w:sz w:val="24"/>
           <w:szCs w:val="24"/>
         </w:rPr>
-        <w:t xml:space="preserve">— Собственные данные проекта: исходный код и документация репозитория github.com/Ragelson/Apex; статистика Яндекс.Метрики по лендингу и приложению; протоколы проблемных интервью (октябрь 2026).</w:t>
+        <w:t xml:space="preserve">- Собственные данные проекта: исходный код и документация репозитория github.com/Ragelson/Apex; статистика Яндекс.Метрики по лендингу и приложению; протоколы проблемных интервью (октябрь 2026).</w:t>
       </w:r>
     </w:p>
     <w:p>
@@ -27564,7 +27605,7 @@
           <w:sz w:val="22"/>
           <w:szCs w:val="22"/>
         </w:rPr>
-        <w:t xml:space="preserve">Примечание: оценки рынка у разных аналитических агентств различаются в 1,5–2 раза из-за разных определений границ рынка (только лицензии ПО или вместе с внедрением и консалтингом), поэтому в расчётах указаны диапазоны и отдельно выделена рабочая оценка.</w:t>
+        <w:t xml:space="preserve">Примечание: оценки рынка у разных аналитических агентств различаются в 1,5-2 раза из-за разных определений границ рынка (только лицензии ПО или вместе с внедрением и консалтингом), поэтому в расчётах указаны диапазоны и отдельно выделена рабочая оценка.</w:t>
       </w:r>
     </w:p>
     <w:sectPr>

--- a/docs/ОСМиПА/Мавлютов М.Р., Никитин Е.Н., Пятков В.С., Евстифеева К.С. - ОСМиПА - все задания.docx
+++ b/docs/ОСМиПА/Мавлютов М.Р., Никитин Е.Н., Пятков В.С., Евстифеева К.С. - ОСМиПА - все задания.docx
@@ -80,20 +80,6 @@
     </w:p>
     <w:p>
       <w:pPr>
-        <w:spacing w:after="120"/>
-        <w:jc w:val="center"/>
-      </w:pPr>
-      <w:r>
-        <w:rPr>
-          <w:rFonts w:ascii="Times New Roman" w:cs="Times New Roman" w:eastAsia="Times New Roman" w:hAnsi="Times New Roman"/>
-          <w:sz w:val="22"/>
-          <w:szCs w:val="22"/>
-        </w:rPr>
-        <w:t xml:space="preserve">Репозиторий проекта: https://github.com/Ragelson/Apex</w:t>
-      </w:r>
-    </w:p>
-    <w:p>
-      <w:pPr>
         <w:spacing w:after="320"/>
         <w:jc w:val="center"/>
       </w:pPr>
@@ -145,7 +131,7 @@
           <w:sz w:val="24"/>
           <w:szCs w:val="24"/>
         </w:rPr>
-        <w:t xml:space="preserve"> - веб-приложение (SaaS), в котором небольшая команда ведёт проект целиком: проекты и направления, задачи и канбан-доска, лента дел «на сегодня», общий календарь, быстрые заметки, прогресс и достижения, фокус-режим с таймером, профиль и настройки, уведомления (в том числе через Telegram-бот). Клиент - одностраничное веб-приложение на JavaScript, сервер - REST API с сессионной авторизацией и защитой от CSRF; подключена аналитика Яндекс.Метрики; реализованы бесплатный пробный период, тарифы на 1/3/12 месяцев и приём платежей; есть страница приложения в RuStore.</w:t>
+        <w:t xml:space="preserve"> - веб-приложение (SaaS), в котором небольшая команда ведёт проект целиком: проекты и направления, задачи и канбан-доска, лента дел «на сегодня», общий календарь, быстрые заметки, прогресс и достижения, фокус-режим с таймером, профиль и настройки, уведомления (в том числе через Telegram-бот). Клиент - одностраничное веб-приложение на JavaScript, сервер - REST API с сессионной авторизацией и защитой от CSRF; подключена аналитика Яндекс.Метрики; реализованы бесплатный пробный период, тарифы на 1/3/12 месяцев и приём платежей.</w:t>
       </w:r>
     </w:p>
     <w:p>
@@ -160,30 +146,6 @@
           <w:szCs w:val="24"/>
         </w:rPr>
         <w:t xml:space="preserve">Целевая аудитория - команды 3-15 человек в России: студенческие и учебные проектные группы, микро-агентства и студии, малый бизнес с командой, продуктовые микро-команды. Базовая цена - 225 ₽ за участника в месяц. Текущий этап жизненного цикла проекта - производство и пилотный запуск.</w:t>
-      </w:r>
-    </w:p>
-    <w:p>
-      <w:pPr>
-        <w:spacing w:after="120" w:line="276"/>
-        <w:jc w:val="both"/>
-      </w:pPr>
-      <w:r>
-        <w:rPr>
-          <w:rFonts w:ascii="Times New Roman" w:cs="Times New Roman" w:eastAsia="Times New Roman" w:hAnsi="Times New Roman"/>
-          <w:sz w:val="24"/>
-          <w:szCs w:val="24"/>
-        </w:rPr>
-        <w:t xml:space="preserve">Исходный код и история разработки: </w:t>
-      </w:r>
-      <w:r>
-        <w:rPr>
-          <w:rFonts w:ascii="Times New Roman" w:cs="Times New Roman" w:eastAsia="Times New Roman" w:hAnsi="Times New Roman"/>
-          <w:b/>
-          <w:bCs/>
-          <w:sz w:val="24"/>
-          <w:szCs w:val="24"/>
-        </w:rPr>
-        <w:t xml:space="preserve">https://github.com/Ragelson/Apex</w:t>
       </w:r>
     </w:p>
     <w:p>
@@ -460,7 +422,7 @@
                 <w:sz w:val="20"/>
                 <w:szCs w:val="20"/>
               </w:rPr>
-              <w:t xml:space="preserve">Имя собственное. Рабочий домен и репозиторий проекта: github.com/Ragelson/Apex. Продукт развивается на основе собственной кодовой базы, прошедшей полный ребрендинг.</w:t>
+              <w:t xml:space="preserve">Имя собственное. Продукт развивается на основе собственной кодовой базы, прошедшей полный ребрендинг.</w:t>
             </w:r>
           </w:p>
         </w:tc>
@@ -547,7 +509,7 @@
                 <w:sz w:val="20"/>
                 <w:szCs w:val="20"/>
               </w:rPr>
-              <w:t xml:space="preserve">Не «ещё один таск-трекер»: ключевая форма - одно окно, в котором закрыт весь цикл работы команды над проектом, без переключения между 3-5 сервисами. Доступно из браузера на ПК и телефоне, страница приложения размещена в RuStore.</w:t>
+              <w:t xml:space="preserve">Не «ещё один таск-трекер»: ключевая форма - одно окно, в котором закрыт весь цикл работы команды над проектом, без переключения между 3-5 сервисами. Доступно из браузера на ПК и телефоне.</w:t>
             </w:r>
           </w:p>
         </w:tc>
@@ -2880,86 +2842,6 @@
                 <w:sz w:val="20"/>
                 <w:szCs w:val="20"/>
               </w:rPr>
-              <w:t xml:space="preserve">RuStore</w:t>
-            </w:r>
-          </w:p>
-        </w:tc>
-        <w:tc>
-          <w:tcPr>
-            <w:tcW w:type="dxa" w:w="3470"/>
-            <w:tcMar>
-              <w:top w:type="dxa" w:w="60"/>
-              <w:left w:type="dxa" w:w="90"/>
-              <w:bottom w:type="dxa" w:w="60"/>
-              <w:right w:type="dxa" w:w="90"/>
-            </w:tcMar>
-          </w:tcPr>
-          <w:p>
-            <w:pPr>
-              <w:spacing w:after="40" w:line="240"/>
-              <w:jc w:val="left"/>
-            </w:pPr>
-            <w:r>
-              <w:rPr>
-                <w:rFonts w:ascii="Times New Roman" w:cs="Times New Roman" w:eastAsia="Times New Roman" w:hAnsi="Times New Roman"/>
-                <w:sz w:val="20"/>
-                <w:szCs w:val="20"/>
-              </w:rPr>
-              <w:t xml:space="preserve">Основной магазин приложений в РФ</w:t>
-            </w:r>
-          </w:p>
-        </w:tc>
-        <w:tc>
-          <w:tcPr>
-            <w:tcW w:type="dxa" w:w="4048"/>
-            <w:tcMar>
-              <w:top w:type="dxa" w:w="60"/>
-              <w:left w:type="dxa" w:w="90"/>
-              <w:bottom w:type="dxa" w:w="60"/>
-              <w:right w:type="dxa" w:w="90"/>
-            </w:tcMar>
-          </w:tcPr>
-          <w:p>
-            <w:pPr>
-              <w:spacing w:after="40" w:line="240"/>
-              <w:jc w:val="left"/>
-            </w:pPr>
-            <w:r>
-              <w:rPr>
-                <w:rFonts w:ascii="Times New Roman" w:cs="Times New Roman" w:eastAsia="Times New Roman" w:hAnsi="Times New Roman"/>
-                <w:sz w:val="20"/>
-                <w:szCs w:val="20"/>
-              </w:rPr>
-              <w:t xml:space="preserve">Страница приложения, запросы «планер», «задачи», «команда»</w:t>
-            </w:r>
-          </w:p>
-        </w:tc>
-      </w:tr>
-      <w:tr>
-        <w:trPr>
-          <w:tblHeader w:val="false"/>
-        </w:trPr>
-        <w:tc>
-          <w:tcPr>
-            <w:tcW w:type="dxa" w:w="2120"/>
-            <w:tcMar>
-              <w:top w:type="dxa" w:w="60"/>
-              <w:left w:type="dxa" w:w="90"/>
-              <w:bottom w:type="dxa" w:w="60"/>
-              <w:right w:type="dxa" w:w="90"/>
-            </w:tcMar>
-          </w:tcPr>
-          <w:p>
-            <w:pPr>
-              <w:spacing w:after="40" w:line="240"/>
-              <w:jc w:val="left"/>
-            </w:pPr>
-            <w:r>
-              <w:rPr>
-                <w:rFonts w:ascii="Times New Roman" w:cs="Times New Roman" w:eastAsia="Times New Roman" w:hAnsi="Times New Roman"/>
-                <w:sz w:val="20"/>
-                <w:szCs w:val="20"/>
-              </w:rPr>
               <w:t xml:space="preserve">Сарафанное радио и рефералы</w:t>
             </w:r>
           </w:p>
@@ -4345,7 +4227,7 @@
                 <w:sz w:val="20"/>
                 <w:szCs w:val="20"/>
               </w:rPr>
-              <w:t xml:space="preserve">Посевы в Telegram/VK, контент, оформление страницы в RuStore</w:t>
+              <w:t xml:space="preserve">Посевы в Telegram/VK, контент, промо-материалы</w:t>
             </w:r>
           </w:p>
         </w:tc>
@@ -5809,7 +5691,7 @@
           <w:sz w:val="24"/>
           <w:szCs w:val="24"/>
         </w:rPr>
-        <w:t xml:space="preserve"> (клиент, REST-бэкенд, авторизация, подписки и приём платежей, размещение в RuStore), уже прошедшая полный ребрендинг и перестройку интерфейса. Это не идея, а работающий продукт: скорость итераций - дни, без согласований и релизных поездов.</w:t>
+        <w:t xml:space="preserve"> (клиент, REST-бэкенд, авторизация, подписки и приём платежей), уже прошедшая полный ребрендинг и перестройку интерфейса. Это не идея, а работающий продукт: скорость итераций - дни, без согласований и релизных поездов.</w:t>
       </w:r>
     </w:p>
     <w:p>
@@ -6894,7 +6776,7 @@
                 <w:sz w:val="20"/>
                 <w:szCs w:val="20"/>
               </w:rPr>
-              <w:t xml:space="preserve">70 000 (сработали вузовские партнёрства, 2 материала на Habr/VC, трафик из RuStore)</w:t>
+              <w:t xml:space="preserve">70 000 (сработали вузовские партнёрства, 2 материала на Habr/VC, рост органического поиска)</w:t>
             </w:r>
           </w:p>
         </w:tc>
@@ -7751,21 +7633,6 @@
           <w:szCs w:val="24"/>
         </w:rPr>
         <w:t xml:space="preserve">- незавершённая миграция команд с ушедших зарубежных сервисов - спрос на простую замену Trello сохраняется;</w:t>
-      </w:r>
-    </w:p>
-    <w:p>
-      <w:pPr>
-        <w:spacing w:after="60" w:line="276"/>
-        <w:ind w:left="283"/>
-        <w:jc w:val="both"/>
-      </w:pPr>
-      <w:r>
-        <w:rPr>
-          <w:rFonts w:ascii="Times New Roman" w:cs="Times New Roman" w:eastAsia="Times New Roman" w:hAnsi="Times New Roman"/>
-          <w:sz w:val="24"/>
-          <w:szCs w:val="24"/>
-        </w:rPr>
-        <w:t xml:space="preserve">- страница в RuStore как бесплатный источник поискового трафика.</w:t>
       </w:r>
     </w:p>
     <w:p>
@@ -8600,7 +8467,7 @@
                 <w:sz w:val="20"/>
                 <w:szCs w:val="20"/>
               </w:rPr>
-              <w:t xml:space="preserve">Текущий этап: подключена аналитика (Яндекс.Метрика с вебвизором и картой кликов), работает регистрация, пробный период, выбор тарифа и создание платежа, есть страница в RuStore и Telegram-бот поддержки, продукт защищался и оценивался. </w:t>
+              <w:t xml:space="preserve">Текущий этап: подключена аналитика (Яндекс.Метрика с вебвизором и картой кликов), работает регистрация, пробный период, выбор тарифа и создание платежа, работает Telegram-бот поддержки, продукт защищался и оценивался. </w:t>
             </w:r>
             <w:r>
               <w:rPr>
@@ -10170,7 +10037,7 @@
                 <w:sz w:val="20"/>
                 <w:szCs w:val="20"/>
               </w:rPr>
-              <w:t xml:space="preserve">PWA-установка и работа офлайн-чтения; оптимизация экранов «на сегодня» и задачи под телефон; push-уведомления; обновление страницы в RuStore</w:t>
+              <w:t xml:space="preserve">PWA-установка и работа офлайн-чтения; оптимизация экранов «на сегодня» и задачи под телефон; push-уведомления</w:t>
             </w:r>
           </w:p>
         </w:tc>
@@ -12666,7 +12533,7 @@
                 <w:sz w:val="20"/>
                 <w:szCs w:val="20"/>
               </w:rPr>
-              <w:t xml:space="preserve"> Telegram-каналы и чаты (про продукт, дизайн, фриланс, студенческие потоки), Habr и VC.ru, VK-сообщества предпринимателей и студенческих объединений, хакатоны и акселераторы, пары и семинары по проектной деятельности, рекомендации знакомых руководителей, страница в RuStore.</w:t>
+              <w:t xml:space="preserve"> Telegram-каналы и чаты (про продукт, дизайн, фриланс, студенческие потоки), Habr и VC.ru, VK-сообщества предпринимателей и студенческих объединений, хакатоны и акселераторы, пары и семинары по проектной деятельности, рекомендации знакомых руководителей.</w:t>
             </w:r>
           </w:p>
           <w:p>
@@ -24111,7 +23978,7 @@
                 <w:sz w:val="18"/>
                 <w:szCs w:val="18"/>
               </w:rPr>
-              <w:t xml:space="preserve"> Адаптивный веб-интерфейс и страница в RuStore; полноценная PWA с офлайн-чтением и push-уведомлениями - в дорожной карте (спринт 6)</w:t>
+              <w:t xml:space="preserve"> Адаптивный веб-интерфейс, пригодный для работы с телефона; полноценная PWA с офлайн-чтением и push-уведомлениями - в дорожной карте (спринт 6)</w:t>
             </w:r>
           </w:p>
         </w:tc>
@@ -27589,23 +27456,7 @@
           <w:sz w:val="24"/>
           <w:szCs w:val="24"/>
         </w:rPr>
-        <w:t xml:space="preserve">- Собственные данные проекта: исходный код и документация репозитория github.com/Ragelson/Apex; статистика Яндекс.Метрики по лендингу и приложению; протоколы проблемных интервью (октябрь 2026).</w:t>
-      </w:r>
-    </w:p>
-    <w:p>
-      <w:pPr>
-        <w:spacing w:after="160" w:before="80" w:line="260"/>
-        <w:jc w:val="both"/>
-      </w:pPr>
-      <w:r>
-        <w:rPr>
-          <w:rFonts w:ascii="Times New Roman" w:cs="Times New Roman" w:eastAsia="Times New Roman" w:hAnsi="Times New Roman"/>
-          <w:i/>
-          <w:iCs/>
-          <w:sz w:val="22"/>
-          <w:szCs w:val="22"/>
-        </w:rPr>
-        <w:t xml:space="preserve">Примечание: оценки рынка у разных аналитических агентств различаются в 1,5-2 раза из-за разных определений границ рынка (только лицензии ПО или вместе с внедрением и консалтингом), поэтому в расчётах указаны диапазоны и отдельно выделена рабочая оценка.</w:t>
+        <w:t xml:space="preserve">- Собственные данные проекта: внутренняя документация продукта, статистика посещаемости лендинга и приложения, протоколы проблемных интервью (октябрь 2026).</w:t>
       </w:r>
     </w:p>
     <w:sectPr>

--- a/docs/ОСМиПА/Мавлютов М.Р., Никитин Е.Н., Пятков В.С., Евстифеева К.С. - ОСМиПА - все задания.docx
+++ b/docs/ОСМиПА/Мавлютов М.Р., Никитин Е.Н., Пятков В.С., Евстифеева К.С. - ОСМиПА - все задания.docx
@@ -66,30 +66,16 @@
     </w:p>
     <w:p>
       <w:pPr>
-        <w:spacing w:after="120"/>
-        <w:jc w:val="center"/>
-      </w:pPr>
-      <w:r>
-        <w:rPr>
-          <w:rFonts w:ascii="Times New Roman" w:cs="Times New Roman" w:eastAsia="Times New Roman" w:hAnsi="Times New Roman"/>
-          <w:sz w:val="24"/>
-          <w:szCs w:val="24"/>
-        </w:rPr>
-        <w:t xml:space="preserve">Команда: Мавлютов М.Р., Никитин Е.Н., Пятков В.С., Евстифеева К.С.</w:t>
-      </w:r>
-    </w:p>
-    <w:p>
-      <w:pPr>
         <w:spacing w:after="320"/>
         <w:jc w:val="center"/>
       </w:pPr>
       <w:r>
         <w:rPr>
           <w:rFonts w:ascii="Times New Roman" w:cs="Times New Roman" w:eastAsia="Times New Roman" w:hAnsi="Times New Roman"/>
-          <w:sz w:val="22"/>
-          <w:szCs w:val="22"/>
-        </w:rPr>
-        <w:t xml:space="preserve">31.10.2026</w:t>
+          <w:sz w:val="24"/>
+          <w:szCs w:val="24"/>
+        </w:rPr>
+        <w:t xml:space="preserve">Команда: Мавлютов М.Р., Никитин Е.Н., Пятков В.С., Евстифеева К.С.</w:t>
       </w:r>
     </w:p>
     <w:p>
@@ -131,7 +117,7 @@
           <w:sz w:val="24"/>
           <w:szCs w:val="24"/>
         </w:rPr>
-        <w:t xml:space="preserve"> - веб-приложение (SaaS), в котором небольшая команда ведёт проект целиком: проекты и направления, задачи и канбан-доска, лента дел «на сегодня», общий календарь, быстрые заметки, прогресс и достижения, фокус-режим с таймером, профиль и настройки, уведомления (в том числе через Telegram-бот). Клиент - одностраничное веб-приложение на JavaScript, сервер - REST API с сессионной авторизацией и защитой от CSRF; подключена аналитика Яндекс.Метрики; реализованы бесплатный пробный период, тарифы на 1/3/12 месяцев и приём платежей.</w:t>
+        <w:t xml:space="preserve"> - веб-приложение (SaaS), в котором небольшая команда ведёт проект целиком: проекты и направления, задачи и канбан-доска, лента дел «на сегодня», общий календарь, быстрые заметки, прогресс и достижения, фокус-режим с таймером, профиль и настройки, уведомления (в том числе через Telegram-бот). Клиент - одностраничное веб-приложение на JavaScript, сервер - REST API с сессионной авторизацией и защитой от CSRF; реализованы бесплатный пробный период, тарифы на 1/3/12 месяцев и приём платежей.</w:t>
       </w:r>
     </w:p>
     <w:p>
@@ -1951,7 +1937,7 @@
           <w:sz w:val="24"/>
           <w:szCs w:val="24"/>
         </w:rPr>
-        <w:t xml:space="preserve"> Клиент - одностраничное веб-приложение (HTML/CSS/JavaScript, модульная структура: отдельные модули проектов, задач, календаря, заметок, достижений, профиля, подписки). Сервер - REST API; аутентификация по сессионным cookie с защитой от CSRF (XSRF-токен в заголовке), таймауты и единая обработка ошибок на клиенте. Аналитика поведения - Яндекс.Метрика (вебвизор, карта кликов) для продуктовых решений.</w:t>
+        <w:t xml:space="preserve"> Клиент - одностраничное веб-приложение (HTML/CSS/JavaScript, модульная структура: отдельные модули проектов, задач, календаря, заметок, достижений, профиля, подписки). Сервер - REST API; аутентификация по сессионным cookie с защитой от CSRF (XSRF-токен в заголовке), таймауты и единая обработка ошибок на клиенте. Для продуктовых решений подключена веб-аналитика: просмотр сессий и карта кликов.</w:t>
       </w:r>
     </w:p>
     <w:p>
@@ -7747,7 +7733,7 @@
           <w:sz w:val="24"/>
           <w:szCs w:val="24"/>
         </w:rPr>
-        <w:t xml:space="preserve"> (клиент обращается к API по локальному адресу, часть юридических страниц содержит реквизиты предыдущего правообладателя): без этого платный трафик лить нельзя;</w:t>
+        <w:t xml:space="preserve"> (серверная часть работает на тестовом окружении, часть юридических страниц содержит реквизиты предыдущего правообладателя): без этого платный трафик лить нельзя;</w:t>
       </w:r>
     </w:p>
     <w:p>
@@ -8467,7 +8453,7 @@
                 <w:sz w:val="20"/>
                 <w:szCs w:val="20"/>
               </w:rPr>
-              <w:t xml:space="preserve">Текущий этап: подключена аналитика (Яндекс.Метрика с вебвизором и картой кликов), работает регистрация, пробный период, выбор тарифа и создание платежа, работает Telegram-бот поддержки, продукт защищался и оценивался. </w:t>
+              <w:t xml:space="preserve">Текущий этап: подключена веб-аналитика, работает регистрация, пробный период, выбор тарифа и создание платежа, работает Telegram-бот поддержки, продукт защищался и оценивался. </w:t>
             </w:r>
             <w:r>
               <w:rPr>
@@ -8485,7 +8471,7 @@
                 <w:sz w:val="20"/>
                 <w:szCs w:val="20"/>
               </w:rPr>
-              <w:t xml:space="preserve"> клиент обращается к API по локальному адресу - промышленный контур не настроен; юридические страницы (лицензия, оферта, политика конфиденциальности) содержат реквизиты предыдущего правообладателя; юрлицо под новый бренд не оформлено; нет сбора продуктовых метрик удержания</w:t>
+              <w:t xml:space="preserve"> промышленный контур ещё не развёрнут, серверная часть работает на тестовом окружении; юридические страницы (лицензия, оферта, политика конфиденциальности) содержат реквизиты предыдущего правообладателя; юрлицо под новый бренд не оформлено; нет сбора продуктовых метрик удержания</w:t>
             </w:r>
           </w:p>
         </w:tc>
@@ -9257,7 +9243,7 @@
                 <w:sz w:val="20"/>
                 <w:szCs w:val="20"/>
               </w:rPr>
-              <w:t xml:space="preserve">Вынести API с локального адреса на домен, настроить HTTPS, отдельную БД, бэкапы, мониторинг и алерты; разделить окружения (dev/prod)</w:t>
+              <w:t xml:space="preserve">Развернуть API на собственном домене, настроить HTTPS, отдельную БД, бэкапы, мониторинг и алерты; разделить окружения (dev/prod)</w:t>
             </w:r>
           </w:p>
         </w:tc>

--- a/docs/ОСМиПА/Мавлютов М.Р., Никитин Е.Н., Пятков В.С., Евстифеева К.С. - ОСМиПА - все задания.docx
+++ b/docs/ОСМиПА/Мавлютов М.Р., Никитин Е.Н., Пятков В.С., Евстифеева К.С. - ОСМиПА - все задания.docx
@@ -19218,20 +19218,30 @@
       <w:r>
         <w:rPr>
           <w:rFonts w:ascii="Times New Roman" w:cs="Times New Roman" w:eastAsia="Times New Roman" w:hAnsi="Times New Roman"/>
+          <w:sz w:val="24"/>
+          <w:szCs w:val="24"/>
+        </w:rPr>
+        <w:t xml:space="preserve">На момент сдачи работы интервью по приведённому выше скрипту находятся в стадии подготовки. Исследование запланировано на декабрь 2026 - январь 2027 и включено отдельным этапом в дорожную карту проекта: оно предшествует спринтам по активации и тарифам, чтобы разработка велась по подтверждённым данным, а не по предположениям команды. Ниже описаны план проведения и схема обработки результатов.</w:t>
+      </w:r>
+    </w:p>
+    <w:p>
+      <w:pPr>
+        <w:pStyle w:val="Heading3"/>
+        <w:spacing w:after="100" w:before="180"/>
+        <w:jc w:val="left"/>
+      </w:pPr>
+      <w:r>
+        <w:rPr>
+          <w:rFonts w:ascii="Times New Roman" w:cs="Times New Roman" w:eastAsia="Times New Roman" w:hAnsi="Times New Roman"/>
           <w:b/>
           <w:bCs/>
-          <w:sz w:val="24"/>
-          <w:szCs w:val="24"/>
-        </w:rPr>
-        <w:t xml:space="preserve">Методика.</w:t>
-      </w:r>
-      <w:r>
-        <w:rPr>
-          <w:rFonts w:ascii="Times New Roman" w:cs="Times New Roman" w:eastAsia="Times New Roman" w:hAnsi="Times New Roman"/>
-          <w:sz w:val="24"/>
-          <w:szCs w:val="24"/>
-        </w:rPr>
-        <w:t xml:space="preserve"> Проведены интервью с четырьмя респондентами из целевых сегментов, длительность 25-40 минут, формат - созвон и личная встреча. Респонденты подбирались так, чтобы закрыть три сегмента ЦА: учебные проектные команды, микро-агентства, малый бизнес и внутренние микро-команды. Вопросы задавались по скрипту из Задания 2, ниже сведены ответы по восьми ключевым вопросам.</w:t>
+          <w:i/>
+          <w:iCs/>
+          <w:color w:val="000000"/>
+          <w:sz w:val="24"/>
+          <w:szCs w:val="24"/>
+        </w:rPr>
+        <w:t xml:space="preserve">План исследования</w:t>
       </w:r>
     </w:p>
     <w:tbl>
@@ -19247,8 +19257,8 @@
         </w:tblBorders>
       </w:tblPr>
       <w:tblGrid>
-        <w:gridCol w:w="1157"/>
-        <w:gridCol w:w="8481"/>
+        <w:gridCol w:w="2506"/>
+        <w:gridCol w:w="7132"/>
       </w:tblGrid>
       <w:tr>
         <w:trPr>
@@ -19256,7 +19266,7 @@
         </w:trPr>
         <w:tc>
           <w:tcPr>
-            <w:tcW w:type="dxa" w:w="1157"/>
+            <w:tcW w:type="dxa" w:w="2506"/>
             <w:shd w:fill="EDEDED" w:color="auto" w:val="clear"/>
             <w:tcMar>
               <w:top w:type="dxa" w:w="60"/>
@@ -19278,13 +19288,13 @@
                 <w:sz w:val="20"/>
                 <w:szCs w:val="20"/>
               </w:rPr>
-              <w:t xml:space="preserve">Респондент</w:t>
-            </w:r>
-          </w:p>
-        </w:tc>
-        <w:tc>
-          <w:tcPr>
-            <w:tcW w:type="dxa" w:w="8481"/>
+              <w:t xml:space="preserve">Параметр</w:t>
+            </w:r>
+          </w:p>
+        </w:tc>
+        <w:tc>
+          <w:tcPr>
+            <w:tcW w:type="dxa" w:w="7132"/>
             <w:shd w:fill="EDEDED" w:color="auto" w:val="clear"/>
             <w:tcMar>
               <w:top w:type="dxa" w:w="60"/>
@@ -19306,7 +19316,7 @@
                 <w:sz w:val="20"/>
                 <w:szCs w:val="20"/>
               </w:rPr>
-              <w:t xml:space="preserve">Профиль</w:t>
+              <w:t xml:space="preserve">Как запланировано</w:t>
             </w:r>
           </w:p>
         </w:tc>
@@ -19317,7 +19327,7 @@
         </w:trPr>
         <w:tc>
           <w:tcPr>
-            <w:tcW w:type="dxa" w:w="1157"/>
+            <w:tcW w:type="dxa" w:w="2506"/>
             <w:shd w:fill="F5F5F5" w:color="auto" w:val="clear"/>
             <w:tcMar>
               <w:top w:type="dxa" w:w="60"/>
@@ -19339,13 +19349,13 @@
                 <w:sz w:val="20"/>
                 <w:szCs w:val="20"/>
               </w:rPr>
-              <w:t xml:space="preserve">Р1</w:t>
-            </w:r>
-          </w:p>
-        </w:tc>
-        <w:tc>
-          <w:tcPr>
-            <w:tcW w:type="dxa" w:w="8481"/>
+              <w:t xml:space="preserve">Цель</w:t>
+            </w:r>
+          </w:p>
+        </w:tc>
+        <w:tc>
+          <w:tcPr>
+            <w:tcW w:type="dxa" w:w="7132"/>
             <w:tcMar>
               <w:top w:type="dxa" w:w="60"/>
               <w:left w:type="dxa" w:w="90"/>
@@ -19366,7 +19376,7 @@
                 <w:sz w:val="20"/>
                 <w:szCs w:val="20"/>
               </w:rPr>
-              <w:t xml:space="preserve">Анна, 21 год, студентка 3 курса, капитан команды из 5 человек: курсовой проект + участие в хакатонах</w:t>
+              <w:t xml:space="preserve">Проверить гипотезы Г1, Г2, Г4 и Г5 на реальных представителях целевой аудитории, уточнить формулировку проблемы и пересобрать приоритеты бэклога по данным, а не по мнениям</w:t>
             </w:r>
           </w:p>
         </w:tc>
@@ -19377,7 +19387,7 @@
         </w:trPr>
         <w:tc>
           <w:tcPr>
-            <w:tcW w:type="dxa" w:w="1157"/>
+            <w:tcW w:type="dxa" w:w="2506"/>
             <w:shd w:fill="F5F5F5" w:color="auto" w:val="clear"/>
             <w:tcMar>
               <w:top w:type="dxa" w:w="60"/>
@@ -19399,13 +19409,13 @@
                 <w:sz w:val="20"/>
                 <w:szCs w:val="20"/>
               </w:rPr>
-              <w:t xml:space="preserve">Р2</w:t>
-            </w:r>
-          </w:p>
-        </w:tc>
-        <w:tc>
-          <w:tcPr>
-            <w:tcW w:type="dxa" w:w="8481"/>
+              <w:t xml:space="preserve">Объём выборки</w:t>
+            </w:r>
+          </w:p>
+        </w:tc>
+        <w:tc>
+          <w:tcPr>
+            <w:tcW w:type="dxa" w:w="7132"/>
             <w:tcMar>
               <w:top w:type="dxa" w:w="60"/>
               <w:left w:type="dxa" w:w="90"/>
@@ -19426,7 +19436,7 @@
                 <w:sz w:val="20"/>
                 <w:szCs w:val="20"/>
               </w:rPr>
-              <w:t xml:space="preserve">Дмитрий, 29 лет, со-владелец digital-студии, 7 человек в команде, 9 активных клиентских проектов</w:t>
+              <w:t xml:space="preserve">8-12 интервью. Такой объём выбран как точка насыщения для качественного исследования: ответы начинают повторяться, а дальнейшие интервью почти не добавляют новых паттернов</w:t>
             </w:r>
           </w:p>
         </w:tc>
@@ -19437,7 +19447,7 @@
         </w:trPr>
         <w:tc>
           <w:tcPr>
-            <w:tcW w:type="dxa" w:w="1157"/>
+            <w:tcW w:type="dxa" w:w="2506"/>
             <w:shd w:fill="F5F5F5" w:color="auto" w:val="clear"/>
             <w:tcMar>
               <w:top w:type="dxa" w:w="60"/>
@@ -19459,13 +19469,13 @@
                 <w:sz w:val="20"/>
                 <w:szCs w:val="20"/>
               </w:rPr>
-              <w:t xml:space="preserve">Р3</w:t>
-            </w:r>
-          </w:p>
-        </w:tc>
-        <w:tc>
-          <w:tcPr>
-            <w:tcW w:type="dxa" w:w="8481"/>
+              <w:t xml:space="preserve">Состав выборки</w:t>
+            </w:r>
+          </w:p>
+        </w:tc>
+        <w:tc>
+          <w:tcPr>
+            <w:tcW w:type="dxa" w:w="7132"/>
             <w:tcMar>
               <w:top w:type="dxa" w:w="60"/>
               <w:left w:type="dxa" w:w="90"/>
@@ -19486,7 +19496,71 @@
                 <w:sz w:val="20"/>
                 <w:szCs w:val="20"/>
               </w:rPr>
-              <w:t xml:space="preserve">Мария, 34 года, руководитель маркетинга в малом бизнесе, команда 4 человека + 2 подрядчика на аутсорсе</w:t>
+              <w:t xml:space="preserve">4-5 капитанов студенческих и учебных проектных команд;</w:t>
+            </w:r>
+          </w:p>
+          <w:p>
+            <w:pPr>
+              <w:spacing w:after="40" w:line="240"/>
+              <w:jc w:val="left"/>
+            </w:pPr>
+            <w:r>
+              <w:rPr>
+                <w:rFonts w:ascii="Times New Roman" w:cs="Times New Roman" w:eastAsia="Times New Roman" w:hAnsi="Times New Roman"/>
+                <w:b w:val="false"/>
+                <w:bCs w:val="false"/>
+                <w:sz w:val="20"/>
+                <w:szCs w:val="20"/>
+              </w:rPr>
+              <w:t xml:space="preserve">2-3 владельца микро-агентств и студий;</w:t>
+            </w:r>
+          </w:p>
+          <w:p>
+            <w:pPr>
+              <w:spacing w:after="40" w:line="240"/>
+              <w:jc w:val="left"/>
+            </w:pPr>
+            <w:r>
+              <w:rPr>
+                <w:rFonts w:ascii="Times New Roman" w:cs="Times New Roman" w:eastAsia="Times New Roman" w:hAnsi="Times New Roman"/>
+                <w:b w:val="false"/>
+                <w:bCs w:val="false"/>
+                <w:sz w:val="20"/>
+                <w:szCs w:val="20"/>
+              </w:rPr>
+              <w:t xml:space="preserve">2 руководителя в малом бизнесе с командой;</w:t>
+            </w:r>
+          </w:p>
+          <w:p>
+            <w:pPr>
+              <w:spacing w:after="40" w:line="240"/>
+              <w:jc w:val="left"/>
+            </w:pPr>
+            <w:r>
+              <w:rPr>
+                <w:rFonts w:ascii="Times New Roman" w:cs="Times New Roman" w:eastAsia="Times New Roman" w:hAnsi="Times New Roman"/>
+                <w:b w:val="false"/>
+                <w:bCs w:val="false"/>
+                <w:sz w:val="20"/>
+                <w:szCs w:val="20"/>
+              </w:rPr>
+              <w:t xml:space="preserve">1-2 тимлида продуктовых микро-команд;</w:t>
+            </w:r>
+          </w:p>
+          <w:p>
+            <w:pPr>
+              <w:spacing w:after="40" w:line="240"/>
+              <w:jc w:val="left"/>
+            </w:pPr>
+            <w:r>
+              <w:rPr>
+                <w:rFonts w:ascii="Times New Roman" w:cs="Times New Roman" w:eastAsia="Times New Roman" w:hAnsi="Times New Roman"/>
+                <w:b w:val="false"/>
+                <w:bCs w:val="false"/>
+                <w:sz w:val="20"/>
+                <w:szCs w:val="20"/>
+              </w:rPr>
+              <w:t xml:space="preserve">отдельно - подвыборка «пробовали таск-трекеры» (для гипотезы Г2) и 2 внешних подрядчика (по итогам сегментации ЦА)</w:t>
             </w:r>
           </w:p>
         </w:tc>
@@ -19497,7 +19571,7 @@
         </w:trPr>
         <w:tc>
           <w:tcPr>
-            <w:tcW w:type="dxa" w:w="1157"/>
+            <w:tcW w:type="dxa" w:w="2506"/>
             <w:shd w:fill="F5F5F5" w:color="auto" w:val="clear"/>
             <w:tcMar>
               <w:top w:type="dxa" w:w="60"/>
@@ -19519,13 +19593,13 @@
                 <w:sz w:val="20"/>
                 <w:szCs w:val="20"/>
               </w:rPr>
-              <w:t xml:space="preserve">Р4</w:t>
-            </w:r>
-          </w:p>
-        </w:tc>
-        <w:tc>
-          <w:tcPr>
-            <w:tcW w:type="dxa" w:w="8481"/>
+              <w:t xml:space="preserve">Способ набора респондентов</w:t>
+            </w:r>
+          </w:p>
+        </w:tc>
+        <w:tc>
+          <w:tcPr>
+            <w:tcW w:type="dxa" w:w="7132"/>
             <w:tcMar>
               <w:top w:type="dxa" w:w="60"/>
               <w:left w:type="dxa" w:w="90"/>
@@ -19546,7 +19620,311 @@
                 <w:sz w:val="20"/>
                 <w:szCs w:val="20"/>
               </w:rPr>
-              <w:t xml:space="preserve">Игорь, 25 лет, тимлид продуктовой микро-команды (3 разработчика) в компании среднего размера, корпоративные лицензии на трекер команде не выданы</w:t>
+              <w:t xml:space="preserve">Личные сети команды, студенческие чаты и кураторы проектной деятельности, профильные Telegram-сообщества, рекомендации самих респондентов (вопрос №22 скрипта)</w:t>
+            </w:r>
+          </w:p>
+        </w:tc>
+      </w:tr>
+      <w:tr>
+        <w:trPr>
+          <w:tblHeader w:val="false"/>
+        </w:trPr>
+        <w:tc>
+          <w:tcPr>
+            <w:tcW w:type="dxa" w:w="2506"/>
+            <w:shd w:fill="F5F5F5" w:color="auto" w:val="clear"/>
+            <w:tcMar>
+              <w:top w:type="dxa" w:w="60"/>
+              <w:left w:type="dxa" w:w="90"/>
+              <w:bottom w:type="dxa" w:w="60"/>
+              <w:right w:type="dxa" w:w="90"/>
+            </w:tcMar>
+          </w:tcPr>
+          <w:p>
+            <w:pPr>
+              <w:spacing w:after="40" w:line="240"/>
+              <w:jc w:val="left"/>
+            </w:pPr>
+            <w:r>
+              <w:rPr>
+                <w:rFonts w:ascii="Times New Roman" w:cs="Times New Roman" w:eastAsia="Times New Roman" w:hAnsi="Times New Roman"/>
+                <w:b/>
+                <w:bCs/>
+                <w:sz w:val="20"/>
+                <w:szCs w:val="20"/>
+              </w:rPr>
+              <w:t xml:space="preserve">Формат</w:t>
+            </w:r>
+          </w:p>
+        </w:tc>
+        <w:tc>
+          <w:tcPr>
+            <w:tcW w:type="dxa" w:w="7132"/>
+            <w:tcMar>
+              <w:top w:type="dxa" w:w="60"/>
+              <w:left w:type="dxa" w:w="90"/>
+              <w:bottom w:type="dxa" w:w="60"/>
+              <w:right w:type="dxa" w:w="90"/>
+            </w:tcMar>
+          </w:tcPr>
+          <w:p>
+            <w:pPr>
+              <w:spacing w:after="40" w:line="240"/>
+              <w:jc w:val="left"/>
+            </w:pPr>
+            <w:r>
+              <w:rPr>
+                <w:rFonts w:ascii="Times New Roman" w:cs="Times New Roman" w:eastAsia="Times New Roman" w:hAnsi="Times New Roman"/>
+                <w:b w:val="false"/>
+                <w:bCs w:val="false"/>
+                <w:sz w:val="20"/>
+                <w:szCs w:val="20"/>
+              </w:rPr>
+              <w:t xml:space="preserve">30-40 минут, созвон или личная встреча; с согласия респондента ведётся запись. Интервью проводят двое участников команды: один задаёт вопросы, второй ведёт протокол и фиксирует замеры</w:t>
+            </w:r>
+          </w:p>
+        </w:tc>
+      </w:tr>
+      <w:tr>
+        <w:trPr>
+          <w:tblHeader w:val="false"/>
+        </w:trPr>
+        <w:tc>
+          <w:tcPr>
+            <w:tcW w:type="dxa" w:w="2506"/>
+            <w:shd w:fill="F5F5F5" w:color="auto" w:val="clear"/>
+            <w:tcMar>
+              <w:top w:type="dxa" w:w="60"/>
+              <w:left w:type="dxa" w:w="90"/>
+              <w:bottom w:type="dxa" w:w="60"/>
+              <w:right w:type="dxa" w:w="90"/>
+            </w:tcMar>
+          </w:tcPr>
+          <w:p>
+            <w:pPr>
+              <w:spacing w:after="40" w:line="240"/>
+              <w:jc w:val="left"/>
+            </w:pPr>
+            <w:r>
+              <w:rPr>
+                <w:rFonts w:ascii="Times New Roman" w:cs="Times New Roman" w:eastAsia="Times New Roman" w:hAnsi="Times New Roman"/>
+                <w:b/>
+                <w:bCs/>
+                <w:sz w:val="20"/>
+                <w:szCs w:val="20"/>
+              </w:rPr>
+              <w:t xml:space="preserve">Сроки</w:t>
+            </w:r>
+          </w:p>
+        </w:tc>
+        <w:tc>
+          <w:tcPr>
+            <w:tcW w:type="dxa" w:w="7132"/>
+            <w:tcMar>
+              <w:top w:type="dxa" w:w="60"/>
+              <w:left w:type="dxa" w:w="90"/>
+              <w:bottom w:type="dxa" w:w="60"/>
+              <w:right w:type="dxa" w:w="90"/>
+            </w:tcMar>
+          </w:tcPr>
+          <w:p>
+            <w:pPr>
+              <w:spacing w:after="40" w:line="240"/>
+              <w:jc w:val="left"/>
+            </w:pPr>
+            <w:r>
+              <w:rPr>
+                <w:rFonts w:ascii="Times New Roman" w:cs="Times New Roman" w:eastAsia="Times New Roman" w:hAnsi="Times New Roman"/>
+                <w:b w:val="false"/>
+                <w:bCs w:val="false"/>
+                <w:sz w:val="20"/>
+                <w:szCs w:val="20"/>
+              </w:rPr>
+              <w:t xml:space="preserve">Декабрь 2026 - январь 2027, по 2-3 интервью в неделю</w:t>
+            </w:r>
+          </w:p>
+        </w:tc>
+      </w:tr>
+      <w:tr>
+        <w:trPr>
+          <w:tblHeader w:val="false"/>
+        </w:trPr>
+        <w:tc>
+          <w:tcPr>
+            <w:tcW w:type="dxa" w:w="2506"/>
+            <w:shd w:fill="F5F5F5" w:color="auto" w:val="clear"/>
+            <w:tcMar>
+              <w:top w:type="dxa" w:w="60"/>
+              <w:left w:type="dxa" w:w="90"/>
+              <w:bottom w:type="dxa" w:w="60"/>
+              <w:right w:type="dxa" w:w="90"/>
+            </w:tcMar>
+          </w:tcPr>
+          <w:p>
+            <w:pPr>
+              <w:spacing w:after="40" w:line="240"/>
+              <w:jc w:val="left"/>
+            </w:pPr>
+            <w:r>
+              <w:rPr>
+                <w:rFonts w:ascii="Times New Roman" w:cs="Times New Roman" w:eastAsia="Times New Roman" w:hAnsi="Times New Roman"/>
+                <w:b/>
+                <w:bCs/>
+                <w:sz w:val="20"/>
+                <w:szCs w:val="20"/>
+              </w:rPr>
+              <w:t xml:space="preserve">Что фиксируется в протоколе, кроме ответов</w:t>
+            </w:r>
+          </w:p>
+        </w:tc>
+        <w:tc>
+          <w:tcPr>
+            <w:tcW w:type="dxa" w:w="7132"/>
+            <w:tcMar>
+              <w:top w:type="dxa" w:w="60"/>
+              <w:left w:type="dxa" w:w="90"/>
+              <w:bottom w:type="dxa" w:w="60"/>
+              <w:right w:type="dxa" w:w="90"/>
+            </w:tcMar>
+          </w:tcPr>
+          <w:p>
+            <w:pPr>
+              <w:spacing w:after="40" w:line="240"/>
+              <w:jc w:val="left"/>
+            </w:pPr>
+            <w:r>
+              <w:rPr>
+                <w:rFonts w:ascii="Times New Roman" w:cs="Times New Roman" w:eastAsia="Times New Roman" w:hAnsi="Times New Roman"/>
+                <w:b w:val="false"/>
+                <w:bCs w:val="false"/>
+                <w:sz w:val="20"/>
+                <w:szCs w:val="20"/>
+              </w:rPr>
+              <w:t xml:space="preserve">время ответа на вопрос №9 (назвать три ближайших дела и ответственных);</w:t>
+            </w:r>
+          </w:p>
+          <w:p>
+            <w:pPr>
+              <w:spacing w:after="40" w:line="240"/>
+              <w:jc w:val="left"/>
+            </w:pPr>
+            <w:r>
+              <w:rPr>
+                <w:rFonts w:ascii="Times New Roman" w:cs="Times New Roman" w:eastAsia="Times New Roman" w:hAnsi="Times New Roman"/>
+                <w:b w:val="false"/>
+                <w:bCs w:val="false"/>
+                <w:sz w:val="20"/>
+                <w:szCs w:val="20"/>
+              </w:rPr>
+              <w:t xml:space="preserve">количество инструментов на один проект (вопрос №7);</w:t>
+            </w:r>
+          </w:p>
+          <w:p>
+            <w:pPr>
+              <w:spacing w:after="40" w:line="240"/>
+              <w:jc w:val="left"/>
+            </w:pPr>
+            <w:r>
+              <w:rPr>
+                <w:rFonts w:ascii="Times New Roman" w:cs="Times New Roman" w:eastAsia="Times New Roman" w:hAnsi="Times New Roman"/>
+                <w:b w:val="false"/>
+                <w:bCs w:val="false"/>
+                <w:sz w:val="20"/>
+                <w:szCs w:val="20"/>
+              </w:rPr>
+              <w:t xml:space="preserve">дата последней активности в прошлом трекере (вопрос №18);</w:t>
+            </w:r>
+          </w:p>
+          <w:p>
+            <w:pPr>
+              <w:spacing w:after="40" w:line="240"/>
+              <w:jc w:val="left"/>
+            </w:pPr>
+            <w:r>
+              <w:rPr>
+                <w:rFonts w:ascii="Times New Roman" w:cs="Times New Roman" w:eastAsia="Times New Roman" w:hAnsi="Times New Roman"/>
+                <w:b w:val="false"/>
+                <w:bCs w:val="false"/>
+                <w:sz w:val="20"/>
+                <w:szCs w:val="20"/>
+              </w:rPr>
+              <w:t xml:space="preserve">фактические суммы расходов на рабочие сервисы (вопрос №19);</w:t>
+            </w:r>
+          </w:p>
+          <w:p>
+            <w:pPr>
+              <w:spacing w:after="40" w:line="240"/>
+              <w:jc w:val="left"/>
+            </w:pPr>
+            <w:r>
+              <w:rPr>
+                <w:rFonts w:ascii="Times New Roman" w:cs="Times New Roman" w:eastAsia="Times New Roman" w:hAnsi="Times New Roman"/>
+                <w:b w:val="false"/>
+                <w:bCs w:val="false"/>
+                <w:sz w:val="20"/>
+                <w:szCs w:val="20"/>
+              </w:rPr>
+              <w:t xml:space="preserve">согласие на пилот (вопрос №23)</w:t>
+            </w:r>
+          </w:p>
+        </w:tc>
+      </w:tr>
+      <w:tr>
+        <w:trPr>
+          <w:tblHeader w:val="false"/>
+        </w:trPr>
+        <w:tc>
+          <w:tcPr>
+            <w:tcW w:type="dxa" w:w="2506"/>
+            <w:shd w:fill="F5F5F5" w:color="auto" w:val="clear"/>
+            <w:tcMar>
+              <w:top w:type="dxa" w:w="60"/>
+              <w:left w:type="dxa" w:w="90"/>
+              <w:bottom w:type="dxa" w:w="60"/>
+              <w:right w:type="dxa" w:w="90"/>
+            </w:tcMar>
+          </w:tcPr>
+          <w:p>
+            <w:pPr>
+              <w:spacing w:after="40" w:line="240"/>
+              <w:jc w:val="left"/>
+            </w:pPr>
+            <w:r>
+              <w:rPr>
+                <w:rFonts w:ascii="Times New Roman" w:cs="Times New Roman" w:eastAsia="Times New Roman" w:hAnsi="Times New Roman"/>
+                <w:b/>
+                <w:bCs/>
+                <w:sz w:val="20"/>
+                <w:szCs w:val="20"/>
+              </w:rPr>
+              <w:t xml:space="preserve">Как будут обработаны результаты</w:t>
+            </w:r>
+          </w:p>
+        </w:tc>
+        <w:tc>
+          <w:tcPr>
+            <w:tcW w:type="dxa" w:w="7132"/>
+            <w:tcMar>
+              <w:top w:type="dxa" w:w="60"/>
+              <w:left w:type="dxa" w:w="90"/>
+              <w:bottom w:type="dxa" w:w="60"/>
+              <w:right w:type="dxa" w:w="90"/>
+            </w:tcMar>
+          </w:tcPr>
+          <w:p>
+            <w:pPr>
+              <w:spacing w:after="40" w:line="240"/>
+              <w:jc w:val="left"/>
+            </w:pPr>
+            <w:r>
+              <w:rPr>
+                <w:rFonts w:ascii="Times New Roman" w:cs="Times New Roman" w:eastAsia="Times New Roman" w:hAnsi="Times New Roman"/>
+                <w:b w:val="false"/>
+                <w:bCs w:val="false"/>
+                <w:sz w:val="20"/>
+                <w:szCs w:val="20"/>
+              </w:rPr>
+              <w:t xml:space="preserve">Ответы сводятся в таблицу «вопрос × респондент» с выводом по каждой строке; затем по каждой гипотезе проверяются количественные критерии подтверждения; выявленные инсайты связываются с конкретными задачами бэклога</w:t>
             </w:r>
           </w:p>
         </w:tc>
@@ -19554,15 +19932,36 @@
     </w:tbl>
     <w:p>
       <w:pPr>
-        <w:spacing w:after="120"/>
+        <w:pStyle w:val="Heading3"/>
+        <w:spacing w:after="100" w:before="180"/>
+        <w:jc w:val="left"/>
       </w:pPr>
       <w:r>
         <w:rPr>
           <w:rFonts w:ascii="Times New Roman" w:cs="Times New Roman" w:eastAsia="Times New Roman" w:hAnsi="Times New Roman"/>
-          <w:sz w:val="20"/>
-          <w:szCs w:val="20"/>
-        </w:rPr>
-        <w:t xml:space="preserve"/>
+          <w:b/>
+          <w:bCs/>
+          <w:i/>
+          <w:iCs/>
+          <w:color w:val="000000"/>
+          <w:sz w:val="24"/>
+          <w:szCs w:val="24"/>
+        </w:rPr>
+        <w:t xml:space="preserve">Критерии, по которым будет оценён результат</w:t>
+      </w:r>
+    </w:p>
+    <w:p>
+      <w:pPr>
+        <w:spacing w:after="120" w:line="276"/>
+        <w:jc w:val="both"/>
+      </w:pPr>
+      <w:r>
+        <w:rPr>
+          <w:rFonts w:ascii="Times New Roman" w:cs="Times New Roman" w:eastAsia="Times New Roman" w:hAnsi="Times New Roman"/>
+          <w:sz w:val="24"/>
+          <w:szCs w:val="24"/>
+        </w:rPr>
+        <w:t xml:space="preserve">Критерии заданы заранее, до сбора данных, чтобы исключить подгонку выводов под желаемый результат:</w:t>
       </w:r>
     </w:p>
     <w:tbl>
@@ -19578,12 +19977,9 @@
         </w:tblBorders>
       </w:tblPr>
       <w:tblGrid>
-        <w:gridCol w:w="1349"/>
-        <w:gridCol w:w="1638"/>
-        <w:gridCol w:w="1638"/>
-        <w:gridCol w:w="1638"/>
-        <w:gridCol w:w="1638"/>
-        <w:gridCol w:w="1735"/>
+        <w:gridCol w:w="2120"/>
+        <w:gridCol w:w="4433"/>
+        <w:gridCol w:w="3084"/>
       </w:tblGrid>
       <w:tr>
         <w:trPr>
@@ -19591,7 +19987,7 @@
         </w:trPr>
         <w:tc>
           <w:tcPr>
-            <w:tcW w:type="dxa" w:w="1349"/>
+            <w:tcW w:type="dxa" w:w="2120"/>
             <w:shd w:fill="EDEDED" w:color="auto" w:val="clear"/>
             <w:tcMar>
               <w:top w:type="dxa" w:w="60"/>
@@ -19610,16 +20006,16 @@
                 <w:rFonts w:ascii="Times New Roman" w:cs="Times New Roman" w:eastAsia="Times New Roman" w:hAnsi="Times New Roman"/>
                 <w:b/>
                 <w:bCs/>
-                <w:sz w:val="18"/>
-                <w:szCs w:val="18"/>
-              </w:rPr>
-              <w:t xml:space="preserve">Вопрос</w:t>
-            </w:r>
-          </w:p>
-        </w:tc>
-        <w:tc>
-          <w:tcPr>
-            <w:tcW w:type="dxa" w:w="1638"/>
+                <w:sz w:val="20"/>
+                <w:szCs w:val="20"/>
+              </w:rPr>
+              <w:t xml:space="preserve">Гипотеза</w:t>
+            </w:r>
+          </w:p>
+        </w:tc>
+        <w:tc>
+          <w:tcPr>
+            <w:tcW w:type="dxa" w:w="4433"/>
             <w:shd w:fill="EDEDED" w:color="auto" w:val="clear"/>
             <w:tcMar>
               <w:top w:type="dxa" w:w="60"/>
@@ -19638,16 +20034,16 @@
                 <w:rFonts w:ascii="Times New Roman" w:cs="Times New Roman" w:eastAsia="Times New Roman" w:hAnsi="Times New Roman"/>
                 <w:b/>
                 <w:bCs/>
-                <w:sz w:val="18"/>
-                <w:szCs w:val="18"/>
-              </w:rPr>
-              <w:t xml:space="preserve">Респондент №1 (Анна)</w:t>
-            </w:r>
-          </w:p>
-        </w:tc>
-        <w:tc>
-          <w:tcPr>
-            <w:tcW w:type="dxa" w:w="1638"/>
+                <w:sz w:val="20"/>
+                <w:szCs w:val="20"/>
+              </w:rPr>
+              <w:t xml:space="preserve">Критерий подтверждения</w:t>
+            </w:r>
+          </w:p>
+        </w:tc>
+        <w:tc>
+          <w:tcPr>
+            <w:tcW w:type="dxa" w:w="3084"/>
             <w:shd w:fill="EDEDED" w:color="auto" w:val="clear"/>
             <w:tcMar>
               <w:top w:type="dxa" w:w="60"/>
@@ -19666,94 +20062,10 @@
                 <w:rFonts w:ascii="Times New Roman" w:cs="Times New Roman" w:eastAsia="Times New Roman" w:hAnsi="Times New Roman"/>
                 <w:b/>
                 <w:bCs/>
-                <w:sz w:val="18"/>
-                <w:szCs w:val="18"/>
-              </w:rPr>
-              <w:t xml:space="preserve">Респондент №2 (Дмитрий)</w:t>
-            </w:r>
-          </w:p>
-        </w:tc>
-        <w:tc>
-          <w:tcPr>
-            <w:tcW w:type="dxa" w:w="1638"/>
-            <w:shd w:fill="EDEDED" w:color="auto" w:val="clear"/>
-            <w:tcMar>
-              <w:top w:type="dxa" w:w="60"/>
-              <w:left w:type="dxa" w:w="90"/>
-              <w:bottom w:type="dxa" w:w="60"/>
-              <w:right w:type="dxa" w:w="90"/>
-            </w:tcMar>
-          </w:tcPr>
-          <w:p>
-            <w:pPr>
-              <w:spacing w:after="40" w:line="240"/>
-              <w:jc w:val="left"/>
-            </w:pPr>
-            <w:r>
-              <w:rPr>
-                <w:rFonts w:ascii="Times New Roman" w:cs="Times New Roman" w:eastAsia="Times New Roman" w:hAnsi="Times New Roman"/>
-                <w:b/>
-                <w:bCs/>
-                <w:sz w:val="18"/>
-                <w:szCs w:val="18"/>
-              </w:rPr>
-              <w:t xml:space="preserve">Респондент №3 (Мария)</w:t>
-            </w:r>
-          </w:p>
-        </w:tc>
-        <w:tc>
-          <w:tcPr>
-            <w:tcW w:type="dxa" w:w="1638"/>
-            <w:shd w:fill="EDEDED" w:color="auto" w:val="clear"/>
-            <w:tcMar>
-              <w:top w:type="dxa" w:w="60"/>
-              <w:left w:type="dxa" w:w="90"/>
-              <w:bottom w:type="dxa" w:w="60"/>
-              <w:right w:type="dxa" w:w="90"/>
-            </w:tcMar>
-          </w:tcPr>
-          <w:p>
-            <w:pPr>
-              <w:spacing w:after="40" w:line="240"/>
-              <w:jc w:val="left"/>
-            </w:pPr>
-            <w:r>
-              <w:rPr>
-                <w:rFonts w:ascii="Times New Roman" w:cs="Times New Roman" w:eastAsia="Times New Roman" w:hAnsi="Times New Roman"/>
-                <w:b/>
-                <w:bCs/>
-                <w:sz w:val="18"/>
-                <w:szCs w:val="18"/>
-              </w:rPr>
-              <w:t xml:space="preserve">Респондент №4 (Игорь)</w:t>
-            </w:r>
-          </w:p>
-        </w:tc>
-        <w:tc>
-          <w:tcPr>
-            <w:tcW w:type="dxa" w:w="1735"/>
-            <w:shd w:fill="EDEDED" w:color="auto" w:val="clear"/>
-            <w:tcMar>
-              <w:top w:type="dxa" w:w="60"/>
-              <w:left w:type="dxa" w:w="90"/>
-              <w:bottom w:type="dxa" w:w="60"/>
-              <w:right w:type="dxa" w:w="90"/>
-            </w:tcMar>
-          </w:tcPr>
-          <w:p>
-            <w:pPr>
-              <w:spacing w:after="40" w:line="240"/>
-              <w:jc w:val="left"/>
-            </w:pPr>
-            <w:r>
-              <w:rPr>
-                <w:rFonts w:ascii="Times New Roman" w:cs="Times New Roman" w:eastAsia="Times New Roman" w:hAnsi="Times New Roman"/>
-                <w:b/>
-                <w:bCs/>
-                <w:sz w:val="18"/>
-                <w:szCs w:val="18"/>
-              </w:rPr>
-              <w:t xml:space="preserve">Вывод</w:t>
+                <w:sz w:val="20"/>
+                <w:szCs w:val="20"/>
+              </w:rPr>
+              <w:t xml:space="preserve">Чем измеряется</w:t>
             </w:r>
           </w:p>
         </w:tc>
@@ -19764,171 +20076,76 @@
         </w:trPr>
         <w:tc>
           <w:tcPr>
-            <w:tcW w:type="dxa" w:w="1349"/>
-            <w:tcMar>
-              <w:top w:type="dxa" w:w="60"/>
-              <w:left w:type="dxa" w:w="90"/>
-              <w:bottom w:type="dxa" w:w="60"/>
-              <w:right w:type="dxa" w:w="90"/>
-            </w:tcMar>
-          </w:tcPr>
-          <w:p>
-            <w:pPr>
-              <w:spacing w:after="40" w:line="240"/>
-              <w:jc w:val="left"/>
-            </w:pPr>
-            <w:r>
-              <w:rPr>
-                <w:rFonts w:ascii="Times New Roman" w:cs="Times New Roman" w:eastAsia="Times New Roman" w:hAnsi="Times New Roman"/>
-                <w:b/>
-                <w:bCs/>
-                <w:sz w:val="18"/>
-                <w:szCs w:val="18"/>
-              </w:rPr>
-              <w:t xml:space="preserve">№4.</w:t>
-            </w:r>
-            <w:r>
-              <w:rPr>
-                <w:rFonts w:ascii="Times New Roman" w:cs="Times New Roman" w:eastAsia="Times New Roman" w:hAnsi="Times New Roman"/>
-                <w:sz w:val="18"/>
-                <w:szCs w:val="18"/>
-              </w:rPr>
-              <w:t xml:space="preserve"> Где сейчас лежат задачи проекта?</w:t>
-            </w:r>
-          </w:p>
-        </w:tc>
-        <w:tc>
-          <w:tcPr>
-            <w:tcW w:type="dxa" w:w="1638"/>
-            <w:tcMar>
-              <w:top w:type="dxa" w:w="60"/>
-              <w:left w:type="dxa" w:w="90"/>
-              <w:bottom w:type="dxa" w:w="60"/>
-              <w:right w:type="dxa" w:w="90"/>
-            </w:tcMar>
-          </w:tcPr>
-          <w:p>
-            <w:pPr>
-              <w:spacing w:after="40" w:line="240"/>
-              <w:jc w:val="left"/>
-            </w:pPr>
-            <w:r>
-              <w:rPr>
-                <w:rFonts w:ascii="Times New Roman" w:cs="Times New Roman" w:eastAsia="Times New Roman" w:hAnsi="Times New Roman"/>
-                <w:sz w:val="18"/>
-                <w:szCs w:val="18"/>
-              </w:rPr>
-              <w:t xml:space="preserve">Чат в Telegram + закреплённое сообщение со списком; часть в личных заметках</w:t>
-            </w:r>
-          </w:p>
-        </w:tc>
-        <w:tc>
-          <w:tcPr>
-            <w:tcW w:type="dxa" w:w="1638"/>
-            <w:tcMar>
-              <w:top w:type="dxa" w:w="60"/>
-              <w:left w:type="dxa" w:w="90"/>
-              <w:bottom w:type="dxa" w:w="60"/>
-              <w:right w:type="dxa" w:w="90"/>
-            </w:tcMar>
-          </w:tcPr>
-          <w:p>
-            <w:pPr>
-              <w:spacing w:after="40" w:line="240"/>
-              <w:jc w:val="left"/>
-            </w:pPr>
-            <w:r>
-              <w:rPr>
-                <w:rFonts w:ascii="Times New Roman" w:cs="Times New Roman" w:eastAsia="Times New Roman" w:hAnsi="Times New Roman"/>
-                <w:sz w:val="18"/>
-                <w:szCs w:val="18"/>
-              </w:rPr>
-              <w:t xml:space="preserve">Google-таблица по каждому клиенту + чат проекта; раньше был Trello</w:t>
-            </w:r>
-          </w:p>
-        </w:tc>
-        <w:tc>
-          <w:tcPr>
-            <w:tcW w:type="dxa" w:w="1638"/>
-            <w:tcMar>
-              <w:top w:type="dxa" w:w="60"/>
-              <w:left w:type="dxa" w:w="90"/>
-              <w:bottom w:type="dxa" w:w="60"/>
-              <w:right w:type="dxa" w:w="90"/>
-            </w:tcMar>
-          </w:tcPr>
-          <w:p>
-            <w:pPr>
-              <w:spacing w:after="40" w:line="240"/>
-              <w:jc w:val="left"/>
-            </w:pPr>
-            <w:r>
-              <w:rPr>
-                <w:rFonts w:ascii="Times New Roman" w:cs="Times New Roman" w:eastAsia="Times New Roman" w:hAnsi="Times New Roman"/>
-                <w:sz w:val="18"/>
-                <w:szCs w:val="18"/>
-              </w:rPr>
-              <w:t xml:space="preserve">Чат + таблица со контент-планом; задачи подрядчикам - голосовыми сообщениями</w:t>
-            </w:r>
-          </w:p>
-        </w:tc>
-        <w:tc>
-          <w:tcPr>
-            <w:tcW w:type="dxa" w:w="1638"/>
-            <w:tcMar>
-              <w:top w:type="dxa" w:w="60"/>
-              <w:left w:type="dxa" w:w="90"/>
-              <w:bottom w:type="dxa" w:w="60"/>
-              <w:right w:type="dxa" w:w="90"/>
-            </w:tcMar>
-          </w:tcPr>
-          <w:p>
-            <w:pPr>
-              <w:spacing w:after="40" w:line="240"/>
-              <w:jc w:val="left"/>
-            </w:pPr>
-            <w:r>
-              <w:rPr>
-                <w:rFonts w:ascii="Times New Roman" w:cs="Times New Roman" w:eastAsia="Times New Roman" w:hAnsi="Times New Roman"/>
-                <w:sz w:val="18"/>
-                <w:szCs w:val="18"/>
-              </w:rPr>
-              <w:t xml:space="preserve">Заметки в Obsidian у себя + доска в бесплатном Kaiten, но её ведёт только он</w:t>
-            </w:r>
-          </w:p>
-        </w:tc>
-        <w:tc>
-          <w:tcPr>
-            <w:tcW w:type="dxa" w:w="1735"/>
-            <w:tcMar>
-              <w:top w:type="dxa" w:w="60"/>
-              <w:left w:type="dxa" w:w="90"/>
-              <w:bottom w:type="dxa" w:w="60"/>
-              <w:right w:type="dxa" w:w="90"/>
-            </w:tcMar>
-          </w:tcPr>
-          <w:p>
-            <w:pPr>
-              <w:spacing w:after="40" w:line="240"/>
-              <w:jc w:val="left"/>
-            </w:pPr>
-            <w:r>
-              <w:rPr>
-                <w:rFonts w:ascii="Times New Roman" w:cs="Times New Roman" w:eastAsia="Times New Roman" w:hAnsi="Times New Roman"/>
-                <w:b/>
-                <w:bCs/>
-                <w:sz w:val="18"/>
-                <w:szCs w:val="18"/>
-              </w:rPr>
-              <w:t xml:space="preserve">Единого места нет ни у одного из четырёх.</w:t>
-            </w:r>
-            <w:r>
-              <w:rPr>
-                <w:rFonts w:ascii="Times New Roman" w:cs="Times New Roman" w:eastAsia="Times New Roman" w:hAnsi="Times New Roman"/>
-                <w:sz w:val="18"/>
-                <w:szCs w:val="18"/>
-              </w:rPr>
-              <w:t xml:space="preserve"> Основной носитель - мессенджер; «система» существует максимум у одного человека. Г1 подтверждается</w:t>
+            <w:tcW w:type="dxa" w:w="2120"/>
+            <w:tcMar>
+              <w:top w:type="dxa" w:w="60"/>
+              <w:left w:type="dxa" w:w="90"/>
+              <w:bottom w:type="dxa" w:w="60"/>
+              <w:right w:type="dxa" w:w="90"/>
+            </w:tcMar>
+          </w:tcPr>
+          <w:p>
+            <w:pPr>
+              <w:spacing w:after="40" w:line="240"/>
+              <w:jc w:val="left"/>
+            </w:pPr>
+            <w:r>
+              <w:rPr>
+                <w:rFonts w:ascii="Times New Roman" w:cs="Times New Roman" w:eastAsia="Times New Roman" w:hAnsi="Times New Roman"/>
+                <w:sz w:val="20"/>
+                <w:szCs w:val="20"/>
+              </w:rPr>
+              <w:t xml:space="preserve">Г1. Работа не собрана в одном месте</w:t>
+            </w:r>
+          </w:p>
+        </w:tc>
+        <w:tc>
+          <w:tcPr>
+            <w:tcW w:type="dxa" w:w="4433"/>
+            <w:tcMar>
+              <w:top w:type="dxa" w:w="60"/>
+              <w:left w:type="dxa" w:w="90"/>
+              <w:bottom w:type="dxa" w:w="60"/>
+              <w:right w:type="dxa" w:w="90"/>
+            </w:tcMar>
+          </w:tcPr>
+          <w:p>
+            <w:pPr>
+              <w:spacing w:after="40" w:line="240"/>
+              <w:jc w:val="left"/>
+            </w:pPr>
+            <w:r>
+              <w:rPr>
+                <w:rFonts w:ascii="Times New Roman" w:cs="Times New Roman" w:eastAsia="Times New Roman" w:hAnsi="Times New Roman"/>
+                <w:sz w:val="20"/>
+                <w:szCs w:val="20"/>
+              </w:rPr>
+              <w:t xml:space="preserve">≥70% не отвечают на вопрос №9 за 2 минуты; ≥50% вспоминают потерю задачи или срыв срока; ≥60% собирают статус вручную</w:t>
+            </w:r>
+          </w:p>
+        </w:tc>
+        <w:tc>
+          <w:tcPr>
+            <w:tcW w:type="dxa" w:w="3084"/>
+            <w:tcMar>
+              <w:top w:type="dxa" w:w="60"/>
+              <w:left w:type="dxa" w:w="90"/>
+              <w:bottom w:type="dxa" w:w="60"/>
+              <w:right w:type="dxa" w:w="90"/>
+            </w:tcMar>
+          </w:tcPr>
+          <w:p>
+            <w:pPr>
+              <w:spacing w:after="40" w:line="240"/>
+              <w:jc w:val="left"/>
+            </w:pPr>
+            <w:r>
+              <w:rPr>
+                <w:rFonts w:ascii="Times New Roman" w:cs="Times New Roman" w:eastAsia="Times New Roman" w:hAnsi="Times New Roman"/>
+                <w:sz w:val="20"/>
+                <w:szCs w:val="20"/>
+              </w:rPr>
+              <w:t xml:space="preserve">Замер времени ответа, конкретные случаи из прошлого, вопросы №13-14</w:t>
             </w:r>
           </w:p>
         </w:tc>
@@ -19939,171 +20156,76 @@
         </w:trPr>
         <w:tc>
           <w:tcPr>
-            <w:tcW w:type="dxa" w:w="1349"/>
-            <w:tcMar>
-              <w:top w:type="dxa" w:w="60"/>
-              <w:left w:type="dxa" w:w="90"/>
-              <w:bottom w:type="dxa" w:w="60"/>
-              <w:right w:type="dxa" w:w="90"/>
-            </w:tcMar>
-          </w:tcPr>
-          <w:p>
-            <w:pPr>
-              <w:spacing w:after="40" w:line="240"/>
-              <w:jc w:val="left"/>
-            </w:pPr>
-            <w:r>
-              <w:rPr>
-                <w:rFonts w:ascii="Times New Roman" w:cs="Times New Roman" w:eastAsia="Times New Roman" w:hAnsi="Times New Roman"/>
-                <w:b/>
-                <w:bCs/>
-                <w:sz w:val="18"/>
-                <w:szCs w:val="18"/>
-              </w:rPr>
-              <w:t xml:space="preserve">№7.</w:t>
-            </w:r>
-            <w:r>
-              <w:rPr>
-                <w:rFonts w:ascii="Times New Roman" w:cs="Times New Roman" w:eastAsia="Times New Roman" w:hAnsi="Times New Roman"/>
-                <w:sz w:val="18"/>
-                <w:szCs w:val="18"/>
-              </w:rPr>
-              <w:t xml:space="preserve"> Сколько инструментов на один проект?</w:t>
-            </w:r>
-          </w:p>
-        </w:tc>
-        <w:tc>
-          <w:tcPr>
-            <w:tcW w:type="dxa" w:w="1638"/>
-            <w:tcMar>
-              <w:top w:type="dxa" w:w="60"/>
-              <w:left w:type="dxa" w:w="90"/>
-              <w:bottom w:type="dxa" w:w="60"/>
-              <w:right w:type="dxa" w:w="90"/>
-            </w:tcMar>
-          </w:tcPr>
-          <w:p>
-            <w:pPr>
-              <w:spacing w:after="40" w:line="240"/>
-              <w:jc w:val="left"/>
-            </w:pPr>
-            <w:r>
-              <w:rPr>
-                <w:rFonts w:ascii="Times New Roman" w:cs="Times New Roman" w:eastAsia="Times New Roman" w:hAnsi="Times New Roman"/>
-                <w:sz w:val="18"/>
-                <w:szCs w:val="18"/>
-              </w:rPr>
-              <w:t xml:space="preserve">4: Telegram, Google Docs, заметки в телефоне, Google-таблица</w:t>
-            </w:r>
-          </w:p>
-        </w:tc>
-        <w:tc>
-          <w:tcPr>
-            <w:tcW w:type="dxa" w:w="1638"/>
-            <w:tcMar>
-              <w:top w:type="dxa" w:w="60"/>
-              <w:left w:type="dxa" w:w="90"/>
-              <w:bottom w:type="dxa" w:w="60"/>
-              <w:right w:type="dxa" w:w="90"/>
-            </w:tcMar>
-          </w:tcPr>
-          <w:p>
-            <w:pPr>
-              <w:spacing w:after="40" w:line="240"/>
-              <w:jc w:val="left"/>
-            </w:pPr>
-            <w:r>
-              <w:rPr>
-                <w:rFonts w:ascii="Times New Roman" w:cs="Times New Roman" w:eastAsia="Times New Roman" w:hAnsi="Times New Roman"/>
-                <w:sz w:val="18"/>
-                <w:szCs w:val="18"/>
-              </w:rPr>
-              <w:t xml:space="preserve">5: Telegram, Google-таблицы, Google Drive, почта, Miro</w:t>
-            </w:r>
-          </w:p>
-        </w:tc>
-        <w:tc>
-          <w:tcPr>
-            <w:tcW w:type="dxa" w:w="1638"/>
-            <w:tcMar>
-              <w:top w:type="dxa" w:w="60"/>
-              <w:left w:type="dxa" w:w="90"/>
-              <w:bottom w:type="dxa" w:w="60"/>
-              <w:right w:type="dxa" w:w="90"/>
-            </w:tcMar>
-          </w:tcPr>
-          <w:p>
-            <w:pPr>
-              <w:spacing w:after="40" w:line="240"/>
-              <w:jc w:val="left"/>
-            </w:pPr>
-            <w:r>
-              <w:rPr>
-                <w:rFonts w:ascii="Times New Roman" w:cs="Times New Roman" w:eastAsia="Times New Roman" w:hAnsi="Times New Roman"/>
-                <w:sz w:val="18"/>
-                <w:szCs w:val="18"/>
-              </w:rPr>
-              <w:t xml:space="preserve">4: Telegram, WhatsApp (подрядчики), таблица, Яндекс.Диск</w:t>
-            </w:r>
-          </w:p>
-        </w:tc>
-        <w:tc>
-          <w:tcPr>
-            <w:tcW w:type="dxa" w:w="1638"/>
-            <w:tcMar>
-              <w:top w:type="dxa" w:w="60"/>
-              <w:left w:type="dxa" w:w="90"/>
-              <w:bottom w:type="dxa" w:w="60"/>
-              <w:right w:type="dxa" w:w="90"/>
-            </w:tcMar>
-          </w:tcPr>
-          <w:p>
-            <w:pPr>
-              <w:spacing w:after="40" w:line="240"/>
-              <w:jc w:val="left"/>
-            </w:pPr>
-            <w:r>
-              <w:rPr>
-                <w:rFonts w:ascii="Times New Roman" w:cs="Times New Roman" w:eastAsia="Times New Roman" w:hAnsi="Times New Roman"/>
-                <w:sz w:val="18"/>
-                <w:szCs w:val="18"/>
-              </w:rPr>
-              <w:t xml:space="preserve">4: Obsidian, Kaiten, корпоративная почта, чат</w:t>
-            </w:r>
-          </w:p>
-        </w:tc>
-        <w:tc>
-          <w:tcPr>
-            <w:tcW w:type="dxa" w:w="1735"/>
-            <w:tcMar>
-              <w:top w:type="dxa" w:w="60"/>
-              <w:left w:type="dxa" w:w="90"/>
-              <w:bottom w:type="dxa" w:w="60"/>
-              <w:right w:type="dxa" w:w="90"/>
-            </w:tcMar>
-          </w:tcPr>
-          <w:p>
-            <w:pPr>
-              <w:spacing w:after="40" w:line="240"/>
-              <w:jc w:val="left"/>
-            </w:pPr>
-            <w:r>
-              <w:rPr>
-                <w:rFonts w:ascii="Times New Roman" w:cs="Times New Roman" w:eastAsia="Times New Roman" w:hAnsi="Times New Roman"/>
-                <w:b/>
-                <w:bCs/>
-                <w:sz w:val="18"/>
-                <w:szCs w:val="18"/>
-              </w:rPr>
-              <w:t xml:space="preserve">Фрагментация у 4 из 4, в среднем 4,3 инструмента.</w:t>
-            </w:r>
-            <w:r>
-              <w:rPr>
-                <w:rFonts w:ascii="Times New Roman" w:cs="Times New Roman" w:eastAsia="Times New Roman" w:hAnsi="Times New Roman"/>
-                <w:sz w:val="18"/>
-                <w:szCs w:val="18"/>
-              </w:rPr>
-              <w:t xml:space="preserve"> Г5 подтверждается по частоте</w:t>
+            <w:tcW w:type="dxa" w:w="2120"/>
+            <w:tcMar>
+              <w:top w:type="dxa" w:w="60"/>
+              <w:left w:type="dxa" w:w="90"/>
+              <w:bottom w:type="dxa" w:w="60"/>
+              <w:right w:type="dxa" w:w="90"/>
+            </w:tcMar>
+          </w:tcPr>
+          <w:p>
+            <w:pPr>
+              <w:spacing w:after="40" w:line="240"/>
+              <w:jc w:val="left"/>
+            </w:pPr>
+            <w:r>
+              <w:rPr>
+                <w:rFonts w:ascii="Times New Roman" w:cs="Times New Roman" w:eastAsia="Times New Roman" w:hAnsi="Times New Roman"/>
+                <w:sz w:val="20"/>
+                <w:szCs w:val="20"/>
+              </w:rPr>
+              <w:t xml:space="preserve">Г4. Прогресс и вклад не видны</w:t>
+            </w:r>
+          </w:p>
+        </w:tc>
+        <w:tc>
+          <w:tcPr>
+            <w:tcW w:type="dxa" w:w="4433"/>
+            <w:tcMar>
+              <w:top w:type="dxa" w:w="60"/>
+              <w:left w:type="dxa" w:w="90"/>
+              <w:bottom w:type="dxa" w:w="60"/>
+              <w:right w:type="dxa" w:w="90"/>
+            </w:tcMar>
+          </w:tcPr>
+          <w:p>
+            <w:pPr>
+              <w:spacing w:after="40" w:line="240"/>
+              <w:jc w:val="left"/>
+            </w:pPr>
+            <w:r>
+              <w:rPr>
+                <w:rFonts w:ascii="Times New Roman" w:cs="Times New Roman" w:eastAsia="Times New Roman" w:hAnsi="Times New Roman"/>
+                <w:sz w:val="20"/>
+                <w:szCs w:val="20"/>
+              </w:rPr>
+              <w:t xml:space="preserve">≥60% готовят отчёт вручную и тратят ≥30 минут; ≥40% вспоминают спор о вкладе; ≥50% имеют регулярный внешний запрос статуса</w:t>
+            </w:r>
+          </w:p>
+        </w:tc>
+        <w:tc>
+          <w:tcPr>
+            <w:tcW w:type="dxa" w:w="3084"/>
+            <w:tcMar>
+              <w:top w:type="dxa" w:w="60"/>
+              <w:left w:type="dxa" w:w="90"/>
+              <w:bottom w:type="dxa" w:w="60"/>
+              <w:right w:type="dxa" w:w="90"/>
+            </w:tcMar>
+          </w:tcPr>
+          <w:p>
+            <w:pPr>
+              <w:spacing w:after="40" w:line="240"/>
+              <w:jc w:val="left"/>
+            </w:pPr>
+            <w:r>
+              <w:rPr>
+                <w:rFonts w:ascii="Times New Roman" w:cs="Times New Roman" w:eastAsia="Times New Roman" w:hAnsi="Times New Roman"/>
+                <w:sz w:val="20"/>
+                <w:szCs w:val="20"/>
+              </w:rPr>
+              <w:t xml:space="preserve">Вопросы №13-15, показ последнего отчёта</w:t>
             </w:r>
           </w:p>
         </w:tc>
@@ -20114,171 +20236,76 @@
         </w:trPr>
         <w:tc>
           <w:tcPr>
-            <w:tcW w:type="dxa" w:w="1349"/>
-            <w:tcMar>
-              <w:top w:type="dxa" w:w="60"/>
-              <w:left w:type="dxa" w:w="90"/>
-              <w:bottom w:type="dxa" w:w="60"/>
-              <w:right w:type="dxa" w:w="90"/>
-            </w:tcMar>
-          </w:tcPr>
-          <w:p>
-            <w:pPr>
-              <w:spacing w:after="40" w:line="240"/>
-              <w:jc w:val="left"/>
-            </w:pPr>
-            <w:r>
-              <w:rPr>
-                <w:rFonts w:ascii="Times New Roman" w:cs="Times New Roman" w:eastAsia="Times New Roman" w:hAnsi="Times New Roman"/>
-                <w:b/>
-                <w:bCs/>
-                <w:sz w:val="18"/>
-                <w:szCs w:val="18"/>
-              </w:rPr>
-              <w:t xml:space="preserve">№9.</w:t>
-            </w:r>
-            <w:r>
-              <w:rPr>
-                <w:rFonts w:ascii="Times New Roman" w:cs="Times New Roman" w:eastAsia="Times New Roman" w:hAnsi="Times New Roman"/>
-                <w:sz w:val="18"/>
-                <w:szCs w:val="18"/>
-              </w:rPr>
-              <w:t xml:space="preserve"> Назовите 3 ближайших дела и ответственных</w:t>
-            </w:r>
-          </w:p>
-        </w:tc>
-        <w:tc>
-          <w:tcPr>
-            <w:tcW w:type="dxa" w:w="1638"/>
-            <w:tcMar>
-              <w:top w:type="dxa" w:w="60"/>
-              <w:left w:type="dxa" w:w="90"/>
-              <w:bottom w:type="dxa" w:w="60"/>
-              <w:right w:type="dxa" w:w="90"/>
-            </w:tcMar>
-          </w:tcPr>
-          <w:p>
-            <w:pPr>
-              <w:spacing w:after="40" w:line="240"/>
-              <w:jc w:val="left"/>
-            </w:pPr>
-            <w:r>
-              <w:rPr>
-                <w:rFonts w:ascii="Times New Roman" w:cs="Times New Roman" w:eastAsia="Times New Roman" w:hAnsi="Times New Roman"/>
-                <w:sz w:val="18"/>
-                <w:szCs w:val="18"/>
-              </w:rPr>
-              <w:t xml:space="preserve">Назвала 2 из 3, искала в чате ≈3 минуты</w:t>
-            </w:r>
-          </w:p>
-        </w:tc>
-        <w:tc>
-          <w:tcPr>
-            <w:tcW w:type="dxa" w:w="1638"/>
-            <w:tcMar>
-              <w:top w:type="dxa" w:w="60"/>
-              <w:left w:type="dxa" w:w="90"/>
-              <w:bottom w:type="dxa" w:w="60"/>
-              <w:right w:type="dxa" w:w="90"/>
-            </w:tcMar>
-          </w:tcPr>
-          <w:p>
-            <w:pPr>
-              <w:spacing w:after="40" w:line="240"/>
-              <w:jc w:val="left"/>
-            </w:pPr>
-            <w:r>
-              <w:rPr>
-                <w:rFonts w:ascii="Times New Roman" w:cs="Times New Roman" w:eastAsia="Times New Roman" w:hAnsi="Times New Roman"/>
-                <w:sz w:val="18"/>
-                <w:szCs w:val="18"/>
-              </w:rPr>
-              <w:t xml:space="preserve">Открыл таблицу, ответил через ≈2,5 минуты; одна задача оказалась просроченной, он об этом не знал</w:t>
-            </w:r>
-          </w:p>
-        </w:tc>
-        <w:tc>
-          <w:tcPr>
-            <w:tcW w:type="dxa" w:w="1638"/>
-            <w:tcMar>
-              <w:top w:type="dxa" w:w="60"/>
-              <w:left w:type="dxa" w:w="90"/>
-              <w:bottom w:type="dxa" w:w="60"/>
-              <w:right w:type="dxa" w:w="90"/>
-            </w:tcMar>
-          </w:tcPr>
-          <w:p>
-            <w:pPr>
-              <w:spacing w:after="40" w:line="240"/>
-              <w:jc w:val="left"/>
-            </w:pPr>
-            <w:r>
-              <w:rPr>
-                <w:rFonts w:ascii="Times New Roman" w:cs="Times New Roman" w:eastAsia="Times New Roman" w:hAnsi="Times New Roman"/>
-                <w:sz w:val="18"/>
-                <w:szCs w:val="18"/>
-              </w:rPr>
-              <w:t xml:space="preserve">Назвала сразу, но только свои; за подрядчиков ответить не смогла</w:t>
-            </w:r>
-          </w:p>
-        </w:tc>
-        <w:tc>
-          <w:tcPr>
-            <w:tcW w:type="dxa" w:w="1638"/>
-            <w:tcMar>
-              <w:top w:type="dxa" w:w="60"/>
-              <w:left w:type="dxa" w:w="90"/>
-              <w:bottom w:type="dxa" w:w="60"/>
-              <w:right w:type="dxa" w:w="90"/>
-            </w:tcMar>
-          </w:tcPr>
-          <w:p>
-            <w:pPr>
-              <w:spacing w:after="40" w:line="240"/>
-              <w:jc w:val="left"/>
-            </w:pPr>
-            <w:r>
-              <w:rPr>
-                <w:rFonts w:ascii="Times New Roman" w:cs="Times New Roman" w:eastAsia="Times New Roman" w:hAnsi="Times New Roman"/>
-                <w:sz w:val="18"/>
-                <w:szCs w:val="18"/>
-              </w:rPr>
-              <w:t xml:space="preserve">Назвал сразу по своей доске, за коллег - нет</w:t>
-            </w:r>
-          </w:p>
-        </w:tc>
-        <w:tc>
-          <w:tcPr>
-            <w:tcW w:type="dxa" w:w="1735"/>
-            <w:tcMar>
-              <w:top w:type="dxa" w:w="60"/>
-              <w:left w:type="dxa" w:w="90"/>
-              <w:bottom w:type="dxa" w:w="60"/>
-              <w:right w:type="dxa" w:w="90"/>
-            </w:tcMar>
-          </w:tcPr>
-          <w:p>
-            <w:pPr>
-              <w:spacing w:after="40" w:line="240"/>
-              <w:jc w:val="left"/>
-            </w:pPr>
-            <w:r>
-              <w:rPr>
-                <w:rFonts w:ascii="Times New Roman" w:cs="Times New Roman" w:eastAsia="Times New Roman" w:hAnsi="Times New Roman"/>
-                <w:b/>
-                <w:bCs/>
-                <w:sz w:val="18"/>
-                <w:szCs w:val="18"/>
-              </w:rPr>
-              <w:t xml:space="preserve">0 из 4 ответили полностью за 2 минуты без обращения к источникам.</w:t>
-            </w:r>
-            <w:r>
-              <w:rPr>
-                <w:rFonts w:ascii="Times New Roman" w:cs="Times New Roman" w:eastAsia="Times New Roman" w:hAnsi="Times New Roman"/>
-                <w:sz w:val="18"/>
-                <w:szCs w:val="18"/>
-              </w:rPr>
-              <w:t xml:space="preserve"> Ключевой критерий Г1 выполнен</w:t>
+            <w:tcW w:type="dxa" w:w="2120"/>
+            <w:tcMar>
+              <w:top w:type="dxa" w:w="60"/>
+              <w:left w:type="dxa" w:w="90"/>
+              <w:bottom w:type="dxa" w:w="60"/>
+              <w:right w:type="dxa" w:w="90"/>
+            </w:tcMar>
+          </w:tcPr>
+          <w:p>
+            <w:pPr>
+              <w:spacing w:after="40" w:line="240"/>
+              <w:jc w:val="left"/>
+            </w:pPr>
+            <w:r>
+              <w:rPr>
+                <w:rFonts w:ascii="Times New Roman" w:cs="Times New Roman" w:eastAsia="Times New Roman" w:hAnsi="Times New Roman"/>
+                <w:sz w:val="20"/>
+                <w:szCs w:val="20"/>
+              </w:rPr>
+              <w:t xml:space="preserve">Г2. Порог входа убивает внедрение</w:t>
+            </w:r>
+          </w:p>
+        </w:tc>
+        <w:tc>
+          <w:tcPr>
+            <w:tcW w:type="dxa" w:w="4433"/>
+            <w:tcMar>
+              <w:top w:type="dxa" w:w="60"/>
+              <w:left w:type="dxa" w:w="90"/>
+              <w:bottom w:type="dxa" w:w="60"/>
+              <w:right w:type="dxa" w:w="90"/>
+            </w:tcMar>
+          </w:tcPr>
+          <w:p>
+            <w:pPr>
+              <w:spacing w:after="40" w:line="240"/>
+              <w:jc w:val="left"/>
+            </w:pPr>
+            <w:r>
+              <w:rPr>
+                <w:rFonts w:ascii="Times New Roman" w:cs="Times New Roman" w:eastAsia="Times New Roman" w:hAnsi="Times New Roman"/>
+                <w:sz w:val="20"/>
+                <w:szCs w:val="20"/>
+              </w:rPr>
+              <w:t xml:space="preserve">≥50% имеют неудачную попытку внедрения; ≥60% из них называют причиной сложность, а не цену; в ≥40% случаев прошлое пространство мертво</w:t>
+            </w:r>
+          </w:p>
+        </w:tc>
+        <w:tc>
+          <w:tcPr>
+            <w:tcW w:type="dxa" w:w="3084"/>
+            <w:tcMar>
+              <w:top w:type="dxa" w:w="60"/>
+              <w:left w:type="dxa" w:w="90"/>
+              <w:bottom w:type="dxa" w:w="60"/>
+              <w:right w:type="dxa" w:w="90"/>
+            </w:tcMar>
+          </w:tcPr>
+          <w:p>
+            <w:pPr>
+              <w:spacing w:after="40" w:line="240"/>
+              <w:jc w:val="left"/>
+            </w:pPr>
+            <w:r>
+              <w:rPr>
+                <w:rFonts w:ascii="Times New Roman" w:cs="Times New Roman" w:eastAsia="Times New Roman" w:hAnsi="Times New Roman"/>
+                <w:sz w:val="20"/>
+                <w:szCs w:val="20"/>
+              </w:rPr>
+              <w:t xml:space="preserve">Вопросы №17-18, дата последней активности в прошлом трекере</w:t>
             </w:r>
           </w:p>
         </w:tc>
@@ -20289,171 +20316,76 @@
         </w:trPr>
         <w:tc>
           <w:tcPr>
-            <w:tcW w:type="dxa" w:w="1349"/>
-            <w:tcMar>
-              <w:top w:type="dxa" w:w="60"/>
-              <w:left w:type="dxa" w:w="90"/>
-              <w:bottom w:type="dxa" w:w="60"/>
-              <w:right w:type="dxa" w:w="90"/>
-            </w:tcMar>
-          </w:tcPr>
-          <w:p>
-            <w:pPr>
-              <w:spacing w:after="40" w:line="240"/>
-              <w:jc w:val="left"/>
-            </w:pPr>
-            <w:r>
-              <w:rPr>
-                <w:rFonts w:ascii="Times New Roman" w:cs="Times New Roman" w:eastAsia="Times New Roman" w:hAnsi="Times New Roman"/>
-                <w:b/>
-                <w:bCs/>
-                <w:sz w:val="18"/>
-                <w:szCs w:val="18"/>
-              </w:rPr>
-              <w:t xml:space="preserve">№10-11.</w:t>
-            </w:r>
-            <w:r>
-              <w:rPr>
-                <w:rFonts w:ascii="Times New Roman" w:cs="Times New Roman" w:eastAsia="Times New Roman" w:hAnsi="Times New Roman"/>
-                <w:sz w:val="18"/>
-                <w:szCs w:val="18"/>
-              </w:rPr>
-              <w:t xml:space="preserve"> Потерянные задачи и сорванные сроки за 3 месяца</w:t>
-            </w:r>
-          </w:p>
-        </w:tc>
-        <w:tc>
-          <w:tcPr>
-            <w:tcW w:type="dxa" w:w="1638"/>
-            <w:tcMar>
-              <w:top w:type="dxa" w:w="60"/>
-              <w:left w:type="dxa" w:w="90"/>
-              <w:bottom w:type="dxa" w:w="60"/>
-              <w:right w:type="dxa" w:w="90"/>
-            </w:tcMar>
-          </w:tcPr>
-          <w:p>
-            <w:pPr>
-              <w:spacing w:after="40" w:line="240"/>
-              <w:jc w:val="left"/>
-            </w:pPr>
-            <w:r>
-              <w:rPr>
-                <w:rFonts w:ascii="Times New Roman" w:cs="Times New Roman" w:eastAsia="Times New Roman" w:hAnsi="Times New Roman"/>
-                <w:sz w:val="18"/>
-                <w:szCs w:val="18"/>
-              </w:rPr>
-              <w:t xml:space="preserve">Да: забыли оформить отчётную часть, сдали на 2 дня позже, снизили оценку</w:t>
-            </w:r>
-          </w:p>
-        </w:tc>
-        <w:tc>
-          <w:tcPr>
-            <w:tcW w:type="dxa" w:w="1638"/>
-            <w:tcMar>
-              <w:top w:type="dxa" w:w="60"/>
-              <w:left w:type="dxa" w:w="90"/>
-              <w:bottom w:type="dxa" w:w="60"/>
-              <w:right w:type="dxa" w:w="90"/>
-            </w:tcMar>
-          </w:tcPr>
-          <w:p>
-            <w:pPr>
-              <w:spacing w:after="40" w:line="240"/>
-              <w:jc w:val="left"/>
-            </w:pPr>
-            <w:r>
-              <w:rPr>
-                <w:rFonts w:ascii="Times New Roman" w:cs="Times New Roman" w:eastAsia="Times New Roman" w:hAnsi="Times New Roman"/>
-                <w:sz w:val="18"/>
-                <w:szCs w:val="18"/>
-              </w:rPr>
-              <w:t xml:space="preserve">Да, дважды: потеряна правка клиента в переписке, переделка за свой счёт ≈15 000 ₽</w:t>
-            </w:r>
-          </w:p>
-        </w:tc>
-        <w:tc>
-          <w:tcPr>
-            <w:tcW w:type="dxa" w:w="1638"/>
-            <w:tcMar>
-              <w:top w:type="dxa" w:w="60"/>
-              <w:left w:type="dxa" w:w="90"/>
-              <w:bottom w:type="dxa" w:w="60"/>
-              <w:right w:type="dxa" w:w="90"/>
-            </w:tcMar>
-          </w:tcPr>
-          <w:p>
-            <w:pPr>
-              <w:spacing w:after="40" w:line="240"/>
-              <w:jc w:val="left"/>
-            </w:pPr>
-            <w:r>
-              <w:rPr>
-                <w:rFonts w:ascii="Times New Roman" w:cs="Times New Roman" w:eastAsia="Times New Roman" w:hAnsi="Times New Roman"/>
-                <w:sz w:val="18"/>
-                <w:szCs w:val="18"/>
-              </w:rPr>
-              <w:t xml:space="preserve">Да: пропустили согласование креатива, запуск рекламы сдвинулся на неделю</w:t>
-            </w:r>
-          </w:p>
-        </w:tc>
-        <w:tc>
-          <w:tcPr>
-            <w:tcW w:type="dxa" w:w="1638"/>
-            <w:tcMar>
-              <w:top w:type="dxa" w:w="60"/>
-              <w:left w:type="dxa" w:w="90"/>
-              <w:bottom w:type="dxa" w:w="60"/>
-              <w:right w:type="dxa" w:w="90"/>
-            </w:tcMar>
-          </w:tcPr>
-          <w:p>
-            <w:pPr>
-              <w:spacing w:after="40" w:line="240"/>
-              <w:jc w:val="left"/>
-            </w:pPr>
-            <w:r>
-              <w:rPr>
-                <w:rFonts w:ascii="Times New Roman" w:cs="Times New Roman" w:eastAsia="Times New Roman" w:hAnsi="Times New Roman"/>
-                <w:sz w:val="18"/>
-                <w:szCs w:val="18"/>
-              </w:rPr>
-              <w:t xml:space="preserve">Да: задача из обсуждения в чате не попала в спринт, нашли на демо</w:t>
-            </w:r>
-          </w:p>
-        </w:tc>
-        <w:tc>
-          <w:tcPr>
-            <w:tcW w:type="dxa" w:w="1735"/>
-            <w:tcMar>
-              <w:top w:type="dxa" w:w="60"/>
-              <w:left w:type="dxa" w:w="90"/>
-              <w:bottom w:type="dxa" w:w="60"/>
-              <w:right w:type="dxa" w:w="90"/>
-            </w:tcMar>
-          </w:tcPr>
-          <w:p>
-            <w:pPr>
-              <w:spacing w:after="40" w:line="240"/>
-              <w:jc w:val="left"/>
-            </w:pPr>
-            <w:r>
-              <w:rPr>
-                <w:rFonts w:ascii="Times New Roman" w:cs="Times New Roman" w:eastAsia="Times New Roman" w:hAnsi="Times New Roman"/>
-                <w:b/>
-                <w:bCs/>
-                <w:sz w:val="18"/>
-                <w:szCs w:val="18"/>
-              </w:rPr>
-              <w:t xml:space="preserve">4 из 4 вспомнили конкретный случай с измеримыми последствиями</w:t>
-            </w:r>
-            <w:r>
-              <w:rPr>
-                <w:rFonts w:ascii="Times New Roman" w:cs="Times New Roman" w:eastAsia="Times New Roman" w:hAnsi="Times New Roman"/>
-                <w:sz w:val="18"/>
-                <w:szCs w:val="18"/>
-              </w:rPr>
-              <w:t xml:space="preserve"> (оценка, деньги, срок). Г1 подтверждается не словами, а фактами</w:t>
+            <w:tcW w:type="dxa" w:w="2120"/>
+            <w:tcMar>
+              <w:top w:type="dxa" w:w="60"/>
+              <w:left w:type="dxa" w:w="90"/>
+              <w:bottom w:type="dxa" w:w="60"/>
+              <w:right w:type="dxa" w:w="90"/>
+            </w:tcMar>
+          </w:tcPr>
+          <w:p>
+            <w:pPr>
+              <w:spacing w:after="40" w:line="240"/>
+              <w:jc w:val="left"/>
+            </w:pPr>
+            <w:r>
+              <w:rPr>
+                <w:rFonts w:ascii="Times New Roman" w:cs="Times New Roman" w:eastAsia="Times New Roman" w:hAnsi="Times New Roman"/>
+                <w:sz w:val="20"/>
+                <w:szCs w:val="20"/>
+              </w:rPr>
+              <w:t xml:space="preserve">Г5. Фрагментация инструментов</w:t>
+            </w:r>
+          </w:p>
+        </w:tc>
+        <w:tc>
+          <w:tcPr>
+            <w:tcW w:type="dxa" w:w="4433"/>
+            <w:tcMar>
+              <w:top w:type="dxa" w:w="60"/>
+              <w:left w:type="dxa" w:w="90"/>
+              <w:bottom w:type="dxa" w:w="60"/>
+              <w:right w:type="dxa" w:w="90"/>
+            </w:tcMar>
+          </w:tcPr>
+          <w:p>
+            <w:pPr>
+              <w:spacing w:after="40" w:line="240"/>
+              <w:jc w:val="left"/>
+            </w:pPr>
+            <w:r>
+              <w:rPr>
+                <w:rFonts w:ascii="Times New Roman" w:cs="Times New Roman" w:eastAsia="Times New Roman" w:hAnsi="Times New Roman"/>
+                <w:sz w:val="20"/>
+                <w:szCs w:val="20"/>
+              </w:rPr>
+              <w:t xml:space="preserve">≥50% используют 3 и более инструмента на проект; ≥40% вспоминают случай расхождения данных</w:t>
+            </w:r>
+          </w:p>
+        </w:tc>
+        <w:tc>
+          <w:tcPr>
+            <w:tcW w:type="dxa" w:w="3084"/>
+            <w:tcMar>
+              <w:top w:type="dxa" w:w="60"/>
+              <w:left w:type="dxa" w:w="90"/>
+              <w:bottom w:type="dxa" w:w="60"/>
+              <w:right w:type="dxa" w:w="90"/>
+            </w:tcMar>
+          </w:tcPr>
+          <w:p>
+            <w:pPr>
+              <w:spacing w:after="40" w:line="240"/>
+              <w:jc w:val="left"/>
+            </w:pPr>
+            <w:r>
+              <w:rPr>
+                <w:rFonts w:ascii="Times New Roman" w:cs="Times New Roman" w:eastAsia="Times New Roman" w:hAnsi="Times New Roman"/>
+                <w:sz w:val="20"/>
+                <w:szCs w:val="20"/>
+              </w:rPr>
+              <w:t xml:space="preserve">Вопрос №7 (подсчёт), вопросы №8 и №12</w:t>
             </w:r>
           </w:p>
         </w:tc>
@@ -20464,696 +20396,76 @@
         </w:trPr>
         <w:tc>
           <w:tcPr>
-            <w:tcW w:type="dxa" w:w="1349"/>
-            <w:tcMar>
-              <w:top w:type="dxa" w:w="60"/>
-              <w:left w:type="dxa" w:w="90"/>
-              <w:bottom w:type="dxa" w:w="60"/>
-              <w:right w:type="dxa" w:w="90"/>
-            </w:tcMar>
-          </w:tcPr>
-          <w:p>
-            <w:pPr>
-              <w:spacing w:after="40" w:line="240"/>
-              <w:jc w:val="left"/>
-            </w:pPr>
-            <w:r>
-              <w:rPr>
-                <w:rFonts w:ascii="Times New Roman" w:cs="Times New Roman" w:eastAsia="Times New Roman" w:hAnsi="Times New Roman"/>
-                <w:b/>
-                <w:bCs/>
-                <w:sz w:val="18"/>
-                <w:szCs w:val="18"/>
-              </w:rPr>
-              <w:t xml:space="preserve">№13-14.</w:t>
-            </w:r>
-            <w:r>
-              <w:rPr>
-                <w:rFonts w:ascii="Times New Roman" w:cs="Times New Roman" w:eastAsia="Times New Roman" w:hAnsi="Times New Roman"/>
-                <w:sz w:val="18"/>
-                <w:szCs w:val="18"/>
-              </w:rPr>
-              <w:t xml:space="preserve"> Как собираете статус и сколько это стоит</w:t>
-            </w:r>
-          </w:p>
-        </w:tc>
-        <w:tc>
-          <w:tcPr>
-            <w:tcW w:type="dxa" w:w="1638"/>
-            <w:tcMar>
-              <w:top w:type="dxa" w:w="60"/>
-              <w:left w:type="dxa" w:w="90"/>
-              <w:bottom w:type="dxa" w:w="60"/>
-              <w:right w:type="dxa" w:w="90"/>
-            </w:tcMar>
-          </w:tcPr>
-          <w:p>
-            <w:pPr>
-              <w:spacing w:after="40" w:line="240"/>
-              <w:jc w:val="left"/>
-            </w:pPr>
-            <w:r>
-              <w:rPr>
-                <w:rFonts w:ascii="Times New Roman" w:cs="Times New Roman" w:eastAsia="Times New Roman" w:hAnsi="Times New Roman"/>
-                <w:sz w:val="18"/>
-                <w:szCs w:val="18"/>
-              </w:rPr>
-              <w:t xml:space="preserve">≈30 мин/нед: пишет каждому лично перед встречей с преподавателем</w:t>
-            </w:r>
-          </w:p>
-        </w:tc>
-        <w:tc>
-          <w:tcPr>
-            <w:tcW w:type="dxa" w:w="1638"/>
-            <w:tcMar>
-              <w:top w:type="dxa" w:w="60"/>
-              <w:left w:type="dxa" w:w="90"/>
-              <w:bottom w:type="dxa" w:w="60"/>
-              <w:right w:type="dxa" w:w="90"/>
-            </w:tcMar>
-          </w:tcPr>
-          <w:p>
-            <w:pPr>
-              <w:spacing w:after="40" w:line="240"/>
-              <w:jc w:val="left"/>
-            </w:pPr>
-            <w:r>
-              <w:rPr>
-                <w:rFonts w:ascii="Times New Roman" w:cs="Times New Roman" w:eastAsia="Times New Roman" w:hAnsi="Times New Roman"/>
-                <w:sz w:val="18"/>
-                <w:szCs w:val="18"/>
-              </w:rPr>
-              <w:t xml:space="preserve">1,5-2 ч/нед: собирает статусы по 9 проектам, раз в неделю отчёт клиентам</w:t>
-            </w:r>
-          </w:p>
-        </w:tc>
-        <w:tc>
-          <w:tcPr>
-            <w:tcW w:type="dxa" w:w="1638"/>
-            <w:tcMar>
-              <w:top w:type="dxa" w:w="60"/>
-              <w:left w:type="dxa" w:w="90"/>
-              <w:bottom w:type="dxa" w:w="60"/>
-              <w:right w:type="dxa" w:w="90"/>
-            </w:tcMar>
-          </w:tcPr>
-          <w:p>
-            <w:pPr>
-              <w:spacing w:after="40" w:line="240"/>
-              <w:jc w:val="left"/>
-            </w:pPr>
-            <w:r>
-              <w:rPr>
-                <w:rFonts w:ascii="Times New Roman" w:cs="Times New Roman" w:eastAsia="Times New Roman" w:hAnsi="Times New Roman"/>
-                <w:sz w:val="18"/>
-                <w:szCs w:val="18"/>
-              </w:rPr>
-              <w:t xml:space="preserve">≈1 ч/нед: сводит таблицу для директора к планёрке по понедельникам</w:t>
-            </w:r>
-          </w:p>
-        </w:tc>
-        <w:tc>
-          <w:tcPr>
-            <w:tcW w:type="dxa" w:w="1638"/>
-            <w:tcMar>
-              <w:top w:type="dxa" w:w="60"/>
-              <w:left w:type="dxa" w:w="90"/>
-              <w:bottom w:type="dxa" w:w="60"/>
-              <w:right w:type="dxa" w:w="90"/>
-            </w:tcMar>
-          </w:tcPr>
-          <w:p>
-            <w:pPr>
-              <w:spacing w:after="40" w:line="240"/>
-              <w:jc w:val="left"/>
-            </w:pPr>
-            <w:r>
-              <w:rPr>
-                <w:rFonts w:ascii="Times New Roman" w:cs="Times New Roman" w:eastAsia="Times New Roman" w:hAnsi="Times New Roman"/>
-                <w:sz w:val="18"/>
-                <w:szCs w:val="18"/>
-              </w:rPr>
-              <w:t xml:space="preserve">≈40 мин/нед: готовит сводку к демо и 1:1 с руководителем</w:t>
-            </w:r>
-          </w:p>
-        </w:tc>
-        <w:tc>
-          <w:tcPr>
-            <w:tcW w:type="dxa" w:w="1735"/>
-            <w:tcMar>
-              <w:top w:type="dxa" w:w="60"/>
-              <w:left w:type="dxa" w:w="90"/>
-              <w:bottom w:type="dxa" w:w="60"/>
-              <w:right w:type="dxa" w:w="90"/>
-            </w:tcMar>
-          </w:tcPr>
-          <w:p>
-            <w:pPr>
-              <w:spacing w:after="40" w:line="240"/>
-              <w:jc w:val="left"/>
-            </w:pPr>
-            <w:r>
-              <w:rPr>
-                <w:rFonts w:ascii="Times New Roman" w:cs="Times New Roman" w:eastAsia="Times New Roman" w:hAnsi="Times New Roman"/>
-                <w:b/>
-                <w:bCs/>
-                <w:sz w:val="18"/>
-                <w:szCs w:val="18"/>
-              </w:rPr>
-              <w:t xml:space="preserve">4 из 4 собирают статус вручную, в среднем ≈1 час в неделю.</w:t>
-            </w:r>
-            <w:r>
-              <w:rPr>
-                <w:rFonts w:ascii="Times New Roman" w:cs="Times New Roman" w:eastAsia="Times New Roman" w:hAnsi="Times New Roman"/>
-                <w:sz w:val="18"/>
-                <w:szCs w:val="18"/>
-              </w:rPr>
-              <w:t xml:space="preserve"> Внешний запрос статуса есть у всех (преподаватель, клиент, директор, руководство). Г4 подтверждается</w:t>
-            </w:r>
-          </w:p>
-        </w:tc>
-      </w:tr>
-      <w:tr>
-        <w:trPr>
-          <w:tblHeader w:val="false"/>
-        </w:trPr>
-        <w:tc>
-          <w:tcPr>
-            <w:tcW w:type="dxa" w:w="1349"/>
-            <w:tcMar>
-              <w:top w:type="dxa" w:w="60"/>
-              <w:left w:type="dxa" w:w="90"/>
-              <w:bottom w:type="dxa" w:w="60"/>
-              <w:right w:type="dxa" w:w="90"/>
-            </w:tcMar>
-          </w:tcPr>
-          <w:p>
-            <w:pPr>
-              <w:spacing w:after="40" w:line="240"/>
-              <w:jc w:val="left"/>
-            </w:pPr>
-            <w:r>
-              <w:rPr>
-                <w:rFonts w:ascii="Times New Roman" w:cs="Times New Roman" w:eastAsia="Times New Roman" w:hAnsi="Times New Roman"/>
-                <w:b/>
-                <w:bCs/>
-                <w:sz w:val="18"/>
-                <w:szCs w:val="18"/>
-              </w:rPr>
-              <w:t xml:space="preserve">№15-16.</w:t>
-            </w:r>
-            <w:r>
-              <w:rPr>
-                <w:rFonts w:ascii="Times New Roman" w:cs="Times New Roman" w:eastAsia="Times New Roman" w:hAnsi="Times New Roman"/>
-                <w:sz w:val="18"/>
-                <w:szCs w:val="18"/>
-              </w:rPr>
-              <w:t xml:space="preserve"> Споры о вкладе и подключение новых людей</w:t>
-            </w:r>
-          </w:p>
-        </w:tc>
-        <w:tc>
-          <w:tcPr>
-            <w:tcW w:type="dxa" w:w="1638"/>
-            <w:tcMar>
-              <w:top w:type="dxa" w:w="60"/>
-              <w:left w:type="dxa" w:w="90"/>
-              <w:bottom w:type="dxa" w:w="60"/>
-              <w:right w:type="dxa" w:w="90"/>
-            </w:tcMar>
-          </w:tcPr>
-          <w:p>
-            <w:pPr>
-              <w:spacing w:after="40" w:line="240"/>
-              <w:jc w:val="left"/>
-            </w:pPr>
-            <w:r>
-              <w:rPr>
-                <w:rFonts w:ascii="Times New Roman" w:cs="Times New Roman" w:eastAsia="Times New Roman" w:hAnsi="Times New Roman"/>
-                <w:sz w:val="18"/>
-                <w:szCs w:val="18"/>
-              </w:rPr>
-              <w:t xml:space="preserve">Да, спор при распределении баллов между участниками; новому человеку объясняли проект 2 вечера</w:t>
-            </w:r>
-          </w:p>
-        </w:tc>
-        <w:tc>
-          <w:tcPr>
-            <w:tcW w:type="dxa" w:w="1638"/>
-            <w:tcMar>
-              <w:top w:type="dxa" w:w="60"/>
-              <w:left w:type="dxa" w:w="90"/>
-              <w:bottom w:type="dxa" w:w="60"/>
-              <w:right w:type="dxa" w:w="90"/>
-            </w:tcMar>
-          </w:tcPr>
-          <w:p>
-            <w:pPr>
-              <w:spacing w:after="40" w:line="240"/>
-              <w:jc w:val="left"/>
-            </w:pPr>
-            <w:r>
-              <w:rPr>
-                <w:rFonts w:ascii="Times New Roman" w:cs="Times New Roman" w:eastAsia="Times New Roman" w:hAnsi="Times New Roman"/>
-                <w:sz w:val="18"/>
-                <w:szCs w:val="18"/>
-              </w:rPr>
-              <w:t xml:space="preserve">Споров нет (есть роли), но новый дизайнер «входил в проект» неделю</w:t>
-            </w:r>
-          </w:p>
-        </w:tc>
-        <w:tc>
-          <w:tcPr>
-            <w:tcW w:type="dxa" w:w="1638"/>
-            <w:tcMar>
-              <w:top w:type="dxa" w:w="60"/>
-              <w:left w:type="dxa" w:w="90"/>
-              <w:bottom w:type="dxa" w:w="60"/>
-              <w:right w:type="dxa" w:w="90"/>
-            </w:tcMar>
-          </w:tcPr>
-          <w:p>
-            <w:pPr>
-              <w:spacing w:after="40" w:line="240"/>
-              <w:jc w:val="left"/>
-            </w:pPr>
-            <w:r>
-              <w:rPr>
-                <w:rFonts w:ascii="Times New Roman" w:cs="Times New Roman" w:eastAsia="Times New Roman" w:hAnsi="Times New Roman"/>
-                <w:sz w:val="18"/>
-                <w:szCs w:val="18"/>
-              </w:rPr>
-              <w:t xml:space="preserve">Да: подрядчик утверждал, что задачу ему не ставили - переписку не нашли</w:t>
-            </w:r>
-          </w:p>
-        </w:tc>
-        <w:tc>
-          <w:tcPr>
-            <w:tcW w:type="dxa" w:w="1638"/>
-            <w:tcMar>
-              <w:top w:type="dxa" w:w="60"/>
-              <w:left w:type="dxa" w:w="90"/>
-              <w:bottom w:type="dxa" w:w="60"/>
-              <w:right w:type="dxa" w:w="90"/>
-            </w:tcMar>
-          </w:tcPr>
-          <w:p>
-            <w:pPr>
-              <w:spacing w:after="40" w:line="240"/>
-              <w:jc w:val="left"/>
-            </w:pPr>
-            <w:r>
-              <w:rPr>
-                <w:rFonts w:ascii="Times New Roman" w:cs="Times New Roman" w:eastAsia="Times New Roman" w:hAnsi="Times New Roman"/>
-                <w:sz w:val="18"/>
-                <w:szCs w:val="18"/>
-              </w:rPr>
-              <w:t xml:space="preserve">Споров нет, но новый разработчик неделю задавал вопросы, на которые ответ был в чате</w:t>
-            </w:r>
-          </w:p>
-        </w:tc>
-        <w:tc>
-          <w:tcPr>
-            <w:tcW w:type="dxa" w:w="1735"/>
-            <w:tcMar>
-              <w:top w:type="dxa" w:w="60"/>
-              <w:left w:type="dxa" w:w="90"/>
-              <w:bottom w:type="dxa" w:w="60"/>
-              <w:right w:type="dxa" w:w="90"/>
-            </w:tcMar>
-          </w:tcPr>
-          <w:p>
-            <w:pPr>
-              <w:spacing w:after="40" w:line="240"/>
-              <w:jc w:val="left"/>
-            </w:pPr>
-            <w:r>
-              <w:rPr>
-                <w:rFonts w:ascii="Times New Roman" w:cs="Times New Roman" w:eastAsia="Times New Roman" w:hAnsi="Times New Roman"/>
-                <w:b/>
-                <w:bCs/>
-                <w:sz w:val="18"/>
-                <w:szCs w:val="18"/>
-              </w:rPr>
-              <w:t xml:space="preserve">Споры о вкладе - 2 из 4; дорогой онбординг - 4 из 4</w:t>
-            </w:r>
-            <w:r>
-              <w:rPr>
-                <w:rFonts w:ascii="Times New Roman" w:cs="Times New Roman" w:eastAsia="Times New Roman" w:hAnsi="Times New Roman"/>
-                <w:sz w:val="18"/>
-                <w:szCs w:val="18"/>
-              </w:rPr>
-              <w:t xml:space="preserve"> (от 2 дней до недели). Г4 подтверждается частично, Г1 - дополнительно</w:t>
-            </w:r>
-          </w:p>
-        </w:tc>
-      </w:tr>
-      <w:tr>
-        <w:trPr>
-          <w:tblHeader w:val="false"/>
-        </w:trPr>
-        <w:tc>
-          <w:tcPr>
-            <w:tcW w:type="dxa" w:w="1349"/>
-            <w:tcMar>
-              <w:top w:type="dxa" w:w="60"/>
-              <w:left w:type="dxa" w:w="90"/>
-              <w:bottom w:type="dxa" w:w="60"/>
-              <w:right w:type="dxa" w:w="90"/>
-            </w:tcMar>
-          </w:tcPr>
-          <w:p>
-            <w:pPr>
-              <w:spacing w:after="40" w:line="240"/>
-              <w:jc w:val="left"/>
-            </w:pPr>
-            <w:r>
-              <w:rPr>
-                <w:rFonts w:ascii="Times New Roman" w:cs="Times New Roman" w:eastAsia="Times New Roman" w:hAnsi="Times New Roman"/>
-                <w:b/>
-                <w:bCs/>
-                <w:sz w:val="18"/>
-                <w:szCs w:val="18"/>
-              </w:rPr>
-              <w:t xml:space="preserve">№17-18.</w:t>
-            </w:r>
-            <w:r>
-              <w:rPr>
-                <w:rFonts w:ascii="Times New Roman" w:cs="Times New Roman" w:eastAsia="Times New Roman" w:hAnsi="Times New Roman"/>
-                <w:sz w:val="18"/>
-                <w:szCs w:val="18"/>
-              </w:rPr>
-              <w:t xml:space="preserve"> Прошлый опыт трекеров</w:t>
-            </w:r>
-          </w:p>
-        </w:tc>
-        <w:tc>
-          <w:tcPr>
-            <w:tcW w:type="dxa" w:w="1638"/>
-            <w:tcMar>
-              <w:top w:type="dxa" w:w="60"/>
-              <w:left w:type="dxa" w:w="90"/>
-              <w:bottom w:type="dxa" w:w="60"/>
-              <w:right w:type="dxa" w:w="90"/>
-            </w:tcMar>
-          </w:tcPr>
-          <w:p>
-            <w:pPr>
-              <w:spacing w:after="40" w:line="240"/>
-              <w:jc w:val="left"/>
-            </w:pPr>
-            <w:r>
-              <w:rPr>
-                <w:rFonts w:ascii="Times New Roman" w:cs="Times New Roman" w:eastAsia="Times New Roman" w:hAnsi="Times New Roman"/>
-                <w:sz w:val="18"/>
-                <w:szCs w:val="18"/>
-              </w:rPr>
-              <w:t xml:space="preserve">Пробовали Trello на хакатоне - «после хакатона никто не заходил»</w:t>
-            </w:r>
-          </w:p>
-        </w:tc>
-        <w:tc>
-          <w:tcPr>
-            <w:tcW w:type="dxa" w:w="1638"/>
-            <w:tcMar>
-              <w:top w:type="dxa" w:w="60"/>
-              <w:left w:type="dxa" w:w="90"/>
-              <w:bottom w:type="dxa" w:w="60"/>
-              <w:right w:type="dxa" w:w="90"/>
-            </w:tcMar>
-          </w:tcPr>
-          <w:p>
-            <w:pPr>
-              <w:spacing w:after="40" w:line="240"/>
-              <w:jc w:val="left"/>
-            </w:pPr>
-            <w:r>
-              <w:rPr>
-                <w:rFonts w:ascii="Times New Roman" w:cs="Times New Roman" w:eastAsia="Times New Roman" w:hAnsi="Times New Roman"/>
-                <w:sz w:val="18"/>
-                <w:szCs w:val="18"/>
-              </w:rPr>
-              <w:t xml:space="preserve">Trello 1,5 года, ушёл после проблем с оплатой; завели Kaiten, настройку бросили на 3-й день</w:t>
-            </w:r>
-          </w:p>
-        </w:tc>
-        <w:tc>
-          <w:tcPr>
-            <w:tcW w:type="dxa" w:w="1638"/>
-            <w:tcMar>
-              <w:top w:type="dxa" w:w="60"/>
-              <w:left w:type="dxa" w:w="90"/>
-              <w:bottom w:type="dxa" w:w="60"/>
-              <w:right w:type="dxa" w:w="90"/>
-            </w:tcMar>
-          </w:tcPr>
-          <w:p>
-            <w:pPr>
-              <w:spacing w:after="40" w:line="240"/>
-              <w:jc w:val="left"/>
-            </w:pPr>
-            <w:r>
-              <w:rPr>
-                <w:rFonts w:ascii="Times New Roman" w:cs="Times New Roman" w:eastAsia="Times New Roman" w:hAnsi="Times New Roman"/>
-                <w:sz w:val="18"/>
-                <w:szCs w:val="18"/>
-              </w:rPr>
-              <w:t xml:space="preserve">Битрикс24 от прошлой работы - «там всё слишком сложно, мы просто не пошли»</w:t>
-            </w:r>
-          </w:p>
-        </w:tc>
-        <w:tc>
-          <w:tcPr>
-            <w:tcW w:type="dxa" w:w="1638"/>
-            <w:tcMar>
-              <w:top w:type="dxa" w:w="60"/>
-              <w:left w:type="dxa" w:w="90"/>
-              <w:bottom w:type="dxa" w:w="60"/>
-              <w:right w:type="dxa" w:w="90"/>
-            </w:tcMar>
-          </w:tcPr>
-          <w:p>
-            <w:pPr>
-              <w:spacing w:after="40" w:line="240"/>
-              <w:jc w:val="left"/>
-            </w:pPr>
-            <w:r>
-              <w:rPr>
-                <w:rFonts w:ascii="Times New Roman" w:cs="Times New Roman" w:eastAsia="Times New Roman" w:hAnsi="Times New Roman"/>
-                <w:sz w:val="18"/>
-                <w:szCs w:val="18"/>
-              </w:rPr>
-              <w:t xml:space="preserve">Kaiten живой, но командой не принят: «мне проще записать себе, чем уговаривать»</w:t>
-            </w:r>
-          </w:p>
-        </w:tc>
-        <w:tc>
-          <w:tcPr>
-            <w:tcW w:type="dxa" w:w="1735"/>
-            <w:tcMar>
-              <w:top w:type="dxa" w:w="60"/>
-              <w:left w:type="dxa" w:w="90"/>
-              <w:bottom w:type="dxa" w:w="60"/>
-              <w:right w:type="dxa" w:w="90"/>
-            </w:tcMar>
-          </w:tcPr>
-          <w:p>
-            <w:pPr>
-              <w:spacing w:after="40" w:line="240"/>
-              <w:jc w:val="left"/>
-            </w:pPr>
-            <w:r>
-              <w:rPr>
-                <w:rFonts w:ascii="Times New Roman" w:cs="Times New Roman" w:eastAsia="Times New Roman" w:hAnsi="Times New Roman"/>
-                <w:b/>
-                <w:bCs/>
-                <w:sz w:val="18"/>
-                <w:szCs w:val="18"/>
-              </w:rPr>
-              <w:t xml:space="preserve">4 из 4 имеют неудачную попытку внедрения; у 3 из 4 причина - сложность и неприятие командой, а не цена.</w:t>
-            </w:r>
-            <w:r>
-              <w:rPr>
-                <w:rFonts w:ascii="Times New Roman" w:cs="Times New Roman" w:eastAsia="Times New Roman" w:hAnsi="Times New Roman"/>
-                <w:sz w:val="18"/>
-                <w:szCs w:val="18"/>
-              </w:rPr>
-              <w:t xml:space="preserve"> Г2 подтверждается, причём сложность важнее цены</w:t>
-            </w:r>
-          </w:p>
-        </w:tc>
-      </w:tr>
-      <w:tr>
-        <w:trPr>
-          <w:tblHeader w:val="false"/>
-        </w:trPr>
-        <w:tc>
-          <w:tcPr>
-            <w:tcW w:type="dxa" w:w="1349"/>
-            <w:tcMar>
-              <w:top w:type="dxa" w:w="60"/>
-              <w:left w:type="dxa" w:w="90"/>
-              <w:bottom w:type="dxa" w:w="60"/>
-              <w:right w:type="dxa" w:w="90"/>
-            </w:tcMar>
-          </w:tcPr>
-          <w:p>
-            <w:pPr>
-              <w:spacing w:after="40" w:line="240"/>
-              <w:jc w:val="left"/>
-            </w:pPr>
-            <w:r>
-              <w:rPr>
-                <w:rFonts w:ascii="Times New Roman" w:cs="Times New Roman" w:eastAsia="Times New Roman" w:hAnsi="Times New Roman"/>
-                <w:b/>
-                <w:bCs/>
-                <w:sz w:val="18"/>
-                <w:szCs w:val="18"/>
-              </w:rPr>
-              <w:t xml:space="preserve">№19-20.</w:t>
-            </w:r>
-            <w:r>
-              <w:rPr>
-                <w:rFonts w:ascii="Times New Roman" w:cs="Times New Roman" w:eastAsia="Times New Roman" w:hAnsi="Times New Roman"/>
-                <w:sz w:val="18"/>
-                <w:szCs w:val="18"/>
-              </w:rPr>
-              <w:t xml:space="preserve"> Сколько платите за трекер и всех ли завели</w:t>
-            </w:r>
-          </w:p>
-        </w:tc>
-        <w:tc>
-          <w:tcPr>
-            <w:tcW w:type="dxa" w:w="1638"/>
-            <w:tcMar>
-              <w:top w:type="dxa" w:w="60"/>
-              <w:left w:type="dxa" w:w="90"/>
-              <w:bottom w:type="dxa" w:w="60"/>
-              <w:right w:type="dxa" w:w="90"/>
-            </w:tcMar>
-          </w:tcPr>
-          <w:p>
-            <w:pPr>
-              <w:spacing w:after="40" w:line="240"/>
-              <w:jc w:val="left"/>
-            </w:pPr>
-            <w:r>
-              <w:rPr>
-                <w:rFonts w:ascii="Times New Roman" w:cs="Times New Roman" w:eastAsia="Times New Roman" w:hAnsi="Times New Roman"/>
-                <w:sz w:val="18"/>
-                <w:szCs w:val="18"/>
-              </w:rPr>
-              <w:t xml:space="preserve">0 ₽, платить готова «до 300-500 ₽ на команду в месяц»</w:t>
-            </w:r>
-          </w:p>
-        </w:tc>
-        <w:tc>
-          <w:tcPr>
-            <w:tcW w:type="dxa" w:w="1638"/>
-            <w:tcMar>
-              <w:top w:type="dxa" w:w="60"/>
-              <w:left w:type="dxa" w:w="90"/>
-              <w:bottom w:type="dxa" w:w="60"/>
-              <w:right w:type="dxa" w:w="90"/>
-            </w:tcMar>
-          </w:tcPr>
-          <w:p>
-            <w:pPr>
-              <w:spacing w:after="40" w:line="240"/>
-              <w:jc w:val="left"/>
-            </w:pPr>
-            <w:r>
-              <w:rPr>
-                <w:rFonts w:ascii="Times New Roman" w:cs="Times New Roman" w:eastAsia="Times New Roman" w:hAnsi="Times New Roman"/>
-                <w:sz w:val="18"/>
-                <w:szCs w:val="18"/>
-              </w:rPr>
-              <w:t xml:space="preserve">0 ₽ за трекер (платит за хостинг и Figma); готов платить, «если команда реально начнёт этим пользоваться»</w:t>
-            </w:r>
-          </w:p>
-        </w:tc>
-        <w:tc>
-          <w:tcPr>
-            <w:tcW w:type="dxa" w:w="1638"/>
-            <w:tcMar>
-              <w:top w:type="dxa" w:w="60"/>
-              <w:left w:type="dxa" w:w="90"/>
-              <w:bottom w:type="dxa" w:w="60"/>
-              <w:right w:type="dxa" w:w="90"/>
-            </w:tcMar>
-          </w:tcPr>
-          <w:p>
-            <w:pPr>
-              <w:spacing w:after="40" w:line="240"/>
-              <w:jc w:val="left"/>
-            </w:pPr>
-            <w:r>
-              <w:rPr>
-                <w:rFonts w:ascii="Times New Roman" w:cs="Times New Roman" w:eastAsia="Times New Roman" w:hAnsi="Times New Roman"/>
-                <w:sz w:val="18"/>
-                <w:szCs w:val="18"/>
-              </w:rPr>
-              <w:t xml:space="preserve">0 ₽; бюджет есть, но «нужно обосновать директору пользу»</w:t>
-            </w:r>
-          </w:p>
-        </w:tc>
-        <w:tc>
-          <w:tcPr>
-            <w:tcW w:type="dxa" w:w="1638"/>
-            <w:tcMar>
-              <w:top w:type="dxa" w:w="60"/>
-              <w:left w:type="dxa" w:w="90"/>
-              <w:bottom w:type="dxa" w:w="60"/>
-              <w:right w:type="dxa" w:w="90"/>
-            </w:tcMar>
-          </w:tcPr>
-          <w:p>
-            <w:pPr>
-              <w:spacing w:after="40" w:line="240"/>
-              <w:jc w:val="left"/>
-            </w:pPr>
-            <w:r>
-              <w:rPr>
-                <w:rFonts w:ascii="Times New Roman" w:cs="Times New Roman" w:eastAsia="Times New Roman" w:hAnsi="Times New Roman"/>
-                <w:sz w:val="18"/>
-                <w:szCs w:val="18"/>
-              </w:rPr>
-              <w:t xml:space="preserve">0 ₽ (бесплатный тариф); заводить всех не стал - «хватает бесплатного лимита»</w:t>
-            </w:r>
-          </w:p>
-        </w:tc>
-        <w:tc>
-          <w:tcPr>
-            <w:tcW w:type="dxa" w:w="1735"/>
-            <w:tcMar>
-              <w:top w:type="dxa" w:w="60"/>
-              <w:left w:type="dxa" w:w="90"/>
-              <w:bottom w:type="dxa" w:w="60"/>
-              <w:right w:type="dxa" w:w="90"/>
-            </w:tcMar>
-          </w:tcPr>
-          <w:p>
-            <w:pPr>
-              <w:spacing w:after="40" w:line="240"/>
-              <w:jc w:val="left"/>
-            </w:pPr>
-            <w:r>
-              <w:rPr>
-                <w:rFonts w:ascii="Times New Roman" w:cs="Times New Roman" w:eastAsia="Times New Roman" w:hAnsi="Times New Roman"/>
-                <w:b/>
-                <w:bCs/>
-                <w:sz w:val="18"/>
-                <w:szCs w:val="18"/>
-              </w:rPr>
-              <w:t xml:space="preserve">4 из 4 платят 0 ₽</w:t>
-            </w:r>
-            <w:r>
-              <w:rPr>
-                <w:rFonts w:ascii="Times New Roman" w:cs="Times New Roman" w:eastAsia="Times New Roman" w:hAnsi="Times New Roman"/>
-                <w:sz w:val="18"/>
-                <w:szCs w:val="18"/>
-              </w:rPr>
-              <w:t xml:space="preserve">, но цена не названа главным барьером ни одним из них. Г3 подтверждается лишь частично: барьер - не цена, а недоказанная польза и неприятие командой</w:t>
+            <w:tcW w:type="dxa" w:w="2120"/>
+            <w:tcMar>
+              <w:top w:type="dxa" w:w="60"/>
+              <w:left w:type="dxa" w:w="90"/>
+              <w:bottom w:type="dxa" w:w="60"/>
+              <w:right w:type="dxa" w:w="90"/>
+            </w:tcMar>
+          </w:tcPr>
+          <w:p>
+            <w:pPr>
+              <w:spacing w:after="40" w:line="240"/>
+              <w:jc w:val="left"/>
+            </w:pPr>
+            <w:r>
+              <w:rPr>
+                <w:rFonts w:ascii="Times New Roman" w:cs="Times New Roman" w:eastAsia="Times New Roman" w:hAnsi="Times New Roman"/>
+                <w:sz w:val="20"/>
+                <w:szCs w:val="20"/>
+              </w:rPr>
+              <w:t xml:space="preserve">Г3. Цена за каждого участника</w:t>
+            </w:r>
+          </w:p>
+        </w:tc>
+        <w:tc>
+          <w:tcPr>
+            <w:tcW w:type="dxa" w:w="4433"/>
+            <w:tcMar>
+              <w:top w:type="dxa" w:w="60"/>
+              <w:left w:type="dxa" w:w="90"/>
+              <w:bottom w:type="dxa" w:w="60"/>
+              <w:right w:type="dxa" w:w="90"/>
+            </w:tcMar>
+          </w:tcPr>
+          <w:p>
+            <w:pPr>
+              <w:spacing w:after="40" w:line="240"/>
+              <w:jc w:val="left"/>
+            </w:pPr>
+            <w:r>
+              <w:rPr>
+                <w:rFonts w:ascii="Times New Roman" w:cs="Times New Roman" w:eastAsia="Times New Roman" w:hAnsi="Times New Roman"/>
+                <w:sz w:val="20"/>
+                <w:szCs w:val="20"/>
+              </w:rPr>
+              <w:t xml:space="preserve">≥50% платят 0 ₽ за трекер; ≥30% называют цену причиной отказа</w:t>
+            </w:r>
+          </w:p>
+        </w:tc>
+        <w:tc>
+          <w:tcPr>
+            <w:tcW w:type="dxa" w:w="3084"/>
+            <w:tcMar>
+              <w:top w:type="dxa" w:w="60"/>
+              <w:left w:type="dxa" w:w="90"/>
+              <w:bottom w:type="dxa" w:w="60"/>
+              <w:right w:type="dxa" w:w="90"/>
+            </w:tcMar>
+          </w:tcPr>
+          <w:p>
+            <w:pPr>
+              <w:spacing w:after="40" w:line="240"/>
+              <w:jc w:val="left"/>
+            </w:pPr>
+            <w:r>
+              <w:rPr>
+                <w:rFonts w:ascii="Times New Roman" w:cs="Times New Roman" w:eastAsia="Times New Roman" w:hAnsi="Times New Roman"/>
+                <w:sz w:val="20"/>
+                <w:szCs w:val="20"/>
+              </w:rPr>
+              <w:t xml:space="preserve">Вопросы №19-20; окончательно проверяется экспериментом с тарифами на этапе пилотов</w:t>
             </w:r>
           </w:p>
         </w:tc>
@@ -21176,23 +20488,7 @@
           <w:sz w:val="24"/>
           <w:szCs w:val="24"/>
         </w:rPr>
-        <w:t xml:space="preserve">Анализ проведённых интервью</w:t>
-      </w:r>
-    </w:p>
-    <w:p>
-      <w:pPr>
-        <w:spacing w:after="120" w:line="276"/>
-        <w:jc w:val="both"/>
-      </w:pPr>
-      <w:r>
-        <w:rPr>
-          <w:rFonts w:ascii="Times New Roman" w:cs="Times New Roman" w:eastAsia="Times New Roman" w:hAnsi="Times New Roman"/>
-          <w:b/>
-          <w:bCs/>
-          <w:sz w:val="24"/>
-          <w:szCs w:val="24"/>
-        </w:rPr>
-        <w:t xml:space="preserve">1. Что мы узнали о целевой аудитории.</w:t>
+        <w:t xml:space="preserve">Что будет сделано с результатами</w:t>
       </w:r>
     </w:p>
     <w:p>
@@ -21207,7 +20503,7 @@
           <w:sz w:val="24"/>
           <w:szCs w:val="24"/>
         </w:rPr>
-        <w:t xml:space="preserve">- Единого места для работы над проектом нет ни у одной из опрошенных команд: роль «системы» выполняет мессенджер, а структурированные данные живут максимум у одного человека - у руководителя. Среднее число инструментов на один проект - 4,3.</w:t>
+        <w:t xml:space="preserve">- По каждой гипотезе фиксируется вывод: подтверждена, опровергнута или подтверждена частично - с указанием фактических процентов по выборке.</w:t>
       </w:r>
     </w:p>
     <w:p>
@@ -21222,7 +20518,7 @@
           <w:sz w:val="24"/>
           <w:szCs w:val="24"/>
         </w:rPr>
-        <w:t xml:space="preserve">- Ни один респондент не смог назвать три ближайших дела с ответственными быстрее чем за 2 минуты и полностью. Это измеримый, воспроизводимый симптом, который можно использовать как тест ценности продукта: после двух недель в Apex тот же вопрос должен занимать 10 секунд.</w:t>
+        <w:t xml:space="preserve">- Функция попадает в бэклог только при совпадении сигнала минимум у трёх респондентов из разных сегментов - это защищает от решений, принятых по одному яркому интервью.</w:t>
       </w:r>
     </w:p>
     <w:p>
@@ -21237,25 +20533,7 @@
           <w:sz w:val="24"/>
           <w:szCs w:val="24"/>
         </w:rPr>
-        <w:t xml:space="preserve">- Самая дорогая и регулярная боль - не потеря задач как таковая, а </w:t>
-      </w:r>
-      <w:r>
-        <w:rPr>
-          <w:rFonts w:ascii="Times New Roman" w:cs="Times New Roman" w:eastAsia="Times New Roman" w:hAnsi="Times New Roman"/>
-          <w:b/>
-          <w:bCs/>
-          <w:sz w:val="24"/>
-          <w:szCs w:val="24"/>
-        </w:rPr>
-        <w:t xml:space="preserve">ручной сбор статуса для внешней стороны</w:t>
-      </w:r>
-      <w:r>
-        <w:rPr>
-          <w:rFonts w:ascii="Times New Roman" w:cs="Times New Roman" w:eastAsia="Times New Roman" w:hAnsi="Times New Roman"/>
-          <w:sz w:val="24"/>
-          <w:szCs w:val="24"/>
-        </w:rPr>
-        <w:t xml:space="preserve">: в среднем около часа в неделю, и у всех четверых есть тот, кто этот статус спрашивает (преподаватель, клиент, директор, руководство).</w:t>
+        <w:t xml:space="preserve">- Опровергнутые гипотезы фиксируются так же подробно, как подтверждённые: отрицательный результат экономит спринты разработки и потому ценен не меньше.</w:t>
       </w:r>
     </w:p>
     <w:p>
@@ -21270,25 +20548,7 @@
           <w:sz w:val="24"/>
           <w:szCs w:val="24"/>
         </w:rPr>
-        <w:t xml:space="preserve">- Решение о внедрении принимает руководитель, но </w:t>
-      </w:r>
-      <w:r>
-        <w:rPr>
-          <w:rFonts w:ascii="Times New Roman" w:cs="Times New Roman" w:eastAsia="Times New Roman" w:hAnsi="Times New Roman"/>
-          <w:b/>
-          <w:bCs/>
-          <w:sz w:val="24"/>
-          <w:szCs w:val="24"/>
-        </w:rPr>
-        <w:t xml:space="preserve">судьбу инструмента решает команда</w:t>
-      </w:r>
-      <w:r>
-        <w:rPr>
-          <w:rFonts w:ascii="Times New Roman" w:cs="Times New Roman" w:eastAsia="Times New Roman" w:hAnsi="Times New Roman"/>
-          <w:sz w:val="24"/>
-          <w:szCs w:val="24"/>
-        </w:rPr>
-        <w:t xml:space="preserve">: все неудачные попытки провалились не на этапе выбора, а на этапе принятия участниками.</w:t>
+        <w:t xml:space="preserve">- Респонденты, давшие согласие на пилот (вопрос №23), становятся первыми пилотными командами - для них разворачиваются рабочие пространства с обратной связью через две недели.</w:t>
       </w:r>
     </w:p>
     <w:p>
@@ -21303,22 +20563,7 @@
           <w:sz w:val="24"/>
           <w:szCs w:val="24"/>
         </w:rPr>
-        <w:t xml:space="preserve">- Деньги - не главный барьер. Все четверо платят 0 ₽, но ни один не назвал цену основной причиной отказа; формулировки были «сложно», «не прижилось», «проще записать себе».</w:t>
-      </w:r>
-    </w:p>
-    <w:p>
-      <w:pPr>
-        <w:spacing w:after="60" w:line="276"/>
-        <w:ind w:left="283"/>
-        <w:jc w:val="both"/>
-      </w:pPr>
-      <w:r>
-        <w:rPr>
-          <w:rFonts w:ascii="Times New Roman" w:cs="Times New Roman" w:eastAsia="Times New Roman" w:hAnsi="Times New Roman"/>
-          <w:sz w:val="24"/>
-          <w:szCs w:val="24"/>
-        </w:rPr>
-        <w:t xml:space="preserve">- Онбординг нового участника стоит командам от двух дней до недели - это скрытая, но большая издержка, о которой респонденты сами не говорят как о проблеме, пока не спросишь.</w:t>
+        <w:t xml:space="preserve">- Как измеримый тест ценности на пилотах используется тот же вопрос №9: замеряется время ответа до начала работы в продукте и после двух недель использования.</w:t>
       </w:r>
     </w:p>
     <w:p>
@@ -21334,1113 +20579,15 @@
           <w:sz w:val="24"/>
           <w:szCs w:val="24"/>
         </w:rPr>
-        <w:t xml:space="preserve">2. Подтвердилась ли гипотеза проблемы.</w:t>
-      </w:r>
-    </w:p>
-    <w:tbl>
-      <w:tblPr>
-        <w:tblW w:type="dxa" w:w="9638"/>
-        <w:tblBorders>
-          <w:top w:val="single" w:color="auto" w:sz="4"/>
-          <w:left w:val="single" w:color="auto" w:sz="4"/>
-          <w:bottom w:val="single" w:color="auto" w:sz="4"/>
-          <w:right w:val="single" w:color="auto" w:sz="4"/>
-          <w:insideH w:val="single" w:color="auto" w:sz="4"/>
-          <w:insideV w:val="single" w:color="auto" w:sz="4"/>
-        </w:tblBorders>
-      </w:tblPr>
-      <w:tblGrid>
-        <w:gridCol w:w="1928"/>
-        <w:gridCol w:w="2891"/>
-        <w:gridCol w:w="2699"/>
-        <w:gridCol w:w="2120"/>
-      </w:tblGrid>
-      <w:tr>
-        <w:trPr>
-          <w:tblHeader/>
-        </w:trPr>
-        <w:tc>
-          <w:tcPr>
-            <w:tcW w:type="dxa" w:w="1928"/>
-            <w:shd w:fill="EDEDED" w:color="auto" w:val="clear"/>
-            <w:tcMar>
-              <w:top w:type="dxa" w:w="60"/>
-              <w:left w:type="dxa" w:w="90"/>
-              <w:bottom w:type="dxa" w:w="60"/>
-              <w:right w:type="dxa" w:w="90"/>
-            </w:tcMar>
-          </w:tcPr>
-          <w:p>
-            <w:pPr>
-              <w:spacing w:after="40" w:line="240"/>
-              <w:jc w:val="left"/>
-            </w:pPr>
-            <w:r>
-              <w:rPr>
-                <w:rFonts w:ascii="Times New Roman" w:cs="Times New Roman" w:eastAsia="Times New Roman" w:hAnsi="Times New Roman"/>
-                <w:b/>
-                <w:bCs/>
-                <w:sz w:val="20"/>
-                <w:szCs w:val="20"/>
-              </w:rPr>
-              <w:t xml:space="preserve">Гипотеза</w:t>
-            </w:r>
-          </w:p>
-        </w:tc>
-        <w:tc>
-          <w:tcPr>
-            <w:tcW w:type="dxa" w:w="2891"/>
-            <w:shd w:fill="EDEDED" w:color="auto" w:val="clear"/>
-            <w:tcMar>
-              <w:top w:type="dxa" w:w="60"/>
-              <w:left w:type="dxa" w:w="90"/>
-              <w:bottom w:type="dxa" w:w="60"/>
-              <w:right w:type="dxa" w:w="90"/>
-            </w:tcMar>
-          </w:tcPr>
-          <w:p>
-            <w:pPr>
-              <w:spacing w:after="40" w:line="240"/>
-              <w:jc w:val="left"/>
-            </w:pPr>
-            <w:r>
-              <w:rPr>
-                <w:rFonts w:ascii="Times New Roman" w:cs="Times New Roman" w:eastAsia="Times New Roman" w:hAnsi="Times New Roman"/>
-                <w:b/>
-                <w:bCs/>
-                <w:sz w:val="20"/>
-                <w:szCs w:val="20"/>
-              </w:rPr>
-              <w:t xml:space="preserve">Критерий подтверждения</w:t>
-            </w:r>
-          </w:p>
-        </w:tc>
-        <w:tc>
-          <w:tcPr>
-            <w:tcW w:type="dxa" w:w="2699"/>
-            <w:shd w:fill="EDEDED" w:color="auto" w:val="clear"/>
-            <w:tcMar>
-              <w:top w:type="dxa" w:w="60"/>
-              <w:left w:type="dxa" w:w="90"/>
-              <w:bottom w:type="dxa" w:w="60"/>
-              <w:right w:type="dxa" w:w="90"/>
-            </w:tcMar>
-          </w:tcPr>
-          <w:p>
-            <w:pPr>
-              <w:spacing w:after="40" w:line="240"/>
-              <w:jc w:val="left"/>
-            </w:pPr>
-            <w:r>
-              <w:rPr>
-                <w:rFonts w:ascii="Times New Roman" w:cs="Times New Roman" w:eastAsia="Times New Roman" w:hAnsi="Times New Roman"/>
-                <w:b/>
-                <w:bCs/>
-                <w:sz w:val="20"/>
-                <w:szCs w:val="20"/>
-              </w:rPr>
-              <w:t xml:space="preserve">Факт по интервью</w:t>
-            </w:r>
-          </w:p>
-        </w:tc>
-        <w:tc>
-          <w:tcPr>
-            <w:tcW w:type="dxa" w:w="2120"/>
-            <w:shd w:fill="EDEDED" w:color="auto" w:val="clear"/>
-            <w:tcMar>
-              <w:top w:type="dxa" w:w="60"/>
-              <w:left w:type="dxa" w:w="90"/>
-              <w:bottom w:type="dxa" w:w="60"/>
-              <w:right w:type="dxa" w:w="90"/>
-            </w:tcMar>
-          </w:tcPr>
-          <w:p>
-            <w:pPr>
-              <w:spacing w:after="40" w:line="240"/>
-              <w:jc w:val="left"/>
-            </w:pPr>
-            <w:r>
-              <w:rPr>
-                <w:rFonts w:ascii="Times New Roman" w:cs="Times New Roman" w:eastAsia="Times New Roman" w:hAnsi="Times New Roman"/>
-                <w:b/>
-                <w:bCs/>
-                <w:sz w:val="20"/>
-                <w:szCs w:val="20"/>
-              </w:rPr>
-              <w:t xml:space="preserve">Итог</w:t>
-            </w:r>
-          </w:p>
-        </w:tc>
-      </w:tr>
-      <w:tr>
-        <w:trPr>
-          <w:tblHeader w:val="false"/>
-        </w:trPr>
-        <w:tc>
-          <w:tcPr>
-            <w:tcW w:type="dxa" w:w="1928"/>
-            <w:tcMar>
-              <w:top w:type="dxa" w:w="60"/>
-              <w:left w:type="dxa" w:w="90"/>
-              <w:bottom w:type="dxa" w:w="60"/>
-              <w:right w:type="dxa" w:w="90"/>
-            </w:tcMar>
-          </w:tcPr>
-          <w:p>
-            <w:pPr>
-              <w:spacing w:after="40" w:line="240"/>
-              <w:jc w:val="left"/>
-            </w:pPr>
-            <w:r>
-              <w:rPr>
-                <w:rFonts w:ascii="Times New Roman" w:cs="Times New Roman" w:eastAsia="Times New Roman" w:hAnsi="Times New Roman"/>
-                <w:sz w:val="20"/>
-                <w:szCs w:val="20"/>
-              </w:rPr>
-              <w:t xml:space="preserve">Г1. Работа не собрана в одном месте</w:t>
-            </w:r>
-          </w:p>
-        </w:tc>
-        <w:tc>
-          <w:tcPr>
-            <w:tcW w:type="dxa" w:w="2891"/>
-            <w:tcMar>
-              <w:top w:type="dxa" w:w="60"/>
-              <w:left w:type="dxa" w:w="90"/>
-              <w:bottom w:type="dxa" w:w="60"/>
-              <w:right w:type="dxa" w:w="90"/>
-            </w:tcMar>
-          </w:tcPr>
-          <w:p>
-            <w:pPr>
-              <w:spacing w:after="40" w:line="240"/>
-              <w:jc w:val="left"/>
-            </w:pPr>
-            <w:r>
-              <w:rPr>
-                <w:rFonts w:ascii="Times New Roman" w:cs="Times New Roman" w:eastAsia="Times New Roman" w:hAnsi="Times New Roman"/>
-                <w:sz w:val="20"/>
-                <w:szCs w:val="20"/>
-              </w:rPr>
-              <w:t xml:space="preserve">≥70% не отвечают на вопрос №9 за 2 минуты; ≥50% вспоминают потерю/срыв; ≥60% собирают статус вручную</w:t>
-            </w:r>
-          </w:p>
-        </w:tc>
-        <w:tc>
-          <w:tcPr>
-            <w:tcW w:type="dxa" w:w="2699"/>
-            <w:tcMar>
-              <w:top w:type="dxa" w:w="60"/>
-              <w:left w:type="dxa" w:w="90"/>
-              <w:bottom w:type="dxa" w:w="60"/>
-              <w:right w:type="dxa" w:w="90"/>
-            </w:tcMar>
-          </w:tcPr>
-          <w:p>
-            <w:pPr>
-              <w:spacing w:after="40" w:line="240"/>
-              <w:jc w:val="left"/>
-            </w:pPr>
-            <w:r>
-              <w:rPr>
-                <w:rFonts w:ascii="Times New Roman" w:cs="Times New Roman" w:eastAsia="Times New Roman" w:hAnsi="Times New Roman"/>
-                <w:sz w:val="20"/>
-                <w:szCs w:val="20"/>
-              </w:rPr>
-              <w:t xml:space="preserve">100% / 100% / 100%</w:t>
-            </w:r>
-          </w:p>
-        </w:tc>
-        <w:tc>
-          <w:tcPr>
-            <w:tcW w:type="dxa" w:w="2120"/>
-            <w:tcMar>
-              <w:top w:type="dxa" w:w="60"/>
-              <w:left w:type="dxa" w:w="90"/>
-              <w:bottom w:type="dxa" w:w="60"/>
-              <w:right w:type="dxa" w:w="90"/>
-            </w:tcMar>
-          </w:tcPr>
-          <w:p>
-            <w:pPr>
-              <w:spacing w:after="40" w:line="240"/>
-              <w:jc w:val="left"/>
-            </w:pPr>
-            <w:r>
-              <w:rPr>
-                <w:rFonts w:ascii="Times New Roman" w:cs="Times New Roman" w:eastAsia="Times New Roman" w:hAnsi="Times New Roman"/>
-                <w:b/>
-                <w:bCs/>
-                <w:sz w:val="20"/>
-                <w:szCs w:val="20"/>
-              </w:rPr>
-              <w:t xml:space="preserve">Подтверждена</w:t>
-            </w:r>
-          </w:p>
-        </w:tc>
-      </w:tr>
-      <w:tr>
-        <w:trPr>
-          <w:tblHeader w:val="false"/>
-        </w:trPr>
-        <w:tc>
-          <w:tcPr>
-            <w:tcW w:type="dxa" w:w="1928"/>
-            <w:tcMar>
-              <w:top w:type="dxa" w:w="60"/>
-              <w:left w:type="dxa" w:w="90"/>
-              <w:bottom w:type="dxa" w:w="60"/>
-              <w:right w:type="dxa" w:w="90"/>
-            </w:tcMar>
-          </w:tcPr>
-          <w:p>
-            <w:pPr>
-              <w:spacing w:after="40" w:line="240"/>
-              <w:jc w:val="left"/>
-            </w:pPr>
-            <w:r>
-              <w:rPr>
-                <w:rFonts w:ascii="Times New Roman" w:cs="Times New Roman" w:eastAsia="Times New Roman" w:hAnsi="Times New Roman"/>
-                <w:sz w:val="20"/>
-                <w:szCs w:val="20"/>
-              </w:rPr>
-              <w:t xml:space="preserve">Г4. Прогресс и вклад не видны, отчёт руками</w:t>
-            </w:r>
-          </w:p>
-        </w:tc>
-        <w:tc>
-          <w:tcPr>
-            <w:tcW w:type="dxa" w:w="2891"/>
-            <w:tcMar>
-              <w:top w:type="dxa" w:w="60"/>
-              <w:left w:type="dxa" w:w="90"/>
-              <w:bottom w:type="dxa" w:w="60"/>
-              <w:right w:type="dxa" w:w="90"/>
-            </w:tcMar>
-          </w:tcPr>
-          <w:p>
-            <w:pPr>
-              <w:spacing w:after="40" w:line="240"/>
-              <w:jc w:val="left"/>
-            </w:pPr>
-            <w:r>
-              <w:rPr>
-                <w:rFonts w:ascii="Times New Roman" w:cs="Times New Roman" w:eastAsia="Times New Roman" w:hAnsi="Times New Roman"/>
-                <w:sz w:val="20"/>
-                <w:szCs w:val="20"/>
-              </w:rPr>
-              <w:t xml:space="preserve">≥60% готовят отчёт вручную ≥30 мин; ≥40% вспоминают спор о вкладе; ≥50% имеют внешний запрос статуса</w:t>
-            </w:r>
-          </w:p>
-        </w:tc>
-        <w:tc>
-          <w:tcPr>
-            <w:tcW w:type="dxa" w:w="2699"/>
-            <w:tcMar>
-              <w:top w:type="dxa" w:w="60"/>
-              <w:left w:type="dxa" w:w="90"/>
-              <w:bottom w:type="dxa" w:w="60"/>
-              <w:right w:type="dxa" w:w="90"/>
-            </w:tcMar>
-          </w:tcPr>
-          <w:p>
-            <w:pPr>
-              <w:spacing w:after="40" w:line="240"/>
-              <w:jc w:val="left"/>
-            </w:pPr>
-            <w:r>
-              <w:rPr>
-                <w:rFonts w:ascii="Times New Roman" w:cs="Times New Roman" w:eastAsia="Times New Roman" w:hAnsi="Times New Roman"/>
-                <w:sz w:val="20"/>
-                <w:szCs w:val="20"/>
-              </w:rPr>
-              <w:t xml:space="preserve">100% (в среднем ≈1 ч/нед) / 50% / 100%</w:t>
-            </w:r>
-          </w:p>
-        </w:tc>
-        <w:tc>
-          <w:tcPr>
-            <w:tcW w:type="dxa" w:w="2120"/>
-            <w:tcMar>
-              <w:top w:type="dxa" w:w="60"/>
-              <w:left w:type="dxa" w:w="90"/>
-              <w:bottom w:type="dxa" w:w="60"/>
-              <w:right w:type="dxa" w:w="90"/>
-            </w:tcMar>
-          </w:tcPr>
-          <w:p>
-            <w:pPr>
-              <w:spacing w:after="40" w:line="240"/>
-              <w:jc w:val="left"/>
-            </w:pPr>
-            <w:r>
-              <w:rPr>
-                <w:rFonts w:ascii="Times New Roman" w:cs="Times New Roman" w:eastAsia="Times New Roman" w:hAnsi="Times New Roman"/>
-                <w:b/>
-                <w:bCs/>
-                <w:sz w:val="20"/>
-                <w:szCs w:val="20"/>
-              </w:rPr>
-              <w:t xml:space="preserve">Подтверждена</w:t>
-            </w:r>
-          </w:p>
-        </w:tc>
-      </w:tr>
-      <w:tr>
-        <w:trPr>
-          <w:tblHeader w:val="false"/>
-        </w:trPr>
-        <w:tc>
-          <w:tcPr>
-            <w:tcW w:type="dxa" w:w="1928"/>
-            <w:tcMar>
-              <w:top w:type="dxa" w:w="60"/>
-              <w:left w:type="dxa" w:w="90"/>
-              <w:bottom w:type="dxa" w:w="60"/>
-              <w:right w:type="dxa" w:w="90"/>
-            </w:tcMar>
-          </w:tcPr>
-          <w:p>
-            <w:pPr>
-              <w:spacing w:after="40" w:line="240"/>
-              <w:jc w:val="left"/>
-            </w:pPr>
-            <w:r>
-              <w:rPr>
-                <w:rFonts w:ascii="Times New Roman" w:cs="Times New Roman" w:eastAsia="Times New Roman" w:hAnsi="Times New Roman"/>
-                <w:sz w:val="20"/>
-                <w:szCs w:val="20"/>
-              </w:rPr>
-              <w:t xml:space="preserve">Г2. Порог входа убивает внедрение</w:t>
-            </w:r>
-          </w:p>
-        </w:tc>
-        <w:tc>
-          <w:tcPr>
-            <w:tcW w:type="dxa" w:w="2891"/>
-            <w:tcMar>
-              <w:top w:type="dxa" w:w="60"/>
-              <w:left w:type="dxa" w:w="90"/>
-              <w:bottom w:type="dxa" w:w="60"/>
-              <w:right w:type="dxa" w:w="90"/>
-            </w:tcMar>
-          </w:tcPr>
-          <w:p>
-            <w:pPr>
-              <w:spacing w:after="40" w:line="240"/>
-              <w:jc w:val="left"/>
-            </w:pPr>
-            <w:r>
-              <w:rPr>
-                <w:rFonts w:ascii="Times New Roman" w:cs="Times New Roman" w:eastAsia="Times New Roman" w:hAnsi="Times New Roman"/>
-                <w:sz w:val="20"/>
-                <w:szCs w:val="20"/>
-              </w:rPr>
-              <w:t xml:space="preserve">≥50% имеют неудачную попытку; ≥60% из них называют причиной сложность, а не цену</w:t>
-            </w:r>
-          </w:p>
-        </w:tc>
-        <w:tc>
-          <w:tcPr>
-            <w:tcW w:type="dxa" w:w="2699"/>
-            <w:tcMar>
-              <w:top w:type="dxa" w:w="60"/>
-              <w:left w:type="dxa" w:w="90"/>
-              <w:bottom w:type="dxa" w:w="60"/>
-              <w:right w:type="dxa" w:w="90"/>
-            </w:tcMar>
-          </w:tcPr>
-          <w:p>
-            <w:pPr>
-              <w:spacing w:after="40" w:line="240"/>
-              <w:jc w:val="left"/>
-            </w:pPr>
-            <w:r>
-              <w:rPr>
-                <w:rFonts w:ascii="Times New Roman" w:cs="Times New Roman" w:eastAsia="Times New Roman" w:hAnsi="Times New Roman"/>
-                <w:sz w:val="20"/>
-                <w:szCs w:val="20"/>
-              </w:rPr>
-              <w:t xml:space="preserve">100% / 75%</w:t>
-            </w:r>
-          </w:p>
-        </w:tc>
-        <w:tc>
-          <w:tcPr>
-            <w:tcW w:type="dxa" w:w="2120"/>
-            <w:tcMar>
-              <w:top w:type="dxa" w:w="60"/>
-              <w:left w:type="dxa" w:w="90"/>
-              <w:bottom w:type="dxa" w:w="60"/>
-              <w:right w:type="dxa" w:w="90"/>
-            </w:tcMar>
-          </w:tcPr>
-          <w:p>
-            <w:pPr>
-              <w:spacing w:after="40" w:line="240"/>
-              <w:jc w:val="left"/>
-            </w:pPr>
-            <w:r>
-              <w:rPr>
-                <w:rFonts w:ascii="Times New Roman" w:cs="Times New Roman" w:eastAsia="Times New Roman" w:hAnsi="Times New Roman"/>
-                <w:b/>
-                <w:bCs/>
-                <w:sz w:val="20"/>
-                <w:szCs w:val="20"/>
-              </w:rPr>
-              <w:t xml:space="preserve">Подтверждена</w:t>
-            </w:r>
-          </w:p>
-        </w:tc>
-      </w:tr>
-      <w:tr>
-        <w:trPr>
-          <w:tblHeader w:val="false"/>
-        </w:trPr>
-        <w:tc>
-          <w:tcPr>
-            <w:tcW w:type="dxa" w:w="1928"/>
-            <w:tcMar>
-              <w:top w:type="dxa" w:w="60"/>
-              <w:left w:type="dxa" w:w="90"/>
-              <w:bottom w:type="dxa" w:w="60"/>
-              <w:right w:type="dxa" w:w="90"/>
-            </w:tcMar>
-          </w:tcPr>
-          <w:p>
-            <w:pPr>
-              <w:spacing w:after="40" w:line="240"/>
-              <w:jc w:val="left"/>
-            </w:pPr>
-            <w:r>
-              <w:rPr>
-                <w:rFonts w:ascii="Times New Roman" w:cs="Times New Roman" w:eastAsia="Times New Roman" w:hAnsi="Times New Roman"/>
-                <w:sz w:val="20"/>
-                <w:szCs w:val="20"/>
-              </w:rPr>
-              <w:t xml:space="preserve">Г5. Фрагментация инструментов</w:t>
-            </w:r>
-          </w:p>
-        </w:tc>
-        <w:tc>
-          <w:tcPr>
-            <w:tcW w:type="dxa" w:w="2891"/>
-            <w:tcMar>
-              <w:top w:type="dxa" w:w="60"/>
-              <w:left w:type="dxa" w:w="90"/>
-              <w:bottom w:type="dxa" w:w="60"/>
-              <w:right w:type="dxa" w:w="90"/>
-            </w:tcMar>
-          </w:tcPr>
-          <w:p>
-            <w:pPr>
-              <w:spacing w:after="40" w:line="240"/>
-              <w:jc w:val="left"/>
-            </w:pPr>
-            <w:r>
-              <w:rPr>
-                <w:rFonts w:ascii="Times New Roman" w:cs="Times New Roman" w:eastAsia="Times New Roman" w:hAnsi="Times New Roman"/>
-                <w:sz w:val="20"/>
-                <w:szCs w:val="20"/>
-              </w:rPr>
-              <w:t xml:space="preserve">≥50% используют 3+ инструмента; ≥40% вспоминают расхождение данных</w:t>
-            </w:r>
-          </w:p>
-        </w:tc>
-        <w:tc>
-          <w:tcPr>
-            <w:tcW w:type="dxa" w:w="2699"/>
-            <w:tcMar>
-              <w:top w:type="dxa" w:w="60"/>
-              <w:left w:type="dxa" w:w="90"/>
-              <w:bottom w:type="dxa" w:w="60"/>
-              <w:right w:type="dxa" w:w="90"/>
-            </w:tcMar>
-          </w:tcPr>
-          <w:p>
-            <w:pPr>
-              <w:spacing w:after="40" w:line="240"/>
-              <w:jc w:val="left"/>
-            </w:pPr>
-            <w:r>
-              <w:rPr>
-                <w:rFonts w:ascii="Times New Roman" w:cs="Times New Roman" w:eastAsia="Times New Roman" w:hAnsi="Times New Roman"/>
-                <w:sz w:val="20"/>
-                <w:szCs w:val="20"/>
-              </w:rPr>
-              <w:t xml:space="preserve">100% (4,3 в среднем) / 50%</w:t>
-            </w:r>
-          </w:p>
-        </w:tc>
-        <w:tc>
-          <w:tcPr>
-            <w:tcW w:type="dxa" w:w="2120"/>
-            <w:tcMar>
-              <w:top w:type="dxa" w:w="60"/>
-              <w:left w:type="dxa" w:w="90"/>
-              <w:bottom w:type="dxa" w:w="60"/>
-              <w:right w:type="dxa" w:w="90"/>
-            </w:tcMar>
-          </w:tcPr>
-          <w:p>
-            <w:pPr>
-              <w:spacing w:after="40" w:line="240"/>
-              <w:jc w:val="left"/>
-            </w:pPr>
-            <w:r>
-              <w:rPr>
-                <w:rFonts w:ascii="Times New Roman" w:cs="Times New Roman" w:eastAsia="Times New Roman" w:hAnsi="Times New Roman"/>
-                <w:b/>
-                <w:bCs/>
-                <w:sz w:val="20"/>
-                <w:szCs w:val="20"/>
-              </w:rPr>
-              <w:t xml:space="preserve">Подтверждена</w:t>
-            </w:r>
-          </w:p>
-        </w:tc>
-      </w:tr>
-      <w:tr>
-        <w:trPr>
-          <w:tblHeader w:val="false"/>
-        </w:trPr>
-        <w:tc>
-          <w:tcPr>
-            <w:tcW w:type="dxa" w:w="1928"/>
-            <w:tcMar>
-              <w:top w:type="dxa" w:w="60"/>
-              <w:left w:type="dxa" w:w="90"/>
-              <w:bottom w:type="dxa" w:w="60"/>
-              <w:right w:type="dxa" w:w="90"/>
-            </w:tcMar>
-          </w:tcPr>
-          <w:p>
-            <w:pPr>
-              <w:spacing w:after="40" w:line="240"/>
-              <w:jc w:val="left"/>
-            </w:pPr>
-            <w:r>
-              <w:rPr>
-                <w:rFonts w:ascii="Times New Roman" w:cs="Times New Roman" w:eastAsia="Times New Roman" w:hAnsi="Times New Roman"/>
-                <w:sz w:val="20"/>
-                <w:szCs w:val="20"/>
-              </w:rPr>
-              <w:t xml:space="preserve">Г3. Цена за каждого участника</w:t>
-            </w:r>
-          </w:p>
-        </w:tc>
-        <w:tc>
-          <w:tcPr>
-            <w:tcW w:type="dxa" w:w="2891"/>
-            <w:tcMar>
-              <w:top w:type="dxa" w:w="60"/>
-              <w:left w:type="dxa" w:w="90"/>
-              <w:bottom w:type="dxa" w:w="60"/>
-              <w:right w:type="dxa" w:w="90"/>
-            </w:tcMar>
-          </w:tcPr>
-          <w:p>
-            <w:pPr>
-              <w:spacing w:after="40" w:line="240"/>
-              <w:jc w:val="left"/>
-            </w:pPr>
-            <w:r>
-              <w:rPr>
-                <w:rFonts w:ascii="Times New Roman" w:cs="Times New Roman" w:eastAsia="Times New Roman" w:hAnsi="Times New Roman"/>
-                <w:sz w:val="20"/>
-                <w:szCs w:val="20"/>
-              </w:rPr>
-              <w:t xml:space="preserve">≥50% платят 0 ₽; ≥30% называют цену причиной отказа</w:t>
-            </w:r>
-          </w:p>
-        </w:tc>
-        <w:tc>
-          <w:tcPr>
-            <w:tcW w:type="dxa" w:w="2699"/>
-            <w:tcMar>
-              <w:top w:type="dxa" w:w="60"/>
-              <w:left w:type="dxa" w:w="90"/>
-              <w:bottom w:type="dxa" w:w="60"/>
-              <w:right w:type="dxa" w:w="90"/>
-            </w:tcMar>
-          </w:tcPr>
-          <w:p>
-            <w:pPr>
-              <w:spacing w:after="40" w:line="240"/>
-              <w:jc w:val="left"/>
-            </w:pPr>
-            <w:r>
-              <w:rPr>
-                <w:rFonts w:ascii="Times New Roman" w:cs="Times New Roman" w:eastAsia="Times New Roman" w:hAnsi="Times New Roman"/>
-                <w:sz w:val="20"/>
-                <w:szCs w:val="20"/>
-              </w:rPr>
-              <w:t xml:space="preserve">100% платят 0 ₽, но 0% назвали цену главной причиной</w:t>
-            </w:r>
-          </w:p>
-        </w:tc>
-        <w:tc>
-          <w:tcPr>
-            <w:tcW w:type="dxa" w:w="2120"/>
-            <w:tcMar>
-              <w:top w:type="dxa" w:w="60"/>
-              <w:left w:type="dxa" w:w="90"/>
-              <w:bottom w:type="dxa" w:w="60"/>
-              <w:right w:type="dxa" w:w="90"/>
-            </w:tcMar>
-          </w:tcPr>
-          <w:p>
-            <w:pPr>
-              <w:spacing w:after="40" w:line="240"/>
-              <w:jc w:val="left"/>
-            </w:pPr>
-            <w:r>
-              <w:rPr>
-                <w:rFonts w:ascii="Times New Roman" w:cs="Times New Roman" w:eastAsia="Times New Roman" w:hAnsi="Times New Roman"/>
-                <w:b/>
-                <w:bCs/>
-                <w:sz w:val="20"/>
-                <w:szCs w:val="20"/>
-              </w:rPr>
-              <w:t xml:space="preserve">Подтверждена частично:</w:t>
-            </w:r>
-            <w:r>
-              <w:rPr>
-                <w:rFonts w:ascii="Times New Roman" w:cs="Times New Roman" w:eastAsia="Times New Roman" w:hAnsi="Times New Roman"/>
-                <w:sz w:val="20"/>
-                <w:szCs w:val="20"/>
-              </w:rPr>
-              <w:t xml:space="preserve"> барьер - не цена, а недоказанная польза</w:t>
-            </w:r>
-          </w:p>
-        </w:tc>
-      </w:tr>
-    </w:tbl>
-    <w:p>
-      <w:pPr>
-        <w:spacing w:after="120" w:line="276"/>
-        <w:jc w:val="both"/>
-      </w:pPr>
-      <w:r>
-        <w:rPr>
-          <w:rFonts w:ascii="Times New Roman" w:cs="Times New Roman" w:eastAsia="Times New Roman" w:hAnsi="Times New Roman"/>
-          <w:sz w:val="24"/>
-          <w:szCs w:val="24"/>
-        </w:rPr>
-        <w:t xml:space="preserve">Выборка в 4 интервью мала для статистических выводов, поэтому результаты трактуем как </w:t>
-      </w:r>
-      <w:r>
-        <w:rPr>
-          <w:rFonts w:ascii="Times New Roman" w:cs="Times New Roman" w:eastAsia="Times New Roman" w:hAnsi="Times New Roman"/>
-          <w:b/>
-          <w:bCs/>
-          <w:sz w:val="24"/>
-          <w:szCs w:val="24"/>
-        </w:rPr>
-        <w:t xml:space="preserve">сильный качественный сигнал</w:t>
-      </w:r>
-      <w:r>
-        <w:rPr>
-          <w:rFonts w:ascii="Times New Roman" w:cs="Times New Roman" w:eastAsia="Times New Roman" w:hAnsi="Times New Roman"/>
-          <w:sz w:val="24"/>
-          <w:szCs w:val="24"/>
-        </w:rPr>
-        <w:t xml:space="preserve">: направление верное, продолжаем до 8-12 интервью, при этом отдельно добираем респондентов из сегмента «малый бизнес без ИТ-бэкграунда», где ожидаем самый высокий порог входа.</w:t>
-      </w:r>
-    </w:p>
-    <w:p>
-      <w:pPr>
-        <w:spacing w:after="120" w:line="276"/>
-        <w:jc w:val="both"/>
-      </w:pPr>
-      <w:r>
-        <w:rPr>
-          <w:rFonts w:ascii="Times New Roman" w:cs="Times New Roman" w:eastAsia="Times New Roman" w:hAnsi="Times New Roman"/>
-          <w:b/>
-          <w:bCs/>
-          <w:sz w:val="24"/>
-          <w:szCs w:val="24"/>
-        </w:rPr>
-        <w:t xml:space="preserve">3. Инсайты, которые случились в ходе интервью (то, чего мы не предполагали).</w:t>
-      </w:r>
-    </w:p>
-    <w:p>
-      <w:pPr>
-        <w:spacing w:after="60" w:line="276"/>
-        <w:ind w:left="283"/>
-        <w:jc w:val="both"/>
-      </w:pPr>
-      <w:r>
-        <w:rPr>
-          <w:rFonts w:ascii="Times New Roman" w:cs="Times New Roman" w:eastAsia="Times New Roman" w:hAnsi="Times New Roman"/>
-          <w:sz w:val="24"/>
-          <w:szCs w:val="24"/>
-        </w:rPr>
-        <w:t xml:space="preserve">- </w:t>
-      </w:r>
-      <w:r>
-        <w:rPr>
-          <w:rFonts w:ascii="Times New Roman" w:cs="Times New Roman" w:eastAsia="Times New Roman" w:hAnsi="Times New Roman"/>
-          <w:b/>
-          <w:bCs/>
-          <w:sz w:val="24"/>
-          <w:szCs w:val="24"/>
-        </w:rPr>
-        <w:t xml:space="preserve">Инсайт 1. Продаём мы не «порядок», а отчёт наружу.</w:t>
-      </w:r>
-      <w:r>
-        <w:rPr>
-          <w:rFonts w:ascii="Times New Roman" w:cs="Times New Roman" w:eastAsia="Times New Roman" w:hAnsi="Times New Roman"/>
-          <w:sz w:val="24"/>
-          <w:szCs w:val="24"/>
-        </w:rPr>
-        <w:t xml:space="preserve"> Руководитель терпит беспорядок внутри, пока его не просят показать статус. Триггер покупки - внешний запрос (преподаватель, клиент, директор), а не внутренний дискомфорт. Вывод: экспорт отчёта по проекту и еженедельный дайджест - не «фича на потом», а часть ядра ценности; поднимаем их в дорожной карте.</w:t>
-      </w:r>
-    </w:p>
-    <w:p>
-      <w:pPr>
-        <w:spacing w:after="60" w:line="276"/>
-        <w:ind w:left="283"/>
-        <w:jc w:val="both"/>
-      </w:pPr>
-      <w:r>
-        <w:rPr>
-          <w:rFonts w:ascii="Times New Roman" w:cs="Times New Roman" w:eastAsia="Times New Roman" w:hAnsi="Times New Roman"/>
-          <w:sz w:val="24"/>
-          <w:szCs w:val="24"/>
-        </w:rPr>
-        <w:t xml:space="preserve">- </w:t>
-      </w:r>
-      <w:r>
-        <w:rPr>
-          <w:rFonts w:ascii="Times New Roman" w:cs="Times New Roman" w:eastAsia="Times New Roman" w:hAnsi="Times New Roman"/>
-          <w:b/>
-          <w:bCs/>
-          <w:sz w:val="24"/>
-          <w:szCs w:val="24"/>
-        </w:rPr>
-        <w:t xml:space="preserve">Инсайт 2. Цена - не барьер, барьер - риск неприятия командой.</w:t>
-      </w:r>
-      <w:r>
-        <w:rPr>
-          <w:rFonts w:ascii="Times New Roman" w:cs="Times New Roman" w:eastAsia="Times New Roman" w:hAnsi="Times New Roman"/>
-          <w:sz w:val="24"/>
-          <w:szCs w:val="24"/>
-        </w:rPr>
-        <w:t xml:space="preserve"> Дмитрий сформулировал прямо: «готов платить, если команда реально начнёт этим пользоваться». Значит, продавать надо не доступ, а гарантию приживаемости: шаблоны пространств, импорт, бесплатный период на всю команду и помощь с первым запуском. Это же снимает приоритет с пакетного тарифа как главного хода (он важен, но вторичен).</w:t>
-      </w:r>
-    </w:p>
-    <w:p>
-      <w:pPr>
-        <w:spacing w:after="60" w:line="276"/>
-        <w:ind w:left="283"/>
-        <w:jc w:val="both"/>
-      </w:pPr>
-      <w:r>
-        <w:rPr>
-          <w:rFonts w:ascii="Times New Roman" w:cs="Times New Roman" w:eastAsia="Times New Roman" w:hAnsi="Times New Roman"/>
-          <w:sz w:val="24"/>
-          <w:szCs w:val="24"/>
-        </w:rPr>
-        <w:t xml:space="preserve">- </w:t>
-      </w:r>
-      <w:r>
-        <w:rPr>
-          <w:rFonts w:ascii="Times New Roman" w:cs="Times New Roman" w:eastAsia="Times New Roman" w:hAnsi="Times New Roman"/>
-          <w:b/>
-          <w:bCs/>
-          <w:sz w:val="24"/>
-          <w:szCs w:val="24"/>
-        </w:rPr>
-        <w:t xml:space="preserve">Инсайт 3. «Я проще запишу себе» - сильнейший конкурент.</w:t>
-      </w:r>
-      <w:r>
-        <w:rPr>
-          <w:rFonts w:ascii="Times New Roman" w:cs="Times New Roman" w:eastAsia="Times New Roman" w:hAnsi="Times New Roman"/>
-          <w:sz w:val="24"/>
-          <w:szCs w:val="24"/>
-        </w:rPr>
-        <w:t xml:space="preserve"> Главный соперник - не Kaiten и не YouGile, а личный блокнот руководителя (Obsidian, заметки, таблица). Продукт должен быть удобнее личной заметки для одного человека в первый же день, иначе командная ценность не наступит. Отсюда продуктовое требование: ценность в одиночном режиме (экран «на сегодня», быстрые заметки, фокус-режим) должна быть самодостаточной.</w:t>
-      </w:r>
-    </w:p>
-    <w:p>
-      <w:pPr>
-        <w:spacing w:after="60" w:line="276"/>
-        <w:ind w:left="283"/>
-        <w:jc w:val="both"/>
-      </w:pPr>
-      <w:r>
-        <w:rPr>
-          <w:rFonts w:ascii="Times New Roman" w:cs="Times New Roman" w:eastAsia="Times New Roman" w:hAnsi="Times New Roman"/>
-          <w:sz w:val="24"/>
-          <w:szCs w:val="24"/>
-        </w:rPr>
-        <w:t xml:space="preserve">- </w:t>
-      </w:r>
-      <w:r>
-        <w:rPr>
-          <w:rFonts w:ascii="Times New Roman" w:cs="Times New Roman" w:eastAsia="Times New Roman" w:hAnsi="Times New Roman"/>
-          <w:b/>
-          <w:bCs/>
-          <w:sz w:val="24"/>
-          <w:szCs w:val="24"/>
-        </w:rPr>
-        <w:t xml:space="preserve">Инсайт 4. Подрядчики и внешние участники - отдельная дыра.</w:t>
-      </w:r>
-      <w:r>
-        <w:rPr>
-          <w:rFonts w:ascii="Times New Roman" w:cs="Times New Roman" w:eastAsia="Times New Roman" w:hAnsi="Times New Roman"/>
-          <w:sz w:val="24"/>
-          <w:szCs w:val="24"/>
-        </w:rPr>
-        <w:t xml:space="preserve"> У Марии половина работ уходит людям за пределами команды (WhatsApp, голосовые сообщения), и именно там случился спор «задачу не ставили». Гостевой доступ к одному проекту без подписки - незапланированная, но востребованная функция.</w:t>
-      </w:r>
-    </w:p>
-    <w:p>
-      <w:pPr>
-        <w:spacing w:after="60" w:line="276"/>
-        <w:ind w:left="283"/>
-        <w:jc w:val="both"/>
-      </w:pPr>
-      <w:r>
-        <w:rPr>
-          <w:rFonts w:ascii="Times New Roman" w:cs="Times New Roman" w:eastAsia="Times New Roman" w:hAnsi="Times New Roman"/>
-          <w:sz w:val="24"/>
-          <w:szCs w:val="24"/>
-        </w:rPr>
-        <w:t xml:space="preserve">- </w:t>
-      </w:r>
-      <w:r>
-        <w:rPr>
-          <w:rFonts w:ascii="Times New Roman" w:cs="Times New Roman" w:eastAsia="Times New Roman" w:hAnsi="Times New Roman"/>
-          <w:b/>
-          <w:bCs/>
-          <w:sz w:val="24"/>
-          <w:szCs w:val="24"/>
-        </w:rPr>
-        <w:t xml:space="preserve">Инсайт 5. Онбординг нового участника - скрытая метрика ценности.</w:t>
-      </w:r>
-      <w:r>
-        <w:rPr>
-          <w:rFonts w:ascii="Times New Roman" w:cs="Times New Roman" w:eastAsia="Times New Roman" w:hAnsi="Times New Roman"/>
-          <w:sz w:val="24"/>
-          <w:szCs w:val="24"/>
-        </w:rPr>
-        <w:t xml:space="preserve"> О ней никто не говорит сам, но она стоит дни работы. «Новый человек включается за час» - сильный аргумент в коммуникации, который мы не использовали.</w:t>
-      </w:r>
-    </w:p>
-    <w:p>
-      <w:pPr>
-        <w:spacing w:after="120" w:line="276"/>
-        <w:jc w:val="both"/>
-      </w:pPr>
-      <w:r>
-        <w:rPr>
-          <w:rFonts w:ascii="Times New Roman" w:cs="Times New Roman" w:eastAsia="Times New Roman" w:hAnsi="Times New Roman"/>
-          <w:b/>
-          <w:bCs/>
-          <w:sz w:val="24"/>
-          <w:szCs w:val="24"/>
-        </w:rPr>
-        <w:t xml:space="preserve">4. Как мы будем использовать полученную информацию.</w:t>
-      </w:r>
-    </w:p>
-    <w:p>
-      <w:pPr>
-        <w:spacing w:after="60" w:line="276"/>
-        <w:ind w:left="283"/>
-        <w:jc w:val="both"/>
-      </w:pPr>
-      <w:r>
-        <w:rPr>
-          <w:rFonts w:ascii="Times New Roman" w:cs="Times New Roman" w:eastAsia="Times New Roman" w:hAnsi="Times New Roman"/>
-          <w:sz w:val="24"/>
-          <w:szCs w:val="24"/>
-        </w:rPr>
-        <w:t xml:space="preserve">- </w:t>
-      </w:r>
-      <w:r>
-        <w:rPr>
-          <w:rFonts w:ascii="Times New Roman" w:cs="Times New Roman" w:eastAsia="Times New Roman" w:hAnsi="Times New Roman"/>
-          <w:b/>
-          <w:bCs/>
-          <w:sz w:val="24"/>
-          <w:szCs w:val="24"/>
-        </w:rPr>
-        <w:t xml:space="preserve">Пересобираем приоритеты бэклога:</w:t>
-      </w:r>
-      <w:r>
-        <w:rPr>
-          <w:rFonts w:ascii="Times New Roman" w:cs="Times New Roman" w:eastAsia="Times New Roman" w:hAnsi="Times New Roman"/>
-          <w:sz w:val="24"/>
-          <w:szCs w:val="24"/>
-        </w:rPr>
-        <w:t xml:space="preserve"> экспорт отчёта по проекту и еженедельный дайджест переносим из спринта 5 в спринт 3 (инсайт 1); добавляем гостевой доступ для подрядчиков (инсайт 4); шаблоны пространств подтверждены как приоритет №1 для активации (инсайт 2).</w:t>
-      </w:r>
-    </w:p>
-    <w:p>
-      <w:pPr>
-        <w:spacing w:after="60" w:line="276"/>
-        <w:ind w:left="283"/>
-        <w:jc w:val="both"/>
-      </w:pPr>
-      <w:r>
-        <w:rPr>
-          <w:rFonts w:ascii="Times New Roman" w:cs="Times New Roman" w:eastAsia="Times New Roman" w:hAnsi="Times New Roman"/>
-          <w:sz w:val="24"/>
-          <w:szCs w:val="24"/>
-        </w:rPr>
-        <w:t xml:space="preserve">- </w:t>
-      </w:r>
-      <w:r>
-        <w:rPr>
-          <w:rFonts w:ascii="Times New Roman" w:cs="Times New Roman" w:eastAsia="Times New Roman" w:hAnsi="Times New Roman"/>
-          <w:b/>
-          <w:bCs/>
-          <w:sz w:val="24"/>
-          <w:szCs w:val="24"/>
-        </w:rPr>
-        <w:t xml:space="preserve">Меняем позиционирование на лендинге:</w:t>
-      </w:r>
-      <w:r>
-        <w:rPr>
-          <w:rFonts w:ascii="Times New Roman" w:cs="Times New Roman" w:eastAsia="Times New Roman" w:hAnsi="Times New Roman"/>
-          <w:sz w:val="24"/>
-          <w:szCs w:val="24"/>
-        </w:rPr>
-        <w:t xml:space="preserve"> главное сообщение смещаем с «все задачи в одном месте» на «проект виден без планёрок - отчёт собирается сам», добавляем блок «новый участник включается за час».</w:t>
-      </w:r>
-    </w:p>
-    <w:p>
-      <w:pPr>
-        <w:spacing w:after="60" w:line="276"/>
-        <w:ind w:left="283"/>
-        <w:jc w:val="both"/>
-      </w:pPr>
-      <w:r>
-        <w:rPr>
-          <w:rFonts w:ascii="Times New Roman" w:cs="Times New Roman" w:eastAsia="Times New Roman" w:hAnsi="Times New Roman"/>
-          <w:sz w:val="24"/>
-          <w:szCs w:val="24"/>
-        </w:rPr>
-        <w:t xml:space="preserve">- </w:t>
-      </w:r>
-      <w:r>
-        <w:rPr>
-          <w:rFonts w:ascii="Times New Roman" w:cs="Times New Roman" w:eastAsia="Times New Roman" w:hAnsi="Times New Roman"/>
-          <w:b/>
-          <w:bCs/>
-          <w:sz w:val="24"/>
-          <w:szCs w:val="24"/>
-        </w:rPr>
-        <w:t xml:space="preserve">Вводим измеримый тест ценности:</w:t>
-      </w:r>
-      <w:r>
-        <w:rPr>
-          <w:rFonts w:ascii="Times New Roman" w:cs="Times New Roman" w:eastAsia="Times New Roman" w:hAnsi="Times New Roman"/>
-          <w:sz w:val="24"/>
-          <w:szCs w:val="24"/>
-        </w:rPr>
-        <w:t xml:space="preserve"> вопрос №9 («назовите три ближайших дела и ответственных») становится метрикой пилота - замеряем время ответа до и после двух недель использования.</w:t>
-      </w:r>
-    </w:p>
-    <w:p>
-      <w:pPr>
-        <w:spacing w:after="60" w:line="276"/>
-        <w:ind w:left="283"/>
-        <w:jc w:val="both"/>
-      </w:pPr>
-      <w:r>
-        <w:rPr>
-          <w:rFonts w:ascii="Times New Roman" w:cs="Times New Roman" w:eastAsia="Times New Roman" w:hAnsi="Times New Roman"/>
-          <w:sz w:val="24"/>
-          <w:szCs w:val="24"/>
-        </w:rPr>
-        <w:t xml:space="preserve">- </w:t>
-      </w:r>
-      <w:r>
-        <w:rPr>
-          <w:rFonts w:ascii="Times New Roman" w:cs="Times New Roman" w:eastAsia="Times New Roman" w:hAnsi="Times New Roman"/>
-          <w:b/>
-          <w:bCs/>
-          <w:sz w:val="24"/>
-          <w:szCs w:val="24"/>
-        </w:rPr>
-        <w:t xml:space="preserve">Корректируем тарифную стратегию:</w:t>
-      </w:r>
-      <w:r>
-        <w:rPr>
-          <w:rFonts w:ascii="Times New Roman" w:cs="Times New Roman" w:eastAsia="Times New Roman" w:hAnsi="Times New Roman"/>
-          <w:sz w:val="24"/>
-          <w:szCs w:val="24"/>
-        </w:rPr>
-        <w:t xml:space="preserve"> бесплатный тариф с лимитами и бесплатный период на всю команду получают приоритет над пакетным тарифом, так как барьер - доказательство пользы, а не цена (инсайт 2, Г3 подтверждена частично).</w:t>
-      </w:r>
-    </w:p>
-    <w:p>
-      <w:pPr>
-        <w:spacing w:after="60" w:line="276"/>
-        <w:ind w:left="283"/>
-        <w:jc w:val="both"/>
-      </w:pPr>
-      <w:r>
-        <w:rPr>
-          <w:rFonts w:ascii="Times New Roman" w:cs="Times New Roman" w:eastAsia="Times New Roman" w:hAnsi="Times New Roman"/>
-          <w:sz w:val="24"/>
-          <w:szCs w:val="24"/>
-        </w:rPr>
-        <w:t xml:space="preserve">- </w:t>
-      </w:r>
-      <w:r>
-        <w:rPr>
-          <w:rFonts w:ascii="Times New Roman" w:cs="Times New Roman" w:eastAsia="Times New Roman" w:hAnsi="Times New Roman"/>
-          <w:b/>
-          <w:bCs/>
-          <w:sz w:val="24"/>
-          <w:szCs w:val="24"/>
-        </w:rPr>
-        <w:t xml:space="preserve">Продолжаем исследование:</w:t>
-      </w:r>
-      <w:r>
-        <w:rPr>
-          <w:rFonts w:ascii="Times New Roman" w:cs="Times New Roman" w:eastAsia="Times New Roman" w:hAnsi="Times New Roman"/>
-          <w:sz w:val="24"/>
-          <w:szCs w:val="24"/>
-        </w:rPr>
-        <w:t xml:space="preserve"> добираем 4-8 интервью, в том числе 3 в сегменте «малый бизнес без ИТ-бэкграунда» и 2 с внешними подрядчиками; двое респондентов (Р1 и Р2) дали согласие на пилот - с них стартуют первые пилотные пространства.</w:t>
-      </w:r>
-    </w:p>
-    <w:p>
-      <w:pPr>
-        <w:spacing w:after="60" w:line="276"/>
-        <w:ind w:left="283"/>
-        <w:jc w:val="both"/>
-      </w:pPr>
-      <w:r>
-        <w:rPr>
-          <w:rFonts w:ascii="Times New Roman" w:cs="Times New Roman" w:eastAsia="Times New Roman" w:hAnsi="Times New Roman"/>
-          <w:sz w:val="24"/>
-          <w:szCs w:val="24"/>
-        </w:rPr>
-        <w:t xml:space="preserve">- </w:t>
-      </w:r>
-      <w:r>
-        <w:rPr>
-          <w:rFonts w:ascii="Times New Roman" w:cs="Times New Roman" w:eastAsia="Times New Roman" w:hAnsi="Times New Roman"/>
-          <w:b/>
-          <w:bCs/>
-          <w:sz w:val="24"/>
-          <w:szCs w:val="24"/>
-        </w:rPr>
-        <w:t xml:space="preserve">Создаём базу знаний исследования:</w:t>
-      </w:r>
-      <w:r>
-        <w:rPr>
-          <w:rFonts w:ascii="Times New Roman" w:cs="Times New Roman" w:eastAsia="Times New Roman" w:hAnsi="Times New Roman"/>
-          <w:sz w:val="24"/>
-          <w:szCs w:val="24"/>
-        </w:rPr>
-        <w:t xml:space="preserve"> протоколы, цитаты и замеры сводим в единую таблицу инсайтов, каждый инсайт связываем с задачей в бэклоге - чтобы решения принимались по данным, а не по мнениям.</w:t>
+        <w:t xml:space="preserve">Ограничение метода, которое мы осознаём.</w:t>
+      </w:r>
+      <w:r>
+        <w:rPr>
+          <w:rFonts w:ascii="Times New Roman" w:cs="Times New Roman" w:eastAsia="Times New Roman" w:hAnsi="Times New Roman"/>
+          <w:sz w:val="24"/>
+          <w:szCs w:val="24"/>
+        </w:rPr>
+        <w:t xml:space="preserve"> Выборка в 8-12 человек не даёт статистической значимости. Задача проблемных интервью иная: не измерить рынок, а найти повторяющиеся паттерны поведения и опровергнуть ошибочные допущения до того, как они попадут в разработку. Количественная проверка (конверсии, удержание, реакция на цену) выполняется позже, на пилотах и на реальной воронке.</w:t>
       </w:r>
     </w:p>
     <w:p>
@@ -22808,7 +20955,7 @@
                 <w:sz w:val="18"/>
                 <w:szCs w:val="18"/>
               </w:rPr>
-              <w:t xml:space="preserve"> Регистрация простая, но для осмысленной работы нужно настроить пространства, доски и колонки; гибкость оборачивается порогом (у респондента Р2 настройка брошена на 3-й день)</w:t>
+              <w:t xml:space="preserve"> Регистрация простая, но для осмысленной работы нужно настроить пространства, доски и колонки; гибкость оборачивается порогом входа для команды без выделенного администратора</w:t>
             </w:r>
           </w:p>
         </w:tc>
@@ -23430,7 +21577,7 @@
                 <w:sz w:val="18"/>
                 <w:szCs w:val="18"/>
               </w:rPr>
-              <w:t xml:space="preserve"> - по итогам интервью поднят в приоритете</w:t>
+              <w:t xml:space="preserve"> - запланирован в дорожной карте</w:t>
             </w:r>
           </w:p>
         </w:tc>
@@ -27044,7 +25191,7 @@
           <w:sz w:val="24"/>
           <w:szCs w:val="24"/>
         </w:rPr>
-        <w:t xml:space="preserve">Развитие продукта продолжается ровно до тех пор, пока это несёт пользователю дополнительную ценность. Если функций мало - пользоваться невыгодно; если слишком много - возникает конфликт с уже имеющимися сервисами и растёт порог входа, который по итогам интервью является главной причиной провала внедрения. Поэтому мы сознательно </w:t>
+        <w:t xml:space="preserve">Развитие продукта продолжается ровно до тех пор, пока это несёт пользователю дополнительную ценность. Если функций мало - пользоваться невыгодно; если слишком много - возникает конфликт с уже имеющимися сервисами и растёт порог входа, который и является основной причиной провала внедрения в небольших командах. Поэтому мы сознательно </w:t>
       </w:r>
       <w:r>
         <w:rPr>
@@ -27284,7 +25431,7 @@
           <w:sz w:val="24"/>
           <w:szCs w:val="24"/>
         </w:rPr>
-        <w:t xml:space="preserve"> функция попадает в продукт, если она (1) закрывает одну из job stories выше или подтверждённый интервью инсайт, (2) не увеличивает время до первой ценности для новой команды и (3) не требует появления администратора или обучения. Всё остальное идёт в бэклог «после подтверждения спросом».</w:t>
+        <w:t xml:space="preserve"> функция попадает в продукт, если она (1) закрывает одну из job stories выше или подтверждённую исследованием потребность, (2) не увеличивает время до первой ценности для новой команды и (3) не требует появления администратора или обучения. Всё остальное идёт в бэклог «после подтверждения спросом».</w:t>
       </w:r>
     </w:p>
     <w:p>
@@ -27442,7 +25589,7 @@
           <w:sz w:val="24"/>
           <w:szCs w:val="24"/>
         </w:rPr>
-        <w:t xml:space="preserve">- Собственные данные проекта: внутренняя документация продукта, статистика посещаемости лендинга и приложения, протоколы проблемных интервью (октябрь 2026).</w:t>
+        <w:t xml:space="preserve">- Собственные данные проекта: внутренняя документация продукта и статистика посещаемости лендинга и приложения.</w:t>
       </w:r>
     </w:p>
     <w:sectPr>
